--- a/POC-EuroCRM-Vault/outputs/EuroCRM_Solution_Overview_Document_2026-09-01.docx
+++ b/POC-EuroCRM-Vault/outputs/EuroCRM_Solution_Overview_Document_2026-09-01.docx
@@ -3117,22 +3117,6 @@
       </w:r>
     </w:p>
     <w:p>
-      <w:pPr>
-        <w:pStyle w:val="Heading2"/>
-      </w:pPr>
-      <w:r>
-        <w:t>Business Context</w:t>
-      </w:r>
-    </w:p>
-    <w:p>
-      <w:pPr>
-        <w:pStyle w:val="Heading2"/>
-      </w:pPr>
-      <w:r>
-        <w:t>Business Context</w:t>
-      </w:r>
-    </w:p>
-    <w:p>
       <w:r>
         <w:t>Status: Draft Parent: solution overview Source: European CRM Architecture Review 2.pdf</w:t>
       </w:r>
@@ -3663,7 +3647,12 @@
         <w:pStyle w:val="Heading2"/>
       </w:pPr>
       <w:r>
-        <w:t>Problem Statement</w:t>
+        <w:t>Why We're Here — Problem Statement</w:t>
+      </w:r>
+    </w:p>
+    <w:p>
+      <w:r>
+        <w:t>Status: Draft Parent: solution overview Source: European CRM Architecture Review 2.pdf</w:t>
       </w:r>
     </w:p>
     <w:p>
@@ -3671,12 +3660,46 @@
         <w:pStyle w:val="Heading2"/>
       </w:pPr>
       <w:r>
-        <w:t>Why We're Here — Problem Statement</w:t>
-      </w:r>
-    </w:p>
-    <w:p>
-      <w:r>
-        <w:t>Status: Draft Parent: solution overview Source: European CRM Architecture Review 2.pdf</w:t>
+        <w:t>Core Problems</w:t>
+      </w:r>
+    </w:p>
+    <w:p>
+      <w:pPr>
+        <w:pStyle w:val="Heading3"/>
+      </w:pPr>
+      <w:r>
+        <w:t>1. Fragmented Client Intelligence</w:t>
+      </w:r>
+    </w:p>
+    <w:p>
+      <w:r>
+        <w:t>Client knowledge sits with individual brokers in email, Excel trackers, and shared folders. If a broker in Madrid is tracking an investor whose strategy matches a Paris asset, neither side knows. That connection only emerges by chance, if it emerges at all.</w:t>
+      </w:r>
+    </w:p>
+    <w:p>
+      <w:pPr>
+        <w:pStyle w:val="Heading3"/>
+      </w:pPr>
+      <w:r>
+        <w:t>2. Manual Reporting</w:t>
+      </w:r>
+    </w:p>
+    <w:p>
+      <w:r>
+        <w:t>Transaction reports are built manually in Excel. Price, buyer, seller, asset, and fee data assembled manually after every close. As deal volume grows, reporting burden grows with it.</w:t>
+      </w:r>
+    </w:p>
+    <w:p>
+      <w:pPr>
+        <w:pStyle w:val="Heading3"/>
+      </w:pPr>
+      <w:r>
+        <w:t>3. Missing Cross-Sell Opportunities</w:t>
+      </w:r>
+    </w:p>
+    <w:p>
+      <w:r>
+        <w:t>Fragmented data means opportunities for cross-border and cross-service-line collaboration are lost.</w:t>
       </w:r>
     </w:p>
     <w:p>
@@ -3684,53 +3707,6 @@
         <w:pStyle w:val="Heading2"/>
       </w:pPr>
       <w:r>
-        <w:t>Core Problems</w:t>
-      </w:r>
-    </w:p>
-    <w:p>
-      <w:pPr>
-        <w:pStyle w:val="Heading3"/>
-      </w:pPr>
-      <w:r>
-        <w:t>1. Fragmented Client Intelligence</w:t>
-      </w:r>
-    </w:p>
-    <w:p>
-      <w:r>
-        <w:t>Client knowledge sits with individual brokers in email, Excel trackers, and shared folders. If a broker in Madrid is tracking an investor whose strategy matches a Paris asset, neither side knows. That connection only emerges by chance, if it emerges at all.</w:t>
-      </w:r>
-    </w:p>
-    <w:p>
-      <w:pPr>
-        <w:pStyle w:val="Heading3"/>
-      </w:pPr>
-      <w:r>
-        <w:t>2. Manual Reporting</w:t>
-      </w:r>
-    </w:p>
-    <w:p>
-      <w:r>
-        <w:t>Transaction reports are built manually in Excel. Price, buyer, seller, asset, and fee data assembled manually after every close. As deal volume grows, reporting burden grows with it.</w:t>
-      </w:r>
-    </w:p>
-    <w:p>
-      <w:pPr>
-        <w:pStyle w:val="Heading3"/>
-      </w:pPr>
-      <w:r>
-        <w:t>3. Missing Cross-Sell Opportunities</w:t>
-      </w:r>
-    </w:p>
-    <w:p>
-      <w:r>
-        <w:t>Fragmented data means opportunities for cross-border and cross-service-line collaboration are lost.</w:t>
-      </w:r>
-    </w:p>
-    <w:p>
-      <w:pPr>
-        <w:pStyle w:val="Heading2"/>
-      </w:pPr>
-      <w:r>
         <w:t>Impact</w:t>
       </w:r>
     </w:p>
@@ -3775,22 +3751,6 @@
     <w:p>
       <w:pPr>
         <w:pStyle w:val="Heading1"/>
-      </w:pPr>
-      <w:r>
-        <w:t>Business Goals and Objectives</w:t>
-      </w:r>
-    </w:p>
-    <w:p>
-      <w:pPr>
-        <w:pStyle w:val="Heading2"/>
-      </w:pPr>
-      <w:r>
-        <w:t>Business Goals</w:t>
-      </w:r>
-    </w:p>
-    <w:p>
-      <w:pPr>
-        <w:pStyle w:val="Heading2"/>
       </w:pPr>
       <w:r>
         <w:t>Business Goals and Objectives</w:t>
@@ -4150,22 +4110,6 @@
     <w:p>
       <w:pPr>
         <w:pStyle w:val="Heading1"/>
-      </w:pPr>
-      <w:r>
-        <w:t>Key Stakeholders</w:t>
-      </w:r>
-    </w:p>
-    <w:p>
-      <w:pPr>
-        <w:pStyle w:val="Heading2"/>
-      </w:pPr>
-      <w:r>
-        <w:t>Key Stakeholders</w:t>
-      </w:r>
-    </w:p>
-    <w:p>
-      <w:pPr>
-        <w:pStyle w:val="Heading2"/>
       </w:pPr>
       <w:r>
         <w:t>Key Stakeholders</w:t>
@@ -6512,22 +6456,6 @@
     <w:p>
       <w:pPr>
         <w:pStyle w:val="Heading1"/>
-      </w:pPr>
-      <w:r>
-        <w:t>Business Capabilities</w:t>
-      </w:r>
-    </w:p>
-    <w:p>
-      <w:pPr>
-        <w:pStyle w:val="Heading2"/>
-      </w:pPr>
-      <w:r>
-        <w:t>Business Capabilities</w:t>
-      </w:r>
-    </w:p>
-    <w:p>
-      <w:pPr>
-        <w:pStyle w:val="Heading2"/>
       </w:pPr>
       <w:r>
         <w:t>Business Capabilities</w:t>
@@ -7666,14 +7594,6 @@
         <w:pStyle w:val="Heading2"/>
       </w:pPr>
       <w:r>
-        <w:t>Kpis And Success</w:t>
-      </w:r>
-    </w:p>
-    <w:p>
-      <w:pPr>
-        <w:pStyle w:val="Heading2"/>
-      </w:pPr>
-      <w:r>
         <w:t>KPIs and Success Metrics</w:t>
       </w:r>
     </w:p>
@@ -9655,14 +9575,6 @@
         <w:pStyle w:val="Heading2"/>
       </w:pPr>
       <w:r>
-        <w:t>Solution Scope In Scope</w:t>
-      </w:r>
-    </w:p>
-    <w:p>
-      <w:pPr>
-        <w:pStyle w:val="Heading2"/>
-      </w:pPr>
-      <w:r>
         <w:t>Solution Scope — In-Scope</w:t>
       </w:r>
     </w:p>
@@ -11685,14 +11597,6 @@
         <w:pStyle w:val="Heading2"/>
       </w:pPr>
       <w:r>
-        <w:t>Solution Scope Out Of Scope</w:t>
-      </w:r>
-    </w:p>
-    <w:p>
-      <w:pPr>
-        <w:pStyle w:val="Heading2"/>
-      </w:pPr>
-      <w:r>
         <w:t>Solution Scope — Out-of-Scope</w:t>
       </w:r>
     </w:p>
@@ -12508,7 +12412,12 @@
         <w:pStyle w:val="Heading2"/>
       </w:pPr>
       <w:r>
-        <w:t>Crm Lite Mvp Scope</w:t>
+        <w:t>CRM Lite — MVP Scope</w:t>
+      </w:r>
+    </w:p>
+    <w:p>
+      <w:r>
+        <w:t>Status: Draft Parent: solution overview Source: European CRM Architecture Review 2.pdf</w:t>
       </w:r>
     </w:p>
     <w:p>
@@ -12516,12 +12425,12 @@
         <w:pStyle w:val="Heading2"/>
       </w:pPr>
       <w:r>
-        <w:t>CRM Lite — MVP Scope</w:t>
-      </w:r>
-    </w:p>
-    <w:p>
-      <w:r>
-        <w:t>Status: Draft Parent: solution overview Source: European CRM Architecture Review 2.pdf</w:t>
+        <w:t>Key Principle</w:t>
+      </w:r>
+    </w:p>
+    <w:p>
+      <w:r>
+        <w:t>"The MVP is a shared client, contact, property and engagement foundation: a relationship and intelligence layer; not a full operational workflow system — which belongs to the Service Line deep build phase. Capital Markets is the first deeper workflow built on top."</w:t>
       </w:r>
     </w:p>
     <w:p>
@@ -12529,12 +12438,116 @@
         <w:pStyle w:val="Heading2"/>
       </w:pPr>
       <w:r>
-        <w:t>Key Principle</w:t>
-      </w:r>
-    </w:p>
-    <w:p>
-      <w:r>
-        <w:t>"The MVP is a shared client, contact, property and engagement foundation: a relationship and intelligence layer; not a full operational workflow system — which belongs to the Service Line deep build phase. Capital Markets is the first deeper workflow built on top."</w:t>
+        <w:t>Shared Foundation</w:t>
+      </w:r>
+    </w:p>
+    <w:p>
+      <w:r>
+        <w:t>Designed to be reusable across service lines and countries:</w:t>
+      </w:r>
+    </w:p>
+    <w:p>
+      <w:pPr>
+        <w:pStyle w:val="ListParagraph"/>
+      </w:pPr>
+      <w:r>
+        <w:t xml:space="preserve">• </w:t>
+      </w:r>
+      <w:r>
+        <w:t>Accounts; Contacts; Properties; Engagement Tracking; Security</w:t>
+      </w:r>
+    </w:p>
+    <w:p>
+      <w:pPr>
+        <w:pStyle w:val="ListParagraph"/>
+      </w:pPr>
+      <w:r>
+        <w:t xml:space="preserve">• </w:t>
+      </w:r>
+      <w:r>
+        <w:t>Single Client Record</w:t>
+      </w:r>
+    </w:p>
+    <w:p>
+      <w:pPr>
+        <w:pStyle w:val="ListParagraph"/>
+      </w:pPr>
+      <w:r>
+        <w:t xml:space="preserve">• </w:t>
+      </w:r>
+      <w:r>
+        <w:t>Cross-SL Contact Intelligence</w:t>
+      </w:r>
+    </w:p>
+    <w:p>
+      <w:pPr>
+        <w:pStyle w:val="ListParagraph"/>
+      </w:pPr>
+      <w:r>
+        <w:t xml:space="preserve">• </w:t>
+      </w:r>
+      <w:r>
+        <w:t>Shared Property Records</w:t>
+      </w:r>
+    </w:p>
+    <w:p>
+      <w:pPr>
+        <w:pStyle w:val="ListParagraph"/>
+      </w:pPr>
+      <w:r>
+        <w:t xml:space="preserve">• </w:t>
+      </w:r>
+      <w:r>
+        <w:t>Outlook Integration</w:t>
+      </w:r>
+    </w:p>
+    <w:p>
+      <w:pPr>
+        <w:pStyle w:val="ListParagraph"/>
+      </w:pPr>
+      <w:r>
+        <w:t xml:space="preserve">• </w:t>
+      </w:r>
+      <w:r>
+        <w:t>SharePoint Auto-Provision</w:t>
+      </w:r>
+    </w:p>
+    <w:p>
+      <w:pPr>
+        <w:pStyle w:val="ListParagraph"/>
+      </w:pPr>
+      <w:r>
+        <w:t xml:space="preserve">• </w:t>
+      </w:r>
+      <w:r>
+        <w:t>Power BI Dashboards</w:t>
+      </w:r>
+    </w:p>
+    <w:p>
+      <w:pPr>
+        <w:pStyle w:val="ListParagraph"/>
+      </w:pPr>
+      <w:r>
+        <w:t xml:space="preserve">• </w:t>
+      </w:r>
+      <w:r>
+        <w:t>RBAC / Business Units</w:t>
+      </w:r>
+    </w:p>
+    <w:p>
+      <w:pPr>
+        <w:pStyle w:val="ListParagraph"/>
+      </w:pPr>
+      <w:r>
+        <w:t xml:space="preserve">• </w:t>
+      </w:r>
+      <w:r>
+        <w:t>Engagement History</w:t>
+      </w:r>
+    </w:p>
+    <w:p>
+      <w:r>
+        <w:t>Core question answered: "Who is this client to Knight Frank across every service line, every country?"</w:t>
       </w:r>
     </w:p>
     <w:p>
@@ -12542,116 +12555,17 @@
         <w:pStyle w:val="Heading2"/>
       </w:pPr>
       <w:r>
-        <w:t>Shared Foundation</w:t>
-      </w:r>
-    </w:p>
-    <w:p>
-      <w:r>
-        <w:t>Designed to be reusable across service lines and countries:</w:t>
-      </w:r>
-    </w:p>
-    <w:p>
-      <w:pPr>
-        <w:pStyle w:val="ListParagraph"/>
-      </w:pPr>
-      <w:r>
-        <w:t xml:space="preserve">• </w:t>
-      </w:r>
-      <w:r>
-        <w:t>Accounts; Contacts; Properties; Engagement Tracking; Security</w:t>
-      </w:r>
-    </w:p>
-    <w:p>
-      <w:pPr>
-        <w:pStyle w:val="ListParagraph"/>
-      </w:pPr>
-      <w:r>
-        <w:t xml:space="preserve">• </w:t>
-      </w:r>
-      <w:r>
-        <w:t>Single Client Record</w:t>
-      </w:r>
-    </w:p>
-    <w:p>
-      <w:pPr>
-        <w:pStyle w:val="ListParagraph"/>
-      </w:pPr>
-      <w:r>
-        <w:t xml:space="preserve">• </w:t>
-      </w:r>
-      <w:r>
-        <w:t>Cross-SL Contact Intelligence</w:t>
-      </w:r>
-    </w:p>
-    <w:p>
-      <w:pPr>
-        <w:pStyle w:val="ListParagraph"/>
-      </w:pPr>
-      <w:r>
-        <w:t xml:space="preserve">• </w:t>
-      </w:r>
-      <w:r>
-        <w:t>Shared Property Records</w:t>
-      </w:r>
-    </w:p>
-    <w:p>
-      <w:pPr>
-        <w:pStyle w:val="ListParagraph"/>
-      </w:pPr>
-      <w:r>
-        <w:t xml:space="preserve">• </w:t>
-      </w:r>
-      <w:r>
-        <w:t>Outlook Integration</w:t>
-      </w:r>
-    </w:p>
-    <w:p>
-      <w:pPr>
-        <w:pStyle w:val="ListParagraph"/>
-      </w:pPr>
-      <w:r>
-        <w:t xml:space="preserve">• </w:t>
-      </w:r>
-      <w:r>
-        <w:t>SharePoint Auto-Provision</w:t>
-      </w:r>
-    </w:p>
-    <w:p>
-      <w:pPr>
-        <w:pStyle w:val="ListParagraph"/>
-      </w:pPr>
-      <w:r>
-        <w:t xml:space="preserve">• </w:t>
-      </w:r>
-      <w:r>
-        <w:t>Power BI Dashboards</w:t>
-      </w:r>
-    </w:p>
-    <w:p>
-      <w:pPr>
-        <w:pStyle w:val="ListParagraph"/>
-      </w:pPr>
-      <w:r>
-        <w:t xml:space="preserve">• </w:t>
-      </w:r>
-      <w:r>
-        <w:t>RBAC / Business Units</w:t>
-      </w:r>
-    </w:p>
-    <w:p>
-      <w:pPr>
-        <w:pStyle w:val="ListParagraph"/>
-      </w:pPr>
-      <w:r>
-        <w:t xml:space="preserve">• </w:t>
-      </w:r>
-      <w:r>
-        <w:t>Engagement History</w:t>
-      </w:r>
-    </w:p>
-    <w:p>
-      <w:r>
-        <w:t>Core question answered: "Who is this client to Knight Frank across every service line, every country?"</w:t>
+        <w:t>First Service-Line Build</w:t>
+      </w:r>
+    </w:p>
+    <w:p>
+      <w:r>
+        <w:t>Capital Markets is the first vertical deployed on the shared foundation.</w:t>
+      </w:r>
+    </w:p>
+    <w:p>
+      <w:r>
+        <w:t>OSS, Valuations, etc. follow as separate Service Line solutions on the same backbone.</w:t>
       </w:r>
     </w:p>
     <w:p>
@@ -12659,17 +12573,29 @@
         <w:pStyle w:val="Heading2"/>
       </w:pPr>
       <w:r>
-        <w:t>First Service-Line Build</w:t>
-      </w:r>
-    </w:p>
-    <w:p>
-      <w:r>
-        <w:t>Capital Markets is the first vertical deployed on the shared foundation.</w:t>
-      </w:r>
-    </w:p>
-    <w:p>
-      <w:r>
-        <w:t>OSS, Valuations, etc. follow as separate Service Line solutions on the same backbone.</w:t>
+        <w:t>Core Master Data Requirements</w:t>
+      </w:r>
+    </w:p>
+    <w:p>
+      <w:pPr>
+        <w:pStyle w:val="ListParagraph"/>
+      </w:pPr>
+      <w:r>
+        <w:t xml:space="preserve">• </w:t>
+      </w:r>
+      <w:r>
+        <w:t>Single trusted view of property and clients across service lines and countries</w:t>
+      </w:r>
+    </w:p>
+    <w:p>
+      <w:pPr>
+        <w:pStyle w:val="ListParagraph"/>
+      </w:pPr>
+      <w:r>
+        <w:t xml:space="preserve">• </w:t>
+      </w:r>
+      <w:r>
+        <w:t>International standards for property and client type definitions</w:t>
       </w:r>
     </w:p>
     <w:p>
@@ -12677,29 +12603,29 @@
         <w:pStyle w:val="Heading2"/>
       </w:pPr>
       <w:r>
-        <w:t>Core Master Data Requirements</w:t>
-      </w:r>
-    </w:p>
-    <w:p>
-      <w:pPr>
-        <w:pStyle w:val="ListParagraph"/>
-      </w:pPr>
-      <w:r>
-        <w:t xml:space="preserve">• </w:t>
-      </w:r>
-      <w:r>
-        <w:t>Single trusted view of property and clients across service lines and countries</w:t>
-      </w:r>
-    </w:p>
-    <w:p>
-      <w:pPr>
-        <w:pStyle w:val="ListParagraph"/>
-      </w:pPr>
-      <w:r>
-        <w:t xml:space="preserve">• </w:t>
-      </w:r>
-      <w:r>
-        <w:t>International standards for property and client type definitions</w:t>
+        <w:t>Pipeline &amp; Relationships Requirements</w:t>
+      </w:r>
+    </w:p>
+    <w:p>
+      <w:pPr>
+        <w:pStyle w:val="ListParagraph"/>
+      </w:pPr>
+      <w:r>
+        <w:t xml:space="preserve">• </w:t>
+      </w:r>
+      <w:r>
+        <w:t>Engagement tracking and cross-border unified client view</w:t>
+      </w:r>
+    </w:p>
+    <w:p>
+      <w:pPr>
+        <w:pStyle w:val="ListParagraph"/>
+      </w:pPr>
+      <w:r>
+        <w:t xml:space="preserve">• </w:t>
+      </w:r>
+      <w:r>
+        <w:t>Full pipeline visibility with built-in WIP data</w:t>
       </w:r>
     </w:p>
     <w:p>
@@ -12707,29 +12633,51 @@
         <w:pStyle w:val="Heading2"/>
       </w:pPr>
       <w:r>
-        <w:t>Pipeline &amp; Relationships Requirements</w:t>
-      </w:r>
-    </w:p>
-    <w:p>
-      <w:pPr>
-        <w:pStyle w:val="ListParagraph"/>
-      </w:pPr>
-      <w:r>
-        <w:t xml:space="preserve">• </w:t>
-      </w:r>
-      <w:r>
-        <w:t>Engagement tracking and cross-border unified client view</w:t>
-      </w:r>
-    </w:p>
-    <w:p>
-      <w:pPr>
-        <w:pStyle w:val="ListParagraph"/>
-      </w:pPr>
-      <w:r>
-        <w:t xml:space="preserve">• </w:t>
-      </w:r>
-      <w:r>
-        <w:t>Full pipeline visibility with built-in WIP data</w:t>
+        <w:t>Productivity Tools Requirements</w:t>
+      </w:r>
+    </w:p>
+    <w:p>
+      <w:pPr>
+        <w:pStyle w:val="ListParagraph"/>
+      </w:pPr>
+      <w:r>
+        <w:t xml:space="preserve">• </w:t>
+      </w:r>
+      <w:r>
+        <w:t>Outlook sync</w:t>
+      </w:r>
+    </w:p>
+    <w:p>
+      <w:pPr>
+        <w:pStyle w:val="ListParagraph"/>
+      </w:pPr>
+      <w:r>
+        <w:t xml:space="preserve">• </w:t>
+      </w:r>
+      <w:r>
+        <w:t>SharePoint libraries</w:t>
+      </w:r>
+    </w:p>
+    <w:p>
+      <w:pPr>
+        <w:pStyle w:val="ListParagraph"/>
+      </w:pPr>
+      <w:r>
+        <w:t xml:space="preserve">• </w:t>
+      </w:r>
+      <w:r>
+        <w:t>Power BI dashboards</w:t>
+      </w:r>
+    </w:p>
+    <w:p>
+      <w:pPr>
+        <w:pStyle w:val="ListParagraph"/>
+      </w:pPr>
+      <w:r>
+        <w:t xml:space="preserve">• </w:t>
+      </w:r>
+      <w:r>
+        <w:t>Copilot for Sales</w:t>
       </w:r>
     </w:p>
     <w:p>
@@ -12737,51 +12685,29 @@
         <w:pStyle w:val="Heading2"/>
       </w:pPr>
       <w:r>
-        <w:t>Productivity Tools Requirements</w:t>
-      </w:r>
-    </w:p>
-    <w:p>
-      <w:pPr>
-        <w:pStyle w:val="ListParagraph"/>
-      </w:pPr>
-      <w:r>
-        <w:t xml:space="preserve">• </w:t>
-      </w:r>
-      <w:r>
-        <w:t>Outlook sync</w:t>
-      </w:r>
-    </w:p>
-    <w:p>
-      <w:pPr>
-        <w:pStyle w:val="ListParagraph"/>
-      </w:pPr>
-      <w:r>
-        <w:t xml:space="preserve">• </w:t>
-      </w:r>
-      <w:r>
-        <w:t>SharePoint libraries</w:t>
-      </w:r>
-    </w:p>
-    <w:p>
-      <w:pPr>
-        <w:pStyle w:val="ListParagraph"/>
-      </w:pPr>
-      <w:r>
-        <w:t xml:space="preserve">• </w:t>
-      </w:r>
-      <w:r>
-        <w:t>Power BI dashboards</w:t>
-      </w:r>
-    </w:p>
-    <w:p>
-      <w:pPr>
-        <w:pStyle w:val="ListParagraph"/>
-      </w:pPr>
-      <w:r>
-        <w:t xml:space="preserve">• </w:t>
-      </w:r>
-      <w:r>
-        <w:t>Copilot for Sales</w:t>
+        <w:t>Data Architecture Requirements</w:t>
+      </w:r>
+    </w:p>
+    <w:p>
+      <w:pPr>
+        <w:pStyle w:val="ListParagraph"/>
+      </w:pPr>
+      <w:r>
+        <w:t xml:space="preserve">• </w:t>
+      </w:r>
+      <w:r>
+        <w:t>Layered Dataverse structure</w:t>
+      </w:r>
+    </w:p>
+    <w:p>
+      <w:pPr>
+        <w:pStyle w:val="ListParagraph"/>
+      </w:pPr>
+      <w:r>
+        <w:t xml:space="preserve">• </w:t>
+      </w:r>
+      <w:r>
+        <w:t>Layer 2 core, Layer 3 EUR defaults, Layer 4 country extensions, Layer 5 Service Line BPFs</w:t>
       </w:r>
     </w:p>
     <w:p>
@@ -12789,36 +12715,6 @@
         <w:pStyle w:val="Heading2"/>
       </w:pPr>
       <w:r>
-        <w:t>Data Architecture Requirements</w:t>
-      </w:r>
-    </w:p>
-    <w:p>
-      <w:pPr>
-        <w:pStyle w:val="ListParagraph"/>
-      </w:pPr>
-      <w:r>
-        <w:t xml:space="preserve">• </w:t>
-      </w:r>
-      <w:r>
-        <w:t>Layered Dataverse structure</w:t>
-      </w:r>
-    </w:p>
-    <w:p>
-      <w:pPr>
-        <w:pStyle w:val="ListParagraph"/>
-      </w:pPr>
-      <w:r>
-        <w:t xml:space="preserve">• </w:t>
-      </w:r>
-      <w:r>
-        <w:t>Layer 2 core, Layer 3 EUR defaults, Layer 4 country extensions, Layer 5 Service Line BPFs</w:t>
-      </w:r>
-    </w:p>
-    <w:p>
-      <w:pPr>
-        <w:pStyle w:val="Heading2"/>
-      </w:pPr>
-      <w:r>
         <w:t>Security &amp; Compliance Requirements</w:t>
       </w:r>
     </w:p>
@@ -12855,14 +12751,6 @@
       </w:pPr>
       <w:r>
         <w:t>Solution Architecture</w:t>
-      </w:r>
-    </w:p>
-    <w:p>
-      <w:pPr>
-        <w:pStyle w:val="Heading2"/>
-      </w:pPr>
-      <w:r>
-        <w:t>Architecture Overview Diagrams</w:t>
       </w:r>
     </w:p>
     <w:p>
@@ -13125,14 +13013,6 @@
         <w:pStyle w:val="Heading2"/>
       </w:pPr>
       <w:r>
-        <w:t>Architecture Key Components</w:t>
-      </w:r>
-    </w:p>
-    <w:p>
-      <w:pPr>
-        <w:pStyle w:val="Heading2"/>
-      </w:pPr>
-      <w:r>
         <w:t>Architecture — Key Components</w:t>
       </w:r>
     </w:p>
@@ -15062,14 +14942,6 @@
       </w:r>
       <w:r>
         <w:t>architecture diagram — Visual component diagram</w:t>
-      </w:r>
-    </w:p>
-    <w:p>
-      <w:pPr>
-        <w:pStyle w:val="Heading2"/>
-      </w:pPr>
-      <w:r>
-        <w:t>Architecture Business</w:t>
       </w:r>
     </w:p>
     <w:p>
@@ -17296,14 +17168,6 @@
         <w:pStyle w:val="Heading2"/>
       </w:pPr>
       <w:r>
-        <w:t>Architecture Application</w:t>
-      </w:r>
-    </w:p>
-    <w:p>
-      <w:pPr>
-        <w:pStyle w:val="Heading2"/>
-      </w:pPr>
-      <w:r>
         <w:t>Architecture — Application</w:t>
       </w:r>
     </w:p>
@@ -20722,14 +20586,6 @@
         <w:pStyle w:val="Heading2"/>
       </w:pPr>
       <w:r>
-        <w:t>Architecture Data</w:t>
-      </w:r>
-    </w:p>
-    <w:p>
-      <w:pPr>
-        <w:pStyle w:val="Heading2"/>
-      </w:pPr>
-      <w:r>
         <w:t>Architecture — Data</w:t>
       </w:r>
     </w:p>
@@ -23441,14 +23297,6 @@
       </w:r>
       <w:r>
         <w:t>data model core tables — Layer 2 table definitions</w:t>
-      </w:r>
-    </w:p>
-    <w:p>
-      <w:pPr>
-        <w:pStyle w:val="Heading2"/>
-      </w:pPr>
-      <w:r>
-        <w:t>Architecture Technology</w:t>
       </w:r>
     </w:p>
     <w:p>
@@ -26218,14 +26066,6 @@
       </w:r>
       <w:r>
         <w:t>power apps rationale — Platform selection</w:t>
-      </w:r>
-    </w:p>
-    <w:p>
-      <w:pPr>
-        <w:pStyle w:val="Heading2"/>
-      </w:pPr>
-      <w:r>
-        <w:t>Client Data Model</w:t>
       </w:r>
     </w:p>
     <w:p>
@@ -26846,14 +26686,6 @@
         <w:pStyle w:val="Heading2"/>
       </w:pPr>
       <w:r>
-        <w:t>Property Data Model</w:t>
-      </w:r>
-    </w:p>
-    <w:p>
-      <w:pPr>
-        <w:pStyle w:val="Heading2"/>
-      </w:pPr>
-      <w:r>
         <w:t>Property Data Model — Site, Property, Deal</w:t>
       </w:r>
     </w:p>
@@ -28603,14 +28435,6 @@
       </w:r>
     </w:p>
     <w:p>
-      <w:pPr>
-        <w:pStyle w:val="Heading2"/>
-      </w:pPr>
-      <w:r>
-        <w:t>Capital Markets Data Model</w:t>
-      </w:r>
-    </w:p>
-    <w:p>
       <w:r>
         <w:t>Status: Draft Parent: solution overview Source: European CRM Architecture Review 2.pdf</w:t>
       </w:r>
@@ -30185,14 +30009,6 @@
         <w:pStyle w:val="Heading2"/>
       </w:pPr>
       <w:r>
-        <w:t>Wip Data Model</w:t>
-      </w:r>
-    </w:p>
-    <w:p>
-      <w:pPr>
-        <w:pStyle w:val="Heading2"/>
-      </w:pPr>
-      <w:r>
         <w:t>WIP Data Model — Work in Progress</w:t>
       </w:r>
     </w:p>
@@ -31043,14 +30859,6 @@
         <w:pStyle w:val="Heading2"/>
       </w:pPr>
       <w:r>
-        <w:t>Data Model Overview</w:t>
-      </w:r>
-    </w:p>
-    <w:p>
-      <w:pPr>
-        <w:pStyle w:val="Heading2"/>
-      </w:pPr>
-      <w:r>
         <w:t>EU CRM Data Model</w:t>
       </w:r>
     </w:p>
@@ -32599,14 +32407,6 @@
       </w:r>
       <w:r>
         <w:t>capital markets data model — Capital Markets entity definitions</w:t>
-      </w:r>
-    </w:p>
-    <w:p>
-      <w:pPr>
-        <w:pStyle w:val="Heading2"/>
-      </w:pPr>
-      <w:r>
-        <w:t>Data Model Core Tables</w:t>
       </w:r>
     </w:p>
     <w:p>
@@ -34283,14 +34083,6 @@
         <w:pStyle w:val="Heading2"/>
       </w:pPr>
       <w:r>
-        <w:t>Solution Package Model</w:t>
-      </w:r>
-    </w:p>
-    <w:p>
-      <w:pPr>
-        <w:pStyle w:val="Heading2"/>
-      </w:pPr>
-      <w:r>
         <w:t>Solution Package Model — Layered Architecture</w:t>
       </w:r>
     </w:p>
@@ -34773,14 +34565,6 @@
       </w:r>
       <w:r>
         <w:t>Columns and relationships added by higher layers</w:t>
-      </w:r>
-    </w:p>
-    <w:p>
-      <w:pPr>
-        <w:pStyle w:val="Heading2"/>
-      </w:pPr>
-      <w:r>
-        <w:t>Taxonomy Mappings</w:t>
       </w:r>
     </w:p>
     <w:p>
@@ -36572,14 +36356,6 @@
     <w:p>
       <w:r>
         <w:t>See taxonomy hilucs kf for the complete mapping of all Knight Frank sectors and asset classes.</w:t>
-      </w:r>
-    </w:p>
-    <w:p>
-      <w:pPr>
-        <w:pStyle w:val="Heading2"/>
-      </w:pPr>
-      <w:r>
-        <w:t>Taxonomy Hilucs Kf</w:t>
       </w:r>
     </w:p>
     <w:p>
@@ -40051,14 +39827,6 @@
         <w:pStyle w:val="Heading2"/>
       </w:pPr>
       <w:r>
-        <w:t>Taxonomy Sic Kf</w:t>
-      </w:r>
-    </w:p>
-    <w:p>
-      <w:pPr>
-        <w:pStyle w:val="Heading2"/>
-      </w:pPr>
-      <w:r>
         <w:t>SIC to KF Client Sector Mapping</w:t>
       </w:r>
     </w:p>
@@ -43606,14 +43374,6 @@
         <w:pStyle w:val="Heading2"/>
       </w:pPr>
       <w:r>
-        <w:t>Architecture Principles Compliance</w:t>
-      </w:r>
-    </w:p>
-    <w:p>
-      <w:pPr>
-        <w:pStyle w:val="Heading2"/>
-      </w:pPr>
-      <w:r>
         <w:t>Architecture — Principles Compliance</w:t>
       </w:r>
     </w:p>
@@ -45220,14 +44980,6 @@
       </w:r>
       <w:r>
         <w:t>architecture application — Application components</w:t>
-      </w:r>
-    </w:p>
-    <w:p>
-      <w:pPr>
-        <w:pStyle w:val="Heading2"/>
-      </w:pPr>
-      <w:r>
-        <w:t>Architecture Target State</w:t>
       </w:r>
     </w:p>
     <w:p>
@@ -46863,14 +46615,6 @@
         <w:pStyle w:val="Heading2"/>
       </w:pPr>
       <w:r>
-        <w:t>Dependencies And Constraints</w:t>
-      </w:r>
-    </w:p>
-    <w:p>
-      <w:pPr>
-        <w:pStyle w:val="Heading2"/>
-      </w:pPr>
-      <w:r>
         <w:t>Dependencies and Constraints</w:t>
       </w:r>
     </w:p>
@@ -47317,11 +47061,152 @@
       </w:r>
     </w:p>
     <w:p>
+      <w:r>
+        <w:t>Status: Draft Parent: solution overview</w:t>
+      </w:r>
+    </w:p>
+    <w:p>
       <w:pPr>
         <w:pStyle w:val="Heading2"/>
       </w:pPr>
       <w:r>
-        <w:t>Functional Requirements</w:t>
+        <w:t>Requirements</w:t>
+      </w:r>
+    </w:p>
+    <w:p>
+      <w:r>
+        <w:t>To be gathered from business stakeholders across all four regions.</w:t>
+      </w:r>
+    </w:p>
+    <w:p>
+      <w:pPr>
+        <w:pStyle w:val="Heading3"/>
+      </w:pPr>
+      <w:r>
+        <w:t>Contact Management</w:t>
+      </w:r>
+    </w:p>
+    <w:p>
+      <w:pPr>
+        <w:pStyle w:val="ListParagraph"/>
+      </w:pPr>
+      <w:r>
+        <w:t xml:space="preserve">• </w:t>
+      </w:r>
+      <w:r>
+        <w:t>Create, read, update, delete contacts</w:t>
+      </w:r>
+    </w:p>
+    <w:p>
+      <w:pPr>
+        <w:pStyle w:val="ListParagraph"/>
+      </w:pPr>
+      <w:r>
+        <w:t xml:space="preserve">• </w:t>
+      </w:r>
+      <w:r>
+        <w:t>Contact hierarchy and relationships</w:t>
+      </w:r>
+    </w:p>
+    <w:p>
+      <w:pPr>
+        <w:pStyle w:val="ListParagraph"/>
+      </w:pPr>
+      <w:r>
+        <w:t xml:space="preserve">• </w:t>
+      </w:r>
+      <w:r>
+        <w:t>Multi-language support</w:t>
+      </w:r>
+    </w:p>
+    <w:p>
+      <w:pPr>
+        <w:pStyle w:val="Heading3"/>
+      </w:pPr>
+      <w:r>
+        <w:t>Opportunity Management</w:t>
+      </w:r>
+    </w:p>
+    <w:p>
+      <w:pPr>
+        <w:pStyle w:val="ListParagraph"/>
+      </w:pPr>
+      <w:r>
+        <w:t xml:space="preserve">• </w:t>
+      </w:r>
+      <w:r>
+        <w:t>Pipeline stages and workflows</w:t>
+      </w:r>
+    </w:p>
+    <w:p>
+      <w:pPr>
+        <w:pStyle w:val="ListParagraph"/>
+      </w:pPr>
+      <w:r>
+        <w:t xml:space="preserve">• </w:t>
+      </w:r>
+      <w:r>
+        <w:t>Activity tracking</w:t>
+      </w:r>
+    </w:p>
+    <w:p>
+      <w:pPr>
+        <w:pStyle w:val="ListParagraph"/>
+      </w:pPr>
+      <w:r>
+        <w:t xml:space="preserve">• </w:t>
+      </w:r>
+      <w:r>
+        <w:t>Reporting and analytics</w:t>
+      </w:r>
+    </w:p>
+    <w:p>
+      <w:pPr>
+        <w:pStyle w:val="Heading3"/>
+      </w:pPr>
+      <w:r>
+        <w:t>Data Management</w:t>
+      </w:r>
+    </w:p>
+    <w:p>
+      <w:pPr>
+        <w:pStyle w:val="ListParagraph"/>
+      </w:pPr>
+      <w:r>
+        <w:t xml:space="preserve">• </w:t>
+      </w:r>
+      <w:r>
+        <w:t>Import/export capabilities</w:t>
+      </w:r>
+    </w:p>
+    <w:p>
+      <w:pPr>
+        <w:pStyle w:val="ListParagraph"/>
+      </w:pPr>
+      <w:r>
+        <w:t xml:space="preserve">• </w:t>
+      </w:r>
+      <w:r>
+        <w:t>Data quality controls</w:t>
+      </w:r>
+    </w:p>
+    <w:p>
+      <w:pPr>
+        <w:pStyle w:val="ListParagraph"/>
+      </w:pPr>
+      <w:r>
+        <w:t xml:space="preserve">• </w:t>
+      </w:r>
+      <w:r>
+        <w:t>Duplicate detection</w:t>
+      </w:r>
+    </w:p>
+    <w:p>
+      <w:pPr>
+        <w:pStyle w:val="Heading2"/>
+      </w:pPr>
+      <w:r>
+        <w:t>Non-Functional Requirements</w:t>
       </w:r>
     </w:p>
     <w:p>
@@ -47334,135 +47219,40 @@
         <w:pStyle w:val="Heading2"/>
       </w:pPr>
       <w:r>
-        <w:t>Requirements</w:t>
-      </w:r>
-    </w:p>
-    <w:p>
-      <w:r>
-        <w:t>To be gathered from business stakeholders across all four regions.</w:t>
-      </w:r>
-    </w:p>
-    <w:p>
-      <w:pPr>
-        <w:pStyle w:val="Heading3"/>
-      </w:pPr>
-      <w:r>
-        <w:t>Contact Management</w:t>
-      </w:r>
-    </w:p>
-    <w:p>
-      <w:pPr>
-        <w:pStyle w:val="ListParagraph"/>
-      </w:pPr>
-      <w:r>
-        <w:t xml:space="preserve">• </w:t>
-      </w:r>
-      <w:r>
-        <w:t>Create, read, update, delete contacts</w:t>
-      </w:r>
-    </w:p>
-    <w:p>
-      <w:pPr>
-        <w:pStyle w:val="ListParagraph"/>
-      </w:pPr>
-      <w:r>
-        <w:t xml:space="preserve">• </w:t>
-      </w:r>
-      <w:r>
-        <w:t>Contact hierarchy and relationships</w:t>
-      </w:r>
-    </w:p>
-    <w:p>
-      <w:pPr>
-        <w:pStyle w:val="ListParagraph"/>
-      </w:pPr>
-      <w:r>
-        <w:t xml:space="preserve">• </w:t>
-      </w:r>
-      <w:r>
-        <w:t>Multi-language support</w:t>
-      </w:r>
-    </w:p>
-    <w:p>
-      <w:pPr>
-        <w:pStyle w:val="Heading3"/>
-      </w:pPr>
-      <w:r>
-        <w:t>Opportunity Management</w:t>
-      </w:r>
-    </w:p>
-    <w:p>
-      <w:pPr>
-        <w:pStyle w:val="ListParagraph"/>
-      </w:pPr>
-      <w:r>
-        <w:t xml:space="preserve">• </w:t>
-      </w:r>
-      <w:r>
-        <w:t>Pipeline stages and workflows</w:t>
-      </w:r>
-    </w:p>
-    <w:p>
-      <w:pPr>
-        <w:pStyle w:val="ListParagraph"/>
-      </w:pPr>
-      <w:r>
-        <w:t xml:space="preserve">• </w:t>
-      </w:r>
-      <w:r>
-        <w:t>Activity tracking</w:t>
-      </w:r>
-    </w:p>
-    <w:p>
-      <w:pPr>
-        <w:pStyle w:val="ListParagraph"/>
-      </w:pPr>
-      <w:r>
-        <w:t xml:space="preserve">• </w:t>
-      </w:r>
-      <w:r>
-        <w:t>Reporting and analytics</w:t>
-      </w:r>
-    </w:p>
-    <w:p>
-      <w:pPr>
-        <w:pStyle w:val="Heading3"/>
-      </w:pPr>
-      <w:r>
-        <w:t>Data Management</w:t>
-      </w:r>
-    </w:p>
-    <w:p>
-      <w:pPr>
-        <w:pStyle w:val="ListParagraph"/>
-      </w:pPr>
-      <w:r>
-        <w:t xml:space="preserve">• </w:t>
-      </w:r>
-      <w:r>
-        <w:t>Import/export capabilities</w:t>
-      </w:r>
-    </w:p>
-    <w:p>
-      <w:pPr>
-        <w:pStyle w:val="ListParagraph"/>
-      </w:pPr>
-      <w:r>
-        <w:t xml:space="preserve">• </w:t>
-      </w:r>
-      <w:r>
-        <w:t>Data quality controls</w:t>
-      </w:r>
-    </w:p>
-    <w:p>
-      <w:pPr>
-        <w:pStyle w:val="ListParagraph"/>
-      </w:pPr>
-      <w:r>
-        <w:t xml:space="preserve">• </w:t>
-      </w:r>
-      <w:r>
-        <w:t>Duplicate detection</w:t>
+        <w:t>Performance</w:t>
+      </w:r>
+    </w:p>
+    <w:p>
+      <w:pPr>
+        <w:pStyle w:val="ListParagraph"/>
+      </w:pPr>
+      <w:r>
+        <w:t xml:space="preserve">• </w:t>
+      </w:r>
+      <w:r>
+        <w:t>Response time targets: TBD</w:t>
+      </w:r>
+    </w:p>
+    <w:p>
+      <w:pPr>
+        <w:pStyle w:val="ListParagraph"/>
+      </w:pPr>
+      <w:r>
+        <w:t xml:space="preserve">• </w:t>
+      </w:r>
+      <w:r>
+        <w:t>Concurrent user capacity: TBD</w:t>
+      </w:r>
+    </w:p>
+    <w:p>
+      <w:pPr>
+        <w:pStyle w:val="ListParagraph"/>
+      </w:pPr>
+      <w:r>
+        <w:t xml:space="preserve">• </w:t>
+      </w:r>
+      <w:r>
+        <w:t>Data volume requirements: TBD</w:t>
       </w:r>
     </w:p>
     <w:p>
@@ -47470,7 +47260,51 @@
         <w:pStyle w:val="Heading2"/>
       </w:pPr>
       <w:r>
-        <w:t>Functional Non Functional Requirements</w:t>
+        <w:t>Security</w:t>
+      </w:r>
+    </w:p>
+    <w:p>
+      <w:pPr>
+        <w:pStyle w:val="ListParagraph"/>
+      </w:pPr>
+      <w:r>
+        <w:t xml:space="preserve">• </w:t>
+      </w:r>
+      <w:r>
+        <w:t>Authentication method: TBD</w:t>
+      </w:r>
+    </w:p>
+    <w:p>
+      <w:pPr>
+        <w:pStyle w:val="ListParagraph"/>
+      </w:pPr>
+      <w:r>
+        <w:t xml:space="preserve">• </w:t>
+      </w:r>
+      <w:r>
+        <w:t>Authorisation model: TBD</w:t>
+      </w:r>
+    </w:p>
+    <w:p>
+      <w:pPr>
+        <w:pStyle w:val="ListParagraph"/>
+      </w:pPr>
+      <w:r>
+        <w:t xml:space="preserve">• </w:t>
+      </w:r>
+      <w:r>
+        <w:t>Data encryption: TBD</w:t>
+      </w:r>
+    </w:p>
+    <w:p>
+      <w:pPr>
+        <w:pStyle w:val="ListParagraph"/>
+      </w:pPr>
+      <w:r>
+        <w:t xml:space="preserve">• </w:t>
+      </w:r>
+      <w:r>
+        <w:t>Audit logging: TBD</w:t>
       </w:r>
     </w:p>
     <w:p>
@@ -47478,12 +47312,40 @@
         <w:pStyle w:val="Heading2"/>
       </w:pPr>
       <w:r>
-        <w:t>Non-Functional Requirements</w:t>
-      </w:r>
-    </w:p>
-    <w:p>
-      <w:r>
-        <w:t>Status: Draft Parent: solution overview</w:t>
+        <w:t>Compliance</w:t>
+      </w:r>
+    </w:p>
+    <w:p>
+      <w:pPr>
+        <w:pStyle w:val="ListParagraph"/>
+      </w:pPr>
+      <w:r>
+        <w:t xml:space="preserve">• </w:t>
+      </w:r>
+      <w:r>
+        <w:t>GDPR requirements: TBD</w:t>
+      </w:r>
+    </w:p>
+    <w:p>
+      <w:pPr>
+        <w:pStyle w:val="ListParagraph"/>
+      </w:pPr>
+      <w:r>
+        <w:t xml:space="preserve">• </w:t>
+      </w:r>
+      <w:r>
+        <w:t>Regional data residency: TBD</w:t>
+      </w:r>
+    </w:p>
+    <w:p>
+      <w:pPr>
+        <w:pStyle w:val="ListParagraph"/>
+      </w:pPr>
+      <w:r>
+        <w:t xml:space="preserve">• </w:t>
+      </w:r>
+      <w:r>
+        <w:t>Data retention policies: TBD</w:t>
       </w:r>
     </w:p>
     <w:p>
@@ -47491,140 +47353,6 @@
         <w:pStyle w:val="Heading2"/>
       </w:pPr>
       <w:r>
-        <w:t>Performance</w:t>
-      </w:r>
-    </w:p>
-    <w:p>
-      <w:pPr>
-        <w:pStyle w:val="ListParagraph"/>
-      </w:pPr>
-      <w:r>
-        <w:t xml:space="preserve">• </w:t>
-      </w:r>
-      <w:r>
-        <w:t>Response time targets: TBD</w:t>
-      </w:r>
-    </w:p>
-    <w:p>
-      <w:pPr>
-        <w:pStyle w:val="ListParagraph"/>
-      </w:pPr>
-      <w:r>
-        <w:t xml:space="preserve">• </w:t>
-      </w:r>
-      <w:r>
-        <w:t>Concurrent user capacity: TBD</w:t>
-      </w:r>
-    </w:p>
-    <w:p>
-      <w:pPr>
-        <w:pStyle w:val="ListParagraph"/>
-      </w:pPr>
-      <w:r>
-        <w:t xml:space="preserve">• </w:t>
-      </w:r>
-      <w:r>
-        <w:t>Data volume requirements: TBD</w:t>
-      </w:r>
-    </w:p>
-    <w:p>
-      <w:pPr>
-        <w:pStyle w:val="Heading2"/>
-      </w:pPr>
-      <w:r>
-        <w:t>Security</w:t>
-      </w:r>
-    </w:p>
-    <w:p>
-      <w:pPr>
-        <w:pStyle w:val="ListParagraph"/>
-      </w:pPr>
-      <w:r>
-        <w:t xml:space="preserve">• </w:t>
-      </w:r>
-      <w:r>
-        <w:t>Authentication method: TBD</w:t>
-      </w:r>
-    </w:p>
-    <w:p>
-      <w:pPr>
-        <w:pStyle w:val="ListParagraph"/>
-      </w:pPr>
-      <w:r>
-        <w:t xml:space="preserve">• </w:t>
-      </w:r>
-      <w:r>
-        <w:t>Authorisation model: TBD</w:t>
-      </w:r>
-    </w:p>
-    <w:p>
-      <w:pPr>
-        <w:pStyle w:val="ListParagraph"/>
-      </w:pPr>
-      <w:r>
-        <w:t xml:space="preserve">• </w:t>
-      </w:r>
-      <w:r>
-        <w:t>Data encryption: TBD</w:t>
-      </w:r>
-    </w:p>
-    <w:p>
-      <w:pPr>
-        <w:pStyle w:val="ListParagraph"/>
-      </w:pPr>
-      <w:r>
-        <w:t xml:space="preserve">• </w:t>
-      </w:r>
-      <w:r>
-        <w:t>Audit logging: TBD</w:t>
-      </w:r>
-    </w:p>
-    <w:p>
-      <w:pPr>
-        <w:pStyle w:val="Heading2"/>
-      </w:pPr>
-      <w:r>
-        <w:t>Compliance</w:t>
-      </w:r>
-    </w:p>
-    <w:p>
-      <w:pPr>
-        <w:pStyle w:val="ListParagraph"/>
-      </w:pPr>
-      <w:r>
-        <w:t xml:space="preserve">• </w:t>
-      </w:r>
-      <w:r>
-        <w:t>GDPR requirements: TBD</w:t>
-      </w:r>
-    </w:p>
-    <w:p>
-      <w:pPr>
-        <w:pStyle w:val="ListParagraph"/>
-      </w:pPr>
-      <w:r>
-        <w:t xml:space="preserve">• </w:t>
-      </w:r>
-      <w:r>
-        <w:t>Regional data residency: TBD</w:t>
-      </w:r>
-    </w:p>
-    <w:p>
-      <w:pPr>
-        <w:pStyle w:val="ListParagraph"/>
-      </w:pPr>
-      <w:r>
-        <w:t xml:space="preserve">• </w:t>
-      </w:r>
-      <w:r>
-        <w:t>Data retention policies: TBD</w:t>
-      </w:r>
-    </w:p>
-    <w:p>
-      <w:pPr>
-        <w:pStyle w:val="Heading2"/>
-      </w:pPr>
-      <w:r>
         <w:t>Availability</w:t>
       </w:r>
     </w:p>
@@ -47669,22 +47397,6 @@
     <w:p>
       <w:pPr>
         <w:pStyle w:val="Heading1"/>
-      </w:pPr>
-      <w:r>
-        <w:t>Risks and Issues</w:t>
-      </w:r>
-    </w:p>
-    <w:p>
-      <w:pPr>
-        <w:pStyle w:val="Heading2"/>
-      </w:pPr>
-      <w:r>
-        <w:t>Risks And Issues</w:t>
-      </w:r>
-    </w:p>
-    <w:p>
-      <w:pPr>
-        <w:pStyle w:val="Heading2"/>
       </w:pPr>
       <w:r>
         <w:t>Risks and Issues</w:t>
@@ -48107,11 +47819,103 @@
       </w:r>
     </w:p>
     <w:p>
+      <w:r>
+        <w:t>Status: Draft Parent: solution overview</w:t>
+      </w:r>
+    </w:p>
+    <w:p>
       <w:pPr>
         <w:pStyle w:val="Heading2"/>
       </w:pPr>
       <w:r>
-        <w:t>Solution Options</w:t>
+        <w:t>Options Analysis</w:t>
+      </w:r>
+    </w:p>
+    <w:p>
+      <w:r>
+        <w:t>To be completed with vendor evaluation and architecture assessment.</w:t>
+      </w:r>
+    </w:p>
+    <w:p>
+      <w:pPr>
+        <w:pStyle w:val="Heading3"/>
+      </w:pPr>
+      <w:r>
+        <w:t>Option 1: TBD</w:t>
+      </w:r>
+    </w:p>
+    <w:p>
+      <w:pPr>
+        <w:pStyle w:val="ListParagraph"/>
+      </w:pPr>
+      <w:r>
+        <w:t xml:space="preserve">• </w:t>
+      </w:r>
+      <w:r>
+        <w:t>Pros: TBD</w:t>
+      </w:r>
+    </w:p>
+    <w:p>
+      <w:pPr>
+        <w:pStyle w:val="ListParagraph"/>
+      </w:pPr>
+      <w:r>
+        <w:t xml:space="preserve">• </w:t>
+      </w:r>
+      <w:r>
+        <w:t>Cons: TBD</w:t>
+      </w:r>
+    </w:p>
+    <w:p>
+      <w:pPr>
+        <w:pStyle w:val="ListParagraph"/>
+      </w:pPr>
+      <w:r>
+        <w:t xml:space="preserve">• </w:t>
+      </w:r>
+      <w:r>
+        <w:t>Cost: TBD</w:t>
+      </w:r>
+    </w:p>
+    <w:p>
+      <w:pPr>
+        <w:pStyle w:val="Heading3"/>
+      </w:pPr>
+      <w:r>
+        <w:t>Option 2: TBD</w:t>
+      </w:r>
+    </w:p>
+    <w:p>
+      <w:pPr>
+        <w:pStyle w:val="ListParagraph"/>
+      </w:pPr>
+      <w:r>
+        <w:t xml:space="preserve">• </w:t>
+      </w:r>
+      <w:r>
+        <w:t>Pros: TBD</w:t>
+      </w:r>
+    </w:p>
+    <w:p>
+      <w:pPr>
+        <w:pStyle w:val="ListParagraph"/>
+      </w:pPr>
+      <w:r>
+        <w:t xml:space="preserve">• </w:t>
+      </w:r>
+      <w:r>
+        <w:t>Cons: TBD</w:t>
+      </w:r>
+    </w:p>
+    <w:p>
+      <w:pPr>
+        <w:pStyle w:val="ListParagraph"/>
+      </w:pPr>
+      <w:r>
+        <w:t xml:space="preserve">• </w:t>
+      </w:r>
+      <w:r>
+        <w:t>Cost: TBD</w:t>
       </w:r>
     </w:p>
     <w:p>
@@ -48119,128 +47923,12 @@
         <w:pStyle w:val="Heading2"/>
       </w:pPr>
       <w:r>
-        <w:t>Solution Options and Trade-offs</w:t>
-      </w:r>
-    </w:p>
-    <w:p>
-      <w:r>
-        <w:t>Status: Draft Parent: solution overview</w:t>
-      </w:r>
-    </w:p>
-    <w:p>
-      <w:pPr>
-        <w:pStyle w:val="Heading2"/>
-      </w:pPr>
-      <w:r>
-        <w:t>Options Analysis</w:t>
-      </w:r>
-    </w:p>
-    <w:p>
-      <w:r>
-        <w:t>To be completed with vendor evaluation and architecture assessment.</w:t>
-      </w:r>
-    </w:p>
-    <w:p>
-      <w:pPr>
-        <w:pStyle w:val="Heading3"/>
-      </w:pPr>
-      <w:r>
-        <w:t>Option 1: TBD</w:t>
-      </w:r>
-    </w:p>
-    <w:p>
-      <w:pPr>
-        <w:pStyle w:val="ListParagraph"/>
-      </w:pPr>
-      <w:r>
-        <w:t xml:space="preserve">• </w:t>
-      </w:r>
-      <w:r>
-        <w:t>Pros: TBD</w:t>
-      </w:r>
-    </w:p>
-    <w:p>
-      <w:pPr>
-        <w:pStyle w:val="ListParagraph"/>
-      </w:pPr>
-      <w:r>
-        <w:t xml:space="preserve">• </w:t>
-      </w:r>
-      <w:r>
-        <w:t>Cons: TBD</w:t>
-      </w:r>
-    </w:p>
-    <w:p>
-      <w:pPr>
-        <w:pStyle w:val="ListParagraph"/>
-      </w:pPr>
-      <w:r>
-        <w:t xml:space="preserve">• </w:t>
-      </w:r>
-      <w:r>
-        <w:t>Cost: TBD</w:t>
-      </w:r>
-    </w:p>
-    <w:p>
-      <w:pPr>
-        <w:pStyle w:val="Heading3"/>
-      </w:pPr>
-      <w:r>
-        <w:t>Option 2: TBD</w:t>
-      </w:r>
-    </w:p>
-    <w:p>
-      <w:pPr>
-        <w:pStyle w:val="ListParagraph"/>
-      </w:pPr>
-      <w:r>
-        <w:t xml:space="preserve">• </w:t>
-      </w:r>
-      <w:r>
-        <w:t>Pros: TBD</w:t>
-      </w:r>
-    </w:p>
-    <w:p>
-      <w:pPr>
-        <w:pStyle w:val="ListParagraph"/>
-      </w:pPr>
-      <w:r>
-        <w:t xml:space="preserve">• </w:t>
-      </w:r>
-      <w:r>
-        <w:t>Cons: TBD</w:t>
-      </w:r>
-    </w:p>
-    <w:p>
-      <w:pPr>
-        <w:pStyle w:val="ListParagraph"/>
-      </w:pPr>
-      <w:r>
-        <w:t xml:space="preserve">• </w:t>
-      </w:r>
-      <w:r>
-        <w:t>Cost: TBD</w:t>
-      </w:r>
-    </w:p>
-    <w:p>
-      <w:pPr>
-        <w:pStyle w:val="Heading2"/>
-      </w:pPr>
-      <w:r>
         <w:t>Recommendation</w:t>
       </w:r>
     </w:p>
     <w:p>
       <w:r>
         <w:t>Pending analysis.</w:t>
-      </w:r>
-    </w:p>
-    <w:p>
-      <w:pPr>
-        <w:pStyle w:val="Heading2"/>
-      </w:pPr>
-      <w:r>
-        <w:t>Power Apps Rationale</w:t>
       </w:r>
     </w:p>
     <w:p>
@@ -48568,14 +48256,6 @@
       </w:pPr>
       <w:r>
         <w:t>Implementation Roadmap</w:t>
-      </w:r>
-    </w:p>
-    <w:p>
-      <w:pPr>
-        <w:pStyle w:val="Heading2"/>
-      </w:pPr>
-      <w:r>
-        <w:t>Roadmap Phases</w:t>
       </w:r>
     </w:p>
     <w:p>
@@ -48803,14 +48483,6 @@
     <w:p>
       <w:r>
         <w:t>Phasing to be defined based on regional priorities and dependencies.</w:t>
-      </w:r>
-    </w:p>
-    <w:p>
-      <w:pPr>
-        <w:pStyle w:val="Heading2"/>
-      </w:pPr>
-      <w:r>
-        <w:t>Roadmap Timelines</w:t>
       </w:r>
     </w:p>
     <w:p>
@@ -52067,14 +51739,6 @@
         <w:pStyle w:val="Heading2"/>
       </w:pPr>
       <w:r>
-        <w:t>Roadmap Dependencies</w:t>
-      </w:r>
-    </w:p>
-    <w:p>
-      <w:pPr>
-        <w:pStyle w:val="Heading2"/>
-      </w:pPr>
-      <w:r>
         <w:t>Implementation Roadmap — Key Dependencies</w:t>
       </w:r>
     </w:p>
@@ -55039,14 +54703,6 @@
       </w:r>
     </w:p>
     <w:p>
-      <w:pPr>
-        <w:pStyle w:val="Heading2"/>
-      </w:pPr>
-      <w:r>
-        <w:t>Implementation Phases</w:t>
-      </w:r>
-    </w:p>
-    <w:p>
       <w:r>
         <w:t>Status: Draft Parent: solution overview Source: EU CRM Data Model.xlsx</w:t>
       </w:r>
@@ -58733,14 +58389,6 @@
       </w:r>
     </w:p>
     <w:p>
-      <w:pPr>
-        <w:pStyle w:val="Heading2"/>
-      </w:pPr>
-      <w:r>
-        <w:t>Cost Estimates</w:t>
-      </w:r>
-    </w:p>
-    <w:p>
       <w:r>
         <w:t>Status: Draft Parent: solution overview</w:t>
       </w:r>
@@ -59003,14 +58651,6 @@
     <w:p>
       <w:r>
         <w:t>To be developed during business case phase.</w:t>
-      </w:r>
-    </w:p>
-    <w:p>
-      <w:pPr>
-        <w:pStyle w:val="Heading2"/>
-      </w:pPr>
-      <w:r>
-        <w:t>Expected Benefits</w:t>
       </w:r>
     </w:p>
     <w:p>
@@ -59230,14 +58870,6 @@
       </w:pPr>
       <w:r>
         <w:t>Governance and Approval</w:t>
-      </w:r>
-    </w:p>
-    <w:p>
-      <w:pPr>
-        <w:pStyle w:val="Heading2"/>
-      </w:pPr>
-      <w:r>
-        <w:t>Governance Approval</w:t>
       </w:r>
     </w:p>
     <w:p>
@@ -59503,7 +59135,12 @@
         <w:pStyle w:val="Heading2"/>
       </w:pPr>
       <w:r>
-        <w:t>Governance Oversight</w:t>
+        <w:t>Governance — Oversight</w:t>
+      </w:r>
+    </w:p>
+    <w:p>
+      <w:r>
+        <w:t>Status: Draft Parent: solution overview</w:t>
       </w:r>
     </w:p>
     <w:p>
@@ -59511,12 +59148,12 @@
         <w:pStyle w:val="Heading2"/>
       </w:pPr>
       <w:r>
-        <w:t>Governance — Oversight</w:t>
-      </w:r>
-    </w:p>
-    <w:p>
-      <w:r>
-        <w:t>Status: Draft Parent: solution overview</w:t>
+        <w:t>Governance Structure</w:t>
+      </w:r>
+    </w:p>
+    <w:p>
+      <w:r>
+        <w:t>This solution is in the purview of the Technical Design Authority (TDA).</w:t>
       </w:r>
     </w:p>
     <w:p>
@@ -59524,12 +59161,51 @@
         <w:pStyle w:val="Heading2"/>
       </w:pPr>
       <w:r>
-        <w:t>Governance Structure</w:t>
-      </w:r>
-    </w:p>
-    <w:p>
-      <w:r>
-        <w:t>This solution is in the purview of the Technical Design Authority (TDA).</w:t>
+        <w:t>TDA Responsibilities</w:t>
+      </w:r>
+    </w:p>
+    <w:p>
+      <w:pPr>
+        <w:pStyle w:val="ListParagraph"/>
+      </w:pPr>
+      <w:r>
+        <w:t xml:space="preserve">• </w:t>
+      </w:r>
+      <w:r>
+        <w:t>Architecture review and approval</w:t>
+      </w:r>
+    </w:p>
+    <w:p>
+      <w:pPr>
+        <w:pStyle w:val="ListParagraph"/>
+      </w:pPr>
+      <w:r>
+        <w:t xml:space="preserve">• </w:t>
+      </w:r>
+      <w:r>
+        <w:t>Standards compliance oversight</w:t>
+      </w:r>
+    </w:p>
+    <w:p>
+      <w:pPr>
+        <w:pStyle w:val="ListParagraph"/>
+      </w:pPr>
+      <w:r>
+        <w:t xml:space="preserve">• </w:t>
+      </w:r>
+      <w:r>
+        <w:t>Design authority for technical decisions</w:t>
+      </w:r>
+    </w:p>
+    <w:p>
+      <w:pPr>
+        <w:pStyle w:val="ListParagraph"/>
+      </w:pPr>
+      <w:r>
+        <w:t xml:space="preserve">• </w:t>
+      </w:r>
+      <w:r>
+        <w:t>Escalation point for architectural conflicts</w:t>
       </w:r>
     </w:p>
     <w:p>
@@ -59537,58 +59213,6 @@
         <w:pStyle w:val="Heading2"/>
       </w:pPr>
       <w:r>
-        <w:t>TDA Responsibilities</w:t>
-      </w:r>
-    </w:p>
-    <w:p>
-      <w:pPr>
-        <w:pStyle w:val="ListParagraph"/>
-      </w:pPr>
-      <w:r>
-        <w:t xml:space="preserve">• </w:t>
-      </w:r>
-      <w:r>
-        <w:t>Architecture review and approval</w:t>
-      </w:r>
-    </w:p>
-    <w:p>
-      <w:pPr>
-        <w:pStyle w:val="ListParagraph"/>
-      </w:pPr>
-      <w:r>
-        <w:t xml:space="preserve">• </w:t>
-      </w:r>
-      <w:r>
-        <w:t>Standards compliance oversight</w:t>
-      </w:r>
-    </w:p>
-    <w:p>
-      <w:pPr>
-        <w:pStyle w:val="ListParagraph"/>
-      </w:pPr>
-      <w:r>
-        <w:t xml:space="preserve">• </w:t>
-      </w:r>
-      <w:r>
-        <w:t>Design authority for technical decisions</w:t>
-      </w:r>
-    </w:p>
-    <w:p>
-      <w:pPr>
-        <w:pStyle w:val="ListParagraph"/>
-      </w:pPr>
-      <w:r>
-        <w:t xml:space="preserve">• </w:t>
-      </w:r>
-      <w:r>
-        <w:t>Escalation point for architectural conflicts</w:t>
-      </w:r>
-    </w:p>
-    <w:p>
-      <w:pPr>
-        <w:pStyle w:val="Heading2"/>
-      </w:pPr>
-      <w:r>
         <w:t>Reporting</w:t>
       </w:r>
     </w:p>
@@ -59623,14 +59247,6 @@
       </w:r>
       <w:r>
         <w:t>Progress against roadmap</w:t>
-      </w:r>
-    </w:p>
-    <w:p>
-      <w:pPr>
-        <w:pStyle w:val="Heading2"/>
-      </w:pPr>
-      <w:r>
-        <w:t>Compliance</w:t>
       </w:r>
     </w:p>
     <w:p>
@@ -59909,22 +59525,6 @@
     <w:p>
       <w:pPr>
         <w:pStyle w:val="Heading1"/>
-      </w:pPr>
-      <w:r>
-        <w:t>Glossary</w:t>
-      </w:r>
-    </w:p>
-    <w:p>
-      <w:pPr>
-        <w:pStyle w:val="Heading2"/>
-      </w:pPr>
-      <w:r>
-        <w:t>Glossary</w:t>
-      </w:r>
-    </w:p>
-    <w:p>
-      <w:pPr>
-        <w:pStyle w:val="Heading2"/>
       </w:pPr>
       <w:r>
         <w:t>Glossary</w:t>

--- a/POC-EuroCRM-Vault/outputs/EuroCRM_Solution_Overview_Document_2026-09-01.docx
+++ b/POC-EuroCRM-Vault/outputs/EuroCRM_Solution_Overview_Document_2026-09-01.docx
@@ -12906,7 +12906,7 @@
           <w:b w:val="0"/>
           <w:i w:val="0"/>
         </w:rPr>
-        <w:t>wiki/architecture-diagram.puml</w:t>
+        <w:t>wiki/power-platform-dataverse/architecture-diagram.puml</w:t>
       </w:r>
       <w:r>
         <w:t xml:space="preserve"> — Full solution architecture</w:t>
@@ -12925,7 +12925,7 @@
           <w:b w:val="0"/>
           <w:i w:val="0"/>
         </w:rPr>
-        <w:t>wiki/architecture-layers.puml</w:t>
+        <w:t>wiki/power-platform-dataverse/architecture-layers.puml</w:t>
       </w:r>
       <w:r>
         <w:t xml:space="preserve"> — Layered model</w:t>
@@ -12944,7 +12944,7 @@
           <w:b w:val="0"/>
           <w:i w:val="0"/>
         </w:rPr>
-        <w:t>wiki/architecture-dataflow.puml</w:t>
+        <w:t>wiki/power-platform-dataverse/architecture-dataflow.puml</w:t>
       </w:r>
       <w:r>
         <w:t xml:space="preserve"> — Data flow and integrations</w:t>
@@ -59902,6 +59902,8552 @@
       </w:pPr>
       <w:r>
         <w:t>• wip-data-model.md</w:t>
+      </w:r>
+    </w:p>
+    <w:p>
+      <w:pPr>
+        <w:pStyle w:val="Heading1"/>
+      </w:pPr>
+      <w:r>
+        <w:t>Appendix: Additional Wiki Notes</w:t>
+      </w:r>
+    </w:p>
+    <w:p>
+      <w:pPr>
+        <w:pStyle w:val="Heading2"/>
+      </w:pPr>
+      <w:r>
+        <w:t>Alternative Architecture — Traditional C# &amp; PostgreSQL Stack</w:t>
+      </w:r>
+    </w:p>
+    <w:p>
+      <w:r>
+        <w:t>This note sets out an alternative to the Power Apps / Dataverse design in solution overview. It delivers the same business capabilities from business capabilities but avoids Dynamics, Dataverse and the Power Platform, using the firm's existing engineering stack: C# (ASP.NET Core), PostgreSQL, and standard integration practices.</w:t>
+      </w:r>
+    </w:p>
+    <w:p>
+      <w:r>
+        <w:t>It is written as a design alternative for review by the same stakeholders and the TDA — it does not supersede the current design.</w:t>
+      </w:r>
+    </w:p>
+    <w:p>
+      <w:pPr>
+        <w:pStyle w:val="Heading2"/>
+      </w:pPr>
+      <w:r>
+        <w:t>Objectives</w:t>
+      </w:r>
+    </w:p>
+    <w:p>
+      <w:r>
+        <w:t>The alternative must satisfy the same success criteria as the current design:</w:t>
+      </w:r>
+    </w:p>
+    <w:p>
+      <w:pPr>
+        <w:pStyle w:val="ListParagraph"/>
+      </w:pPr>
+      <w:r>
+        <w:t xml:space="preserve">• </w:t>
+      </w:r>
+      <w:r>
+        <w:t>"Who is this client to Knight Frank across every service line, every country?"</w:t>
+      </w:r>
+    </w:p>
+    <w:p>
+      <w:pPr>
+        <w:pStyle w:val="ListParagraph"/>
+      </w:pPr>
+      <w:r>
+        <w:t xml:space="preserve">• </w:t>
+      </w:r>
+      <w:r>
+        <w:t>"What does our EU pipeline look like?"</w:t>
+      </w:r>
+    </w:p>
+    <w:p>
+      <w:pPr>
+        <w:pStyle w:val="ListParagraph"/>
+      </w:pPr>
+      <w:r>
+        <w:t xml:space="preserve">• </w:t>
+      </w:r>
+      <w:r>
+        <w:t>"How do we run CM deals?"</w:t>
+      </w:r>
+    </w:p>
+    <w:p>
+      <w:r>
+        <w:t>It must also:</w:t>
+      </w:r>
+    </w:p>
+    <w:p>
+      <w:pPr>
+        <w:pStyle w:val="ListParagraph"/>
+      </w:pPr>
+      <w:r>
+        <w:t xml:space="preserve">• </w:t>
+      </w:r>
+      <w:r>
+        <w:t>Keep all customer data in EU regions to satisfy GDPR, CNIL, and BDSG data-residency requirements</w:t>
+      </w:r>
+    </w:p>
+    <w:p>
+      <w:pPr>
+        <w:pStyle w:val="ListParagraph"/>
+      </w:pPr>
+      <w:r>
+        <w:t xml:space="preserve">• </w:t>
+      </w:r>
+      <w:r>
+        <w:t>Preserve the shared client/contact/property foundation and the layered service-line model</w:t>
+      </w:r>
+    </w:p>
+    <w:p>
+      <w:pPr>
+        <w:pStyle w:val="ListParagraph"/>
+      </w:pPr>
+      <w:r>
+        <w:t xml:space="preserve">• </w:t>
+      </w:r>
+      <w:r>
+        <w:t>Reuse existing in-house capability rather than licensing Microsoft platform per-user</w:t>
+      </w:r>
+    </w:p>
+    <w:p>
+      <w:pPr>
+        <w:pStyle w:val="ListParagraph"/>
+      </w:pPr>
+      <w:r>
+        <w:t xml:space="preserve">• </w:t>
+      </w:r>
+      <w:r>
+        <w:t>Remain operable by the existing C#/.NET and database engineering teams</w:t>
+      </w:r>
+    </w:p>
+    <w:p>
+      <w:pPr>
+        <w:pStyle w:val="Heading2"/>
+      </w:pPr>
+      <w:r>
+        <w:t>Why a Traditional Stack Fits</w:t>
+      </w:r>
+    </w:p>
+    <w:p>
+      <w:r>
+        <w:t xml:space="preserve">The current power apps rationale reasons that D365 Sales is a poor fit because Knight Frank's advisory lifecycle (pitch, NDA, multi-round bid, due diligence, regulatory gates) does not match the packaged Lead → Opportunity → Quote → Order → Invoice model, and eight of the core entities have no packaged equivalent. That argument favours a </w:t>
+      </w:r>
+      <w:r>
+        <w:rPr>
+          <w:b w:val="0"/>
+          <w:i/>
+        </w:rPr>
+        <w:t>custom</w:t>
+      </w:r>
+      <w:r>
+        <w:t xml:space="preserve"> model — but a custom model does not require Dataverse. The same custom schema, workflows and security model can be built as first-party code on PostgreSQL, which is more direct than forcing the model onto a platform layer.</w:t>
+      </w:r>
+    </w:p>
+    <w:p>
+      <w:pPr>
+        <w:pStyle w:val="Heading2"/>
+      </w:pPr>
+      <w:r>
+        <w:t>High-Level Architecture</w:t>
+      </w:r>
+    </w:p>
+    <w:p>
+      <w:pPr>
+        <w:jc w:val="center"/>
+      </w:pPr>
+      <w:r>
+        <w:drawing>
+          <wp:inline xmlns:a="http://schemas.openxmlformats.org/drawingml/2006/main" xmlns:pic="http://schemas.openxmlformats.org/drawingml/2006/picture">
+            <wp:extent cx="5760720" cy="1639974"/>
+            <wp:docPr id="13" name="Picture 13"/>
+            <wp:cNvGraphicFramePr>
+              <a:graphicFrameLocks noChangeAspect="1"/>
+            </wp:cNvGraphicFramePr>
+            <a:graphic>
+              <a:graphicData uri="http://schemas.openxmlformats.org/drawingml/2006/picture">
+                <pic:pic>
+                  <pic:nvPicPr>
+                    <pic:cNvPr id="0" name="mermaid-005.png"/>
+                    <pic:cNvPicPr/>
+                  </pic:nvPicPr>
+                  <pic:blipFill>
+                    <a:blip r:embed="rId25"/>
+                    <a:stretch>
+                      <a:fillRect/>
+                    </a:stretch>
+                  </pic:blipFill>
+                  <pic:spPr>
+                    <a:xfrm>
+                      <a:off x="0" y="0"/>
+                      <a:ext cx="5760720" cy="1639974"/>
+                    </a:xfrm>
+                    <a:prstGeom prst="rect"/>
+                  </pic:spPr>
+                </pic:pic>
+              </a:graphicData>
+            </a:graphic>
+          </wp:inline>
+        </w:drawing>
+      </w:r>
+    </w:p>
+    <w:p>
+      <w:pPr>
+        <w:pStyle w:val="Heading2"/>
+      </w:pPr>
+      <w:r>
+        <w:t>Component Mapping</w:t>
+      </w:r>
+    </w:p>
+    <w:p>
+      <w:r>
+        <w:t>The table maps each Dataverse component from architecture key components to its traditional equivalent.</w:t>
+      </w:r>
+    </w:p>
+    <w:tbl>
+      <w:tblPr>
+        <w:tblW w:type="auto" w:w="0"/>
+        <w:jc w:val="center"/>
+        <w:tblLook w:firstColumn="1" w:firstRow="1" w:lastColumn="0" w:lastRow="0" w:noHBand="0" w:noVBand="1" w:val="04A0"/>
+      </w:tblPr>
+      <w:tblGrid>
+        <w:gridCol w:w="3009"/>
+        <w:gridCol w:w="3009"/>
+        <w:gridCol w:w="3009"/>
+      </w:tblGrid>
+      <w:tr>
+        <w:tc>
+          <w:tcPr>
+            <w:tcW w:type="dxa" w:w="3009"/>
+          </w:tcPr>
+          <w:p>
+            <w:r>
+              <w:rPr>
+                <w:b/>
+              </w:rPr>
+              <w:t>Dataverse / Power Platform Component</w:t>
+            </w:r>
+          </w:p>
+        </w:tc>
+        <w:tc>
+          <w:tcPr>
+            <w:tcW w:type="dxa" w:w="3009"/>
+          </w:tcPr>
+          <w:p>
+            <w:r>
+              <w:rPr>
+                <w:b/>
+              </w:rPr>
+              <w:t>Traditional Replacement</w:t>
+            </w:r>
+          </w:p>
+        </w:tc>
+        <w:tc>
+          <w:tcPr>
+            <w:tcW w:type="dxa" w:w="3009"/>
+          </w:tcPr>
+          <w:p>
+            <w:r>
+              <w:rPr>
+                <w:b/>
+              </w:rPr>
+              <w:t>Notes</w:t>
+            </w:r>
+          </w:p>
+        </w:tc>
+      </w:tr>
+      <w:tr>
+        <w:tc>
+          <w:tcPr>
+            <w:tcW w:type="dxa" w:w="3009"/>
+          </w:tcPr>
+          <w:p>
+            <w:r>
+              <w:t>Dataverse (data store)</w:t>
+            </w:r>
+          </w:p>
+        </w:tc>
+        <w:tc>
+          <w:tcPr>
+            <w:tcW w:type="dxa" w:w="3009"/>
+          </w:tcPr>
+          <w:p>
+            <w:r>
+              <w:t>PostgreSQL 16</w:t>
+            </w:r>
+          </w:p>
+        </w:tc>
+        <w:tc>
+          <w:tcPr>
+            <w:tcW w:type="dxa" w:w="3009"/>
+          </w:tcPr>
+          <w:p>
+            <w:r>
+              <w:t>Custom relational schema, JSONB for flexible per-country fields</w:t>
+            </w:r>
+          </w:p>
+        </w:tc>
+      </w:tr>
+      <w:tr>
+        <w:tc>
+          <w:tcPr>
+            <w:tcW w:type="dxa" w:w="3009"/>
+          </w:tcPr>
+          <w:p>
+            <w:r>
+              <w:t>Power Apps model-driven app (UI)</w:t>
+            </w:r>
+          </w:p>
+        </w:tc>
+        <w:tc>
+          <w:tcPr>
+            <w:tcW w:type="dxa" w:w="3009"/>
+          </w:tcPr>
+          <w:p>
+            <w:r>
+              <w:t>ASP.NET Core web application (Blazor or Razor Pages)</w:t>
+            </w:r>
+          </w:p>
+        </w:tc>
+        <w:tc>
+          <w:tcPr>
+            <w:tcW w:type="dxa" w:w="3009"/>
+          </w:tcPr>
+          <w:p>
+            <w:r>
+              <w:t>First-party UI, role-based views</w:t>
+            </w:r>
+          </w:p>
+        </w:tc>
+      </w:tr>
+      <w:tr>
+        <w:tc>
+          <w:tcPr>
+            <w:tcW w:type="dxa" w:w="3009"/>
+          </w:tcPr>
+          <w:p>
+            <w:r>
+              <w:t>Business Process Flows (BPFs)</w:t>
+            </w:r>
+          </w:p>
+        </w:tc>
+        <w:tc>
+          <w:tcPr>
+            <w:tcW w:type="dxa" w:w="3009"/>
+          </w:tcPr>
+          <w:p>
+            <w:r>
+              <w:t>.NET state-machine workflow engine</w:t>
+            </w:r>
+          </w:p>
+        </w:tc>
+        <w:tc>
+          <w:tcPr>
+            <w:tcW w:type="dxa" w:w="3009"/>
+          </w:tcPr>
+          <w:p>
+            <w:r>
+              <w:t>Explicit deal-lifecycle state model, single source of truth for transitions</w:t>
+            </w:r>
+          </w:p>
+        </w:tc>
+      </w:tr>
+      <w:tr>
+        <w:tc>
+          <w:tcPr>
+            <w:tcW w:type="dxa" w:w="3009"/>
+          </w:tcPr>
+          <w:p>
+            <w:r>
+              <w:t>Power Automate flows</w:t>
+            </w:r>
+          </w:p>
+        </w:tc>
+        <w:tc>
+          <w:tcPr>
+            <w:tcW w:type="dxa" w:w="3009"/>
+          </w:tcPr>
+          <w:p>
+            <w:r>
+              <w:t>Background workers (Hangfire) + message handlers</w:t>
+            </w:r>
+          </w:p>
+        </w:tc>
+        <w:tc>
+          <w:tcPr>
+            <w:tcW w:type="dxa" w:w="3009"/>
+          </w:tcPr>
+          <w:p>
+            <w:r>
+              <w:t>Email sync, document provisioning, finance bridge</w:t>
+            </w:r>
+          </w:p>
+        </w:tc>
+      </w:tr>
+      <w:tr>
+        <w:tc>
+          <w:tcPr>
+            <w:tcW w:type="dxa" w:w="3009"/>
+          </w:tcPr>
+          <w:p>
+            <w:r>
+              <w:t>Power Apps Security Roles + Business Units</w:t>
+            </w:r>
+          </w:p>
+        </w:tc>
+        <w:tc>
+          <w:tcPr>
+            <w:tcW w:type="dxa" w:w="3009"/>
+          </w:tcPr>
+          <w:p>
+            <w:r>
+              <w:t>ASP.NET Core RBAC + row-level security / tenant scoping</w:t>
+            </w:r>
+          </w:p>
+        </w:tc>
+        <w:tc>
+          <w:tcPr>
+            <w:tcW w:type="dxa" w:w="3009"/>
+          </w:tcPr>
+          <w:p>
+            <w:r>
+              <w:t>Country and service-line isolation via tenant id + policies</w:t>
+            </w:r>
+          </w:p>
+        </w:tc>
+      </w:tr>
+      <w:tr>
+        <w:tc>
+          <w:tcPr>
+            <w:tcW w:type="dxa" w:w="3009"/>
+          </w:tcPr>
+          <w:p>
+            <w:r>
+              <w:t>Dataverse audit trail</w:t>
+            </w:r>
+          </w:p>
+        </w:tc>
+        <w:tc>
+          <w:tcPr>
+            <w:tcW w:type="dxa" w:w="3009"/>
+          </w:tcPr>
+          <w:p>
+            <w:r>
+              <w:t>PostgreSQL audit triggers / temporal tables</w:t>
+            </w:r>
+          </w:p>
+        </w:tc>
+        <w:tc>
+          <w:tcPr>
+            <w:tcW w:type="dxa" w:w="3009"/>
+          </w:tcPr>
+          <w:p>
+            <w:r>
+              <w:t>7-year retention, exportable</w:t>
+            </w:r>
+          </w:p>
+        </w:tc>
+      </w:tr>
+      <w:tr>
+        <w:tc>
+          <w:tcPr>
+            <w:tcW w:type="dxa" w:w="3009"/>
+          </w:tcPr>
+          <w:p>
+            <w:r>
+              <w:t>Power BI dashboards</w:t>
+            </w:r>
+          </w:p>
+        </w:tc>
+        <w:tc>
+          <w:tcPr>
+            <w:tcW w:type="dxa" w:w="3009"/>
+          </w:tcPr>
+          <w:p>
+            <w:r>
+              <w:t>Existing BI / reporting service feeding PostgreSQL</w:t>
+            </w:r>
+          </w:p>
+        </w:tc>
+        <w:tc>
+          <w:tcPr>
+            <w:tcW w:type="dxa" w:w="3009"/>
+          </w:tcPr>
+          <w:p>
+            <w:r>
+              <w:t>Connect directly to the database or materialised views</w:t>
+            </w:r>
+          </w:p>
+        </w:tc>
+      </w:tr>
+      <w:tr>
+        <w:tc>
+          <w:tcPr>
+            <w:tcW w:type="dxa" w:w="3009"/>
+          </w:tcPr>
+          <w:p>
+            <w:r>
+              <w:t>OData + custom API</w:t>
+            </w:r>
+          </w:p>
+        </w:tc>
+        <w:tc>
+          <w:tcPr>
+            <w:tcW w:type="dxa" w:w="3009"/>
+          </w:tcPr>
+          <w:p>
+            <w:r>
+              <w:t>REST API (ASP.NET Core) + OpenAPI</w:t>
+            </w:r>
+          </w:p>
+        </w:tc>
+        <w:tc>
+          <w:tcPr>
+            <w:tcW w:type="dxa" w:w="3009"/>
+          </w:tcPr>
+          <w:p>
+            <w:r>
+              <w:t>Same external integration surface</w:t>
+            </w:r>
+          </w:p>
+        </w:tc>
+      </w:tr>
+      <w:tr>
+        <w:tc>
+          <w:tcPr>
+            <w:tcW w:type="dxa" w:w="3009"/>
+          </w:tcPr>
+          <w:p>
+            <w:r>
+              <w:t>Power Apps Mobile</w:t>
+            </w:r>
+          </w:p>
+        </w:tc>
+        <w:tc>
+          <w:tcPr>
+            <w:tcW w:type="dxa" w:w="3009"/>
+          </w:tcPr>
+          <w:p>
+            <w:r>
+              <w:t>ASP.NET Core responsive web / PWA</w:t>
+            </w:r>
+          </w:p>
+        </w:tc>
+        <w:tc>
+          <w:tcPr>
+            <w:tcW w:type="dxa" w:w="3009"/>
+          </w:tcPr>
+          <w:p>
+            <w:r>
+              <w:t>No separate mobile runtime</w:t>
+            </w:r>
+          </w:p>
+        </w:tc>
+      </w:tr>
+      <w:tr>
+        <w:tc>
+          <w:tcPr>
+            <w:tcW w:type="dxa" w:w="3009"/>
+          </w:tcPr>
+          <w:p>
+            <w:r>
+              <w:t>Copilot for Sales (client matching)</w:t>
+            </w:r>
+          </w:p>
+        </w:tc>
+        <w:tc>
+          <w:tcPr>
+            <w:tcW w:type="dxa" w:w="3009"/>
+          </w:tcPr>
+          <w:p>
+            <w:r>
+              <w:t>First-party matching service (Postgres full-text + vector)</w:t>
+            </w:r>
+          </w:p>
+        </w:tc>
+        <w:tc>
+          <w:tcPr>
+            <w:tcW w:type="dxa" w:w="3009"/>
+          </w:tcPr>
+          <w:p>
+            <w:r>
+              <w:t>Existing data science stack</w:t>
+            </w:r>
+          </w:p>
+        </w:tc>
+      </w:tr>
+    </w:tbl>
+    <w:p>
+      <w:pPr>
+        <w:pStyle w:val="Heading2"/>
+      </w:pPr>
+      <w:r>
+        <w:t>Application Architecture</w:t>
+      </w:r>
+    </w:p>
+    <w:p>
+      <w:pPr>
+        <w:pStyle w:val="Heading3"/>
+      </w:pPr>
+      <w:r>
+        <w:t>.NET Backend</w:t>
+      </w:r>
+    </w:p>
+    <w:p>
+      <w:pPr>
+        <w:pStyle w:val="ListParagraph"/>
+      </w:pPr>
+      <w:r>
+        <w:t xml:space="preserve">• </w:t>
+      </w:r>
+      <w:r>
+        <w:rPr>
+          <w:b/>
+          <w:i w:val="0"/>
+        </w:rPr>
+        <w:t>ASP.NET Core</w:t>
+      </w:r>
+      <w:r>
+        <w:t xml:space="preserve"> hosting a set of bounded-context APIs (</w:t>
+      </w:r>
+      <w:r>
+        <w:rPr>
+          <w:rFonts w:ascii="Consolas" w:hAnsi="Consolas"/>
+          <w:b w:val="0"/>
+          <w:i w:val="0"/>
+        </w:rPr>
+        <w:t>Client</w:t>
+      </w:r>
+      <w:r>
+        <w:t xml:space="preserve">, </w:t>
+      </w:r>
+      <w:r>
+        <w:rPr>
+          <w:rFonts w:ascii="Consolas" w:hAnsi="Consolas"/>
+          <w:b w:val="0"/>
+          <w:i w:val="0"/>
+        </w:rPr>
+        <w:t>Property</w:t>
+      </w:r>
+      <w:r>
+        <w:t xml:space="preserve">, </w:t>
+      </w:r>
+      <w:r>
+        <w:rPr>
+          <w:rFonts w:ascii="Consolas" w:hAnsi="Consolas"/>
+          <w:b w:val="0"/>
+          <w:i w:val="0"/>
+        </w:rPr>
+        <w:t>Deal</w:t>
+      </w:r>
+      <w:r>
+        <w:t xml:space="preserve">, </w:t>
+      </w:r>
+      <w:r>
+        <w:rPr>
+          <w:rFonts w:ascii="Consolas" w:hAnsi="Consolas"/>
+          <w:b w:val="0"/>
+          <w:i w:val="0"/>
+        </w:rPr>
+        <w:t>WIP</w:t>
+      </w:r>
+      <w:r>
+        <w:t xml:space="preserve">, </w:t>
+      </w:r>
+      <w:r>
+        <w:rPr>
+          <w:rFonts w:ascii="Consolas" w:hAnsi="Consolas"/>
+          <w:b w:val="0"/>
+          <w:i w:val="0"/>
+        </w:rPr>
+        <w:t>Compliance</w:t>
+      </w:r>
+      <w:r>
+        <w:t>).</w:t>
+      </w:r>
+    </w:p>
+    <w:p>
+      <w:pPr>
+        <w:pStyle w:val="ListParagraph"/>
+      </w:pPr>
+      <w:r>
+        <w:t xml:space="preserve">• </w:t>
+      </w:r>
+      <w:r>
+        <w:rPr>
+          <w:b/>
+          <w:i w:val="0"/>
+        </w:rPr>
+        <w:t>EF Core (Npgsql)</w:t>
+      </w:r>
+      <w:r>
+        <w:t xml:space="preserve"> for PostgreSQL access with migrations versioned in-repo.</w:t>
+      </w:r>
+    </w:p>
+    <w:p>
+      <w:pPr>
+        <w:pStyle w:val="ListParagraph"/>
+      </w:pPr>
+      <w:r>
+        <w:t xml:space="preserve">• </w:t>
+      </w:r>
+      <w:r>
+        <w:rPr>
+          <w:b/>
+          <w:i w:val="0"/>
+        </w:rPr>
+        <w:t>Hangfire</w:t>
+      </w:r>
+      <w:r>
+        <w:t xml:space="preserve"> (or an equivalent queue) for background work — email ingestion, sharepoint/document provisioning, finance bridge batches, address enrichment.</w:t>
+      </w:r>
+    </w:p>
+    <w:p>
+      <w:pPr>
+        <w:pStyle w:val="ListParagraph"/>
+      </w:pPr>
+      <w:r>
+        <w:t xml:space="preserve">• </w:t>
+      </w:r>
+      <w:r>
+        <w:rPr>
+          <w:b/>
+          <w:i w:val="0"/>
+        </w:rPr>
+        <w:t>MassTransit / RabbitMQ</w:t>
+      </w:r>
+      <w:r>
+        <w:t xml:space="preserve"> for asynchronous messaging and the ECS publish pattern.</w:t>
+      </w:r>
+    </w:p>
+    <w:p>
+      <w:pPr>
+        <w:pStyle w:val="Heading3"/>
+      </w:pPr>
+      <w:r>
+        <w:t>State Machine (Replacing BPFs)</w:t>
+      </w:r>
+    </w:p>
+    <w:p>
+      <w:r>
+        <w:t>The eight-stage Capital Markets deal lifecycle (S1 Origination → S8 Completion) from capital markets data model becomes a first-class, typed state machine rather than a platform BPF.</w:t>
+      </w:r>
+    </w:p>
+    <w:p>
+      <w:pPr>
+        <w:jc w:val="center"/>
+      </w:pPr>
+      <w:r>
+        <w:drawing>
+          <wp:inline xmlns:a="http://schemas.openxmlformats.org/drawingml/2006/main" xmlns:pic="http://schemas.openxmlformats.org/drawingml/2006/picture">
+            <wp:extent cx="5760720" cy="11107496"/>
+            <wp:docPr id="14" name="Picture 14"/>
+            <wp:cNvGraphicFramePr>
+              <a:graphicFrameLocks noChangeAspect="1"/>
+            </wp:cNvGraphicFramePr>
+            <a:graphic>
+              <a:graphicData uri="http://schemas.openxmlformats.org/drawingml/2006/picture">
+                <pic:pic>
+                  <pic:nvPicPr>
+                    <pic:cNvPr id="0" name="mermaid-006.png"/>
+                    <pic:cNvPicPr/>
+                  </pic:nvPicPr>
+                  <pic:blipFill>
+                    <a:blip r:embed="rId26"/>
+                    <a:stretch>
+                      <a:fillRect/>
+                    </a:stretch>
+                  </pic:blipFill>
+                  <pic:spPr>
+                    <a:xfrm>
+                      <a:off x="0" y="0"/>
+                      <a:ext cx="5760720" cy="11107496"/>
+                    </a:xfrm>
+                    <a:prstGeom prst="rect"/>
+                  </pic:spPr>
+                </pic:pic>
+              </a:graphicData>
+            </a:graphic>
+          </wp:inline>
+        </w:drawing>
+      </w:r>
+    </w:p>
+    <w:p>
+      <w:r>
+        <w:t>Transition rules are code, so per-country gates (France city pre-emption / notarial deed, Spain right-of-refusal) are implemented as pluggable guards in the same framework the eight-stage lifecycle defines. Adding a country is a new set of guard rules, not a new platform layer.</w:t>
+      </w:r>
+    </w:p>
+    <w:p>
+      <w:pPr>
+        <w:pStyle w:val="Heading3"/>
+      </w:pPr>
+      <w:r>
+        <w:t>Security &amp; Multi-Tenancy</w:t>
+      </w:r>
+    </w:p>
+    <w:p>
+      <w:pPr>
+        <w:pStyle w:val="ListParagraph"/>
+      </w:pPr>
+      <w:r>
+        <w:t xml:space="preserve">• </w:t>
+      </w:r>
+      <w:r>
+        <w:rPr>
+          <w:b/>
+          <w:i w:val="0"/>
+        </w:rPr>
+        <w:t>Authentication:</w:t>
+      </w:r>
+      <w:r>
+        <w:t xml:space="preserve"> Microsoft Entra ID (same requirements as the current design — MFA, conditional access, service principals).</w:t>
+      </w:r>
+    </w:p>
+    <w:p>
+      <w:pPr>
+        <w:pStyle w:val="ListParagraph"/>
+      </w:pPr>
+      <w:r>
+        <w:t xml:space="preserve">• </w:t>
+      </w:r>
+      <w:r>
+        <w:rPr>
+          <w:b/>
+          <w:i w:val="0"/>
+        </w:rPr>
+        <w:t>Authorisation:</w:t>
+      </w:r>
+      <w:r>
+        <w:t xml:space="preserve"> ASP.NET Core policy-based claims + a </w:t>
+      </w:r>
+      <w:r>
+        <w:rPr>
+          <w:rFonts w:ascii="Consolas" w:hAnsi="Consolas"/>
+          <w:b w:val="0"/>
+          <w:i w:val="0"/>
+        </w:rPr>
+        <w:t>tenancy</w:t>
+      </w:r>
+      <w:r>
+        <w:t xml:space="preserve"> dimension on every aggregate root.</w:t>
+      </w:r>
+    </w:p>
+    <w:p>
+      <w:pPr>
+        <w:pStyle w:val="ListParagraph"/>
+      </w:pPr>
+      <w:r>
+        <w:t xml:space="preserve">• </w:t>
+      </w:r>
+      <w:r>
+        <w:rPr>
+          <w:b/>
+          <w:i w:val="0"/>
+        </w:rPr>
+        <w:t>Row-level isolation:</w:t>
+      </w:r>
+      <w:r>
+        <w:t xml:space="preserve"> PostgreSQL row-level security (RLS) keyed on country/team, mirroring the Business Unit hierarchy without a separate platform concept:</w:t>
+      </w:r>
+    </w:p>
+    <w:p>
+      <w:pPr>
+        <w:pStyle w:val="ListParagraph"/>
+      </w:pPr>
+      <w:r>
+        <w:t xml:space="preserve">• </w:t>
+      </w:r>
+      <w:r>
+        <w:t>KF Global → KF</w:t>
+      </w:r>
+      <w:r>
+        <w:rPr>
+          <w:b w:val="0"/>
+          <w:i/>
+        </w:rPr>
+        <w:t>Europe → KF</w:t>
+      </w:r>
+      <w:r>
+        <w:t>France/Germany/Poland/Spain → KF</w:t>
+      </w:r>
+      <w:r>
+        <w:rPr>
+          <w:b w:val="0"/>
+          <w:i/>
+        </w:rPr>
+        <w:t>CM</w:t>
+      </w:r>
+      <w:r>
+        <w:t>France etc.</w:t>
+      </w:r>
+    </w:p>
+    <w:p>
+      <w:pPr>
+        <w:pStyle w:val="Heading2"/>
+      </w:pPr>
+      <w:r>
+        <w:t>Data Architecture — PostgreSQL</w:t>
+      </w:r>
+    </w:p>
+    <w:p>
+      <w:pPr>
+        <w:pStyle w:val="Heading3"/>
+      </w:pPr>
+      <w:r>
+        <w:t>Core Schema</w:t>
+      </w:r>
+    </w:p>
+    <w:p>
+      <w:r>
+        <w:t xml:space="preserve">The client, property, Capital Markets and WIP models translate directly to relational tables. The </w:t>
+      </w:r>
+      <w:r>
+        <w:rPr>
+          <w:rFonts w:ascii="Consolas" w:hAnsi="Consolas"/>
+          <w:b w:val="0"/>
+          <w:i w:val="0"/>
+        </w:rPr>
+        <w:t>kf</w:t>
+      </w:r>
+      <w:r>
+        <w:t xml:space="preserve"> entity names are preserved as table names.</w:t>
+      </w:r>
+    </w:p>
+    <w:p>
+      <w:pPr>
+        <w:pStyle w:val="ListParagraph"/>
+      </w:pPr>
+      <w:r>
+        <w:t xml:space="preserve">• </w:t>
+      </w:r>
+      <w:r>
+        <w:rPr>
+          <w:rFonts w:ascii="Consolas" w:hAnsi="Consolas"/>
+          <w:b w:val="0"/>
+          <w:i w:val="0"/>
+        </w:rPr>
+        <w:t>accounts</w:t>
+      </w:r>
+      <w:r>
+        <w:t xml:space="preserve">, </w:t>
+      </w:r>
+      <w:r>
+        <w:rPr>
+          <w:rFonts w:ascii="Consolas" w:hAnsi="Consolas"/>
+          <w:b w:val="0"/>
+          <w:i w:val="0"/>
+        </w:rPr>
+        <w:t>contacts</w:t>
+      </w:r>
+      <w:r>
+        <w:t xml:space="preserve"> — Client domain (one client, one view), including the Brand/Group → Legal Entity two-tier hierarchy from client data model.</w:t>
+      </w:r>
+    </w:p>
+    <w:p>
+      <w:pPr>
+        <w:pStyle w:val="ListParagraph"/>
+      </w:pPr>
+      <w:r>
+        <w:t xml:space="preserve">• </w:t>
+      </w:r>
+      <w:r>
+        <w:rPr>
+          <w:rFonts w:ascii="Consolas" w:hAnsi="Consolas"/>
+          <w:b w:val="0"/>
+          <w:i w:val="0"/>
+        </w:rPr>
+        <w:t>sites</w:t>
+      </w:r>
+      <w:r>
+        <w:t xml:space="preserve">, </w:t>
+      </w:r>
+      <w:r>
+        <w:rPr>
+          <w:rFonts w:ascii="Consolas" w:hAnsi="Consolas"/>
+          <w:b w:val="0"/>
+          <w:i w:val="0"/>
+        </w:rPr>
+        <w:t>properties</w:t>
+      </w:r>
+      <w:r>
+        <w:t xml:space="preserve">, </w:t>
+      </w:r>
+      <w:r>
+        <w:rPr>
+          <w:rFonts w:ascii="Consolas" w:hAnsi="Consolas"/>
+          <w:b w:val="0"/>
+          <w:i w:val="0"/>
+        </w:rPr>
+        <w:t>res_properties</w:t>
+      </w:r>
+      <w:r>
+        <w:t xml:space="preserve">, </w:t>
+      </w:r>
+      <w:r>
+        <w:rPr>
+          <w:rFonts w:ascii="Consolas" w:hAnsi="Consolas"/>
+          <w:b w:val="0"/>
+          <w:i w:val="0"/>
+        </w:rPr>
+        <w:t>deal_properties</w:t>
+      </w:r>
+      <w:r>
+        <w:t xml:space="preserve"> — Property domain, preserving the "stable characteristics on the asset, deal-specific measures on the junction" rule from property data model.</w:t>
+      </w:r>
+    </w:p>
+    <w:p>
+      <w:pPr>
+        <w:pStyle w:val="ListParagraph"/>
+      </w:pPr>
+      <w:r>
+        <w:t xml:space="preserve">• </w:t>
+      </w:r>
+      <w:r>
+        <w:rPr>
+          <w:rFonts w:ascii="Consolas" w:hAnsi="Consolas"/>
+          <w:b w:val="0"/>
+          <w:i w:val="0"/>
+        </w:rPr>
+        <w:t>deals</w:t>
+      </w:r>
+      <w:r>
+        <w:t xml:space="preserve">, </w:t>
+      </w:r>
+      <w:r>
+        <w:rPr>
+          <w:rFonts w:ascii="Consolas" w:hAnsi="Consolas"/>
+          <w:b w:val="0"/>
+          <w:i w:val="0"/>
+        </w:rPr>
+        <w:t>pitches</w:t>
+      </w:r>
+      <w:r>
+        <w:t xml:space="preserve">, </w:t>
+      </w:r>
+      <w:r>
+        <w:rPr>
+          <w:rFonts w:ascii="Consolas" w:hAnsi="Consolas"/>
+          <w:b w:val="0"/>
+          <w:i w:val="0"/>
+        </w:rPr>
+        <w:t>ndas</w:t>
+      </w:r>
+      <w:r>
+        <w:t xml:space="preserve">, </w:t>
+      </w:r>
+      <w:r>
+        <w:rPr>
+          <w:rFonts w:ascii="Consolas" w:hAnsi="Consolas"/>
+          <w:b w:val="0"/>
+          <w:i w:val="0"/>
+        </w:rPr>
+        <w:t>bids</w:t>
+      </w:r>
+      <w:r>
+        <w:t xml:space="preserve">, </w:t>
+      </w:r>
+      <w:r>
+        <w:rPr>
+          <w:rFonts w:ascii="Consolas" w:hAnsi="Consolas"/>
+          <w:b w:val="0"/>
+          <w:i w:val="0"/>
+        </w:rPr>
+        <w:t>dd_milestones</w:t>
+      </w:r>
+      <w:r>
+        <w:t xml:space="preserve">, </w:t>
+      </w:r>
+      <w:r>
+        <w:rPr>
+          <w:rFonts w:ascii="Consolas" w:hAnsi="Consolas"/>
+          <w:b w:val="0"/>
+          <w:i w:val="0"/>
+        </w:rPr>
+        <w:t>red_flags</w:t>
+      </w:r>
+      <w:r>
+        <w:t xml:space="preserve">, </w:t>
+      </w:r>
+      <w:r>
+        <w:rPr>
+          <w:rFonts w:ascii="Consolas" w:hAnsi="Consolas"/>
+          <w:b w:val="0"/>
+          <w:i w:val="0"/>
+        </w:rPr>
+        <w:t>kyc_records</w:t>
+      </w:r>
+      <w:r>
+        <w:t xml:space="preserve">, </w:t>
+      </w:r>
+      <w:r>
+        <w:rPr>
+          <w:rFonts w:ascii="Consolas" w:hAnsi="Consolas"/>
+          <w:b w:val="0"/>
+          <w:i w:val="0"/>
+        </w:rPr>
+        <w:t>investor_profiles</w:t>
+      </w:r>
+      <w:r>
+        <w:t xml:space="preserve">, </w:t>
+      </w:r>
+      <w:r>
+        <w:rPr>
+          <w:rFonts w:ascii="Consolas" w:hAnsi="Consolas"/>
+          <w:b w:val="0"/>
+          <w:i w:val="0"/>
+        </w:rPr>
+        <w:t>data_room_accesses</w:t>
+      </w:r>
+      <w:r>
+        <w:t xml:space="preserve"> — Capital Markets domain from capital markets data model.</w:t>
+      </w:r>
+    </w:p>
+    <w:p>
+      <w:pPr>
+        <w:pStyle w:val="ListParagraph"/>
+      </w:pPr>
+      <w:r>
+        <w:t xml:space="preserve">• </w:t>
+      </w:r>
+      <w:r>
+        <w:rPr>
+          <w:rFonts w:ascii="Consolas" w:hAnsi="Consolas"/>
+          <w:b w:val="0"/>
+          <w:i w:val="0"/>
+        </w:rPr>
+        <w:t>fee_schedules</w:t>
+      </w:r>
+      <w:r>
+        <w:t xml:space="preserve">, </w:t>
+      </w:r>
+      <w:r>
+        <w:rPr>
+          <w:rFonts w:ascii="Consolas" w:hAnsi="Consolas"/>
+          <w:b w:val="0"/>
+          <w:i w:val="0"/>
+        </w:rPr>
+        <w:t>wip</w:t>
+      </w:r>
+      <w:r>
+        <w:t xml:space="preserve">, </w:t>
+      </w:r>
+      <w:r>
+        <w:rPr>
+          <w:rFonts w:ascii="Consolas" w:hAnsi="Consolas"/>
+          <w:b w:val="0"/>
+          <w:i w:val="0"/>
+        </w:rPr>
+        <w:t>transaction_reports</w:t>
+      </w:r>
+      <w:r>
+        <w:t xml:space="preserve"> — Commercials and WIP from wip data model.</w:t>
+      </w:r>
+    </w:p>
+    <w:p>
+      <w:pPr>
+        <w:pStyle w:val="ListParagraph"/>
+      </w:pPr>
+      <w:r>
+        <w:t xml:space="preserve">• </w:t>
+      </w:r>
+      <w:r>
+        <w:rPr>
+          <w:rFonts w:ascii="Consolas" w:hAnsi="Consolas"/>
+          <w:b w:val="0"/>
+          <w:i w:val="0"/>
+        </w:rPr>
+        <w:t>address_formats</w:t>
+      </w:r>
+      <w:r>
+        <w:t xml:space="preserve"> — cached international address format definitions used to render country-neutral addresses from property data model.</w:t>
+      </w:r>
+    </w:p>
+    <w:p>
+      <w:pPr>
+        <w:pStyle w:val="Heading3"/>
+      </w:pPr>
+      <w:r>
+        <w:t>Country-Specific Fields</w:t>
+      </w:r>
+    </w:p>
+    <w:p>
+      <w:r>
+        <w:t>Where the Dataverse design uses dotted columns (</w:t>
+      </w:r>
+      <w:r>
+        <w:rPr>
+          <w:rFonts w:ascii="Consolas" w:hAnsi="Consolas"/>
+          <w:b w:val="0"/>
+          <w:i w:val="0"/>
+        </w:rPr>
+        <w:t>kf_fr</w:t>
+      </w:r>
+      <w:r>
+        <w:t xml:space="preserve">, </w:t>
+      </w:r>
+      <w:r>
+        <w:rPr>
+          <w:rFonts w:ascii="Consolas" w:hAnsi="Consolas"/>
+          <w:b w:val="0"/>
+          <w:i w:val="0"/>
+        </w:rPr>
+        <w:t>kf_de</w:t>
+      </w:r>
+      <w:r>
+        <w:t xml:space="preserve">, </w:t>
+      </w:r>
+      <w:r>
+        <w:rPr>
+          <w:rFonts w:ascii="Consolas" w:hAnsi="Consolas"/>
+          <w:b w:val="0"/>
+          <w:i w:val="0"/>
+        </w:rPr>
+        <w:t>kf_es</w:t>
+      </w:r>
+      <w:r>
+        <w:t xml:space="preserve">, </w:t>
+      </w:r>
+      <w:r>
+        <w:rPr>
+          <w:rFonts w:ascii="Consolas" w:hAnsi="Consolas"/>
+          <w:b w:val="0"/>
+          <w:i w:val="0"/>
+        </w:rPr>
+        <w:t>kf_pl</w:t>
+      </w:r>
+      <w:r>
+        <w:t>) added per layer, PostgreSQL offers two equivalent options:</w:t>
+      </w:r>
+    </w:p>
+    <w:tbl>
+      <w:tblPr>
+        <w:tblW w:type="auto" w:w="0"/>
+        <w:jc w:val="center"/>
+        <w:tblLook w:firstColumn="1" w:firstRow="1" w:lastColumn="0" w:lastRow="0" w:noHBand="0" w:noVBand="1" w:val="04A0"/>
+      </w:tblPr>
+      <w:tblGrid>
+        <w:gridCol w:w="3009"/>
+        <w:gridCol w:w="3009"/>
+        <w:gridCol w:w="3009"/>
+      </w:tblGrid>
+      <w:tr>
+        <w:tc>
+          <w:tcPr>
+            <w:tcW w:type="dxa" w:w="3009"/>
+          </w:tcPr>
+          <w:p>
+            <w:r>
+              <w:rPr>
+                <w:b/>
+              </w:rPr>
+              <w:t>Option</w:t>
+            </w:r>
+          </w:p>
+        </w:tc>
+        <w:tc>
+          <w:tcPr>
+            <w:tcW w:type="dxa" w:w="3009"/>
+          </w:tcPr>
+          <w:p>
+            <w:r>
+              <w:rPr>
+                <w:b/>
+              </w:rPr>
+              <w:t>Approach</w:t>
+            </w:r>
+          </w:p>
+        </w:tc>
+        <w:tc>
+          <w:tcPr>
+            <w:tcW w:type="dxa" w:w="3009"/>
+          </w:tcPr>
+          <w:p>
+            <w:r>
+              <w:rPr>
+                <w:b/>
+              </w:rPr>
+              <w:t>Use</w:t>
+            </w:r>
+          </w:p>
+        </w:tc>
+      </w:tr>
+      <w:tr>
+        <w:tc>
+          <w:tcPr>
+            <w:tcW w:type="dxa" w:w="3009"/>
+          </w:tcPr>
+          <w:p>
+            <w:r>
+              <w:t>Strongly typed columns</w:t>
+            </w:r>
+          </w:p>
+        </w:tc>
+        <w:tc>
+          <w:tcPr>
+            <w:tcW w:type="dxa" w:w="3009"/>
+          </w:tcPr>
+          <w:p>
+            <w:r>
+              <w:t>Additive nullable columns per country on shared tables; kept via migrations</w:t>
+            </w:r>
+          </w:p>
+        </w:tc>
+        <w:tc>
+          <w:tcPr>
+            <w:tcW w:type="dxa" w:w="3009"/>
+          </w:tcPr>
+          <w:p>
+            <w:r>
+              <w:t>Where the field is queried/reported on</w:t>
+            </w:r>
+          </w:p>
+        </w:tc>
+      </w:tr>
+      <w:tr>
+        <w:tc>
+          <w:tcPr>
+            <w:tcW w:type="dxa" w:w="3009"/>
+          </w:tcPr>
+          <w:p>
+            <w:r>
+              <w:t>`jsonb` extension payload</w:t>
+            </w:r>
+          </w:p>
+        </w:tc>
+        <w:tc>
+          <w:tcPr>
+            <w:tcW w:type="dxa" w:w="3009"/>
+          </w:tcPr>
+          <w:p>
+            <w:r>
+              <w:t>A `country_data jsonb` column holding country-specific fields</w:t>
+            </w:r>
+          </w:p>
+        </w:tc>
+        <w:tc>
+          <w:tcPr>
+            <w:tcW w:type="dxa" w:w="3009"/>
+          </w:tcPr>
+          <w:p>
+            <w:r>
+              <w:t>Where a field is country-only, rarely aggregated</w:t>
+            </w:r>
+          </w:p>
+        </w:tc>
+      </w:tr>
+    </w:tbl>
+    <w:p>
+      <w:r>
+        <w:t>Both preserve the "no regional fork creates duplicate tables; adding a country = a new migration" rule as a code-level convention instead of a solution-layer rule.</w:t>
+      </w:r>
+    </w:p>
+    <w:p>
+      <w:pPr>
+        <w:pStyle w:val="Heading3"/>
+      </w:pPr>
+      <w:r>
+        <w:t>Audit &amp; GDPR</w:t>
+      </w:r>
+    </w:p>
+    <w:p>
+      <w:pPr>
+        <w:pStyle w:val="ListParagraph"/>
+      </w:pPr>
+      <w:r>
+        <w:t xml:space="preserve">• </w:t>
+      </w:r>
+      <w:r>
+        <w:rPr>
+          <w:b/>
+          <w:i w:val="0"/>
+        </w:rPr>
+        <w:t>Audit trail:</w:t>
+      </w:r>
+      <w:r>
+        <w:t xml:space="preserve"> PostgreSQL triggers write append-only records to </w:t>
+      </w:r>
+      <w:r>
+        <w:rPr>
+          <w:rFonts w:ascii="Consolas" w:hAnsi="Consolas"/>
+          <w:b w:val="0"/>
+          <w:i w:val="0"/>
+        </w:rPr>
+        <w:t>audit_events</w:t>
+      </w:r>
+      <w:r>
+        <w:t xml:space="preserve"> (who, what, when, before/after, source) with 7-year retention, mirroring the Dataverse audit requirement.</w:t>
+      </w:r>
+    </w:p>
+    <w:p>
+      <w:pPr>
+        <w:pStyle w:val="ListParagraph"/>
+      </w:pPr>
+      <w:r>
+        <w:t xml:space="preserve">• </w:t>
+      </w:r>
+      <w:r>
+        <w:rPr>
+          <w:b/>
+          <w:i w:val="0"/>
+        </w:rPr>
+        <w:t>GDPR consent:</w:t>
+      </w:r>
+      <w:r>
+        <w:t xml:space="preserve"> </w:t>
+      </w:r>
+      <w:r>
+        <w:rPr>
+          <w:rFonts w:ascii="Consolas" w:hAnsi="Consolas"/>
+          <w:b w:val="0"/>
+          <w:i w:val="0"/>
+        </w:rPr>
+        <w:t>processing_consent</w:t>
+      </w:r>
+      <w:r>
+        <w:t xml:space="preserve"> column on contacts with the same legitimate-interest / consent / legal-obligation / not-assessed basis as in capital markets data model.</w:t>
+      </w:r>
+    </w:p>
+    <w:p>
+      <w:pPr>
+        <w:pStyle w:val="ListParagraph"/>
+      </w:pPr>
+      <w:r>
+        <w:t xml:space="preserve">• </w:t>
+      </w:r>
+      <w:r>
+        <w:rPr>
+          <w:b/>
+          <w:i w:val="0"/>
+        </w:rPr>
+        <w:t>GDPR requests:</w:t>
+      </w:r>
+      <w:r>
+        <w:t xml:space="preserve"> a </w:t>
+      </w:r>
+      <w:r>
+        <w:rPr>
+          <w:rFonts w:ascii="Consolas" w:hAnsi="Consolas"/>
+          <w:b w:val="0"/>
+          <w:i w:val="0"/>
+        </w:rPr>
+        <w:t>gdpr_requests</w:t>
+      </w:r>
+      <w:r>
+        <w:t xml:space="preserve"> table records data-subject requests and tracks erasure/export actions.</w:t>
+      </w:r>
+    </w:p>
+    <w:p>
+      <w:pPr>
+        <w:pStyle w:val="ListParagraph"/>
+      </w:pPr>
+      <w:r>
+        <w:t xml:space="preserve">• </w:t>
+      </w:r>
+      <w:r>
+        <w:rPr>
+          <w:b/>
+          <w:i w:val="0"/>
+        </w:rPr>
+        <w:t>Retention:</w:t>
+      </w:r>
+      <w:r>
+        <w:t xml:space="preserve"> scheduled workers enforce retention and erasure per policy.</w:t>
+      </w:r>
+    </w:p>
+    <w:p>
+      <w:pPr>
+        <w:pStyle w:val="Heading2"/>
+      </w:pPr>
+      <w:r>
+        <w:t>Integration Architecture</w:t>
+      </w:r>
+    </w:p>
+    <w:p>
+      <w:r>
+        <w:t>The external integration surface from architecture technology and architecture application is reproduced with standard connectors rather than Power Automate.</w:t>
+      </w:r>
+    </w:p>
+    <w:tbl>
+      <w:tblPr>
+        <w:tblW w:type="auto" w:w="0"/>
+        <w:jc w:val="center"/>
+        <w:tblLook w:firstColumn="1" w:firstRow="1" w:lastColumn="0" w:lastRow="0" w:noHBand="0" w:noVBand="1" w:val="04A0"/>
+      </w:tblPr>
+      <w:tblGrid>
+        <w:gridCol w:w="3009"/>
+        <w:gridCol w:w="3009"/>
+        <w:gridCol w:w="3009"/>
+      </w:tblGrid>
+      <w:tr>
+        <w:tc>
+          <w:tcPr>
+            <w:tcW w:type="dxa" w:w="3009"/>
+          </w:tcPr>
+          <w:p>
+            <w:r>
+              <w:rPr>
+                <w:b/>
+              </w:rPr>
+              <w:t>Integration</w:t>
+            </w:r>
+          </w:p>
+        </w:tc>
+        <w:tc>
+          <w:tcPr>
+            <w:tcW w:type="dxa" w:w="3009"/>
+          </w:tcPr>
+          <w:p>
+            <w:r>
+              <w:rPr>
+                <w:b/>
+              </w:rPr>
+              <w:t>Dataverse approach</w:t>
+            </w:r>
+          </w:p>
+        </w:tc>
+        <w:tc>
+          <w:tcPr>
+            <w:tcW w:type="dxa" w:w="3009"/>
+          </w:tcPr>
+          <w:p>
+            <w:r>
+              <w:rPr>
+                <w:b/>
+              </w:rPr>
+              <w:t>Traditional approach</w:t>
+            </w:r>
+          </w:p>
+        </w:tc>
+      </w:tr>
+      <w:tr>
+        <w:tc>
+          <w:tcPr>
+            <w:tcW w:type="dxa" w:w="3009"/>
+          </w:tcPr>
+          <w:p>
+            <w:r>
+              <w:t>Change notification (Major entities) → ECS</w:t>
+            </w:r>
+          </w:p>
+        </w:tc>
+        <w:tc>
+          <w:tcPr>
+            <w:tcW w:type="dxa" w:w="3009"/>
+          </w:tcPr>
+          <w:p>
+            <w:r>
+              <w:t>Dataverse plugin / Power Automate publish</w:t>
+            </w:r>
+          </w:p>
+        </w:tc>
+        <w:tc>
+          <w:tcPr>
+            <w:tcW w:type="dxa" w:w="3009"/>
+          </w:tcPr>
+          <w:p>
+            <w:r>
+              <w:t>Outbox pattern → worker publishes to the ECS bus; logged to `integration_log`</w:t>
+            </w:r>
+          </w:p>
+        </w:tc>
+      </w:tr>
+      <w:tr>
+        <w:tc>
+          <w:tcPr>
+            <w:tcW w:type="dxa" w:w="3009"/>
+          </w:tcPr>
+          <w:p>
+            <w:r>
+              <w:t>Email sync / activity tracking</w:t>
+            </w:r>
+          </w:p>
+        </w:tc>
+        <w:tc>
+          <w:tcPr>
+            <w:tcW w:type="dxa" w:w="3009"/>
+          </w:tcPr>
+          <w:p>
+            <w:r>
+              <w:t>Power Automate + Outlook add-in</w:t>
+            </w:r>
+          </w:p>
+        </w:tc>
+        <w:tc>
+          <w:tcPr>
+            <w:tcW w:type="dxa" w:w="3009"/>
+          </w:tcPr>
+          <w:p>
+            <w:r>
+              <w:t>Microsoft Graph API (webhooks) + inbox worker ingesting to email/activity store</w:t>
+            </w:r>
+          </w:p>
+        </w:tc>
+      </w:tr>
+      <w:tr>
+        <w:tc>
+          <w:tcPr>
+            <w:tcW w:type="dxa" w:w="3009"/>
+          </w:tcPr>
+          <w:p>
+            <w:r>
+              <w:t>Document management</w:t>
+            </w:r>
+          </w:p>
+        </w:tc>
+        <w:tc>
+          <w:tcPr>
+            <w:tcW w:type="dxa" w:w="3009"/>
+          </w:tcPr>
+          <w:p>
+            <w:r>
+              <w:t>SharePoint auto-provisioned folders</w:t>
+            </w:r>
+          </w:p>
+        </w:tc>
+        <w:tc>
+          <w:tcPr>
+            <w:tcW w:type="dxa" w:w="3009"/>
+          </w:tcPr>
+          <w:p>
+            <w:r>
+              <w:t>Object storage (EU) with folder-per-deal convention; optional SharePoint sync</w:t>
+            </w:r>
+          </w:p>
+        </w:tc>
+      </w:tr>
+      <w:tr>
+        <w:tc>
+          <w:tcPr>
+            <w:tcW w:type="dxa" w:w="3009"/>
+          </w:tcPr>
+          <w:p>
+            <w:r>
+              <w:t>Address validation</w:t>
+            </w:r>
+          </w:p>
+        </w:tc>
+        <w:tc>
+          <w:tcPr>
+            <w:tcW w:type="dxa" w:w="3009"/>
+          </w:tcPr>
+          <w:p>
+            <w:r>
+              <w:t>Loqate lookup</w:t>
+            </w:r>
+          </w:p>
+        </w:tc>
+        <w:tc>
+          <w:tcPr>
+            <w:tcW w:type="dxa" w:w="3009"/>
+          </w:tcPr>
+          <w:p>
+            <w:r>
+              <w:t>Loqate/Postcoder lookup invoked by API; result cached in `address_formats`</w:t>
+            </w:r>
+          </w:p>
+        </w:tc>
+      </w:tr>
+      <w:tr>
+        <w:tc>
+          <w:tcPr>
+            <w:tcW w:type="dxa" w:w="3009"/>
+          </w:tcPr>
+          <w:p>
+            <w:r>
+              <w:t>Finance bridge (9 flows)</w:t>
+            </w:r>
+          </w:p>
+        </w:tc>
+        <w:tc>
+          <w:tcPr>
+            <w:tcW w:type="dxa" w:w="3009"/>
+          </w:tcPr>
+          <w:p>
+            <w:r>
+              <w:t>Power Automate flows to D365 Finance</w:t>
+            </w:r>
+          </w:p>
+        </w:tc>
+        <w:tc>
+          <w:tcPr>
+            <w:tcW w:type="dxa" w:w="3009"/>
+          </w:tcPr>
+          <w:p>
+            <w:r>
+              <w:t>Typed integration workers + a `finance_bridge` state table driving the same 9 flows (project create, % complete, invoice, payment, monthly WIP, credit hold, fee sync, close, reconcile)</w:t>
+            </w:r>
+          </w:p>
+        </w:tc>
+      </w:tr>
+      <w:tr>
+        <w:tc>
+          <w:tcPr>
+            <w:tcW w:type="dxa" w:w="3009"/>
+          </w:tcPr>
+          <w:p>
+            <w:r>
+              <w:t>Reporting / BI</w:t>
+            </w:r>
+          </w:p>
+        </w:tc>
+        <w:tc>
+          <w:tcPr>
+            <w:tcW w:type="dxa" w:w="3009"/>
+          </w:tcPr>
+          <w:p>
+            <w:r>
+              <w:t>Power BI to Dataverse</w:t>
+            </w:r>
+          </w:p>
+        </w:tc>
+        <w:tc>
+          <w:tcPr>
+            <w:tcW w:type="dxa" w:w="3009"/>
+          </w:tcPr>
+          <w:p>
+            <w:r>
+              <w:t>Existing BI tooling querying PostgreSQL / materialised views</w:t>
+            </w:r>
+          </w:p>
+        </w:tc>
+      </w:tr>
+    </w:tbl>
+    <w:p>
+      <w:pPr>
+        <w:pStyle w:val="Heading3"/>
+      </w:pPr>
+      <w:r>
+        <w:t>Outbox Pattern for ECS</w:t>
+      </w:r>
+    </w:p>
+    <w:p>
+      <w:r>
+        <w:t xml:space="preserve">Rather than a platform plugin, each aggregate commit writes an outbox event in the same database transaction. A background dispatcher publishes to the ECS bus and, on success, marks the event sent (and logs to </w:t>
+      </w:r>
+      <w:r>
+        <w:rPr>
+          <w:rFonts w:ascii="Consolas" w:hAnsi="Consolas"/>
+          <w:b w:val="0"/>
+          <w:i w:val="0"/>
+        </w:rPr>
+        <w:t>integration_log</w:t>
+      </w:r>
+      <w:r>
+        <w:t>). This gives reliable, exactly-once change notification for Major entities without platform infrastructure.</w:t>
+      </w:r>
+    </w:p>
+    <w:p>
+      <w:pPr>
+        <w:pStyle w:val="Heading2"/>
+      </w:pPr>
+      <w:r>
+        <w:t>WIP to Finance Bridge</w:t>
+      </w:r>
+    </w:p>
+    <w:p>
+      <w:r>
+        <w:t xml:space="preserve">The 9-flow finance integration in wip data model maps to a </w:t>
+      </w:r>
+      <w:r>
+        <w:rPr>
+          <w:rFonts w:ascii="Consolas" w:hAnsi="Consolas"/>
+          <w:b w:val="0"/>
+          <w:i w:val="0"/>
+        </w:rPr>
+        <w:t>finance_bridge</w:t>
+      </w:r>
+      <w:r>
+        <w:t xml:space="preserve"> state table with a worker per flow:</w:t>
+      </w:r>
+    </w:p>
+    <w:tbl>
+      <w:tblPr>
+        <w:tblW w:type="auto" w:w="0"/>
+        <w:jc w:val="center"/>
+        <w:tblLook w:firstColumn="1" w:firstRow="1" w:lastColumn="0" w:lastRow="0" w:noHBand="0" w:noVBand="1" w:val="04A0"/>
+      </w:tblPr>
+      <w:tblGrid>
+        <w:gridCol w:w="3009"/>
+        <w:gridCol w:w="3009"/>
+        <w:gridCol w:w="3009"/>
+      </w:tblGrid>
+      <w:tr>
+        <w:tc>
+          <w:tcPr>
+            <w:tcW w:type="dxa" w:w="3009"/>
+          </w:tcPr>
+          <w:p>
+            <w:r>
+              <w:rPr>
+                <w:b/>
+              </w:rPr>
+              <w:t>Flow</w:t>
+            </w:r>
+          </w:p>
+        </w:tc>
+        <w:tc>
+          <w:tcPr>
+            <w:tcW w:type="dxa" w:w="3009"/>
+          </w:tcPr>
+          <w:p>
+            <w:r>
+              <w:rPr>
+                <w:b/>
+              </w:rPr>
+              <w:t>Stage trigger</w:t>
+            </w:r>
+          </w:p>
+        </w:tc>
+        <w:tc>
+          <w:tcPr>
+            <w:tcW w:type="dxa" w:w="3009"/>
+          </w:tcPr>
+          <w:p>
+            <w:r>
+              <w:rPr>
+                <w:b/>
+              </w:rPr>
+              <w:t>Worker behaviour</w:t>
+            </w:r>
+          </w:p>
+        </w:tc>
+      </w:tr>
+      <w:tr>
+        <w:tc>
+          <w:tcPr>
+            <w:tcW w:type="dxa" w:w="3009"/>
+          </w:tcPr>
+          <w:p>
+            <w:r>
+              <w:t>1</w:t>
+            </w:r>
+          </w:p>
+        </w:tc>
+        <w:tc>
+          <w:tcPr>
+            <w:tcW w:type="dxa" w:w="3009"/>
+          </w:tcPr>
+          <w:p>
+            <w:r>
+              <w:t>S3 stage change</w:t>
+            </w:r>
+          </w:p>
+        </w:tc>
+        <w:tc>
+          <w:tcPr>
+            <w:tcW w:type="dxa" w:w="3009"/>
+          </w:tcPr>
+          <w:p>
+            <w:r>
+              <w:t>Create project in Finance</w:t>
+            </w:r>
+          </w:p>
+        </w:tc>
+      </w:tr>
+      <w:tr>
+        <w:tc>
+          <w:tcPr>
+            <w:tcW w:type="dxa" w:w="3009"/>
+          </w:tcPr>
+          <w:p>
+            <w:r>
+              <w:t>2</w:t>
+            </w:r>
+          </w:p>
+        </w:tc>
+        <w:tc>
+          <w:tcPr>
+            <w:tcW w:type="dxa" w:w="3009"/>
+          </w:tcPr>
+          <w:p>
+            <w:r>
+              <w:t>Any stage change</w:t>
+            </w:r>
+          </w:p>
+        </w:tc>
+        <w:tc>
+          <w:tcPr>
+            <w:tcW w:type="dxa" w:w="3009"/>
+          </w:tcPr>
+          <w:p>
+            <w:r>
+              <w:t>Push % complete</w:t>
+            </w:r>
+          </w:p>
+        </w:tc>
+      </w:tr>
+      <w:tr>
+        <w:tc>
+          <w:tcPr>
+            <w:tcW w:type="dxa" w:w="3009"/>
+          </w:tcPr>
+          <w:p>
+            <w:r>
+              <w:t>3</w:t>
+            </w:r>
+          </w:p>
+        </w:tc>
+        <w:tc>
+          <w:tcPr>
+            <w:tcW w:type="dxa" w:w="3009"/>
+          </w:tcPr>
+          <w:p>
+            <w:r>
+              <w:t>Deal won</w:t>
+            </w:r>
+          </w:p>
+        </w:tc>
+        <w:tc>
+          <w:tcPr>
+            <w:tcW w:type="dxa" w:w="3009"/>
+          </w:tcPr>
+          <w:p>
+            <w:r>
+              <w:t>Raise draft invoice request</w:t>
+            </w:r>
+          </w:p>
+        </w:tc>
+      </w:tr>
+      <w:tr>
+        <w:tc>
+          <w:tcPr>
+            <w:tcW w:type="dxa" w:w="3009"/>
+          </w:tcPr>
+          <w:p>
+            <w:r>
+              <w:t>4</w:t>
+            </w:r>
+          </w:p>
+        </w:tc>
+        <w:tc>
+          <w:tcPr>
+            <w:tcW w:type="dxa" w:w="3009"/>
+          </w:tcPr>
+          <w:p>
+            <w:r>
+              <w:t>Invoice posted</w:t>
+            </w:r>
+          </w:p>
+        </w:tc>
+        <w:tc>
+          <w:tcPr>
+            <w:tcW w:type="dxa" w:w="3009"/>
+          </w:tcPr>
+          <w:p>
+            <w:r>
+              <w:t>Sync invoice/payment back</w:t>
+            </w:r>
+          </w:p>
+        </w:tc>
+      </w:tr>
+      <w:tr>
+        <w:tc>
+          <w:tcPr>
+            <w:tcW w:type="dxa" w:w="3009"/>
+          </w:tcPr>
+          <w:p>
+            <w:r>
+              <w:t>5</w:t>
+            </w:r>
+          </w:p>
+        </w:tc>
+        <w:tc>
+          <w:tcPr>
+            <w:tcW w:type="dxa" w:w="3009"/>
+          </w:tcPr>
+          <w:p>
+            <w:r>
+              <w:t>Monthly batch</w:t>
+            </w:r>
+          </w:p>
+        </w:tc>
+        <w:tc>
+          <w:tcPr>
+            <w:tcW w:type="dxa" w:w="3009"/>
+          </w:tcPr>
+          <w:p>
+            <w:r>
+              <w:t>Refresh WIP balance and ageing</w:t>
+            </w:r>
+          </w:p>
+        </w:tc>
+      </w:tr>
+      <w:tr>
+        <w:tc>
+          <w:tcPr>
+            <w:tcW w:type="dxa" w:w="3009"/>
+          </w:tcPr>
+          <w:p>
+            <w:r>
+              <w:t>6</w:t>
+            </w:r>
+          </w:p>
+        </w:tc>
+        <w:tc>
+          <w:tcPr>
+            <w:tcW w:type="dxa" w:w="3009"/>
+          </w:tcPr>
+          <w:p>
+            <w:r>
+              <w:t>Credit hold</w:t>
+            </w:r>
+          </w:p>
+        </w:tc>
+        <w:tc>
+          <w:tcPr>
+            <w:tcW w:type="dxa" w:w="3009"/>
+          </w:tcPr>
+          <w:p>
+            <w:r>
+              <w:t>Notify broker (Teams/webhook)</w:t>
+            </w:r>
+          </w:p>
+        </w:tc>
+      </w:tr>
+      <w:tr>
+        <w:tc>
+          <w:tcPr>
+            <w:tcW w:type="dxa" w:w="3009"/>
+          </w:tcPr>
+          <w:p>
+            <w:r>
+              <w:t>7</w:t>
+            </w:r>
+          </w:p>
+        </w:tc>
+        <w:tc>
+          <w:tcPr>
+            <w:tcW w:type="dxa" w:w="3009"/>
+          </w:tcPr>
+          <w:p>
+            <w:r>
+              <w:t>Fee schedule change</w:t>
+            </w:r>
+          </w:p>
+        </w:tc>
+        <w:tc>
+          <w:tcPr>
+            <w:tcW w:type="dxa" w:w="3009"/>
+          </w:tcPr>
+          <w:p>
+            <w:r>
+              <w:t>Sync budget/contract lines</w:t>
+            </w:r>
+          </w:p>
+        </w:tc>
+      </w:tr>
+      <w:tr>
+        <w:tc>
+          <w:tcPr>
+            <w:tcW w:type="dxa" w:w="3009"/>
+          </w:tcPr>
+          <w:p>
+            <w:r>
+              <w:t>8</w:t>
+            </w:r>
+          </w:p>
+        </w:tc>
+        <w:tc>
+          <w:tcPr>
+            <w:tcW w:type="dxa" w:w="3009"/>
+          </w:tcPr>
+          <w:p>
+            <w:r>
+              <w:t>Deal closure</w:t>
+            </w:r>
+          </w:p>
+        </w:tc>
+        <w:tc>
+          <w:tcPr>
+            <w:tcW w:type="dxa" w:w="3009"/>
+          </w:tcPr>
+          <w:p>
+            <w:r>
+              <w:t>Final revenue recognition</w:t>
+            </w:r>
+          </w:p>
+        </w:tc>
+      </w:tr>
+      <w:tr>
+        <w:tc>
+          <w:tcPr>
+            <w:tcW w:type="dxa" w:w="3009"/>
+          </w:tcPr>
+          <w:p>
+            <w:r>
+              <w:t>9</w:t>
+            </w:r>
+          </w:p>
+        </w:tc>
+        <w:tc>
+          <w:tcPr>
+            <w:tcW w:type="dxa" w:w="3009"/>
+          </w:tcPr>
+          <w:p>
+            <w:r>
+              <w:t>Monthly</w:t>
+            </w:r>
+          </w:p>
+        </w:tc>
+        <w:tc>
+          <w:tcPr>
+            <w:tcW w:type="dxa" w:w="3009"/>
+          </w:tcPr>
+          <w:p>
+            <w:r>
+              <w:t>Reconciliation report</w:t>
+            </w:r>
+          </w:p>
+        </w:tc>
+      </w:tr>
+    </w:tbl>
+    <w:p>
+      <w:pPr>
+        <w:pStyle w:val="Heading2"/>
+      </w:pPr>
+      <w:r>
+        <w:t>Deployment &amp; Hosting</w:t>
+      </w:r>
+    </w:p>
+    <w:tbl>
+      <w:tblPr>
+        <w:tblW w:type="auto" w:w="0"/>
+        <w:jc w:val="center"/>
+        <w:tblLook w:firstColumn="1" w:firstRow="1" w:lastColumn="0" w:lastRow="0" w:noHBand="0" w:noVBand="1" w:val="04A0"/>
+      </w:tblPr>
+      <w:tblGrid>
+        <w:gridCol w:w="3009"/>
+        <w:gridCol w:w="3009"/>
+        <w:gridCol w:w="3009"/>
+      </w:tblGrid>
+      <w:tr>
+        <w:tc>
+          <w:tcPr>
+            <w:tcW w:type="dxa" w:w="3009"/>
+          </w:tcPr>
+          <w:p>
+            <w:r>
+              <w:rPr>
+                <w:b/>
+              </w:rPr>
+              <w:t>Component</w:t>
+            </w:r>
+          </w:p>
+        </w:tc>
+        <w:tc>
+          <w:tcPr>
+            <w:tcW w:type="dxa" w:w="3009"/>
+          </w:tcPr>
+          <w:p>
+            <w:r>
+              <w:rPr>
+                <w:b/>
+              </w:rPr>
+              <w:t>Hosting</w:t>
+            </w:r>
+          </w:p>
+        </w:tc>
+        <w:tc>
+          <w:tcPr>
+            <w:tcW w:type="dxa" w:w="3009"/>
+          </w:tcPr>
+          <w:p>
+            <w:r>
+              <w:rPr>
+                <w:b/>
+              </w:rPr>
+              <w:t>Region</w:t>
+            </w:r>
+          </w:p>
+        </w:tc>
+      </w:tr>
+      <w:tr>
+        <w:tc>
+          <w:tcPr>
+            <w:tcW w:type="dxa" w:w="3009"/>
+          </w:tcPr>
+          <w:p>
+            <w:r>
+              <w:t>ASP.NET Core app + API</w:t>
+            </w:r>
+          </w:p>
+        </w:tc>
+        <w:tc>
+          <w:tcPr>
+            <w:tcW w:type="dxa" w:w="3009"/>
+          </w:tcPr>
+          <w:p>
+            <w:r>
+              <w:t>Containerised (App Service / AKS)</w:t>
+            </w:r>
+          </w:p>
+        </w:tc>
+        <w:tc>
+          <w:tcPr>
+            <w:tcW w:type="dxa" w:w="3009"/>
+          </w:tcPr>
+          <w:p>
+            <w:r>
+              <w:t>EU</w:t>
+            </w:r>
+          </w:p>
+        </w:tc>
+      </w:tr>
+      <w:tr>
+        <w:tc>
+          <w:tcPr>
+            <w:tcW w:type="dxa" w:w="3009"/>
+          </w:tcPr>
+          <w:p>
+            <w:r>
+              <w:t>PostgreSQL 16</w:t>
+            </w:r>
+          </w:p>
+        </w:tc>
+        <w:tc>
+          <w:tcPr>
+            <w:tcW w:type="dxa" w:w="3009"/>
+          </w:tcPr>
+          <w:p>
+            <w:r>
+              <w:t>Managed EU region (PaaS)</w:t>
+            </w:r>
+          </w:p>
+        </w:tc>
+        <w:tc>
+          <w:tcPr>
+            <w:tcW w:type="dxa" w:w="3009"/>
+          </w:tcPr>
+          <w:p>
+            <w:r>
+              <w:t>EU</w:t>
+            </w:r>
+          </w:p>
+        </w:tc>
+      </w:tr>
+      <w:tr>
+        <w:tc>
+          <w:tcPr>
+            <w:tcW w:type="dxa" w:w="3009"/>
+          </w:tcPr>
+          <w:p>
+            <w:r>
+              <w:t>Object storage / attachments</w:t>
+            </w:r>
+          </w:p>
+        </w:tc>
+        <w:tc>
+          <w:tcPr>
+            <w:tcW w:type="dxa" w:w="3009"/>
+          </w:tcPr>
+          <w:p>
+            <w:r>
+              <w:t>Managed EU blob/object storage</w:t>
+            </w:r>
+          </w:p>
+        </w:tc>
+        <w:tc>
+          <w:tcPr>
+            <w:tcW w:type="dxa" w:w="3009"/>
+          </w:tcPr>
+          <w:p>
+            <w:r>
+              <w:t>EU</w:t>
+            </w:r>
+          </w:p>
+        </w:tc>
+      </w:tr>
+      <w:tr>
+        <w:tc>
+          <w:tcPr>
+            <w:tcW w:type="dxa" w:w="3009"/>
+          </w:tcPr>
+          <w:p>
+            <w:r>
+              <w:t>Messaging queue</w:t>
+            </w:r>
+          </w:p>
+        </w:tc>
+        <w:tc>
+          <w:tcPr>
+            <w:tcW w:type="dxa" w:w="3009"/>
+          </w:tcPr>
+          <w:p>
+            <w:r>
+              <w:t>Managed message broker</w:t>
+            </w:r>
+          </w:p>
+        </w:tc>
+        <w:tc>
+          <w:tcPr>
+            <w:tcW w:type="dxa" w:w="3009"/>
+          </w:tcPr>
+          <w:p>
+            <w:r>
+              <w:t>EU</w:t>
+            </w:r>
+          </w:p>
+        </w:tc>
+      </w:tr>
+      <w:tr>
+        <w:tc>
+          <w:tcPr>
+            <w:tcW w:type="dxa" w:w="3009"/>
+          </w:tcPr>
+          <w:p>
+            <w:r>
+              <w:t>Entra ID</w:t>
+            </w:r>
+          </w:p>
+        </w:tc>
+        <w:tc>
+          <w:tcPr>
+            <w:tcW w:type="dxa" w:w="3009"/>
+          </w:tcPr>
+          <w:p>
+            <w:r>
+              <w:t>Microsoft Cloud</w:t>
+            </w:r>
+          </w:p>
+        </w:tc>
+        <w:tc>
+          <w:tcPr>
+            <w:tcW w:type="dxa" w:w="3009"/>
+          </w:tcPr>
+          <w:p>
+            <w:r>
+              <w:t>—</w:t>
+            </w:r>
+          </w:p>
+        </w:tc>
+      </w:tr>
+    </w:tbl>
+    <w:p>
+      <w:r>
+        <w:rPr>
+          <w:b/>
+          <w:i w:val="0"/>
+        </w:rPr>
+        <w:t>Data residency:</w:t>
+      </w:r>
+      <w:r>
+        <w:t xml:space="preserve"> all service data stays in EU regions, matching the requirement in architecture technology that all customer data reside in EU data centres.</w:t>
+      </w:r>
+    </w:p>
+    <w:p>
+      <w:r>
+        <w:rPr>
+          <w:b/>
+          <w:i w:val="0"/>
+        </w:rPr>
+        <w:t>Environment strategy</w:t>
+      </w:r>
+      <w:r>
+        <w:t xml:space="preserve"> follows the same DEV → TEST → UAT → PROD path, with migrations versioned and promoted rather than managed-solution layers. The "no unmanaged customisations in TEST/UAT/PROD" rule becomes "production migrations are reviewed and gated."</w:t>
+      </w:r>
+    </w:p>
+    <w:p>
+      <w:pPr>
+        <w:pStyle w:val="Heading2"/>
+      </w:pPr>
+      <w:r>
+        <w:t>Security Model</w:t>
+      </w:r>
+    </w:p>
+    <w:tbl>
+      <w:tblPr>
+        <w:tblW w:type="auto" w:w="0"/>
+        <w:jc w:val="center"/>
+        <w:tblLook w:firstColumn="1" w:firstRow="1" w:lastColumn="0" w:lastRow="0" w:noHBand="0" w:noVBand="1" w:val="04A0"/>
+      </w:tblPr>
+      <w:tblGrid>
+        <w:gridCol w:w="4513"/>
+        <w:gridCol w:w="4513"/>
+      </w:tblGrid>
+      <w:tr>
+        <w:tc>
+          <w:tcPr>
+            <w:tcW w:type="dxa" w:w="4513"/>
+          </w:tcPr>
+          <w:p>
+            <w:r>
+              <w:rPr>
+                <w:b/>
+              </w:rPr>
+              <w:t>Aspect</w:t>
+            </w:r>
+          </w:p>
+        </w:tc>
+        <w:tc>
+          <w:tcPr>
+            <w:tcW w:type="dxa" w:w="4513"/>
+          </w:tcPr>
+          <w:p>
+            <w:r>
+              <w:rPr>
+                <w:b/>
+              </w:rPr>
+              <w:t>Approach</w:t>
+            </w:r>
+          </w:p>
+        </w:tc>
+      </w:tr>
+      <w:tr>
+        <w:tc>
+          <w:tcPr>
+            <w:tcW w:type="dxa" w:w="4513"/>
+          </w:tcPr>
+          <w:p>
+            <w:r>
+              <w:t>Authentication</w:t>
+            </w:r>
+          </w:p>
+        </w:tc>
+        <w:tc>
+          <w:tcPr>
+            <w:tcW w:type="dxa" w:w="4513"/>
+          </w:tcPr>
+          <w:p>
+            <w:r>
+              <w:t>Microsoft Entra ID, MFA enforced, conditional access</w:t>
+            </w:r>
+          </w:p>
+        </w:tc>
+      </w:tr>
+      <w:tr>
+        <w:tc>
+          <w:tcPr>
+            <w:tcW w:type="dxa" w:w="4513"/>
+          </w:tcPr>
+          <w:p>
+            <w:r>
+              <w:t>Authorisation</w:t>
+            </w:r>
+          </w:p>
+        </w:tc>
+        <w:tc>
+          <w:tcPr>
+            <w:tcW w:type="dxa" w:w="4513"/>
+          </w:tcPr>
+          <w:p>
+            <w:r>
+              <w:t>ASP.NET Core policies + PostgreSQL RLS for tenant isolation</w:t>
+            </w:r>
+          </w:p>
+        </w:tc>
+      </w:tr>
+      <w:tr>
+        <w:tc>
+          <w:tcPr>
+            <w:tcW w:type="dxa" w:w="4513"/>
+          </w:tcPr>
+          <w:p>
+            <w:r>
+              <w:t>Field-level security</w:t>
+            </w:r>
+          </w:p>
+        </w:tc>
+        <w:tc>
+          <w:tcPr>
+            <w:tcW w:type="dxa" w:w="4513"/>
+          </w:tcPr>
+          <w:p>
+            <w:r>
+              <w:t>Column-level protections on sensitive fields (GDPR consent, fee data)</w:t>
+            </w:r>
+          </w:p>
+        </w:tc>
+      </w:tr>
+      <w:tr>
+        <w:tc>
+          <w:tcPr>
+            <w:tcW w:type="dxa" w:w="4513"/>
+          </w:tcPr>
+          <w:p>
+            <w:r>
+              <w:t>Encryption at rest</w:t>
+            </w:r>
+          </w:p>
+        </w:tc>
+        <w:tc>
+          <w:tcPr>
+            <w:tcW w:type="dxa" w:w="4513"/>
+          </w:tcPr>
+          <w:p>
+            <w:r>
+              <w:t>Managed-disk / database encryption (AES-256), customer-managed keys optional</w:t>
+            </w:r>
+          </w:p>
+        </w:tc>
+      </w:tr>
+      <w:tr>
+        <w:tc>
+          <w:tcPr>
+            <w:tcW w:type="dxa" w:w="4513"/>
+          </w:tcPr>
+          <w:p>
+            <w:r>
+              <w:t>Encryption in transit</w:t>
+            </w:r>
+          </w:p>
+        </w:tc>
+        <w:tc>
+          <w:tcPr>
+            <w:tcW w:type="dxa" w:w="4513"/>
+          </w:tcPr>
+          <w:p>
+            <w:r>
+              <w:t>TLS 1.2+</w:t>
+            </w:r>
+          </w:p>
+        </w:tc>
+      </w:tr>
+      <w:tr>
+        <w:tc>
+          <w:tcPr>
+            <w:tcW w:type="dxa" w:w="4513"/>
+          </w:tcPr>
+          <w:p>
+            <w:r>
+              <w:t>Audit &amp; retention</w:t>
+            </w:r>
+          </w:p>
+        </w:tc>
+        <w:tc>
+          <w:tcPr>
+            <w:tcW w:type="dxa" w:w="4513"/>
+          </w:tcPr>
+          <w:p>
+            <w:r>
+              <w:t>PostgreSQL audit triggers, 7-year retention</w:t>
+            </w:r>
+          </w:p>
+        </w:tc>
+      </w:tr>
+    </w:tbl>
+    <w:p>
+      <w:pPr>
+        <w:pStyle w:val="Heading2"/>
+      </w:pPr>
+      <w:r>
+        <w:t>Diagnostic, Compliance &amp; Observability</w:t>
+      </w:r>
+    </w:p>
+    <w:p>
+      <w:pPr>
+        <w:pStyle w:val="ListParagraph"/>
+      </w:pPr>
+      <w:r>
+        <w:t xml:space="preserve">• </w:t>
+      </w:r>
+      <w:r>
+        <w:rPr>
+          <w:b/>
+          <w:i w:val="0"/>
+        </w:rPr>
+        <w:t>Observability:</w:t>
+      </w:r>
+      <w:r>
+        <w:t xml:space="preserve"> standard logging/tracing/metrics (e.g. OpenTelemetry) plus an </w:t>
+      </w:r>
+      <w:r>
+        <w:rPr>
+          <w:rFonts w:ascii="Consolas" w:hAnsi="Consolas"/>
+          <w:b w:val="0"/>
+          <w:i w:val="0"/>
+        </w:rPr>
+        <w:t>integration_log</w:t>
+      </w:r>
+      <w:r>
+        <w:t xml:space="preserve"> for CRM-specific integration tracking, mirroring architecture technology.</w:t>
+      </w:r>
+    </w:p>
+    <w:p>
+      <w:pPr>
+        <w:pStyle w:val="ListParagraph"/>
+      </w:pPr>
+      <w:r>
+        <w:t xml:space="preserve">• </w:t>
+      </w:r>
+      <w:r>
+        <w:rPr>
+          <w:b/>
+          <w:i w:val="0"/>
+        </w:rPr>
+        <w:t>Compliance:</w:t>
+      </w:r>
+      <w:r>
+        <w:t xml:space="preserve"> GDPR consent + data-subject request handling, EU data residency, 7-year audit. CNIL and BDSG requirements apply identically.</w:t>
+      </w:r>
+    </w:p>
+    <w:p>
+      <w:pPr>
+        <w:pStyle w:val="ListParagraph"/>
+      </w:pPr>
+      <w:r>
+        <w:t xml:space="preserve">• </w:t>
+      </w:r>
+      <w:r>
+        <w:rPr>
+          <w:b/>
+          <w:i w:val="0"/>
+        </w:rPr>
+        <w:t>TDA oversight:</w:t>
+      </w:r>
+      <w:r>
+        <w:t xml:space="preserve"> applied via standard code review, migration review, and production gating.</w:t>
+      </w:r>
+    </w:p>
+    <w:p>
+      <w:pPr>
+        <w:pStyle w:val="Heading2"/>
+      </w:pPr>
+      <w:r>
+        <w:t>Cost &amp; Operability Implications</w:t>
+      </w:r>
+    </w:p>
+    <w:tbl>
+      <w:tblPr>
+        <w:tblW w:type="auto" w:w="0"/>
+        <w:jc w:val="center"/>
+        <w:tblLook w:firstColumn="1" w:firstRow="1" w:lastColumn="0" w:lastRow="0" w:noHBand="0" w:noVBand="1" w:val="04A0"/>
+      </w:tblPr>
+      <w:tblGrid>
+        <w:gridCol w:w="3009"/>
+        <w:gridCol w:w="3009"/>
+        <w:gridCol w:w="3009"/>
+      </w:tblGrid>
+      <w:tr>
+        <w:tc>
+          <w:tcPr>
+            <w:tcW w:type="dxa" w:w="3009"/>
+          </w:tcPr>
+          <w:p>
+            <w:r>
+              <w:rPr>
+                <w:b/>
+              </w:rPr>
+              <w:t>Aspect</w:t>
+            </w:r>
+          </w:p>
+        </w:tc>
+        <w:tc>
+          <w:tcPr>
+            <w:tcW w:type="dxa" w:w="3009"/>
+          </w:tcPr>
+          <w:p>
+            <w:r>
+              <w:rPr>
+                <w:b/>
+              </w:rPr>
+              <w:t>Dataverse / Power Platform</w:t>
+            </w:r>
+          </w:p>
+        </w:tc>
+        <w:tc>
+          <w:tcPr>
+            <w:tcW w:type="dxa" w:w="3009"/>
+          </w:tcPr>
+          <w:p>
+            <w:r>
+              <w:rPr>
+                <w:b/>
+              </w:rPr>
+              <w:t>Traditional C#/PostgreSQL</w:t>
+            </w:r>
+          </w:p>
+        </w:tc>
+      </w:tr>
+      <w:tr>
+        <w:tc>
+          <w:tcPr>
+            <w:tcW w:type="dxa" w:w="3009"/>
+          </w:tcPr>
+          <w:p>
+            <w:r>
+              <w:t>Platform licensing</w:t>
+            </w:r>
+          </w:p>
+        </w:tc>
+        <w:tc>
+          <w:tcPr>
+            <w:tcW w:type="dxa" w:w="3009"/>
+          </w:tcPr>
+          <w:p>
+            <w:r>
+              <w:t>Per-user / per-app / per-org (Dataverse, Power Apps, Power Automate, Power BI, D365)</w:t>
+            </w:r>
+          </w:p>
+        </w:tc>
+        <w:tc>
+          <w:tcPr>
+            <w:tcW w:type="dxa" w:w="3009"/>
+          </w:tcPr>
+          <w:p>
+            <w:r>
+              <w:t>No platform per-user license; infrastructure cost only</w:t>
+            </w:r>
+          </w:p>
+        </w:tc>
+      </w:tr>
+      <w:tr>
+        <w:tc>
+          <w:tcPr>
+            <w:tcW w:type="dxa" w:w="3009"/>
+          </w:tcPr>
+          <w:p>
+            <w:r>
+              <w:t>Engineering resourcing</w:t>
+            </w:r>
+          </w:p>
+        </w:tc>
+        <w:tc>
+          <w:tcPr>
+            <w:tcW w:type="dxa" w:w="3009"/>
+          </w:tcPr>
+          <w:p>
+            <w:r>
+              <w:t>Low-code config; Power Platform specialists</w:t>
+            </w:r>
+          </w:p>
+        </w:tc>
+        <w:tc>
+          <w:tcPr>
+            <w:tcW w:type="dxa" w:w="3009"/>
+          </w:tcPr>
+          <w:p>
+            <w:r>
+              <w:t>Full-stack C#/database engineering; reuses existing skill set</w:t>
+            </w:r>
+          </w:p>
+        </w:tc>
+      </w:tr>
+      <w:tr>
+        <w:tc>
+          <w:tcPr>
+            <w:tcW w:type="dxa" w:w="3009"/>
+          </w:tcPr>
+          <w:p>
+            <w:r>
+              <w:t>Skill availability</w:t>
+            </w:r>
+          </w:p>
+        </w:tc>
+        <w:tc>
+          <w:tcPr>
+            <w:tcW w:type="dxa" w:w="3009"/>
+          </w:tcPr>
+          <w:p>
+            <w:r>
+              <w:t>Microsoft Power Platform skills</w:t>
+            </w:r>
+          </w:p>
+        </w:tc>
+        <w:tc>
+          <w:tcPr>
+            <w:tcW w:type="dxa" w:w="3009"/>
+          </w:tcPr>
+          <w:p>
+            <w:r>
+              <w:t>Existing in-house .NET &amp; PostgreSQL capability</w:t>
+            </w:r>
+          </w:p>
+        </w:tc>
+      </w:tr>
+      <w:tr>
+        <w:tc>
+          <w:tcPr>
+            <w:tcW w:type="dxa" w:w="3009"/>
+          </w:tcPr>
+          <w:p>
+            <w:r>
+              <w:t>Velocity for iteration</w:t>
+            </w:r>
+          </w:p>
+        </w:tc>
+        <w:tc>
+          <w:tcPr>
+            <w:tcW w:type="dxa" w:w="3009"/>
+          </w:tcPr>
+          <w:p>
+            <w:r>
+              <w:t>Rapid low-code changes</w:t>
+            </w:r>
+          </w:p>
+        </w:tc>
+        <w:tc>
+          <w:tcPr>
+            <w:tcW w:type="dxa" w:w="3009"/>
+          </w:tcPr>
+          <w:p>
+            <w:r>
+              <w:t>Requires build/test/deploy cycle</w:t>
+            </w:r>
+          </w:p>
+        </w:tc>
+      </w:tr>
+      <w:tr>
+        <w:tc>
+          <w:tcPr>
+            <w:tcW w:type="dxa" w:w="3009"/>
+          </w:tcPr>
+          <w:p>
+            <w:r>
+              <w:t>Long-term lock-in</w:t>
+            </w:r>
+          </w:p>
+        </w:tc>
+        <w:tc>
+          <w:tcPr>
+            <w:tcW w:type="dxa" w:w="3009"/>
+          </w:tcPr>
+          <w:p>
+            <w:r>
+              <w:t>Microsoft platform</w:t>
+            </w:r>
+          </w:p>
+        </w:tc>
+        <w:tc>
+          <w:tcPr>
+            <w:tcW w:type="dxa" w:w="3009"/>
+          </w:tcPr>
+          <w:p>
+            <w:r>
+              <w:t>First-party code, portable database</w:t>
+            </w:r>
+          </w:p>
+        </w:tc>
+      </w:tr>
+    </w:tbl>
+    <w:p>
+      <w:pPr>
+        <w:pStyle w:val="Heading2"/>
+      </w:pPr>
+      <w:r>
+        <w:t>Trade-offs vs. the Dataverse Design</w:t>
+      </w:r>
+    </w:p>
+    <w:p>
+      <w:r>
+        <w:t>To be weighed at TDA review:</w:t>
+      </w:r>
+    </w:p>
+    <w:p>
+      <w:pPr>
+        <w:pStyle w:val="ListParagraph"/>
+      </w:pPr>
+      <w:r>
+        <w:t xml:space="preserve">• </w:t>
+      </w:r>
+      <w:r>
+        <w:rPr>
+          <w:b/>
+          <w:i w:val="0"/>
+        </w:rPr>
+        <w:t>For the traditional stack:</w:t>
+      </w:r>
+      <w:r>
+        <w:t xml:space="preserve"> no per-user platform licensing; reuses the existing engineering stack; first-party code is fully portable and debuggable; RLS gives precise tenancy isolation; no dependence on Dataverse capacity and governance limits.</w:t>
+      </w:r>
+    </w:p>
+    <w:p>
+      <w:pPr>
+        <w:pStyle w:val="ListParagraph"/>
+      </w:pPr>
+      <w:r>
+        <w:t xml:space="preserve">• </w:t>
+      </w:r>
+      <w:r>
+        <w:rPr>
+          <w:b/>
+          <w:i w:val="0"/>
+        </w:rPr>
+        <w:t>Against the traditional stack:</w:t>
+      </w:r>
+      <w:r>
+        <w:t xml:space="preserve"> lower-code UI and simple workflows are faster to stand up on Power Apps; Dataverse ships native Outlook/SharePoint/Teams integration and an audit trail out of the box that must be rebuilt; fixed infrastructure must be provisioned, secured, and operated rather than leased; selling the build to leadership differs from buying seats.</w:t>
+      </w:r>
+    </w:p>
+    <w:p>
+      <w:pPr>
+        <w:pStyle w:val="ListParagraph"/>
+      </w:pPr>
+      <w:r>
+        <w:t xml:space="preserve">• </w:t>
+      </w:r>
+      <w:r>
+        <w:t xml:space="preserve">The eight-entity fit gap in power apps rationale that argued for a </w:t>
+      </w:r>
+      <w:r>
+        <w:rPr>
+          <w:b w:val="0"/>
+          <w:i/>
+        </w:rPr>
+        <w:t>custom</w:t>
+      </w:r>
+      <w:r>
+        <w:t xml:space="preserve"> model applies equally to both options — the difference is whether the custom model is built on Dataverse or on first-party code.</w:t>
+      </w:r>
+    </w:p>
+    <w:p>
+      <w:pPr>
+        <w:pStyle w:val="Heading2"/>
+      </w:pPr>
+      <w:r>
+        <w:t>Open Questions for TDA</w:t>
+      </w:r>
+    </w:p>
+    <w:p>
+      <w:pPr>
+        <w:pStyle w:val="ListParagraph"/>
+      </w:pPr>
+      <w:r>
+        <w:t xml:space="preserve">• </w:t>
+      </w:r>
+      <w:r>
+        <w:t>Is the existing enterprise integration / messaging bus a suitable target, i.e. can the same ECS publish pattern be consumed by a background worker as by a platform plugin?</w:t>
+      </w:r>
+    </w:p>
+    <w:p>
+      <w:pPr>
+        <w:pStyle w:val="ListParagraph"/>
+      </w:pPr>
+      <w:r>
+        <w:t xml:space="preserve">• </w:t>
+      </w:r>
+      <w:r>
+        <w:t>Does Finance integration require D365 Finance as the downstream system, or are the 9 flows portable to the current finance systems?</w:t>
+      </w:r>
+    </w:p>
+    <w:p>
+      <w:pPr>
+        <w:pStyle w:val="ListParagraph"/>
+      </w:pPr>
+      <w:r>
+        <w:t xml:space="preserve">• </w:t>
+      </w:r>
+      <w:r>
+        <w:t>Confirmed Major-entity list for ECS change notification (Client, Property, Deal domains — definitive list still pending).</w:t>
+      </w:r>
+    </w:p>
+    <w:p>
+      <w:pPr>
+        <w:pStyle w:val="ListParagraph"/>
+      </w:pPr>
+      <w:r>
+        <w:t xml:space="preserve">• </w:t>
+      </w:r>
+      <w:r>
+        <w:t>Final low-code vs. code decision, balancing platform licensing cost against build and operating effort.</w:t>
+      </w:r>
+    </w:p>
+    <w:p>
+      <w:pPr>
+        <w:pStyle w:val="Heading2"/>
+      </w:pPr>
+      <w:r>
+        <w:t>Related Documents</w:t>
+      </w:r>
+    </w:p>
+    <w:p>
+      <w:pPr>
+        <w:pStyle w:val="ListParagraph"/>
+      </w:pPr>
+      <w:r>
+        <w:t xml:space="preserve">• </w:t>
+      </w:r>
+      <w:r>
+        <w:t>solution overview — Parent document; current (Dataverse) design</w:t>
+      </w:r>
+    </w:p>
+    <w:p>
+      <w:pPr>
+        <w:pStyle w:val="ListParagraph"/>
+      </w:pPr>
+      <w:r>
+        <w:t xml:space="preserve">• </w:t>
+      </w:r>
+      <w:r>
+        <w:t>power apps rationale — The platform decision this note challenges</w:t>
+      </w:r>
+    </w:p>
+    <w:p>
+      <w:pPr>
+        <w:pStyle w:val="ListParagraph"/>
+      </w:pPr>
+      <w:r>
+        <w:t xml:space="preserve">• </w:t>
+      </w:r>
+      <w:r>
+        <w:t>business capabilities — Capability model both designs must satisfy</w:t>
+      </w:r>
+    </w:p>
+    <w:p>
+      <w:pPr>
+        <w:pStyle w:val="ListParagraph"/>
+      </w:pPr>
+      <w:r>
+        <w:t xml:space="preserve">• </w:t>
+      </w:r>
+      <w:r>
+        <w:t>client data model — Client schema reused here</w:t>
+      </w:r>
+    </w:p>
+    <w:p>
+      <w:pPr>
+        <w:pStyle w:val="ListParagraph"/>
+      </w:pPr>
+      <w:r>
+        <w:t xml:space="preserve">• </w:t>
+      </w:r>
+      <w:r>
+        <w:t>property data model — Property schema reused here</w:t>
+      </w:r>
+    </w:p>
+    <w:p>
+      <w:pPr>
+        <w:pStyle w:val="ListParagraph"/>
+      </w:pPr>
+      <w:r>
+        <w:t xml:space="preserve">• </w:t>
+      </w:r>
+      <w:r>
+        <w:t>capital markets data model — Capital Markets lifecycle reused here</w:t>
+      </w:r>
+    </w:p>
+    <w:p>
+      <w:pPr>
+        <w:pStyle w:val="ListParagraph"/>
+      </w:pPr>
+      <w:r>
+        <w:t xml:space="preserve">• </w:t>
+      </w:r>
+      <w:r>
+        <w:t>wip data model — WIP / finance bridge reused here</w:t>
+      </w:r>
+    </w:p>
+    <w:p>
+      <w:pPr>
+        <w:pStyle w:val="ListParagraph"/>
+      </w:pPr>
+      <w:r>
+        <w:t xml:space="preserve">• </w:t>
+      </w:r>
+      <w:r>
+        <w:t>architecture application — Current application &amp; integration patterns</w:t>
+      </w:r>
+    </w:p>
+    <w:p>
+      <w:pPr>
+        <w:pStyle w:val="ListParagraph"/>
+      </w:pPr>
+      <w:r>
+        <w:t xml:space="preserve">• </w:t>
+      </w:r>
+      <w:r>
+        <w:t>architecture technology — Current hosting &amp; security model</w:t>
+      </w:r>
+    </w:p>
+    <w:p>
+      <w:pPr>
+        <w:pStyle w:val="Heading2"/>
+      </w:pPr>
+      <w:r>
+        <w:t>Architectural Approach Comparison — Executive Summary</w:t>
+      </w:r>
+    </w:p>
+    <w:p>
+      <w:r>
+        <w:t>This document proposes three architectural approaches for the European CRM programme. All three deliver the same core outcome — a shared client, contact, property and engagement foundation across service lines and countries (see business capabilities) — but with different cost, risk, and operating profiles. The pluses and minuses of each are set out below without preference; the choice is a business decision to be weighed by the programme stakeholders.</w:t>
+      </w:r>
+    </w:p>
+    <w:p>
+      <w:r>
+        <w:t xml:space="preserve">The three options are the current </w:t>
+      </w:r>
+      <w:r>
+        <w:rPr>
+          <w:b/>
+          <w:i w:val="0"/>
+        </w:rPr>
+        <w:t>Microsoft Power Platform / Dataverse</w:t>
+      </w:r>
+      <w:r>
+        <w:t xml:space="preserve"> design, a hybrid </w:t>
+      </w:r>
+      <w:r>
+        <w:rPr>
+          <w:b/>
+          <w:i w:val="0"/>
+        </w:rPr>
+        <w:t>Power Platform with a SQL/PostgreSQL relational database</w:t>
+      </w:r>
+      <w:r>
+        <w:t xml:space="preserve">, and the alternative </w:t>
+      </w:r>
+      <w:r>
+        <w:rPr>
+          <w:b/>
+          <w:i w:val="0"/>
+        </w:rPr>
+        <w:t>traditional C# / PostgreSQL</w:t>
+      </w:r>
+      <w:r>
+        <w:t xml:space="preserve"> stack.</w:t>
+      </w:r>
+    </w:p>
+    <w:p>
+      <w:pPr>
+        <w:pStyle w:val="Heading2"/>
+      </w:pPr>
+      <w:r>
+        <w:t>The choice at a glance</w:t>
+      </w:r>
+    </w:p>
+    <w:tbl>
+      <w:tblPr>
+        <w:tblW w:type="auto" w:w="0"/>
+        <w:jc w:val="center"/>
+        <w:tblLook w:firstColumn="1" w:firstRow="1" w:lastColumn="0" w:lastRow="0" w:noHBand="0" w:noVBand="1" w:val="04A0"/>
+      </w:tblPr>
+      <w:tblGrid>
+        <w:gridCol w:w="2256"/>
+        <w:gridCol w:w="2256"/>
+        <w:gridCol w:w="2256"/>
+        <w:gridCol w:w="2256"/>
+      </w:tblGrid>
+      <w:tr>
+        <w:tc>
+          <w:tcPr>
+            <w:tcW w:type="dxa" w:w="2256"/>
+          </w:tcPr>
+          <w:p>
+            <w:r>
+              <w:rPr>
+                <w:b/>
+              </w:rPr>
+            </w:r>
+          </w:p>
+        </w:tc>
+        <w:tc>
+          <w:tcPr>
+            <w:tcW w:type="dxa" w:w="2256"/>
+          </w:tcPr>
+          <w:p>
+            <w:r>
+              <w:rPr>
+                <w:b/>
+              </w:rPr>
+              <w:t>Option A — Power Platform / Dataverse</w:t>
+            </w:r>
+          </w:p>
+        </w:tc>
+        <w:tc>
+          <w:tcPr>
+            <w:tcW w:type="dxa" w:w="2256"/>
+          </w:tcPr>
+          <w:p>
+            <w:r>
+              <w:rPr>
+                <w:b/>
+              </w:rPr>
+              <w:t>Option B — Power Platform + SQL Database</w:t>
+            </w:r>
+          </w:p>
+        </w:tc>
+        <w:tc>
+          <w:tcPr>
+            <w:tcW w:type="dxa" w:w="2256"/>
+          </w:tcPr>
+          <w:p>
+            <w:r>
+              <w:rPr>
+                <w:b/>
+              </w:rPr>
+              <w:t>Option C — C# / PostgreSQL</w:t>
+            </w:r>
+          </w:p>
+        </w:tc>
+      </w:tr>
+      <w:tr>
+        <w:tc>
+          <w:tcPr>
+            <w:tcW w:type="dxa" w:w="2256"/>
+          </w:tcPr>
+          <w:p>
+            <w:r>
+              <w:t>**What it is**</w:t>
+            </w:r>
+          </w:p>
+        </w:tc>
+        <w:tc>
+          <w:tcPr>
+            <w:tcW w:type="dxa" w:w="2256"/>
+          </w:tcPr>
+          <w:p>
+            <w:r>
+              <w:t>Build the custom CRM model on Microsoft's low-code platform (Dataverse + Power Apps)</w:t>
+            </w:r>
+          </w:p>
+        </w:tc>
+        <w:tc>
+          <w:tcPr>
+            <w:tcW w:type="dxa" w:w="2256"/>
+          </w:tcPr>
+          <w:p>
+            <w:r>
+              <w:t>Build the UI on Power Apps but store data in a relational database (SQL Server or PostgreSQL) via virtual tables or direct connectors</w:t>
+            </w:r>
+          </w:p>
+        </w:tc>
+        <w:tc>
+          <w:tcPr>
+            <w:tcW w:type="dxa" w:w="2256"/>
+          </w:tcPr>
+          <w:p>
+            <w:r>
+              <w:t>Build the same custom model as first-party code on the firm's existing .NET stack and PostgreSQL</w:t>
+            </w:r>
+          </w:p>
+        </w:tc>
+      </w:tr>
+      <w:tr>
+        <w:tc>
+          <w:tcPr>
+            <w:tcW w:type="dxa" w:w="2256"/>
+          </w:tcPr>
+          <w:p>
+            <w:r>
+              <w:t>**Cost profile**</w:t>
+            </w:r>
+          </w:p>
+        </w:tc>
+        <w:tc>
+          <w:tcPr>
+            <w:tcW w:type="dxa" w:w="2256"/>
+          </w:tcPr>
+          <w:p>
+            <w:r>
+              <w:t>Ongoing per-user / per-app licensing for Dataverse + Power Platform</w:t>
+            </w:r>
+          </w:p>
+        </w:tc>
+        <w:tc>
+          <w:tcPr>
+            <w:tcW w:type="dxa" w:w="2256"/>
+          </w:tcPr>
+          <w:p>
+            <w:r>
+              <w:t>No Dataverse data licensing; database hosting cost + Power Apps per-user for UI only</w:t>
+            </w:r>
+          </w:p>
+        </w:tc>
+        <w:tc>
+          <w:tcPr>
+            <w:tcW w:type="dxa" w:w="2256"/>
+          </w:tcPr>
+          <w:p>
+            <w:r>
+              <w:t>Infrastructure cost only; no per-user platform license</w:t>
+            </w:r>
+          </w:p>
+        </w:tc>
+      </w:tr>
+      <w:tr>
+        <w:tc>
+          <w:tcPr>
+            <w:tcW w:type="dxa" w:w="2256"/>
+          </w:tcPr>
+          <w:p>
+            <w:r>
+              <w:t>**Build effort**</w:t>
+            </w:r>
+          </w:p>
+        </w:tc>
+        <w:tc>
+          <w:tcPr>
+            <w:tcW w:type="dxa" w:w="2256"/>
+          </w:tcPr>
+          <w:p>
+            <w:r>
+              <w:t>Lower-code, faster to stand up</w:t>
+            </w:r>
+          </w:p>
+        </w:tc>
+        <w:tc>
+          <w:tcPr>
+            <w:tcW w:type="dxa" w:w="2256"/>
+          </w:tcPr>
+          <w:p>
+            <w:r>
+              <w:t>Medium — UI is low-code, database schema and integration layer require engineering</w:t>
+            </w:r>
+          </w:p>
+        </w:tc>
+        <w:tc>
+          <w:tcPr>
+            <w:tcW w:type="dxa" w:w="2256"/>
+          </w:tcPr>
+          <w:p>
+            <w:r>
+              <w:t>Full build/test/deploy cycle</w:t>
+            </w:r>
+          </w:p>
+        </w:tc>
+      </w:tr>
+      <w:tr>
+        <w:tc>
+          <w:tcPr>
+            <w:tcW w:type="dxa" w:w="2256"/>
+          </w:tcPr>
+          <w:p>
+            <w:r>
+              <w:t>**Vendor lock-in**</w:t>
+            </w:r>
+          </w:p>
+        </w:tc>
+        <w:tc>
+          <w:tcPr>
+            <w:tcW w:type="dxa" w:w="2256"/>
+          </w:tcPr>
+          <w:p>
+            <w:r>
+              <w:t>High — Microsoft platform</w:t>
+            </w:r>
+          </w:p>
+        </w:tc>
+        <w:tc>
+          <w:tcPr>
+            <w:tcW w:type="dxa" w:w="2256"/>
+          </w:tcPr>
+          <w:p>
+            <w:r>
+              <w:t>Medium — Power Apps UI layer is Microsoft-owned, but data is portable</w:t>
+            </w:r>
+          </w:p>
+        </w:tc>
+        <w:tc>
+          <w:tcPr>
+            <w:tcW w:type="dxa" w:w="2256"/>
+          </w:tcPr>
+          <w:p>
+            <w:r>
+              <w:t>Low — first-party, portable code</w:t>
+            </w:r>
+          </w:p>
+        </w:tc>
+      </w:tr>
+      <w:tr>
+        <w:tc>
+          <w:tcPr>
+            <w:tcW w:type="dxa" w:w="2256"/>
+          </w:tcPr>
+          <w:p>
+            <w:r>
+              <w:t>**Using existing skills**</w:t>
+            </w:r>
+          </w:p>
+        </w:tc>
+        <w:tc>
+          <w:tcPr>
+            <w:tcW w:type="dxa" w:w="2256"/>
+          </w:tcPr>
+          <w:p>
+            <w:r>
+              <w:t>New Power Platform skill set</w:t>
+            </w:r>
+          </w:p>
+        </w:tc>
+        <w:tc>
+          <w:tcPr>
+            <w:tcW w:type="dxa" w:w="2256"/>
+          </w:tcPr>
+          <w:p>
+            <w:r>
+              <w:t>Mixed — Power Platform for UI, existing DBA/.NET for database and integration</w:t>
+            </w:r>
+          </w:p>
+        </w:tc>
+        <w:tc>
+          <w:tcPr>
+            <w:tcW w:type="dxa" w:w="2256"/>
+          </w:tcPr>
+          <w:p>
+            <w:r>
+              <w:t>Existing in-house C# / .NET / database team</w:t>
+            </w:r>
+          </w:p>
+        </w:tc>
+      </w:tr>
+      <w:tr>
+        <w:tc>
+          <w:tcPr>
+            <w:tcW w:type="dxa" w:w="2256"/>
+          </w:tcPr>
+          <w:p>
+            <w:r>
+              <w:t>**Compliance posture**</w:t>
+            </w:r>
+          </w:p>
+        </w:tc>
+        <w:tc>
+          <w:tcPr>
+            <w:tcW w:type="dxa" w:w="2256"/>
+          </w:tcPr>
+          <w:p>
+            <w:r>
+              <w:t>EU data centres, platform-managed</w:t>
+            </w:r>
+          </w:p>
+        </w:tc>
+        <w:tc>
+          <w:tcPr>
+            <w:tcW w:type="dxa" w:w="2256"/>
+          </w:tcPr>
+          <w:p>
+            <w:r>
+              <w:t>EU database hosting, self-controlled data; platform layer Microsoft-managed</w:t>
+            </w:r>
+          </w:p>
+        </w:tc>
+        <w:tc>
+          <w:tcPr>
+            <w:tcW w:type="dxa" w:w="2256"/>
+          </w:tcPr>
+          <w:p>
+            <w:r>
+              <w:t>EU data centres, fully self-controlled</w:t>
+            </w:r>
+          </w:p>
+        </w:tc>
+      </w:tr>
+    </w:tbl>
+    <w:p>
+      <w:r>
+        <w:t>All three options keep all data in EU regions to satisfy GDPR, CNIL, and BDSG.</w:t>
+      </w:r>
+    </w:p>
+    <w:p>
+      <w:pPr>
+        <w:pStyle w:val="Heading2"/>
+      </w:pPr>
+      <w:r>
+        <w:t>Option A — Microsoft Power Platform / Dataverse</w:t>
+      </w:r>
+    </w:p>
+    <w:p>
+      <w:r>
+        <w:t>The current design. The custom EuroCRM data model is built on Dataverse with Power Apps model-driven apps, Business Process Flows, Power Automate, and native Microsoft integrations.</w:t>
+      </w:r>
+    </w:p>
+    <w:p>
+      <w:r>
+        <w:rPr>
+          <w:b/>
+          <w:i w:val="0"/>
+        </w:rPr>
+        <w:t>Pluses:</w:t>
+      </w:r>
+    </w:p>
+    <w:p>
+      <w:pPr>
+        <w:pStyle w:val="ListParagraph"/>
+      </w:pPr>
+      <w:r>
+        <w:t xml:space="preserve">• </w:t>
+      </w:r>
+      <w:r>
+        <w:rPr>
+          <w:b/>
+          <w:i w:val="0"/>
+        </w:rPr>
+        <w:t>Speed to value</w:t>
+      </w:r>
+      <w:r>
+        <w:t xml:space="preserve"> — low-code configuration gets simple forms, workflows and a usable UI up much faster</w:t>
+      </w:r>
+    </w:p>
+    <w:p>
+      <w:pPr>
+        <w:pStyle w:val="ListParagraph"/>
+      </w:pPr>
+      <w:r>
+        <w:t xml:space="preserve">• </w:t>
+      </w:r>
+      <w:r>
+        <w:rPr>
+          <w:b/>
+          <w:i w:val="0"/>
+        </w:rPr>
+        <w:t>Native integrations out of the box</w:t>
+      </w:r>
+      <w:r>
+        <w:t xml:space="preserve"> — Outlook, SharePoint, Teams, Power BI, and an audit trail ship with the platform</w:t>
+      </w:r>
+    </w:p>
+    <w:p>
+      <w:pPr>
+        <w:pStyle w:val="ListParagraph"/>
+      </w:pPr>
+      <w:r>
+        <w:t xml:space="preserve">• </w:t>
+      </w:r>
+      <w:r>
+        <w:rPr>
+          <w:b/>
+          <w:i w:val="0"/>
+        </w:rPr>
+        <w:t>Managed platform</w:t>
+      </w:r>
+      <w:r>
+        <w:t xml:space="preserve"> — security, infrastructure, and capacity are Microsoft's responsibility</w:t>
+      </w:r>
+    </w:p>
+    <w:p>
+      <w:pPr>
+        <w:pStyle w:val="ListParagraph"/>
+      </w:pPr>
+      <w:r>
+        <w:t xml:space="preserve">• </w:t>
+      </w:r>
+      <w:r>
+        <w:rPr>
+          <w:b/>
+          <w:i w:val="0"/>
+        </w:rPr>
+        <w:t>Mature ecosystem</w:t>
+      </w:r>
+      <w:r>
+        <w:t xml:space="preserve"> — Copilot for Sales, Power BI analytics, broad Microsoft 365 alignment</w:t>
+      </w:r>
+    </w:p>
+    <w:p>
+      <w:pPr>
+        <w:pStyle w:val="ListParagraph"/>
+      </w:pPr>
+      <w:r>
+        <w:t xml:space="preserve">• </w:t>
+      </w:r>
+      <w:r>
+        <w:rPr>
+          <w:b/>
+          <w:i w:val="0"/>
+        </w:rPr>
+        <w:t>Regional rollout</w:t>
+      </w:r>
+      <w:r>
+        <w:t xml:space="preserve"> — Business Units + security roles map cleanly onto the country / service-line model</w:t>
+      </w:r>
+    </w:p>
+    <w:p>
+      <w:r>
+        <w:rPr>
+          <w:b/>
+          <w:i w:val="0"/>
+        </w:rPr>
+        <w:t>Minuses:</w:t>
+      </w:r>
+    </w:p>
+    <w:p>
+      <w:pPr>
+        <w:pStyle w:val="ListParagraph"/>
+      </w:pPr>
+      <w:r>
+        <w:t xml:space="preserve">• </w:t>
+      </w:r>
+      <w:r>
+        <w:rPr>
+          <w:b/>
+          <w:i w:val="0"/>
+        </w:rPr>
+        <w:t>Ongoing licensing cost</w:t>
+      </w:r>
+      <w:r>
+        <w:t xml:space="preserve"> — per-user / per-app / per-org fees that grow with adoption</w:t>
+      </w:r>
+    </w:p>
+    <w:p>
+      <w:pPr>
+        <w:pStyle w:val="ListParagraph"/>
+      </w:pPr>
+      <w:r>
+        <w:t xml:space="preserve">• </w:t>
+      </w:r>
+      <w:r>
+        <w:rPr>
+          <w:b/>
+          <w:i w:val="0"/>
+        </w:rPr>
+        <w:t>Vendor lock-in</w:t>
+      </w:r>
+      <w:r>
+        <w:t xml:space="preserve"> — data and logic sit on Microsoft's platform</w:t>
+      </w:r>
+    </w:p>
+    <w:p>
+      <w:pPr>
+        <w:pStyle w:val="ListParagraph"/>
+      </w:pPr>
+      <w:r>
+        <w:t xml:space="preserve">• </w:t>
+      </w:r>
+      <w:r>
+        <w:rPr>
+          <w:b/>
+          <w:i w:val="0"/>
+        </w:rPr>
+        <w:t>New skill set</w:t>
+      </w:r>
+      <w:r>
+        <w:t xml:space="preserve"> — Power Platform specialists, not the existing .NET team</w:t>
+      </w:r>
+    </w:p>
+    <w:p>
+      <w:pPr>
+        <w:pStyle w:val="ListParagraph"/>
+      </w:pPr>
+      <w:r>
+        <w:t xml:space="preserve">• </w:t>
+      </w:r>
+      <w:r>
+        <w:rPr>
+          <w:b/>
+          <w:i w:val="0"/>
+        </w:rPr>
+        <w:t>Fit gap</w:t>
+      </w:r>
+      <w:r>
+        <w:t xml:space="preserve"> — 8 of 11 core entities have no packaged equivalent, so a large part of the model is custom regardless</w:t>
+      </w:r>
+    </w:p>
+    <w:p>
+      <w:pPr>
+        <w:pStyle w:val="ListParagraph"/>
+      </w:pPr>
+      <w:r>
+        <w:t xml:space="preserve">• </w:t>
+      </w:r>
+      <w:r>
+        <w:rPr>
+          <w:b/>
+          <w:i w:val="0"/>
+        </w:rPr>
+        <w:t>Platform constraints</w:t>
+      </w:r>
+      <w:r>
+        <w:t xml:space="preserve"> — capacity and governance limits on what can be built, tuned, and debugged</w:t>
+      </w:r>
+    </w:p>
+    <w:p>
+      <w:pPr>
+        <w:pStyle w:val="Heading2"/>
+      </w:pPr>
+      <w:r>
+        <w:t>Option B — Power Platform + SQL/PostgreSQL Database</w:t>
+      </w:r>
+    </w:p>
+    <w:p>
+      <w:r>
+        <w:t>A hybrid approach: the Power Apps model-driven UI remains the front-end, but data is stored in a relational database (SQL Server or PostgreSQL) instead of Dataverse, connected via virtual tables, direct connectors, or a custom API layer.</w:t>
+      </w:r>
+    </w:p>
+    <w:p>
+      <w:r>
+        <w:rPr>
+          <w:b/>
+          <w:i w:val="0"/>
+        </w:rPr>
+        <w:t>Pluses:</w:t>
+      </w:r>
+    </w:p>
+    <w:p>
+      <w:pPr>
+        <w:pStyle w:val="ListParagraph"/>
+      </w:pPr>
+      <w:r>
+        <w:t xml:space="preserve">• </w:t>
+      </w:r>
+      <w:r>
+        <w:rPr>
+          <w:b/>
+          <w:i w:val="0"/>
+        </w:rPr>
+        <w:t>No Dataverse data licensing</w:t>
+      </w:r>
+      <w:r>
+        <w:t xml:space="preserve"> — eliminates the per-entity / per-user data storage cost while keeping the Power Apps UI</w:t>
+      </w:r>
+    </w:p>
+    <w:p>
+      <w:pPr>
+        <w:pStyle w:val="ListParagraph"/>
+      </w:pPr>
+      <w:r>
+        <w:t xml:space="preserve">• </w:t>
+      </w:r>
+      <w:r>
+        <w:rPr>
+          <w:b/>
+          <w:i w:val="0"/>
+        </w:rPr>
+        <w:t>Data portability</w:t>
+      </w:r>
+      <w:r>
+        <w:t xml:space="preserve"> — the relational database is fully portable and under the firm's control</w:t>
+      </w:r>
+    </w:p>
+    <w:p>
+      <w:pPr>
+        <w:pStyle w:val="ListParagraph"/>
+      </w:pPr>
+      <w:r>
+        <w:t xml:space="preserve">• </w:t>
+      </w:r>
+      <w:r>
+        <w:rPr>
+          <w:b/>
+          <w:i w:val="0"/>
+        </w:rPr>
+        <w:t>Reuse existing DBA skills</w:t>
+      </w:r>
+      <w:r>
+        <w:t xml:space="preserve"> — the database team manages schema, indexing, and performance directly</w:t>
+      </w:r>
+    </w:p>
+    <w:p>
+      <w:pPr>
+        <w:pStyle w:val="ListParagraph"/>
+      </w:pPr>
+      <w:r>
+        <w:t xml:space="preserve">• </w:t>
+      </w:r>
+      <w:r>
+        <w:rPr>
+          <w:b/>
+          <w:i w:val="0"/>
+        </w:rPr>
+        <w:t>Lower platform cost than Option A</w:t>
+      </w:r>
+      <w:r>
+        <w:t xml:space="preserve"> — Power Apps per-user licensing only; no Dataverse tier charges</w:t>
+      </w:r>
+    </w:p>
+    <w:p>
+      <w:pPr>
+        <w:pStyle w:val="ListParagraph"/>
+      </w:pPr>
+      <w:r>
+        <w:t xml:space="preserve">• </w:t>
+      </w:r>
+      <w:r>
+        <w:rPr>
+          <w:b/>
+          <w:i w:val="0"/>
+        </w:rPr>
+        <w:t>Faster UI than Option C</w:t>
+      </w:r>
+      <w:r>
+        <w:t xml:space="preserve"> — model-driven apps and forms ship without a full code build</w:t>
+      </w:r>
+    </w:p>
+    <w:p>
+      <w:r>
+        <w:rPr>
+          <w:b/>
+          <w:i w:val="0"/>
+        </w:rPr>
+        <w:t>Minuses:</w:t>
+      </w:r>
+    </w:p>
+    <w:p>
+      <w:pPr>
+        <w:pStyle w:val="ListParagraph"/>
+      </w:pPr>
+      <w:r>
+        <w:t xml:space="preserve">• </w:t>
+      </w:r>
+      <w:r>
+        <w:rPr>
+          <w:b/>
+          <w:i w:val="0"/>
+        </w:rPr>
+        <w:t>Hybrid complexity</w:t>
+      </w:r>
+      <w:r>
+        <w:t xml:space="preserve"> — two platforms to integrate: Power Platform UI layer + a separate database with its own hosting, backup, and DR</w:t>
+      </w:r>
+    </w:p>
+    <w:p>
+      <w:pPr>
+        <w:pStyle w:val="ListParagraph"/>
+      </w:pPr>
+      <w:r>
+        <w:t xml:space="preserve">• </w:t>
+      </w:r>
+      <w:r>
+        <w:rPr>
+          <w:b/>
+          <w:i w:val="0"/>
+        </w:rPr>
+        <w:t>Feature gaps</w:t>
+      </w:r>
+      <w:r>
+        <w:t xml:space="preserve"> — virtual tables and direct connectors do not support all Dataverse features (Business Process Flows, certain rollups, native audit, complex calculated fields may require workarounds)</w:t>
+      </w:r>
+    </w:p>
+    <w:p>
+      <w:pPr>
+        <w:pStyle w:val="ListParagraph"/>
+      </w:pPr>
+      <w:r>
+        <w:t xml:space="preserve">• </w:t>
+      </w:r>
+      <w:r>
+        <w:rPr>
+          <w:b/>
+          <w:i w:val="0"/>
+        </w:rPr>
+        <w:t>Power Automate limitations</w:t>
+      </w:r>
+      <w:r>
+        <w:t xml:space="preserve"> — Dataverse-specific triggers and actions do not fire against a SQL backend; flows must use SQL polling or custom connectors instead</w:t>
+      </w:r>
+    </w:p>
+    <w:p>
+      <w:pPr>
+        <w:pStyle w:val="ListParagraph"/>
+      </w:pPr>
+      <w:r>
+        <w:t xml:space="preserve">• </w:t>
+      </w:r>
+      <w:r>
+        <w:rPr>
+          <w:b/>
+          <w:i w:val="0"/>
+        </w:rPr>
+        <w:t>Mixed skill requirement</w:t>
+      </w:r>
+      <w:r>
+        <w:t xml:space="preserve"> — the team needs both Power Platform capability and database/integration engineering</w:t>
+      </w:r>
+    </w:p>
+    <w:p>
+      <w:pPr>
+        <w:pStyle w:val="ListParagraph"/>
+      </w:pPr>
+      <w:r>
+        <w:t xml:space="preserve">• </w:t>
+      </w:r>
+      <w:r>
+        <w:rPr>
+          <w:b/>
+          <w:i w:val="0"/>
+        </w:rPr>
+        <w:t>Partial lock-in</w:t>
+      </w:r>
+      <w:r>
+        <w:t xml:space="preserve"> — the UI layer remains Microsoft-owned; the data layer does not</w:t>
+      </w:r>
+    </w:p>
+    <w:p>
+      <w:pPr>
+        <w:pStyle w:val="Heading2"/>
+      </w:pPr>
+      <w:r>
+        <w:t>Option C — Traditional C# / PostgreSQL</w:t>
+      </w:r>
+    </w:p>
+    <w:p>
+      <w:r>
+        <w:t>An alternative to the same outcome using the firm's existing engineering stack — ASP.NET Core, PostgreSQL 16, and standard integration practices.</w:t>
+      </w:r>
+    </w:p>
+    <w:p>
+      <w:r>
+        <w:rPr>
+          <w:b/>
+          <w:i w:val="0"/>
+        </w:rPr>
+        <w:t>Pluses:</w:t>
+      </w:r>
+    </w:p>
+    <w:p>
+      <w:pPr>
+        <w:pStyle w:val="ListParagraph"/>
+      </w:pPr>
+      <w:r>
+        <w:t xml:space="preserve">• </w:t>
+      </w:r>
+      <w:r>
+        <w:rPr>
+          <w:b/>
+          <w:i w:val="0"/>
+        </w:rPr>
+        <w:t>No per-user licensing</w:t>
+      </w:r>
+      <w:r>
+        <w:t xml:space="preserve"> — infrastructure cost only; cheaper at scale</w:t>
+      </w:r>
+    </w:p>
+    <w:p>
+      <w:pPr>
+        <w:pStyle w:val="ListParagraph"/>
+      </w:pPr>
+      <w:r>
+        <w:t xml:space="preserve">• </w:t>
+      </w:r>
+      <w:r>
+        <w:rPr>
+          <w:b/>
+          <w:i w:val="0"/>
+        </w:rPr>
+        <w:t>Reuses existing capability</w:t>
+      </w:r>
+      <w:r>
+        <w:t xml:space="preserve"> — the current C#/.NET and database engineering team runs it</w:t>
+      </w:r>
+    </w:p>
+    <w:p>
+      <w:pPr>
+        <w:pStyle w:val="ListParagraph"/>
+      </w:pPr>
+      <w:r>
+        <w:t xml:space="preserve">• </w:t>
+      </w:r>
+      <w:r>
+        <w:rPr>
+          <w:b/>
+          <w:i w:val="0"/>
+        </w:rPr>
+        <w:t>Full control and portability</w:t>
+      </w:r>
+      <w:r>
+        <w:t xml:space="preserve"> — first-party code is debuggable, testable, and portable off the chosen host</w:t>
+      </w:r>
+    </w:p>
+    <w:p>
+      <w:pPr>
+        <w:pStyle w:val="ListParagraph"/>
+      </w:pPr>
+      <w:r>
+        <w:t xml:space="preserve">• </w:t>
+      </w:r>
+      <w:r>
+        <w:rPr>
+          <w:b/>
+          <w:i w:val="0"/>
+        </w:rPr>
+        <w:t>Precise tenant isolation</w:t>
+      </w:r>
+      <w:r>
+        <w:t xml:space="preserve"> — PostgreSQL row-level security gives exact country/service-line control</w:t>
+      </w:r>
+    </w:p>
+    <w:p>
+      <w:pPr>
+        <w:pStyle w:val="ListParagraph"/>
+      </w:pPr>
+      <w:r>
+        <w:t xml:space="preserve">• </w:t>
+      </w:r>
+      <w:r>
+        <w:rPr>
+          <w:b/>
+          <w:i w:val="0"/>
+        </w:rPr>
+        <w:t>No platform limits</w:t>
+      </w:r>
+      <w:r>
+        <w:t xml:space="preserve"> — schema, security model, and change capture are entirely under our control</w:t>
+      </w:r>
+    </w:p>
+    <w:p>
+      <w:r>
+        <w:rPr>
+          <w:b/>
+          <w:i w:val="0"/>
+        </w:rPr>
+        <w:t>Minuses:</w:t>
+      </w:r>
+    </w:p>
+    <w:p>
+      <w:pPr>
+        <w:pStyle w:val="ListParagraph"/>
+      </w:pPr>
+      <w:r>
+        <w:t xml:space="preserve">• </w:t>
+      </w:r>
+      <w:r>
+        <w:rPr>
+          <w:b/>
+          <w:i w:val="0"/>
+        </w:rPr>
+        <w:t>Longer build</w:t>
+      </w:r>
+      <w:r>
+        <w:t xml:space="preserve"> — real development effort, not low-code configuration</w:t>
+      </w:r>
+    </w:p>
+    <w:p>
+      <w:pPr>
+        <w:pStyle w:val="ListParagraph"/>
+      </w:pPr>
+      <w:r>
+        <w:t xml:space="preserve">• </w:t>
+      </w:r>
+      <w:r>
+        <w:rPr>
+          <w:b/>
+          <w:i w:val="0"/>
+        </w:rPr>
+        <w:t>Rebuild the freebies</w:t>
+      </w:r>
+      <w:r>
+        <w:t xml:space="preserve"> — Outlook/SharePoint/Teams integration and audit trail must be built rather than switched on</w:t>
+      </w:r>
+    </w:p>
+    <w:p>
+      <w:pPr>
+        <w:pStyle w:val="ListParagraph"/>
+      </w:pPr>
+      <w:r>
+        <w:t xml:space="preserve">• </w:t>
+      </w:r>
+      <w:r>
+        <w:rPr>
+          <w:b/>
+          <w:i w:val="0"/>
+        </w:rPr>
+        <w:t>Operate the infrastructure</w:t>
+      </w:r>
+      <w:r>
+        <w:t xml:space="preserve"> — provision, secure, and run servers/storage rather than leasing a platform</w:t>
+      </w:r>
+    </w:p>
+    <w:p>
+      <w:pPr>
+        <w:pStyle w:val="ListParagraph"/>
+      </w:pPr>
+      <w:r>
+        <w:t xml:space="preserve">• </w:t>
+      </w:r>
+      <w:r>
+        <w:rPr>
+          <w:b/>
+          <w:i w:val="0"/>
+        </w:rPr>
+        <w:t>Selling the build</w:t>
+      </w:r>
+      <w:r>
+        <w:t xml:space="preserve"> — the effort is a capital project to justify, not a per-seat subscription to buy</w:t>
+      </w:r>
+    </w:p>
+    <w:p>
+      <w:pPr>
+        <w:pStyle w:val="Heading2"/>
+      </w:pPr>
+      <w:r>
+        <w:t>The key tension</w:t>
+      </w:r>
+    </w:p>
+    <w:p>
+      <w:pPr>
+        <w:pStyle w:val="ListParagraph"/>
+      </w:pPr>
+      <w:r>
+        <w:t xml:space="preserve">• </w:t>
+      </w:r>
+      <w:r>
+        <w:t>Platform licensing cost vs. build and operating effort.</w:t>
+      </w:r>
+    </w:p>
+    <w:p>
+      <w:pPr>
+        <w:pStyle w:val="ListParagraph"/>
+      </w:pPr>
+      <w:r>
+        <w:t xml:space="preserve">• </w:t>
+      </w:r>
+      <w:r>
+        <w:t>Velocity of low-code change vs. the discipline of a first-party codebase.</w:t>
+      </w:r>
+    </w:p>
+    <w:p>
+      <w:pPr>
+        <w:pStyle w:val="ListParagraph"/>
+      </w:pPr>
+      <w:r>
+        <w:t xml:space="preserve">• </w:t>
+      </w:r>
+      <w:r>
+        <w:t>Buying a managed capability vs. owning the full stack.</w:t>
+      </w:r>
+    </w:p>
+    <w:p>
+      <w:pPr>
+        <w:pStyle w:val="ListParagraph"/>
+      </w:pPr>
+      <w:r>
+        <w:t xml:space="preserve">• </w:t>
+      </w:r>
+      <w:r>
+        <w:t>Option B sits between the two: it avoids Dataverse data licensing but requires running two platforms and working around feature limits.</w:t>
+      </w:r>
+    </w:p>
+    <w:p>
+      <w:r>
+        <w:t xml:space="preserve">The eight-entity fit gap that argues for a </w:t>
+      </w:r>
+      <w:r>
+        <w:rPr>
+          <w:b w:val="0"/>
+          <w:i/>
+        </w:rPr>
+        <w:t>custom</w:t>
+      </w:r>
+      <w:r>
+        <w:t xml:space="preserve"> model applies to all three options — the real question is whether that custom model is built </w:t>
+      </w:r>
+      <w:r>
+        <w:rPr>
+          <w:b/>
+          <w:i w:val="0"/>
+        </w:rPr>
+        <w:t>on</w:t>
+      </w:r>
+      <w:r>
+        <w:t xml:space="preserve"> Dataverse (A), on a </w:t>
+      </w:r>
+      <w:r>
+        <w:rPr>
+          <w:b/>
+          <w:i w:val="0"/>
+        </w:rPr>
+        <w:t>relational database behind Power Apps</w:t>
+      </w:r>
+      <w:r>
+        <w:t xml:space="preserve"> (B), or as </w:t>
+      </w:r>
+      <w:r>
+        <w:rPr>
+          <w:b/>
+          <w:i w:val="0"/>
+        </w:rPr>
+        <w:t>our own code</w:t>
+      </w:r>
+      <w:r>
+        <w:t xml:space="preserve"> (C).</w:t>
+      </w:r>
+    </w:p>
+    <w:p>
+      <w:pPr>
+        <w:pStyle w:val="Heading2"/>
+      </w:pPr>
+      <w:r>
+        <w:t>Commercial / integration angle</w:t>
+      </w:r>
+    </w:p>
+    <w:p>
+      <w:r>
+        <w:t>Integration to the Golden Source also varies by option, and three patterns exist for getting entity data there (compared in architecture patterns comparison):</w:t>
+      </w:r>
+    </w:p>
+    <w:p>
+      <w:pPr>
+        <w:pStyle w:val="ListParagraph"/>
+      </w:pPr>
+      <w:r>
+        <w:t xml:space="preserve">• </w:t>
+      </w:r>
+      <w:r>
+        <w:rPr>
+          <w:b/>
+          <w:i w:val="0"/>
+        </w:rPr>
+        <w:t>Direct batch export</w:t>
+      </w:r>
+      <w:r>
+        <w:t xml:space="preserve"> — simplest, near-daily freshness</w:t>
+      </w:r>
+    </w:p>
+    <w:p>
+      <w:pPr>
+        <w:pStyle w:val="ListParagraph"/>
+      </w:pPr>
+      <w:r>
+        <w:t xml:space="preserve">• </w:t>
+      </w:r>
+      <w:r>
+        <w:rPr>
+          <w:b/>
+          <w:i w:val="0"/>
+        </w:rPr>
+        <w:t>Dynamics + ECS message bus</w:t>
+      </w:r>
+      <w:r>
+        <w:t xml:space="preserve"> — near-real-time, decouples consumers</w:t>
+      </w:r>
+    </w:p>
+    <w:p>
+      <w:pPr>
+        <w:pStyle w:val="ListParagraph"/>
+      </w:pPr>
+      <w:r>
+        <w:t xml:space="preserve">• </w:t>
+      </w:r>
+      <w:r>
+        <w:rPr>
+          <w:b/>
+          <w:i w:val="0"/>
+        </w:rPr>
+        <w:t>C# + ECS message bus</w:t>
+      </w:r>
+      <w:r>
+        <w:t xml:space="preserve"> — the native fit for Option C; Outbox Pattern guarantees delivery</w:t>
+      </w:r>
+    </w:p>
+    <w:p>
+      <w:r>
+        <w:t>Option C does not eliminate the need for the enterprise ECS bus — it changes who publishes to it (a background worker instead of a platform plugin). This is a shared dependency either way and should be confirmed early (see the open questions).</w:t>
+      </w:r>
+    </w:p>
+    <w:p>
+      <w:pPr>
+        <w:pStyle w:val="Heading2"/>
+      </w:pPr>
+      <w:r>
+        <w:t>Comparison table</w:t>
+      </w:r>
+    </w:p>
+    <w:tbl>
+      <w:tblPr>
+        <w:tblW w:type="auto" w:w="0"/>
+        <w:jc w:val="center"/>
+        <w:tblLook w:firstColumn="1" w:firstRow="1" w:lastColumn="0" w:lastRow="0" w:noHBand="0" w:noVBand="1" w:val="04A0"/>
+      </w:tblPr>
+      <w:tblGrid>
+        <w:gridCol w:w="2256"/>
+        <w:gridCol w:w="2256"/>
+        <w:gridCol w:w="2256"/>
+        <w:gridCol w:w="2256"/>
+      </w:tblGrid>
+      <w:tr>
+        <w:tc>
+          <w:tcPr>
+            <w:tcW w:type="dxa" w:w="2256"/>
+          </w:tcPr>
+          <w:p>
+            <w:r>
+              <w:rPr>
+                <w:b/>
+              </w:rPr>
+              <w:t>Dimension</w:t>
+            </w:r>
+          </w:p>
+        </w:tc>
+        <w:tc>
+          <w:tcPr>
+            <w:tcW w:type="dxa" w:w="2256"/>
+          </w:tcPr>
+          <w:p>
+            <w:r>
+              <w:rPr>
+                <w:b/>
+              </w:rPr>
+              <w:t>Option A — Power Platform</w:t>
+            </w:r>
+          </w:p>
+        </w:tc>
+        <w:tc>
+          <w:tcPr>
+            <w:tcW w:type="dxa" w:w="2256"/>
+          </w:tcPr>
+          <w:p>
+            <w:r>
+              <w:rPr>
+                <w:b/>
+              </w:rPr>
+              <w:t>Option B — Power Platform + SQL</w:t>
+            </w:r>
+          </w:p>
+        </w:tc>
+        <w:tc>
+          <w:tcPr>
+            <w:tcW w:type="dxa" w:w="2256"/>
+          </w:tcPr>
+          <w:p>
+            <w:r>
+              <w:rPr>
+                <w:b/>
+              </w:rPr>
+              <w:t>Option C — C# / PostgreSQL</w:t>
+            </w:r>
+          </w:p>
+        </w:tc>
+      </w:tr>
+      <w:tr>
+        <w:tc>
+          <w:tcPr>
+            <w:tcW w:type="dxa" w:w="2256"/>
+          </w:tcPr>
+          <w:p>
+            <w:r>
+              <w:t>Core outcome</w:t>
+            </w:r>
+          </w:p>
+        </w:tc>
+        <w:tc>
+          <w:tcPr>
+            <w:tcW w:type="dxa" w:w="2256"/>
+          </w:tcPr>
+          <w:p>
+            <w:r>
+              <w:t>Same</w:t>
+            </w:r>
+          </w:p>
+        </w:tc>
+        <w:tc>
+          <w:tcPr>
+            <w:tcW w:type="dxa" w:w="2256"/>
+          </w:tcPr>
+          <w:p>
+            <w:r>
+              <w:t>Same</w:t>
+            </w:r>
+          </w:p>
+        </w:tc>
+        <w:tc>
+          <w:tcPr>
+            <w:tcW w:type="dxa" w:w="2256"/>
+          </w:tcPr>
+          <w:p>
+            <w:r>
+              <w:t>Same</w:t>
+            </w:r>
+          </w:p>
+        </w:tc>
+      </w:tr>
+      <w:tr>
+        <w:tc>
+          <w:tcPr>
+            <w:tcW w:type="dxa" w:w="2256"/>
+          </w:tcPr>
+          <w:p>
+            <w:r>
+              <w:t>Time to first value</w:t>
+            </w:r>
+          </w:p>
+        </w:tc>
+        <w:tc>
+          <w:tcPr>
+            <w:tcW w:type="dxa" w:w="2256"/>
+          </w:tcPr>
+          <w:p>
+            <w:r>
+              <w:t>Fastest</w:t>
+            </w:r>
+          </w:p>
+        </w:tc>
+        <w:tc>
+          <w:tcPr>
+            <w:tcW w:type="dxa" w:w="2256"/>
+          </w:tcPr>
+          <w:p>
+            <w:r>
+              <w:t>Medium</w:t>
+            </w:r>
+          </w:p>
+        </w:tc>
+        <w:tc>
+          <w:tcPr>
+            <w:tcW w:type="dxa" w:w="2256"/>
+          </w:tcPr>
+          <w:p>
+            <w:r>
+              <w:t>Slowest</w:t>
+            </w:r>
+          </w:p>
+        </w:tc>
+      </w:tr>
+      <w:tr>
+        <w:tc>
+          <w:tcPr>
+            <w:tcW w:type="dxa" w:w="2256"/>
+          </w:tcPr>
+          <w:p>
+            <w:r>
+              <w:t>Recurring cost</w:t>
+            </w:r>
+          </w:p>
+        </w:tc>
+        <w:tc>
+          <w:tcPr>
+            <w:tcW w:type="dxa" w:w="2256"/>
+          </w:tcPr>
+          <w:p>
+            <w:r>
+              <w:t>Per-user / per-app licenses + Dataverse</w:t>
+            </w:r>
+          </w:p>
+        </w:tc>
+        <w:tc>
+          <w:tcPr>
+            <w:tcW w:type="dxa" w:w="2256"/>
+          </w:tcPr>
+          <w:p>
+            <w:r>
+              <w:t>Power Apps per-user + database hosting</w:t>
+            </w:r>
+          </w:p>
+        </w:tc>
+        <w:tc>
+          <w:tcPr>
+            <w:tcW w:type="dxa" w:w="2256"/>
+          </w:tcPr>
+          <w:p>
+            <w:r>
+              <w:t>Infrastructure only</w:t>
+            </w:r>
+          </w:p>
+        </w:tc>
+      </w:tr>
+      <w:tr>
+        <w:tc>
+          <w:tcPr>
+            <w:tcW w:type="dxa" w:w="2256"/>
+          </w:tcPr>
+          <w:p>
+            <w:r>
+              <w:t>Upfront effort</w:t>
+            </w:r>
+          </w:p>
+        </w:tc>
+        <w:tc>
+          <w:tcPr>
+            <w:tcW w:type="dxa" w:w="2256"/>
+          </w:tcPr>
+          <w:p>
+            <w:r>
+              <w:t>Low-code config</w:t>
+            </w:r>
+          </w:p>
+        </w:tc>
+        <w:tc>
+          <w:tcPr>
+            <w:tcW w:type="dxa" w:w="2256"/>
+          </w:tcPr>
+          <w:p>
+            <w:r>
+              <w:t>UI config + DB schema &amp; integration</w:t>
+            </w:r>
+          </w:p>
+        </w:tc>
+        <w:tc>
+          <w:tcPr>
+            <w:tcW w:type="dxa" w:w="2256"/>
+          </w:tcPr>
+          <w:p>
+            <w:r>
+              <w:t>Full engineering</w:t>
+            </w:r>
+          </w:p>
+        </w:tc>
+      </w:tr>
+      <w:tr>
+        <w:tc>
+          <w:tcPr>
+            <w:tcW w:type="dxa" w:w="2256"/>
+          </w:tcPr>
+          <w:p>
+            <w:r>
+              <w:t>Skill availability</w:t>
+            </w:r>
+          </w:p>
+        </w:tc>
+        <w:tc>
+          <w:tcPr>
+            <w:tcW w:type="dxa" w:w="2256"/>
+          </w:tcPr>
+          <w:p>
+            <w:r>
+              <w:t>New Microsoft skills</w:t>
+            </w:r>
+          </w:p>
+        </w:tc>
+        <w:tc>
+          <w:tcPr>
+            <w:tcW w:type="dxa" w:w="2256"/>
+          </w:tcPr>
+          <w:p>
+            <w:r>
+              <w:t>Mixed: Power Platform + existing DBA</w:t>
+            </w:r>
+          </w:p>
+        </w:tc>
+        <w:tc>
+          <w:tcPr>
+            <w:tcW w:type="dxa" w:w="2256"/>
+          </w:tcPr>
+          <w:p>
+            <w:r>
+              <w:t>Existing in-house team</w:t>
+            </w:r>
+          </w:p>
+        </w:tc>
+      </w:tr>
+      <w:tr>
+        <w:tc>
+          <w:tcPr>
+            <w:tcW w:type="dxa" w:w="2256"/>
+          </w:tcPr>
+          <w:p>
+            <w:r>
+              <w:t>Vendor lock-in</w:t>
+            </w:r>
+          </w:p>
+        </w:tc>
+        <w:tc>
+          <w:tcPr>
+            <w:tcW w:type="dxa" w:w="2256"/>
+          </w:tcPr>
+          <w:p>
+            <w:r>
+              <w:t>High</w:t>
+            </w:r>
+          </w:p>
+        </w:tc>
+        <w:tc>
+          <w:tcPr>
+            <w:tcW w:type="dxa" w:w="2256"/>
+          </w:tcPr>
+          <w:p>
+            <w:r>
+              <w:t>Medium</w:t>
+            </w:r>
+          </w:p>
+        </w:tc>
+        <w:tc>
+          <w:tcPr>
+            <w:tcW w:type="dxa" w:w="2256"/>
+          </w:tcPr>
+          <w:p>
+            <w:r>
+              <w:t>Low</w:t>
+            </w:r>
+          </w:p>
+        </w:tc>
+      </w:tr>
+      <w:tr>
+        <w:tc>
+          <w:tcPr>
+            <w:tcW w:type="dxa" w:w="2256"/>
+          </w:tcPr>
+          <w:p>
+            <w:r>
+              <w:t>Data residency</w:t>
+            </w:r>
+          </w:p>
+        </w:tc>
+        <w:tc>
+          <w:tcPr>
+            <w:tcW w:type="dxa" w:w="2256"/>
+          </w:tcPr>
+          <w:p>
+            <w:r>
+              <w:t>EU (platform-allocated)</w:t>
+            </w:r>
+          </w:p>
+        </w:tc>
+        <w:tc>
+          <w:tcPr>
+            <w:tcW w:type="dxa" w:w="2256"/>
+          </w:tcPr>
+          <w:p>
+            <w:r>
+              <w:t>EU (self-controlled DB, platform layer MS)</w:t>
+            </w:r>
+          </w:p>
+        </w:tc>
+        <w:tc>
+          <w:tcPr>
+            <w:tcW w:type="dxa" w:w="2256"/>
+          </w:tcPr>
+          <w:p>
+            <w:r>
+              <w:t>EU (self-controlled)</w:t>
+            </w:r>
+          </w:p>
+        </w:tc>
+      </w:tr>
+      <w:tr>
+        <w:tc>
+          <w:tcPr>
+            <w:tcW w:type="dxa" w:w="2256"/>
+          </w:tcPr>
+          <w:p>
+            <w:r>
+              <w:t>Control &amp; debuggability</w:t>
+            </w:r>
+          </w:p>
+        </w:tc>
+        <w:tc>
+          <w:tcPr>
+            <w:tcW w:type="dxa" w:w="2256"/>
+          </w:tcPr>
+          <w:p>
+            <w:r>
+              <w:t>Platform-limited</w:t>
+            </w:r>
+          </w:p>
+        </w:tc>
+        <w:tc>
+          <w:tcPr>
+            <w:tcW w:type="dxa" w:w="2256"/>
+          </w:tcPr>
+          <w:p>
+            <w:r>
+              <w:t>Partial — DB full, UI platform-limited</w:t>
+            </w:r>
+          </w:p>
+        </w:tc>
+        <w:tc>
+          <w:tcPr>
+            <w:tcW w:type="dxa" w:w="2256"/>
+          </w:tcPr>
+          <w:p>
+            <w:r>
+              <w:t>Full</w:t>
+            </w:r>
+          </w:p>
+        </w:tc>
+      </w:tr>
+      <w:tr>
+        <w:tc>
+          <w:tcPr>
+            <w:tcW w:type="dxa" w:w="2256"/>
+          </w:tcPr>
+          <w:p>
+            <w:r>
+              <w:t>Native Microsoft integrations</w:t>
+            </w:r>
+          </w:p>
+        </w:tc>
+        <w:tc>
+          <w:tcPr>
+            <w:tcW w:type="dxa" w:w="2256"/>
+          </w:tcPr>
+          <w:p>
+            <w:r>
+              <w:t>Out of the box</w:t>
+            </w:r>
+          </w:p>
+        </w:tc>
+        <w:tc>
+          <w:tcPr>
+            <w:tcW w:type="dxa" w:w="2256"/>
+          </w:tcPr>
+          <w:p>
+            <w:r>
+              <w:t>Partial — some require workarounds</w:t>
+            </w:r>
+          </w:p>
+        </w:tc>
+        <w:tc>
+          <w:tcPr>
+            <w:tcW w:type="dxa" w:w="2256"/>
+          </w:tcPr>
+          <w:p>
+            <w:r>
+              <w:t>Rebuilt</w:t>
+            </w:r>
+          </w:p>
+        </w:tc>
+      </w:tr>
+      <w:tr>
+        <w:tc>
+          <w:tcPr>
+            <w:tcW w:type="dxa" w:w="2256"/>
+          </w:tcPr>
+          <w:p>
+            <w:r>
+              <w:t>Operating model</w:t>
+            </w:r>
+          </w:p>
+        </w:tc>
+        <w:tc>
+          <w:tcPr>
+            <w:tcW w:type="dxa" w:w="2256"/>
+          </w:tcPr>
+          <w:p>
+            <w:r>
+              <w:t>Lease the platform</w:t>
+            </w:r>
+          </w:p>
+        </w:tc>
+        <w:tc>
+          <w:tcPr>
+            <w:tcW w:type="dxa" w:w="2256"/>
+          </w:tcPr>
+          <w:p>
+            <w:r>
+              <w:t>Lease UI, own data layer</w:t>
+            </w:r>
+          </w:p>
+        </w:tc>
+        <w:tc>
+          <w:tcPr>
+            <w:tcW w:type="dxa" w:w="2256"/>
+          </w:tcPr>
+          <w:p>
+            <w:r>
+              <w:t>Own the stack</w:t>
+            </w:r>
+          </w:p>
+        </w:tc>
+      </w:tr>
+    </w:tbl>
+    <w:p>
+      <w:pPr>
+        <w:pStyle w:val="Heading2"/>
+      </w:pPr>
+      <w:r>
+        <w:t>Decision framing</w:t>
+      </w:r>
+    </w:p>
+    <w:p>
+      <w:r>
+        <w:t xml:space="preserve">This is a </w:t>
+      </w:r>
+      <w:r>
+        <w:rPr>
+          <w:b/>
+          <w:i w:val="0"/>
+        </w:rPr>
+        <w:t>business operating-model decision</w:t>
+      </w:r>
+      <w:r>
+        <w:t>, not purely technical. It comes down to:</w:t>
+      </w:r>
+    </w:p>
+    <w:p>
+      <w:pPr>
+        <w:pStyle w:val="ListParagraph"/>
+      </w:pPr>
+      <w:r>
+        <w:t xml:space="preserve">• </w:t>
+      </w:r>
+      <w:r>
+        <w:rPr>
+          <w:b/>
+          <w:i w:val="0"/>
+        </w:rPr>
+        <w:t>Buy a managed platform</w:t>
+      </w:r>
+      <w:r>
+        <w:t xml:space="preserve"> (Option A) for speed and lower current spend on people, accepting licence cost and lock-in.</w:t>
+      </w:r>
+    </w:p>
+    <w:p>
+      <w:pPr>
+        <w:pStyle w:val="ListParagraph"/>
+      </w:pPr>
+      <w:r>
+        <w:t xml:space="preserve">• </w:t>
+      </w:r>
+      <w:r>
+        <w:rPr>
+          <w:b/>
+          <w:i w:val="0"/>
+        </w:rPr>
+        <w:t>Take the middle path</w:t>
+      </w:r>
+      <w:r>
+        <w:t xml:space="preserve"> (Option B) — keeping the Power Apps UI but moving data to a relational database the firm controls, accepting hybrid complexity and feature gaps in exchange for lower platform cost and data portability.</w:t>
+      </w:r>
+    </w:p>
+    <w:p>
+      <w:pPr>
+        <w:pStyle w:val="ListParagraph"/>
+      </w:pPr>
+      <w:r>
+        <w:t xml:space="preserve">• </w:t>
+      </w:r>
+      <w:r>
+        <w:rPr>
+          <w:b/>
+          <w:i w:val="0"/>
+        </w:rPr>
+        <w:t>Invest engineering effort</w:t>
+      </w:r>
+      <w:r>
+        <w:t xml:space="preserve"> (Option C) to reuse existing capability, eliminate per-seat licensing, and keep full control.</w:t>
+      </w:r>
+    </w:p>
+    <w:p>
+      <w:r>
+        <w:t>The decision should be made at TDA review weighing these pluses and minuses against the programme's cost envelope, delivery timeline, and appetite for long-term platform commitment.</w:t>
+      </w:r>
+    </w:p>
+    <w:p>
+      <w:pPr>
+        <w:pStyle w:val="Heading2"/>
+      </w:pPr>
+      <w:r>
+        <w:t>Related</w:t>
+      </w:r>
+    </w:p>
+    <w:p>
+      <w:pPr>
+        <w:pStyle w:val="ListParagraph"/>
+      </w:pPr>
+      <w:r>
+        <w:t xml:space="preserve">• </w:t>
+      </w:r>
+      <w:r>
+        <w:t>solution overview — Parent document; current (Dataverse) design</w:t>
+      </w:r>
+    </w:p>
+    <w:p>
+      <w:pPr>
+        <w:pStyle w:val="ListParagraph"/>
+      </w:pPr>
+      <w:r>
+        <w:t xml:space="preserve">• </w:t>
+      </w:r>
+      <w:r>
+        <w:t>alternative architecture traditional csharp — Full Option C design with cost/operability detail</w:t>
+      </w:r>
+    </w:p>
+    <w:p>
+      <w:pPr>
+        <w:pStyle w:val="ListParagraph"/>
+      </w:pPr>
+      <w:r>
+        <w:t xml:space="preserve">• </w:t>
+      </w:r>
+      <w:r>
+        <w:t>power apps rationale — The platform decision Option A is based on</w:t>
+      </w:r>
+    </w:p>
+    <w:p>
+      <w:pPr>
+        <w:pStyle w:val="ListParagraph"/>
+      </w:pPr>
+      <w:r>
+        <w:t xml:space="preserve">• </w:t>
+      </w:r>
+      <w:r>
+        <w:t>business capabilities — The capability model all three options must satisfy</w:t>
+      </w:r>
+    </w:p>
+    <w:p>
+      <w:pPr>
+        <w:pStyle w:val="ListParagraph"/>
+      </w:pPr>
+      <w:r>
+        <w:t xml:space="preserve">• </w:t>
+      </w:r>
+      <w:r>
+        <w:t>architecture patterns comparison — Integration to Golden Source, shared by all options</w:t>
+      </w:r>
+    </w:p>
+    <w:p>
+      <w:pPr>
+        <w:pStyle w:val="Heading2"/>
+      </w:pPr>
+      <w:r>
+        <w:t>Architecture Patterns — Integration to Golden Source</w:t>
+      </w:r>
+    </w:p>
+    <w:p>
+      <w:r>
+        <w:t>Three integration patterns for populating a Golden Source database from a CRM system. Each shows a different mechanism for getting entity data from the system of engagement into the authoritative master data store consumed by BI, Finance, and downstream systems.</w:t>
+      </w:r>
+    </w:p>
+    <w:p>
+      <w:pPr>
+        <w:pStyle w:val="Heading2"/>
+      </w:pPr>
+      <w:r>
+        <w:t>Pattern 1 — Dynamics 365 Direct Export</w:t>
+      </w:r>
+    </w:p>
+    <w:p>
+      <w:r>
+        <w:t>The simplest pattern. Dynamics 365 / Dataverse is the primary CRM system. Entity data is exported on a scheduled basis (or manually) to the Golden Source database.</w:t>
+      </w:r>
+    </w:p>
+    <w:p>
+      <w:pPr>
+        <w:pStyle w:val="ListParagraph"/>
+      </w:pPr>
+      <w:r>
+        <w:t xml:space="preserve">• </w:t>
+      </w:r>
+      <w:r>
+        <w:t>Export runs as a batch job — full or incremental sync</w:t>
+      </w:r>
+    </w:p>
+    <w:p>
+      <w:pPr>
+        <w:pStyle w:val="ListParagraph"/>
+      </w:pPr>
+      <w:r>
+        <w:t xml:space="preserve">• </w:t>
+      </w:r>
+      <w:r>
+        <w:t>Mapping and transform layer handles schema differences between Dataverse and the target store</w:t>
+      </w:r>
+    </w:p>
+    <w:p>
+      <w:pPr>
+        <w:pStyle w:val="ListParagraph"/>
+      </w:pPr>
+      <w:r>
+        <w:t xml:space="preserve">• </w:t>
+      </w:r>
+      <w:r>
+        <w:t>No real-time sync — data freshness depends on export frequency</w:t>
+      </w:r>
+    </w:p>
+    <w:p>
+      <w:pPr>
+        <w:pStyle w:val="ListParagraph"/>
+      </w:pPr>
+      <w:r>
+        <w:t xml:space="preserve">• </w:t>
+      </w:r>
+      <w:r>
+        <w:t>Suitable when downstream consumers can tolerate near-daily staleness</w:t>
+      </w:r>
+    </w:p>
+    <w:p>
+      <w:pPr>
+        <w:pStyle w:val="Heading2"/>
+      </w:pPr>
+      <w:r>
+        <w:t>Pattern 2 — Dynamics 365 + ECS Message Bus</w:t>
+      </w:r>
+    </w:p>
+    <w:p>
+      <w:r>
+        <w:t>Dynamics 365 remains the system of engagement, but entity changes are captured in near-real-time via the ECS (Enterprise Connectivity Services) message bus.</w:t>
+      </w:r>
+    </w:p>
+    <w:p>
+      <w:pPr>
+        <w:pStyle w:val="ListParagraph"/>
+      </w:pPr>
+      <w:r>
+        <w:t xml:space="preserve">• </w:t>
+      </w:r>
+      <w:r>
+        <w:t>Dataverse change tracking or a Power Automate flow captures entity mutations</w:t>
+      </w:r>
+    </w:p>
+    <w:p>
+      <w:pPr>
+        <w:pStyle w:val="ListParagraph"/>
+      </w:pPr>
+      <w:r>
+        <w:t xml:space="preserve">• </w:t>
+      </w:r>
+      <w:r>
+        <w:t>Changes are published as events to an ECS topic</w:t>
+      </w:r>
+    </w:p>
+    <w:p>
+      <w:pPr>
+        <w:pStyle w:val="ListParagraph"/>
+      </w:pPr>
+      <w:r>
+        <w:t xml:space="preserve">• </w:t>
+      </w:r>
+      <w:r>
+        <w:t>A consumer worker service subscribes, transforms, and upserts into the Golden Source</w:t>
+      </w:r>
+    </w:p>
+    <w:p>
+      <w:pPr>
+        <w:pStyle w:val="ListParagraph"/>
+      </w:pPr>
+      <w:r>
+        <w:t xml:space="preserve">• </w:t>
+      </w:r>
+      <w:r>
+        <w:t>Decouples the CRM from downstream consumers — multiple systems can subscribe to the same change stream</w:t>
+      </w:r>
+    </w:p>
+    <w:p>
+      <w:pPr>
+        <w:pStyle w:val="ListParagraph"/>
+      </w:pPr>
+      <w:r>
+        <w:t xml:space="preserve">• </w:t>
+      </w:r>
+      <w:r>
+        <w:t>Near-real-time freshness; failed messages route to a dead-letter queue for retry</w:t>
+      </w:r>
+    </w:p>
+    <w:p>
+      <w:pPr>
+        <w:pStyle w:val="Heading2"/>
+      </w:pPr>
+      <w:r>
+        <w:t>Pattern 3 — C# / ASP.NET Core + ECS Message Bus</w:t>
+      </w:r>
+    </w:p>
+    <w:p>
+      <w:r>
+        <w:t>No Dynamics or Dataverse dependency. A custom ASP.NET Core application writes directly to PostgreSQL as the primary data store, and publishes entity changes to the ECS bus via the Outbox Pattern.</w:t>
+      </w:r>
+    </w:p>
+    <w:p>
+      <w:pPr>
+        <w:pStyle w:val="ListParagraph"/>
+      </w:pPr>
+      <w:r>
+        <w:t xml:space="preserve">• </w:t>
+      </w:r>
+      <w:r>
+        <w:t>Application commits write the domain event and outbox record in the same database transaction</w:t>
+      </w:r>
+    </w:p>
+    <w:p>
+      <w:pPr>
+        <w:pStyle w:val="ListParagraph"/>
+      </w:pPr>
+      <w:r>
+        <w:t xml:space="preserve">• </w:t>
+      </w:r>
+      <w:r>
+        <w:t>A background dispatcher publishes outbox events to ECS — guarantees exactly-once delivery</w:t>
+      </w:r>
+    </w:p>
+    <w:p>
+      <w:pPr>
+        <w:pStyle w:val="ListParagraph"/>
+      </w:pPr>
+      <w:r>
+        <w:t xml:space="preserve">• </w:t>
+      </w:r>
+      <w:r>
+        <w:t>External consumers (Finance bridge, BI feeds, other lines of business) subscribe to the ECS topic</w:t>
+      </w:r>
+    </w:p>
+    <w:p>
+      <w:pPr>
+        <w:pStyle w:val="ListParagraph"/>
+      </w:pPr>
+      <w:r>
+        <w:t xml:space="preserve">• </w:t>
+      </w:r>
+      <w:r>
+        <w:t>Golden Source database is the application's own PostgreSQL — no separate copy/sync step</w:t>
+      </w:r>
+    </w:p>
+    <w:p>
+      <w:pPr>
+        <w:pStyle w:val="ListParagraph"/>
+      </w:pPr>
+      <w:r>
+        <w:t xml:space="preserve">• </w:t>
+      </w:r>
+      <w:r>
+        <w:t>Full control over schema, security model, and change capture without platform constraints</w:t>
+      </w:r>
+    </w:p>
+    <w:p>
+      <w:pPr>
+        <w:pStyle w:val="Heading2"/>
+      </w:pPr>
+      <w:r>
+        <w:t>Comparison</w:t>
+      </w:r>
+    </w:p>
+    <w:tbl>
+      <w:tblPr>
+        <w:tblW w:type="auto" w:w="0"/>
+        <w:jc w:val="center"/>
+        <w:tblLook w:firstColumn="1" w:firstRow="1" w:lastColumn="0" w:lastRow="0" w:noHBand="0" w:noVBand="1" w:val="04A0"/>
+      </w:tblPr>
+      <w:tblGrid>
+        <w:gridCol w:w="2256"/>
+        <w:gridCol w:w="2256"/>
+        <w:gridCol w:w="2256"/>
+        <w:gridCol w:w="2256"/>
+      </w:tblGrid>
+      <w:tr>
+        <w:tc>
+          <w:tcPr>
+            <w:tcW w:type="dxa" w:w="2256"/>
+          </w:tcPr>
+          <w:p>
+            <w:r>
+              <w:rPr>
+                <w:b/>
+              </w:rPr>
+              <w:t>Aspect</w:t>
+            </w:r>
+          </w:p>
+        </w:tc>
+        <w:tc>
+          <w:tcPr>
+            <w:tcW w:type="dxa" w:w="2256"/>
+          </w:tcPr>
+          <w:p>
+            <w:r>
+              <w:rPr>
+                <w:b/>
+              </w:rPr>
+              <w:t>Pattern 1 — Direct Export</w:t>
+            </w:r>
+          </w:p>
+        </w:tc>
+        <w:tc>
+          <w:tcPr>
+            <w:tcW w:type="dxa" w:w="2256"/>
+          </w:tcPr>
+          <w:p>
+            <w:r>
+              <w:rPr>
+                <w:b/>
+              </w:rPr>
+              <w:t>Pattern 2 — Dynamics + ECS</w:t>
+            </w:r>
+          </w:p>
+        </w:tc>
+        <w:tc>
+          <w:tcPr>
+            <w:tcW w:type="dxa" w:w="2256"/>
+          </w:tcPr>
+          <w:p>
+            <w:r>
+              <w:rPr>
+                <w:b/>
+              </w:rPr>
+              <w:t>Pattern 3 — C# + ECS</w:t>
+            </w:r>
+          </w:p>
+        </w:tc>
+      </w:tr>
+      <w:tr>
+        <w:tc>
+          <w:tcPr>
+            <w:tcW w:type="dxa" w:w="2256"/>
+          </w:tcPr>
+          <w:p>
+            <w:r>
+              <w:t>CRM system</w:t>
+            </w:r>
+          </w:p>
+        </w:tc>
+        <w:tc>
+          <w:tcPr>
+            <w:tcW w:type="dxa" w:w="2256"/>
+          </w:tcPr>
+          <w:p>
+            <w:r>
+              <w:t>Dynamics 365 / Dataverse</w:t>
+            </w:r>
+          </w:p>
+        </w:tc>
+        <w:tc>
+          <w:tcPr>
+            <w:tcW w:type="dxa" w:w="2256"/>
+          </w:tcPr>
+          <w:p>
+            <w:r>
+              <w:t>Dynamics 365 / Dataverse</w:t>
+            </w:r>
+          </w:p>
+        </w:tc>
+        <w:tc>
+          <w:tcPr>
+            <w:tcW w:type="dxa" w:w="2256"/>
+          </w:tcPr>
+          <w:p>
+            <w:r>
+              <w:t>Custom ASP.NET Core</w:t>
+            </w:r>
+          </w:p>
+        </w:tc>
+      </w:tr>
+      <w:tr>
+        <w:tc>
+          <w:tcPr>
+            <w:tcW w:type="dxa" w:w="2256"/>
+          </w:tcPr>
+          <w:p>
+            <w:r>
+              <w:t>Sync mechanism</w:t>
+            </w:r>
+          </w:p>
+        </w:tc>
+        <w:tc>
+          <w:tcPr>
+            <w:tcW w:type="dxa" w:w="2256"/>
+          </w:tcPr>
+          <w:p>
+            <w:r>
+              <w:t>Scheduled batch export</w:t>
+            </w:r>
+          </w:p>
+        </w:tc>
+        <w:tc>
+          <w:tcPr>
+            <w:tcW w:type="dxa" w:w="2256"/>
+          </w:tcPr>
+          <w:p>
+            <w:r>
+              <w:t>Event-driven via ECS bus</w:t>
+            </w:r>
+          </w:p>
+        </w:tc>
+        <w:tc>
+          <w:tcPr>
+            <w:tcW w:type="dxa" w:w="2256"/>
+          </w:tcPr>
+          <w:p>
+            <w:r>
+              <w:t>Outbox pattern → ECS bus</w:t>
+            </w:r>
+          </w:p>
+        </w:tc>
+      </w:tr>
+      <w:tr>
+        <w:tc>
+          <w:tcPr>
+            <w:tcW w:type="dxa" w:w="2256"/>
+          </w:tcPr>
+          <w:p>
+            <w:r>
+              <w:t>Data freshness</w:t>
+            </w:r>
+          </w:p>
+        </w:tc>
+        <w:tc>
+          <w:tcPr>
+            <w:tcW w:type="dxa" w:w="2256"/>
+          </w:tcPr>
+          <w:p>
+            <w:r>
+              <w:t>Near-daily</w:t>
+            </w:r>
+          </w:p>
+        </w:tc>
+        <w:tc>
+          <w:tcPr>
+            <w:tcW w:type="dxa" w:w="2256"/>
+          </w:tcPr>
+          <w:p>
+            <w:r>
+              <w:t>Near-real-time</w:t>
+            </w:r>
+          </w:p>
+        </w:tc>
+        <w:tc>
+          <w:tcPr>
+            <w:tcW w:type="dxa" w:w="2256"/>
+          </w:tcPr>
+          <w:p>
+            <w:r>
+              <w:t>Near-real-time</w:t>
+            </w:r>
+          </w:p>
+        </w:tc>
+      </w:tr>
+      <w:tr>
+        <w:tc>
+          <w:tcPr>
+            <w:tcW w:type="dxa" w:w="2256"/>
+          </w:tcPr>
+          <w:p>
+            <w:r>
+              <w:t>Platform dependency</w:t>
+            </w:r>
+          </w:p>
+        </w:tc>
+        <w:tc>
+          <w:tcPr>
+            <w:tcW w:type="dxa" w:w="2256"/>
+          </w:tcPr>
+          <w:p>
+            <w:r>
+              <w:t>High (Dataverse)</w:t>
+            </w:r>
+          </w:p>
+        </w:tc>
+        <w:tc>
+          <w:tcPr>
+            <w:tcW w:type="dxa" w:w="2256"/>
+          </w:tcPr>
+          <w:p>
+            <w:r>
+              <w:t>High (Dataverse)</w:t>
+            </w:r>
+          </w:p>
+        </w:tc>
+        <w:tc>
+          <w:tcPr>
+            <w:tcW w:type="dxa" w:w="2256"/>
+          </w:tcPr>
+          <w:p>
+            <w:r>
+              <w:t>None (first-party code)</w:t>
+            </w:r>
+          </w:p>
+        </w:tc>
+      </w:tr>
+      <w:tr>
+        <w:tc>
+          <w:tcPr>
+            <w:tcW w:type="dxa" w:w="2256"/>
+          </w:tcPr>
+          <w:p>
+            <w:r>
+              <w:t>Downstream decoupling</w:t>
+            </w:r>
+          </w:p>
+        </w:tc>
+        <w:tc>
+          <w:tcPr>
+            <w:tcW w:type="dxa" w:w="2256"/>
+          </w:tcPr>
+          <w:p>
+            <w:r>
+              <w:t>Low — tight coupling to export schema</w:t>
+            </w:r>
+          </w:p>
+        </w:tc>
+        <w:tc>
+          <w:tcPr>
+            <w:tcW w:type="dxa" w:w="2256"/>
+          </w:tcPr>
+          <w:p>
+            <w:r>
+              <w:t>High — multiple ECS subscribers</w:t>
+            </w:r>
+          </w:p>
+        </w:tc>
+        <w:tc>
+          <w:tcPr>
+            <w:tcW w:type="dxa" w:w="2256"/>
+          </w:tcPr>
+          <w:p>
+            <w:r>
+              <w:t>High — multiple ECS subscribers</w:t>
+            </w:r>
+          </w:p>
+        </w:tc>
+      </w:tr>
+      <w:tr>
+        <w:tc>
+          <w:tcPr>
+            <w:tcW w:type="dxa" w:w="2256"/>
+          </w:tcPr>
+          <w:p>
+            <w:r>
+              <w:t>Operational complexity</w:t>
+            </w:r>
+          </w:p>
+        </w:tc>
+        <w:tc>
+          <w:tcPr>
+            <w:tcW w:type="dxa" w:w="2256"/>
+          </w:tcPr>
+          <w:p>
+            <w:r>
+              <w:t>Low</w:t>
+            </w:r>
+          </w:p>
+        </w:tc>
+        <w:tc>
+          <w:tcPr>
+            <w:tcW w:type="dxa" w:w="2256"/>
+          </w:tcPr>
+          <w:p>
+            <w:r>
+              <w:t>Medium — requires ECS infrastructure</w:t>
+            </w:r>
+          </w:p>
+        </w:tc>
+        <w:tc>
+          <w:tcPr>
+            <w:tcW w:type="dxa" w:w="2256"/>
+          </w:tcPr>
+          <w:p>
+            <w:r>
+              <w:t>Medium — requires ECS infrastructure</w:t>
+            </w:r>
+          </w:p>
+        </w:tc>
+      </w:tr>
+      <w:tr>
+        <w:tc>
+          <w:tcPr>
+            <w:tcW w:type="dxa" w:w="2256"/>
+          </w:tcPr>
+          <w:p>
+            <w:r>
+              <w:t>Licensing</w:t>
+            </w:r>
+          </w:p>
+        </w:tc>
+        <w:tc>
+          <w:tcPr>
+            <w:tcW w:type="dxa" w:w="2256"/>
+          </w:tcPr>
+          <w:p>
+            <w:r>
+              <w:t>Per-user / per-org Dataverse</w:t>
+            </w:r>
+          </w:p>
+        </w:tc>
+        <w:tc>
+          <w:tcPr>
+            <w:tcW w:type="dxa" w:w="2256"/>
+          </w:tcPr>
+          <w:p>
+            <w:r>
+              <w:t>Per-user / per-org Dataverse</w:t>
+            </w:r>
+          </w:p>
+        </w:tc>
+        <w:tc>
+          <w:tcPr>
+            <w:tcW w:type="dxa" w:w="2256"/>
+          </w:tcPr>
+          <w:p>
+            <w:r>
+              <w:t>Infrastructure cost only</w:t>
+            </w:r>
+          </w:p>
+        </w:tc>
+      </w:tr>
+    </w:tbl>
+    <w:p>
+      <w:pPr>
+        <w:pStyle w:val="Heading2"/>
+      </w:pPr>
+      <w:r>
+        <w:t>Related</w:t>
+      </w:r>
+    </w:p>
+    <w:p>
+      <w:pPr>
+        <w:pStyle w:val="ListParagraph"/>
+      </w:pPr>
+      <w:r>
+        <w:t xml:space="preserve">• </w:t>
+      </w:r>
+      <w:r>
+        <w:t>alternative architecture traditional csharp — Full alternative architecture using C# and PostgreSQL</w:t>
+      </w:r>
+    </w:p>
+    <w:p>
+      <w:pPr>
+        <w:pStyle w:val="ListParagraph"/>
+      </w:pPr>
+      <w:r>
+        <w:t xml:space="preserve">• </w:t>
+      </w:r>
+      <w:r>
+        <w:t>solution overview — Current (Dataverse) design</w:t>
+      </w:r>
+    </w:p>
+    <w:p>
+      <w:pPr>
+        <w:pStyle w:val="ListParagraph"/>
+      </w:pPr>
+      <w:r>
+        <w:t xml:space="preserve">• </w:t>
+      </w:r>
+      <w:r>
+        <w:t>architecture application — Current application and integration patterns</w:t>
+      </w:r>
+    </w:p>
+    <w:p>
+      <w:pPr>
+        <w:pStyle w:val="Heading2"/>
+      </w:pPr>
+      <w:r>
+        <w:t>EuroCRM Wiki Index</w:t>
+      </w:r>
+    </w:p>
+    <w:p>
+      <w:r>
+        <w:t xml:space="preserve">The master index for the European CRM solution wiki. The wiki is split between </w:t>
+      </w:r>
+      <w:r>
+        <w:rPr>
+          <w:b/>
+          <w:i w:val="0"/>
+        </w:rPr>
+        <w:t>general business material</w:t>
+      </w:r>
+      <w:r>
+        <w:t xml:space="preserve"> (business case, scope, requirements, governance, roadmap, and the shared data models) at the top level, and </w:t>
+      </w:r>
+      <w:r>
+        <w:rPr>
+          <w:b/>
+          <w:i w:val="0"/>
+        </w:rPr>
+        <w:t>three architecture-implementation sub-folders</w:t>
+      </w:r>
+      <w:r>
+        <w:t xml:space="preserve"> — one per approach proposed in the architecture approach executive summary.</w:t>
+      </w:r>
+    </w:p>
+    <w:p>
+      <w:pPr>
+        <w:pStyle w:val="ListParagraph"/>
+      </w:pPr>
+      <w:r>
+        <w:t xml:space="preserve">• </w:t>
+      </w:r>
+      <w:r>
+        <w:rPr>
+          <w:rFonts w:ascii="Consolas" w:hAnsi="Consolas"/>
+          <w:b w:val="0"/>
+          <w:i w:val="0"/>
+        </w:rPr>
+        <w:t>wiki/power-platform-dataverse/</w:t>
+      </w:r>
+      <w:r>
+        <w:t xml:space="preserve"> — Option A: Power Platform / Dataverse (the current design)</w:t>
+      </w:r>
+    </w:p>
+    <w:p>
+      <w:pPr>
+        <w:pStyle w:val="ListParagraph"/>
+      </w:pPr>
+      <w:r>
+        <w:t xml:space="preserve">• </w:t>
+      </w:r>
+      <w:r>
+        <w:rPr>
+          <w:rFonts w:ascii="Consolas" w:hAnsi="Consolas"/>
+          <w:b w:val="0"/>
+          <w:i w:val="0"/>
+        </w:rPr>
+        <w:t>wiki/power-platform-sql/</w:t>
+      </w:r>
+      <w:r>
+        <w:t xml:space="preserve"> — Option B: Power Platform + SQL/PostgreSQL database (hybrid)</w:t>
+      </w:r>
+    </w:p>
+    <w:p>
+      <w:pPr>
+        <w:pStyle w:val="ListParagraph"/>
+      </w:pPr>
+      <w:r>
+        <w:t xml:space="preserve">• </w:t>
+      </w:r>
+      <w:r>
+        <w:rPr>
+          <w:rFonts w:ascii="Consolas" w:hAnsi="Consolas"/>
+          <w:b w:val="0"/>
+          <w:i w:val="0"/>
+        </w:rPr>
+        <w:t>wiki/csharp-postgresql/</w:t>
+      </w:r>
+      <w:r>
+        <w:t xml:space="preserve"> — Option C: Traditional C# / PostgreSQL (alternative)</w:t>
+      </w:r>
+    </w:p>
+    <w:p>
+      <w:r>
+        <w:t>The authoritative parent document is solution overview; this index is the navigation surface for that body of work.</w:t>
+      </w:r>
+    </w:p>
+    <w:p>
+      <w:pPr>
+        <w:pStyle w:val="Heading2"/>
+      </w:pPr>
+      <w:r>
+        <w:t>Overview &amp; Entry</w:t>
+      </w:r>
+    </w:p>
+    <w:tbl>
+      <w:tblPr>
+        <w:tblW w:type="auto" w:w="0"/>
+        <w:jc w:val="center"/>
+        <w:tblLook w:firstColumn="1" w:firstRow="1" w:lastColumn="0" w:lastRow="0" w:noHBand="0" w:noVBand="1" w:val="04A0"/>
+      </w:tblPr>
+      <w:tblGrid>
+        <w:gridCol w:w="4513"/>
+        <w:gridCol w:w="4513"/>
+      </w:tblGrid>
+      <w:tr>
+        <w:tc>
+          <w:tcPr>
+            <w:tcW w:type="dxa" w:w="4513"/>
+          </w:tcPr>
+          <w:p>
+            <w:r>
+              <w:rPr>
+                <w:b/>
+              </w:rPr>
+              <w:t>Note</w:t>
+            </w:r>
+          </w:p>
+        </w:tc>
+        <w:tc>
+          <w:tcPr>
+            <w:tcW w:type="dxa" w:w="4513"/>
+          </w:tcPr>
+          <w:p>
+            <w:r>
+              <w:rPr>
+                <w:b/>
+              </w:rPr>
+              <w:t>Purpose</w:t>
+            </w:r>
+          </w:p>
+        </w:tc>
+      </w:tr>
+      <w:tr>
+        <w:tc>
+          <w:tcPr>
+            <w:tcW w:type="dxa" w:w="4513"/>
+          </w:tcPr>
+          <w:p>
+            <w:r>
+              <w:t>solution overview</w:t>
+            </w:r>
+          </w:p>
+        </w:tc>
+        <w:tc>
+          <w:tcPr>
+            <w:tcW w:type="dxa" w:w="4513"/>
+          </w:tcPr>
+          <w:p>
+            <w:r>
+              <w:t>Parent / authoritative Solution Overview Document (SOD)</w:t>
+            </w:r>
+          </w:p>
+        </w:tc>
+      </w:tr>
+      <w:tr>
+        <w:tc>
+          <w:tcPr>
+            <w:tcW w:type="dxa" w:w="4513"/>
+          </w:tcPr>
+          <w:p>
+            <w:r>
+              <w:t>problem statement</w:t>
+            </w:r>
+          </w:p>
+        </w:tc>
+        <w:tc>
+          <w:tcPr>
+            <w:tcW w:type="dxa" w:w="4513"/>
+          </w:tcPr>
+          <w:p>
+            <w:r>
+              <w:t>Why the initiative exists — the business problem</w:t>
+            </w:r>
+          </w:p>
+        </w:tc>
+      </w:tr>
+      <w:tr>
+        <w:tc>
+          <w:tcPr>
+            <w:tcW w:type="dxa" w:w="4513"/>
+          </w:tcPr>
+          <w:p>
+            <w:r>
+              <w:t>business context</w:t>
+            </w:r>
+          </w:p>
+        </w:tc>
+        <w:tc>
+          <w:tcPr>
+            <w:tcW w:type="dxa" w:w="4513"/>
+          </w:tcPr>
+          <w:p>
+            <w:r>
+              <w:t>Background across the four European offices</w:t>
+            </w:r>
+          </w:p>
+        </w:tc>
+      </w:tr>
+      <w:tr>
+        <w:tc>
+          <w:tcPr>
+            <w:tcW w:type="dxa" w:w="4513"/>
+          </w:tcPr>
+          <w:p>
+            <w:r>
+              <w:t>glossary</w:t>
+            </w:r>
+          </w:p>
+        </w:tc>
+        <w:tc>
+          <w:tcPr>
+            <w:tcW w:type="dxa" w:w="4513"/>
+          </w:tcPr>
+          <w:p>
+            <w:r>
+              <w:t>Definition of terms</w:t>
+            </w:r>
+          </w:p>
+        </w:tc>
+      </w:tr>
+    </w:tbl>
+    <w:p>
+      <w:pPr>
+        <w:pStyle w:val="Heading2"/>
+      </w:pPr>
+      <w:r>
+        <w:t>Business Case</w:t>
+      </w:r>
+    </w:p>
+    <w:tbl>
+      <w:tblPr>
+        <w:tblW w:type="auto" w:w="0"/>
+        <w:jc w:val="center"/>
+        <w:tblLook w:firstColumn="1" w:firstRow="1" w:lastColumn="0" w:lastRow="0" w:noHBand="0" w:noVBand="1" w:val="04A0"/>
+      </w:tblPr>
+      <w:tblGrid>
+        <w:gridCol w:w="4513"/>
+        <w:gridCol w:w="4513"/>
+      </w:tblGrid>
+      <w:tr>
+        <w:tc>
+          <w:tcPr>
+            <w:tcW w:type="dxa" w:w="4513"/>
+          </w:tcPr>
+          <w:p>
+            <w:r>
+              <w:rPr>
+                <w:b/>
+              </w:rPr>
+              <w:t>Note</w:t>
+            </w:r>
+          </w:p>
+        </w:tc>
+        <w:tc>
+          <w:tcPr>
+            <w:tcW w:type="dxa" w:w="4513"/>
+          </w:tcPr>
+          <w:p>
+            <w:r>
+              <w:rPr>
+                <w:b/>
+              </w:rPr>
+              <w:t>Purpose</w:t>
+            </w:r>
+          </w:p>
+        </w:tc>
+      </w:tr>
+      <w:tr>
+        <w:tc>
+          <w:tcPr>
+            <w:tcW w:type="dxa" w:w="4513"/>
+          </w:tcPr>
+          <w:p>
+            <w:r>
+              <w:t>business goals</w:t>
+            </w:r>
+          </w:p>
+        </w:tc>
+        <w:tc>
+          <w:tcPr>
+            <w:tcW w:type="dxa" w:w="4513"/>
+          </w:tcPr>
+          <w:p>
+            <w:r>
+              <w:t>Goals and objectives</w:t>
+            </w:r>
+          </w:p>
+        </w:tc>
+      </w:tr>
+      <w:tr>
+        <w:tc>
+          <w:tcPr>
+            <w:tcW w:type="dxa" w:w="4513"/>
+          </w:tcPr>
+          <w:p>
+            <w:r>
+              <w:t>business capabilities</w:t>
+            </w:r>
+          </w:p>
+        </w:tc>
+        <w:tc>
+          <w:tcPr>
+            <w:tcW w:type="dxa" w:w="4513"/>
+          </w:tcPr>
+          <w:p>
+            <w:r>
+              <w:t>Capability model the solution must satisfy</w:t>
+            </w:r>
+          </w:p>
+        </w:tc>
+      </w:tr>
+      <w:tr>
+        <w:tc>
+          <w:tcPr>
+            <w:tcW w:type="dxa" w:w="4513"/>
+          </w:tcPr>
+          <w:p>
+            <w:r>
+              <w:t>expected benefits</w:t>
+            </w:r>
+          </w:p>
+        </w:tc>
+        <w:tc>
+          <w:tcPr>
+            <w:tcW w:type="dxa" w:w="4513"/>
+          </w:tcPr>
+          <w:p>
+            <w:r>
+              <w:t>Benefits realisation for the business case</w:t>
+            </w:r>
+          </w:p>
+        </w:tc>
+      </w:tr>
+      <w:tr>
+        <w:tc>
+          <w:tcPr>
+            <w:tcW w:type="dxa" w:w="4513"/>
+          </w:tcPr>
+          <w:p>
+            <w:r>
+              <w:t>key stakeholders</w:t>
+            </w:r>
+          </w:p>
+        </w:tc>
+        <w:tc>
+          <w:tcPr>
+            <w:tcW w:type="dxa" w:w="4513"/>
+          </w:tcPr>
+          <w:p>
+            <w:r>
+              <w:t>Stakeholder register</w:t>
+            </w:r>
+          </w:p>
+        </w:tc>
+      </w:tr>
+      <w:tr>
+        <w:tc>
+          <w:tcPr>
+            <w:tcW w:type="dxa" w:w="4513"/>
+          </w:tcPr>
+          <w:p>
+            <w:r>
+              <w:t>kpis and success</w:t>
+            </w:r>
+          </w:p>
+        </w:tc>
+        <w:tc>
+          <w:tcPr>
+            <w:tcW w:type="dxa" w:w="4513"/>
+          </w:tcPr>
+          <w:p>
+            <w:r>
+              <w:t>Measurable success criteria and KPIs</w:t>
+            </w:r>
+          </w:p>
+        </w:tc>
+      </w:tr>
+    </w:tbl>
+    <w:p>
+      <w:pPr>
+        <w:pStyle w:val="Heading2"/>
+      </w:pPr>
+      <w:r>
+        <w:t>Scope</w:t>
+      </w:r>
+    </w:p>
+    <w:tbl>
+      <w:tblPr>
+        <w:tblW w:type="auto" w:w="0"/>
+        <w:jc w:val="center"/>
+        <w:tblLook w:firstColumn="1" w:firstRow="1" w:lastColumn="0" w:lastRow="0" w:noHBand="0" w:noVBand="1" w:val="04A0"/>
+      </w:tblPr>
+      <w:tblGrid>
+        <w:gridCol w:w="4513"/>
+        <w:gridCol w:w="4513"/>
+      </w:tblGrid>
+      <w:tr>
+        <w:tc>
+          <w:tcPr>
+            <w:tcW w:type="dxa" w:w="4513"/>
+          </w:tcPr>
+          <w:p>
+            <w:r>
+              <w:rPr>
+                <w:b/>
+              </w:rPr>
+              <w:t>Note</w:t>
+            </w:r>
+          </w:p>
+        </w:tc>
+        <w:tc>
+          <w:tcPr>
+            <w:tcW w:type="dxa" w:w="4513"/>
+          </w:tcPr>
+          <w:p>
+            <w:r>
+              <w:rPr>
+                <w:b/>
+              </w:rPr>
+              <w:t>Purpose</w:t>
+            </w:r>
+          </w:p>
+        </w:tc>
+      </w:tr>
+      <w:tr>
+        <w:tc>
+          <w:tcPr>
+            <w:tcW w:type="dxa" w:w="4513"/>
+          </w:tcPr>
+          <w:p>
+            <w:r>
+              <w:t>solution scope in scope</w:t>
+            </w:r>
+          </w:p>
+        </w:tc>
+        <w:tc>
+          <w:tcPr>
+            <w:tcW w:type="dxa" w:w="4513"/>
+          </w:tcPr>
+          <w:p>
+            <w:r>
+              <w:t>What is in scope</w:t>
+            </w:r>
+          </w:p>
+        </w:tc>
+      </w:tr>
+      <w:tr>
+        <w:tc>
+          <w:tcPr>
+            <w:tcW w:type="dxa" w:w="4513"/>
+          </w:tcPr>
+          <w:p>
+            <w:r>
+              <w:t>solution scope out of scope</w:t>
+            </w:r>
+          </w:p>
+        </w:tc>
+        <w:tc>
+          <w:tcPr>
+            <w:tcW w:type="dxa" w:w="4513"/>
+          </w:tcPr>
+          <w:p>
+            <w:r>
+              <w:t>What is explicitly out of scope</w:t>
+            </w:r>
+          </w:p>
+        </w:tc>
+      </w:tr>
+      <w:tr>
+        <w:tc>
+          <w:tcPr>
+            <w:tcW w:type="dxa" w:w="4513"/>
+          </w:tcPr>
+          <w:p>
+            <w:r>
+              <w:t>crm lite mvp scope</w:t>
+            </w:r>
+          </w:p>
+        </w:tc>
+        <w:tc>
+          <w:tcPr>
+            <w:tcW w:type="dxa" w:w="4513"/>
+          </w:tcPr>
+          <w:p>
+            <w:r>
+              <w:t>CRM Lite MVP scope definition</w:t>
+            </w:r>
+          </w:p>
+        </w:tc>
+      </w:tr>
+      <w:tr>
+        <w:tc>
+          <w:tcPr>
+            <w:tcW w:type="dxa" w:w="4513"/>
+          </w:tcPr>
+          <w:p>
+            <w:r>
+              <w:t>implementation phases</w:t>
+            </w:r>
+          </w:p>
+        </w:tc>
+        <w:tc>
+          <w:tcPr>
+            <w:tcW w:type="dxa" w:w="4513"/>
+          </w:tcPr>
+          <w:p>
+            <w:r>
+              <w:t>The full implementation phases</w:t>
+            </w:r>
+          </w:p>
+        </w:tc>
+      </w:tr>
+    </w:tbl>
+    <w:p>
+      <w:pPr>
+        <w:pStyle w:val="Heading2"/>
+      </w:pPr>
+      <w:r>
+        <w:t>Requirements</w:t>
+      </w:r>
+    </w:p>
+    <w:tbl>
+      <w:tblPr>
+        <w:tblW w:type="auto" w:w="0"/>
+        <w:jc w:val="center"/>
+        <w:tblLook w:firstColumn="1" w:firstRow="1" w:lastColumn="0" w:lastRow="0" w:noHBand="0" w:noVBand="1" w:val="04A0"/>
+      </w:tblPr>
+      <w:tblGrid>
+        <w:gridCol w:w="4513"/>
+        <w:gridCol w:w="4513"/>
+      </w:tblGrid>
+      <w:tr>
+        <w:tc>
+          <w:tcPr>
+            <w:tcW w:type="dxa" w:w="4513"/>
+          </w:tcPr>
+          <w:p>
+            <w:r>
+              <w:rPr>
+                <w:b/>
+              </w:rPr>
+              <w:t>Note</w:t>
+            </w:r>
+          </w:p>
+        </w:tc>
+        <w:tc>
+          <w:tcPr>
+            <w:tcW w:type="dxa" w:w="4513"/>
+          </w:tcPr>
+          <w:p>
+            <w:r>
+              <w:rPr>
+                <w:b/>
+              </w:rPr>
+              <w:t>Purpose</w:t>
+            </w:r>
+          </w:p>
+        </w:tc>
+      </w:tr>
+      <w:tr>
+        <w:tc>
+          <w:tcPr>
+            <w:tcW w:type="dxa" w:w="4513"/>
+          </w:tcPr>
+          <w:p>
+            <w:r>
+              <w:t>functional requirements</w:t>
+            </w:r>
+          </w:p>
+        </w:tc>
+        <w:tc>
+          <w:tcPr>
+            <w:tcW w:type="dxa" w:w="4513"/>
+          </w:tcPr>
+          <w:p>
+            <w:r>
+              <w:t>Functional requirements</w:t>
+            </w:r>
+          </w:p>
+        </w:tc>
+      </w:tr>
+      <w:tr>
+        <w:tc>
+          <w:tcPr>
+            <w:tcW w:type="dxa" w:w="4513"/>
+          </w:tcPr>
+          <w:p>
+            <w:r>
+              <w:t>functional non functional requirements</w:t>
+            </w:r>
+          </w:p>
+        </w:tc>
+        <w:tc>
+          <w:tcPr>
+            <w:tcW w:type="dxa" w:w="4513"/>
+          </w:tcPr>
+          <w:p>
+            <w:r>
+              <w:t>Non-functional requirements</w:t>
+            </w:r>
+          </w:p>
+        </w:tc>
+      </w:tr>
+      <w:tr>
+        <w:tc>
+          <w:tcPr>
+            <w:tcW w:type="dxa" w:w="4513"/>
+          </w:tcPr>
+          <w:p>
+            <w:r>
+              <w:t>dependencies and constraints</w:t>
+            </w:r>
+          </w:p>
+        </w:tc>
+        <w:tc>
+          <w:tcPr>
+            <w:tcW w:type="dxa" w:w="4513"/>
+          </w:tcPr>
+          <w:p>
+            <w:r>
+              <w:t>Dependencies and constraints</w:t>
+            </w:r>
+          </w:p>
+        </w:tc>
+      </w:tr>
+      <w:tr>
+        <w:tc>
+          <w:tcPr>
+            <w:tcW w:type="dxa" w:w="4513"/>
+          </w:tcPr>
+          <w:p>
+            <w:r>
+              <w:t>risks and issues</w:t>
+            </w:r>
+          </w:p>
+        </w:tc>
+        <w:tc>
+          <w:tcPr>
+            <w:tcW w:type="dxa" w:w="4513"/>
+          </w:tcPr>
+          <w:p>
+            <w:r>
+              <w:t>Risk register and issues log</w:t>
+            </w:r>
+          </w:p>
+        </w:tc>
+      </w:tr>
+    </w:tbl>
+    <w:p>
+      <w:pPr>
+        <w:pStyle w:val="Heading2"/>
+      </w:pPr>
+      <w:r>
+        <w:t>Business Architecture</w:t>
+      </w:r>
+    </w:p>
+    <w:tbl>
+      <w:tblPr>
+        <w:tblW w:type="auto" w:w="0"/>
+        <w:jc w:val="center"/>
+        <w:tblLook w:firstColumn="1" w:firstRow="1" w:lastColumn="0" w:lastRow="0" w:noHBand="0" w:noVBand="1" w:val="04A0"/>
+      </w:tblPr>
+      <w:tblGrid>
+        <w:gridCol w:w="4513"/>
+        <w:gridCol w:w="4513"/>
+      </w:tblGrid>
+      <w:tr>
+        <w:tc>
+          <w:tcPr>
+            <w:tcW w:type="dxa" w:w="4513"/>
+          </w:tcPr>
+          <w:p>
+            <w:r>
+              <w:rPr>
+                <w:b/>
+              </w:rPr>
+              <w:t>Note</w:t>
+            </w:r>
+          </w:p>
+        </w:tc>
+        <w:tc>
+          <w:tcPr>
+            <w:tcW w:type="dxa" w:w="4513"/>
+          </w:tcPr>
+          <w:p>
+            <w:r>
+              <w:rPr>
+                <w:b/>
+              </w:rPr>
+              <w:t>Purpose</w:t>
+            </w:r>
+          </w:p>
+        </w:tc>
+      </w:tr>
+      <w:tr>
+        <w:tc>
+          <w:tcPr>
+            <w:tcW w:type="dxa" w:w="4513"/>
+          </w:tcPr>
+          <w:p>
+            <w:r>
+              <w:t>architecture business</w:t>
+            </w:r>
+          </w:p>
+        </w:tc>
+        <w:tc>
+          <w:tcPr>
+            <w:tcW w:type="dxa" w:w="4513"/>
+          </w:tcPr>
+          <w:p>
+            <w:r>
+              <w:t>Business architecture — shared foundation and service-line builds</w:t>
+            </w:r>
+          </w:p>
+        </w:tc>
+      </w:tr>
+    </w:tbl>
+    <w:p>
+      <w:pPr>
+        <w:pStyle w:val="Heading2"/>
+      </w:pPr>
+      <w:r>
+        <w:t>Shared Data Model</w:t>
+      </w:r>
+    </w:p>
+    <w:tbl>
+      <w:tblPr>
+        <w:tblW w:type="auto" w:w="0"/>
+        <w:jc w:val="center"/>
+        <w:tblLook w:firstColumn="1" w:firstRow="1" w:lastColumn="0" w:lastRow="0" w:noHBand="0" w:noVBand="1" w:val="04A0"/>
+      </w:tblPr>
+      <w:tblGrid>
+        <w:gridCol w:w="4513"/>
+        <w:gridCol w:w="4513"/>
+      </w:tblGrid>
+      <w:tr>
+        <w:tc>
+          <w:tcPr>
+            <w:tcW w:type="dxa" w:w="4513"/>
+          </w:tcPr>
+          <w:p>
+            <w:r>
+              <w:rPr>
+                <w:b/>
+              </w:rPr>
+              <w:t>Note</w:t>
+            </w:r>
+          </w:p>
+        </w:tc>
+        <w:tc>
+          <w:tcPr>
+            <w:tcW w:type="dxa" w:w="4513"/>
+          </w:tcPr>
+          <w:p>
+            <w:r>
+              <w:rPr>
+                <w:b/>
+              </w:rPr>
+              <w:t>Purpose</w:t>
+            </w:r>
+          </w:p>
+        </w:tc>
+      </w:tr>
+      <w:tr>
+        <w:tc>
+          <w:tcPr>
+            <w:tcW w:type="dxa" w:w="4513"/>
+          </w:tcPr>
+          <w:p>
+            <w:r>
+              <w:t>data model overview</w:t>
+            </w:r>
+          </w:p>
+        </w:tc>
+        <w:tc>
+          <w:tcPr>
+            <w:tcW w:type="dxa" w:w="4513"/>
+          </w:tcPr>
+          <w:p>
+            <w:r>
+              <w:t>EU CRM data model overview</w:t>
+            </w:r>
+          </w:p>
+        </w:tc>
+      </w:tr>
+      <w:tr>
+        <w:tc>
+          <w:tcPr>
+            <w:tcW w:type="dxa" w:w="4513"/>
+          </w:tcPr>
+          <w:p>
+            <w:r>
+              <w:t>data model core tables</w:t>
+            </w:r>
+          </w:p>
+        </w:tc>
+        <w:tc>
+          <w:tcPr>
+            <w:tcW w:type="dxa" w:w="4513"/>
+          </w:tcPr>
+          <w:p>
+            <w:r>
+              <w:t>Core data model tables</w:t>
+            </w:r>
+          </w:p>
+        </w:tc>
+      </w:tr>
+      <w:tr>
+        <w:tc>
+          <w:tcPr>
+            <w:tcW w:type="dxa" w:w="4513"/>
+          </w:tcPr>
+          <w:p>
+            <w:r>
+              <w:t>client data model</w:t>
+            </w:r>
+          </w:p>
+        </w:tc>
+        <w:tc>
+          <w:tcPr>
+            <w:tcW w:type="dxa" w:w="4513"/>
+          </w:tcPr>
+          <w:p>
+            <w:r>
+              <w:t>Client — one client, one view</w:t>
+            </w:r>
+          </w:p>
+        </w:tc>
+      </w:tr>
+      <w:tr>
+        <w:tc>
+          <w:tcPr>
+            <w:tcW w:type="dxa" w:w="4513"/>
+          </w:tcPr>
+          <w:p>
+            <w:r>
+              <w:t>property data model</w:t>
+            </w:r>
+          </w:p>
+        </w:tc>
+        <w:tc>
+          <w:tcPr>
+            <w:tcW w:type="dxa" w:w="4513"/>
+          </w:tcPr>
+          <w:p>
+            <w:r>
+              <w:t>Property — site, property, deal</w:t>
+            </w:r>
+          </w:p>
+        </w:tc>
+      </w:tr>
+      <w:tr>
+        <w:tc>
+          <w:tcPr>
+            <w:tcW w:type="dxa" w:w="4513"/>
+          </w:tcPr>
+          <w:p>
+            <w:r>
+              <w:t>capital markets data model</w:t>
+            </w:r>
+          </w:p>
+        </w:tc>
+        <w:tc>
+          <w:tcPr>
+            <w:tcW w:type="dxa" w:w="4513"/>
+          </w:tcPr>
+          <w:p>
+            <w:r>
+              <w:t>Capital Markets deal lifecycle (8-stage)</w:t>
+            </w:r>
+          </w:p>
+        </w:tc>
+      </w:tr>
+      <w:tr>
+        <w:tc>
+          <w:tcPr>
+            <w:tcW w:type="dxa" w:w="4513"/>
+          </w:tcPr>
+          <w:p>
+            <w:r>
+              <w:t>wip data model</w:t>
+            </w:r>
+          </w:p>
+        </w:tc>
+        <w:tc>
+          <w:tcPr>
+            <w:tcW w:type="dxa" w:w="4513"/>
+          </w:tcPr>
+          <w:p>
+            <w:r>
+              <w:t>Work in progress and revenue tracking</w:t>
+            </w:r>
+          </w:p>
+        </w:tc>
+      </w:tr>
+      <w:tr>
+        <w:tc>
+          <w:tcPr>
+            <w:tcW w:type="dxa" w:w="4513"/>
+          </w:tcPr>
+          <w:p>
+            <w:r>
+              <w:t>taxonomy mappings</w:t>
+            </w:r>
+          </w:p>
+        </w:tc>
+        <w:tc>
+          <w:tcPr>
+            <w:tcW w:type="dxa" w:w="4513"/>
+          </w:tcPr>
+          <w:p>
+            <w:r>
+              <w:t>Taxonomy mappings overview</w:t>
+            </w:r>
+          </w:p>
+        </w:tc>
+      </w:tr>
+      <w:tr>
+        <w:tc>
+          <w:tcPr>
+            <w:tcW w:type="dxa" w:w="4513"/>
+          </w:tcPr>
+          <w:p>
+            <w:r>
+              <w:t>taxonomy sic kf</w:t>
+            </w:r>
+          </w:p>
+        </w:tc>
+        <w:tc>
+          <w:tcPr>
+            <w:tcW w:type="dxa" w:w="4513"/>
+          </w:tcPr>
+          <w:p>
+            <w:r>
+              <w:t>SIC to KF client sector mapping</w:t>
+            </w:r>
+          </w:p>
+        </w:tc>
+      </w:tr>
+      <w:tr>
+        <w:tc>
+          <w:tcPr>
+            <w:tcW w:type="dxa" w:w="4513"/>
+          </w:tcPr>
+          <w:p>
+            <w:r>
+              <w:t>taxonomy hilucs kf</w:t>
+            </w:r>
+          </w:p>
+        </w:tc>
+        <w:tc>
+          <w:tcPr>
+            <w:tcW w:type="dxa" w:w="4513"/>
+          </w:tcPr>
+          <w:p>
+            <w:r>
+              <w:t>HILUCS to KF asset class mapping</w:t>
+            </w:r>
+          </w:p>
+        </w:tc>
+      </w:tr>
+    </w:tbl>
+    <w:p>
+      <w:pPr>
+        <w:pStyle w:val="Heading2"/>
+      </w:pPr>
+      <w:r>
+        <w:t>Architecture Approaches</w:t>
+      </w:r>
+    </w:p>
+    <w:p>
+      <w:pPr>
+        <w:pStyle w:val="Heading3"/>
+      </w:pPr>
+      <w:r>
+        <w:t>Option A — Power Platform / Dataverse</w:t>
+      </w:r>
+    </w:p>
+    <w:p>
+      <w:r>
+        <w:t xml:space="preserve">The current design, detailed in </w:t>
+      </w:r>
+      <w:r>
+        <w:rPr>
+          <w:rFonts w:ascii="Consolas" w:hAnsi="Consolas"/>
+          <w:b w:val="0"/>
+          <w:i w:val="0"/>
+        </w:rPr>
+        <w:t>wiki/power-platform-dataverse/</w:t>
+      </w:r>
+      <w:r>
+        <w:t>.</w:t>
+      </w:r>
+    </w:p>
+    <w:tbl>
+      <w:tblPr>
+        <w:tblW w:type="auto" w:w="0"/>
+        <w:jc w:val="center"/>
+        <w:tblLook w:firstColumn="1" w:firstRow="1" w:lastColumn="0" w:lastRow="0" w:noHBand="0" w:noVBand="1" w:val="04A0"/>
+      </w:tblPr>
+      <w:tblGrid>
+        <w:gridCol w:w="4513"/>
+        <w:gridCol w:w="4513"/>
+      </w:tblGrid>
+      <w:tr>
+        <w:tc>
+          <w:tcPr>
+            <w:tcW w:type="dxa" w:w="4513"/>
+          </w:tcPr>
+          <w:p>
+            <w:r>
+              <w:rPr>
+                <w:b/>
+              </w:rPr>
+              <w:t>Note</w:t>
+            </w:r>
+          </w:p>
+        </w:tc>
+        <w:tc>
+          <w:tcPr>
+            <w:tcW w:type="dxa" w:w="4513"/>
+          </w:tcPr>
+          <w:p>
+            <w:r>
+              <w:rPr>
+                <w:b/>
+              </w:rPr>
+              <w:t>Purpose</w:t>
+            </w:r>
+          </w:p>
+        </w:tc>
+      </w:tr>
+      <w:tr>
+        <w:tc>
+          <w:tcPr>
+            <w:tcW w:type="dxa" w:w="4513"/>
+          </w:tcPr>
+          <w:p>
+            <w:r>
+              <w:t>architecture overview diagrams</w:t>
+            </w:r>
+          </w:p>
+        </w:tc>
+        <w:tc>
+          <w:tcPr>
+            <w:tcW w:type="dxa" w:w="4513"/>
+          </w:tcPr>
+          <w:p>
+            <w:r>
+              <w:t>High-level architecture diagrams</w:t>
+            </w:r>
+          </w:p>
+        </w:tc>
+      </w:tr>
+      <w:tr>
+        <w:tc>
+          <w:tcPr>
+            <w:tcW w:type="dxa" w:w="4513"/>
+          </w:tcPr>
+          <w:p>
+            <w:r>
+              <w:t>architecture key components</w:t>
+            </w:r>
+          </w:p>
+        </w:tc>
+        <w:tc>
+          <w:tcPr>
+            <w:tcW w:type="dxa" w:w="4513"/>
+          </w:tcPr>
+          <w:p>
+            <w:r>
+              <w:t>Component inventory</w:t>
+            </w:r>
+          </w:p>
+        </w:tc>
+      </w:tr>
+      <w:tr>
+        <w:tc>
+          <w:tcPr>
+            <w:tcW w:type="dxa" w:w="4513"/>
+          </w:tcPr>
+          <w:p>
+            <w:r>
+              <w:t>solution package model</w:t>
+            </w:r>
+          </w:p>
+        </w:tc>
+        <w:tc>
+          <w:tcPr>
+            <w:tcW w:type="dxa" w:w="4513"/>
+          </w:tcPr>
+          <w:p>
+            <w:r>
+              <w:t>L0–L7 layered package model</w:t>
+            </w:r>
+          </w:p>
+        </w:tc>
+      </w:tr>
+      <w:tr>
+        <w:tc>
+          <w:tcPr>
+            <w:tcW w:type="dxa" w:w="4513"/>
+          </w:tcPr>
+          <w:p>
+            <w:r>
+              <w:t>architecture application</w:t>
+            </w:r>
+          </w:p>
+        </w:tc>
+        <w:tc>
+          <w:tcPr>
+            <w:tcW w:type="dxa" w:w="4513"/>
+          </w:tcPr>
+          <w:p>
+            <w:r>
+              <w:t>Application architecture and integrations</w:t>
+            </w:r>
+          </w:p>
+        </w:tc>
+      </w:tr>
+      <w:tr>
+        <w:tc>
+          <w:tcPr>
+            <w:tcW w:type="dxa" w:w="4513"/>
+          </w:tcPr>
+          <w:p>
+            <w:r>
+              <w:t>architecture data</w:t>
+            </w:r>
+          </w:p>
+        </w:tc>
+        <w:tc>
+          <w:tcPr>
+            <w:tcW w:type="dxa" w:w="4513"/>
+          </w:tcPr>
+          <w:p>
+            <w:r>
+              <w:t>Data architecture overview</w:t>
+            </w:r>
+          </w:p>
+        </w:tc>
+      </w:tr>
+      <w:tr>
+        <w:tc>
+          <w:tcPr>
+            <w:tcW w:type="dxa" w:w="4513"/>
+          </w:tcPr>
+          <w:p>
+            <w:r>
+              <w:t>architecture technology</w:t>
+            </w:r>
+          </w:p>
+        </w:tc>
+        <w:tc>
+          <w:tcPr>
+            <w:tcW w:type="dxa" w:w="4513"/>
+          </w:tcPr>
+          <w:p>
+            <w:r>
+              <w:t>Technology, hosting, and security</w:t>
+            </w:r>
+          </w:p>
+        </w:tc>
+      </w:tr>
+      <w:tr>
+        <w:tc>
+          <w:tcPr>
+            <w:tcW w:type="dxa" w:w="4513"/>
+          </w:tcPr>
+          <w:p>
+            <w:r>
+              <w:t>architecture target state</w:t>
+            </w:r>
+          </w:p>
+        </w:tc>
+        <w:tc>
+          <w:tcPr>
+            <w:tcW w:type="dxa" w:w="4513"/>
+          </w:tcPr>
+          <w:p>
+            <w:r>
+              <w:t>Target state alignment to standards/PADs</w:t>
+            </w:r>
+          </w:p>
+        </w:tc>
+      </w:tr>
+      <w:tr>
+        <w:tc>
+          <w:tcPr>
+            <w:tcW w:type="dxa" w:w="4513"/>
+          </w:tcPr>
+          <w:p>
+            <w:r>
+              <w:t>architecture principles compliance</w:t>
+            </w:r>
+          </w:p>
+        </w:tc>
+        <w:tc>
+          <w:tcPr>
+            <w:tcW w:type="dxa" w:w="4513"/>
+          </w:tcPr>
+          <w:p>
+            <w:r>
+              <w:t>Mapping to CTO architecture principles</w:t>
+            </w:r>
+          </w:p>
+        </w:tc>
+      </w:tr>
+      <w:tr>
+        <w:tc>
+          <w:tcPr>
+            <w:tcW w:type="dxa" w:w="4513"/>
+          </w:tcPr>
+          <w:p>
+            <w:r>
+              <w:t>power apps rationale</w:t>
+            </w:r>
+          </w:p>
+        </w:tc>
+        <w:tc>
+          <w:tcPr>
+            <w:tcW w:type="dxa" w:w="4513"/>
+          </w:tcPr>
+          <w:p>
+            <w:r>
+              <w:t>Platform decision — Power Apps / Dataverse rationale</w:t>
+            </w:r>
+          </w:p>
+        </w:tc>
+      </w:tr>
+      <w:tr>
+        <w:tc>
+          <w:tcPr>
+            <w:tcW w:type="dxa" w:w="4513"/>
+          </w:tcPr>
+          <w:p>
+            <w:r>
+              <w:t>outlook email interception engagement history</w:t>
+            </w:r>
+          </w:p>
+        </w:tc>
+        <w:tc>
+          <w:tcPr>
+            <w:tcW w:type="dxa" w:w="4513"/>
+          </w:tcPr>
+          <w:p>
+            <w:r>
+              <w:t>Outlook email interception → engagement history</w:t>
+            </w:r>
+          </w:p>
+        </w:tc>
+      </w:tr>
+    </w:tbl>
+    <w:p>
+      <w:pPr>
+        <w:pStyle w:val="Heading3"/>
+      </w:pPr>
+      <w:r>
+        <w:t>Option B — Power Platform + SQL Database</w:t>
+      </w:r>
+    </w:p>
+    <w:p>
+      <w:r>
+        <w:t xml:space="preserve">Hybrid approach, tracked in </w:t>
+      </w:r>
+      <w:r>
+        <w:rPr>
+          <w:rFonts w:ascii="Consolas" w:hAnsi="Consolas"/>
+          <w:b w:val="0"/>
+          <w:i w:val="0"/>
+        </w:rPr>
+        <w:t>wiki/power-platform-sql/</w:t>
+      </w:r>
+      <w:r>
+        <w:t>.</w:t>
+      </w:r>
+    </w:p>
+    <w:tbl>
+      <w:tblPr>
+        <w:tblW w:type="auto" w:w="0"/>
+        <w:jc w:val="center"/>
+        <w:tblLook w:firstColumn="1" w:firstRow="1" w:lastColumn="0" w:lastRow="0" w:noHBand="0" w:noVBand="1" w:val="04A0"/>
+      </w:tblPr>
+      <w:tblGrid>
+        <w:gridCol w:w="4513"/>
+        <w:gridCol w:w="4513"/>
+      </w:tblGrid>
+      <w:tr>
+        <w:tc>
+          <w:tcPr>
+            <w:tcW w:type="dxa" w:w="4513"/>
+          </w:tcPr>
+          <w:p>
+            <w:r>
+              <w:rPr>
+                <w:b/>
+              </w:rPr>
+              <w:t>Note</w:t>
+            </w:r>
+          </w:p>
+        </w:tc>
+        <w:tc>
+          <w:tcPr>
+            <w:tcW w:type="dxa" w:w="4513"/>
+          </w:tcPr>
+          <w:p>
+            <w:r>
+              <w:rPr>
+                <w:b/>
+              </w:rPr>
+              <w:t>Purpose</w:t>
+            </w:r>
+          </w:p>
+        </w:tc>
+      </w:tr>
+      <w:tr>
+        <w:tc>
+          <w:tcPr>
+            <w:tcW w:type="dxa" w:w="4513"/>
+          </w:tcPr>
+          <w:p>
+            <w:r>
+              <w:t>option b power platform sql</w:t>
+            </w:r>
+          </w:p>
+        </w:tc>
+        <w:tc>
+          <w:tcPr>
+            <w:tcW w:type="dxa" w:w="4513"/>
+          </w:tcPr>
+          <w:p>
+            <w:r>
+              <w:t>Option B overview and open questions (detailed design TBD)</w:t>
+            </w:r>
+          </w:p>
+        </w:tc>
+      </w:tr>
+    </w:tbl>
+    <w:p>
+      <w:pPr>
+        <w:pStyle w:val="Heading3"/>
+      </w:pPr>
+      <w:r>
+        <w:t>Option C — C# / PostgreSQL</w:t>
+      </w:r>
+    </w:p>
+    <w:p>
+      <w:r>
+        <w:t xml:space="preserve">Alternative stack, detailed in </w:t>
+      </w:r>
+      <w:r>
+        <w:rPr>
+          <w:rFonts w:ascii="Consolas" w:hAnsi="Consolas"/>
+          <w:b w:val="0"/>
+          <w:i w:val="0"/>
+        </w:rPr>
+        <w:t>wiki/csharp-postgresql/</w:t>
+      </w:r>
+      <w:r>
+        <w:t>.</w:t>
+      </w:r>
+    </w:p>
+    <w:tbl>
+      <w:tblPr>
+        <w:tblW w:type="auto" w:w="0"/>
+        <w:jc w:val="center"/>
+        <w:tblLook w:firstColumn="1" w:firstRow="1" w:lastColumn="0" w:lastRow="0" w:noHBand="0" w:noVBand="1" w:val="04A0"/>
+      </w:tblPr>
+      <w:tblGrid>
+        <w:gridCol w:w="4513"/>
+        <w:gridCol w:w="4513"/>
+      </w:tblGrid>
+      <w:tr>
+        <w:tc>
+          <w:tcPr>
+            <w:tcW w:type="dxa" w:w="4513"/>
+          </w:tcPr>
+          <w:p>
+            <w:r>
+              <w:rPr>
+                <w:b/>
+              </w:rPr>
+              <w:t>Note</w:t>
+            </w:r>
+          </w:p>
+        </w:tc>
+        <w:tc>
+          <w:tcPr>
+            <w:tcW w:type="dxa" w:w="4513"/>
+          </w:tcPr>
+          <w:p>
+            <w:r>
+              <w:rPr>
+                <w:b/>
+              </w:rPr>
+              <w:t>Purpose</w:t>
+            </w:r>
+          </w:p>
+        </w:tc>
+      </w:tr>
+      <w:tr>
+        <w:tc>
+          <w:tcPr>
+            <w:tcW w:type="dxa" w:w="4513"/>
+          </w:tcPr>
+          <w:p>
+            <w:r>
+              <w:t>alternative architecture traditional csharp</w:t>
+            </w:r>
+          </w:p>
+        </w:tc>
+        <w:tc>
+          <w:tcPr>
+            <w:tcW w:type="dxa" w:w="4513"/>
+          </w:tcPr>
+          <w:p>
+            <w:r>
+              <w:t>Full Option C design with cost/operability detail</w:t>
+            </w:r>
+          </w:p>
+        </w:tc>
+      </w:tr>
+    </w:tbl>
+    <w:p>
+      <w:pPr>
+        <w:pStyle w:val="Heading2"/>
+      </w:pPr>
+      <w:r>
+        <w:t>Approach &amp; Decision Material</w:t>
+      </w:r>
+    </w:p>
+    <w:tbl>
+      <w:tblPr>
+        <w:tblW w:type="auto" w:w="0"/>
+        <w:jc w:val="center"/>
+        <w:tblLook w:firstColumn="1" w:firstRow="1" w:lastColumn="0" w:lastRow="0" w:noHBand="0" w:noVBand="1" w:val="04A0"/>
+      </w:tblPr>
+      <w:tblGrid>
+        <w:gridCol w:w="4513"/>
+        <w:gridCol w:w="4513"/>
+      </w:tblGrid>
+      <w:tr>
+        <w:tc>
+          <w:tcPr>
+            <w:tcW w:type="dxa" w:w="4513"/>
+          </w:tcPr>
+          <w:p>
+            <w:r>
+              <w:rPr>
+                <w:b/>
+              </w:rPr>
+              <w:t>Note</w:t>
+            </w:r>
+          </w:p>
+        </w:tc>
+        <w:tc>
+          <w:tcPr>
+            <w:tcW w:type="dxa" w:w="4513"/>
+          </w:tcPr>
+          <w:p>
+            <w:r>
+              <w:rPr>
+                <w:b/>
+              </w:rPr>
+              <w:t>Purpose</w:t>
+            </w:r>
+          </w:p>
+        </w:tc>
+      </w:tr>
+      <w:tr>
+        <w:tc>
+          <w:tcPr>
+            <w:tcW w:type="dxa" w:w="4513"/>
+          </w:tcPr>
+          <w:p>
+            <w:r>
+              <w:t>architecture approach executive summary</w:t>
+            </w:r>
+          </w:p>
+        </w:tc>
+        <w:tc>
+          <w:tcPr>
+            <w:tcW w:type="dxa" w:w="4513"/>
+          </w:tcPr>
+          <w:p>
+            <w:r>
+              <w:t>Plus/minus of the three architectural approaches without preference</w:t>
+            </w:r>
+          </w:p>
+        </w:tc>
+      </w:tr>
+      <w:tr>
+        <w:tc>
+          <w:tcPr>
+            <w:tcW w:type="dxa" w:w="4513"/>
+          </w:tcPr>
+          <w:p>
+            <w:r>
+              <w:t>architecture patterns comparison</w:t>
+            </w:r>
+          </w:p>
+        </w:tc>
+        <w:tc>
+          <w:tcPr>
+            <w:tcW w:type="dxa" w:w="4513"/>
+          </w:tcPr>
+          <w:p>
+            <w:r>
+              <w:t>Integration patterns to Golden Source</w:t>
+            </w:r>
+          </w:p>
+        </w:tc>
+      </w:tr>
+      <w:tr>
+        <w:tc>
+          <w:tcPr>
+            <w:tcW w:type="dxa" w:w="4513"/>
+          </w:tcPr>
+          <w:p>
+            <w:r>
+              <w:t>solution options</w:t>
+            </w:r>
+          </w:p>
+        </w:tc>
+        <w:tc>
+          <w:tcPr>
+            <w:tcW w:type="dxa" w:w="4513"/>
+          </w:tcPr>
+          <w:p>
+            <w:r>
+              <w:t>Solution options and trade-offs analysis</w:t>
+            </w:r>
+          </w:p>
+        </w:tc>
+      </w:tr>
+    </w:tbl>
+    <w:p>
+      <w:pPr>
+        <w:pStyle w:val="Heading2"/>
+      </w:pPr>
+      <w:r>
+        <w:t>Compliance &amp; Governance</w:t>
+      </w:r>
+    </w:p>
+    <w:tbl>
+      <w:tblPr>
+        <w:tblW w:type="auto" w:w="0"/>
+        <w:jc w:val="center"/>
+        <w:tblLook w:firstColumn="1" w:firstRow="1" w:lastColumn="0" w:lastRow="0" w:noHBand="0" w:noVBand="1" w:val="04A0"/>
+      </w:tblPr>
+      <w:tblGrid>
+        <w:gridCol w:w="4513"/>
+        <w:gridCol w:w="4513"/>
+      </w:tblGrid>
+      <w:tr>
+        <w:tc>
+          <w:tcPr>
+            <w:tcW w:type="dxa" w:w="4513"/>
+          </w:tcPr>
+          <w:p>
+            <w:r>
+              <w:rPr>
+                <w:b/>
+              </w:rPr>
+              <w:t>Note</w:t>
+            </w:r>
+          </w:p>
+        </w:tc>
+        <w:tc>
+          <w:tcPr>
+            <w:tcW w:type="dxa" w:w="4513"/>
+          </w:tcPr>
+          <w:p>
+            <w:r>
+              <w:rPr>
+                <w:b/>
+              </w:rPr>
+              <w:t>Purpose</w:t>
+            </w:r>
+          </w:p>
+        </w:tc>
+      </w:tr>
+      <w:tr>
+        <w:tc>
+          <w:tcPr>
+            <w:tcW w:type="dxa" w:w="4513"/>
+          </w:tcPr>
+          <w:p>
+            <w:r>
+              <w:t>compliance</w:t>
+            </w:r>
+          </w:p>
+        </w:tc>
+        <w:tc>
+          <w:tcPr>
+            <w:tcW w:type="dxa" w:w="4513"/>
+          </w:tcPr>
+          <w:p>
+            <w:r>
+              <w:t>Regulatory and compliance requirements</w:t>
+            </w:r>
+          </w:p>
+        </w:tc>
+      </w:tr>
+      <w:tr>
+        <w:tc>
+          <w:tcPr>
+            <w:tcW w:type="dxa" w:w="4513"/>
+          </w:tcPr>
+          <w:p>
+            <w:r>
+              <w:t>governance approval</w:t>
+            </w:r>
+          </w:p>
+        </w:tc>
+        <w:tc>
+          <w:tcPr>
+            <w:tcW w:type="dxa" w:w="4513"/>
+          </w:tcPr>
+          <w:p>
+            <w:r>
+              <w:t>Approval workflow</w:t>
+            </w:r>
+          </w:p>
+        </w:tc>
+      </w:tr>
+      <w:tr>
+        <w:tc>
+          <w:tcPr>
+            <w:tcW w:type="dxa" w:w="4513"/>
+          </w:tcPr>
+          <w:p>
+            <w:r>
+              <w:t>governance oversight</w:t>
+            </w:r>
+          </w:p>
+        </w:tc>
+        <w:tc>
+          <w:tcPr>
+            <w:tcW w:type="dxa" w:w="4513"/>
+          </w:tcPr>
+          <w:p>
+            <w:r>
+              <w:t>Governance structure (TDA oversight)</w:t>
+            </w:r>
+          </w:p>
+        </w:tc>
+      </w:tr>
+    </w:tbl>
+    <w:p>
+      <w:pPr>
+        <w:pStyle w:val="Heading2"/>
+      </w:pPr>
+      <w:r>
+        <w:t>Implementation Roadmap</w:t>
+      </w:r>
+    </w:p>
+    <w:tbl>
+      <w:tblPr>
+        <w:tblW w:type="auto" w:w="0"/>
+        <w:jc w:val="center"/>
+        <w:tblLook w:firstColumn="1" w:firstRow="1" w:lastColumn="0" w:lastRow="0" w:noHBand="0" w:noVBand="1" w:val="04A0"/>
+      </w:tblPr>
+      <w:tblGrid>
+        <w:gridCol w:w="4513"/>
+        <w:gridCol w:w="4513"/>
+      </w:tblGrid>
+      <w:tr>
+        <w:tc>
+          <w:tcPr>
+            <w:tcW w:type="dxa" w:w="4513"/>
+          </w:tcPr>
+          <w:p>
+            <w:r>
+              <w:rPr>
+                <w:b/>
+              </w:rPr>
+              <w:t>Note</w:t>
+            </w:r>
+          </w:p>
+        </w:tc>
+        <w:tc>
+          <w:tcPr>
+            <w:tcW w:type="dxa" w:w="4513"/>
+          </w:tcPr>
+          <w:p>
+            <w:r>
+              <w:rPr>
+                <w:b/>
+              </w:rPr>
+              <w:t>Purpose</w:t>
+            </w:r>
+          </w:p>
+        </w:tc>
+      </w:tr>
+      <w:tr>
+        <w:tc>
+          <w:tcPr>
+            <w:tcW w:type="dxa" w:w="4513"/>
+          </w:tcPr>
+          <w:p>
+            <w:r>
+              <w:t>roadmap phases</w:t>
+            </w:r>
+          </w:p>
+        </w:tc>
+        <w:tc>
+          <w:tcPr>
+            <w:tcW w:type="dxa" w:w="4513"/>
+          </w:tcPr>
+          <w:p>
+            <w:r>
+              <w:t>Roadmap phases</w:t>
+            </w:r>
+          </w:p>
+        </w:tc>
+      </w:tr>
+      <w:tr>
+        <w:tc>
+          <w:tcPr>
+            <w:tcW w:type="dxa" w:w="4513"/>
+          </w:tcPr>
+          <w:p>
+            <w:r>
+              <w:t>roadmap timelines</w:t>
+            </w:r>
+          </w:p>
+        </w:tc>
+        <w:tc>
+          <w:tcPr>
+            <w:tcW w:type="dxa" w:w="4513"/>
+          </w:tcPr>
+          <w:p>
+            <w:r>
+              <w:t>Roadmap timelines</w:t>
+            </w:r>
+          </w:p>
+        </w:tc>
+      </w:tr>
+      <w:tr>
+        <w:tc>
+          <w:tcPr>
+            <w:tcW w:type="dxa" w:w="4513"/>
+          </w:tcPr>
+          <w:p>
+            <w:r>
+              <w:t>roadmap dependencies</w:t>
+            </w:r>
+          </w:p>
+        </w:tc>
+        <w:tc>
+          <w:tcPr>
+            <w:tcW w:type="dxa" w:w="4513"/>
+          </w:tcPr>
+          <w:p>
+            <w:r>
+              <w:t>Roadmap key dependencies</w:t>
+            </w:r>
+          </w:p>
+        </w:tc>
+      </w:tr>
+    </w:tbl>
+    <w:p>
+      <w:pPr>
+        <w:pStyle w:val="Heading2"/>
+      </w:pPr>
+      <w:r>
+        <w:t>Cost &amp; Benefits</w:t>
+      </w:r>
+    </w:p>
+    <w:tbl>
+      <w:tblPr>
+        <w:tblW w:type="auto" w:w="0"/>
+        <w:jc w:val="center"/>
+        <w:tblLook w:firstColumn="1" w:firstRow="1" w:lastColumn="0" w:lastRow="0" w:noHBand="0" w:noVBand="1" w:val="04A0"/>
+      </w:tblPr>
+      <w:tblGrid>
+        <w:gridCol w:w="4513"/>
+        <w:gridCol w:w="4513"/>
+      </w:tblGrid>
+      <w:tr>
+        <w:tc>
+          <w:tcPr>
+            <w:tcW w:type="dxa" w:w="4513"/>
+          </w:tcPr>
+          <w:p>
+            <w:r>
+              <w:rPr>
+                <w:b/>
+              </w:rPr>
+              <w:t>Note</w:t>
+            </w:r>
+          </w:p>
+        </w:tc>
+        <w:tc>
+          <w:tcPr>
+            <w:tcW w:type="dxa" w:w="4513"/>
+          </w:tcPr>
+          <w:p>
+            <w:r>
+              <w:rPr>
+                <w:b/>
+              </w:rPr>
+              <w:t>Purpose</w:t>
+            </w:r>
+          </w:p>
+        </w:tc>
+      </w:tr>
+      <w:tr>
+        <w:tc>
+          <w:tcPr>
+            <w:tcW w:type="dxa" w:w="4513"/>
+          </w:tcPr>
+          <w:p>
+            <w:r>
+              <w:t>cost estimates</w:t>
+            </w:r>
+          </w:p>
+        </w:tc>
+        <w:tc>
+          <w:tcPr>
+            <w:tcW w:type="dxa" w:w="4513"/>
+          </w:tcPr>
+          <w:p>
+            <w:r>
+              <w:t>Cost modelling</w:t>
+            </w:r>
+          </w:p>
+        </w:tc>
+      </w:tr>
+    </w:tbl>
+    <w:p>
+      <w:pPr>
+        <w:pStyle w:val="IntenseQuote"/>
+      </w:pPr>
+      <w:r>
+        <w:t>expected benefits (covered under Business Case above) quantifies the benefits against the cost estimates.</w:t>
+      </w:r>
+    </w:p>
+    <w:p>
+      <w:r>
+        <w:t xml:space="preserve">This index follows the wiki structure defined in the repository's </w:t>
+      </w:r>
+      <w:r>
+        <w:rPr>
+          <w:rFonts w:ascii="Consolas" w:hAnsi="Consolas"/>
+          <w:b w:val="0"/>
+          <w:i w:val="0"/>
+        </w:rPr>
+        <w:t>AGENTS.md</w:t>
+      </w:r>
+      <w:r>
+        <w:t xml:space="preserve">: one topic per file, kebab-case filenames, and </w:t>
+      </w:r>
+      <w:r>
+        <w:rPr>
+          <w:rFonts w:ascii="Consolas" w:hAnsi="Consolas"/>
+          <w:b w:val="0"/>
+          <w:i w:val="0"/>
+        </w:rPr>
+        <w:t>parent:</w:t>
+      </w:r>
+      <w:r>
+        <w:t xml:space="preserve"> frontmatter pointing back to solution overview (or to a grouping note such as data model overview or taxonomy mappings). When a new wiki note is added, it should be linked under the matching heading above.</w:t>
+      </w:r>
+    </w:p>
+    <w:p>
+      <w:pPr>
+        <w:pStyle w:val="Heading2"/>
+      </w:pPr>
+      <w:r>
+        <w:t>Option B — Power Platform + SQL/PostgreSQL Database</w:t>
+      </w:r>
+    </w:p>
+    <w:p>
+      <w:r>
+        <w:t>A hybrid approach: the Power Apps model-driven UI remains the front-end, but data is stored in a relational database (SQL Server or PostgreSQL) instead of Dataverse, connected via virtual tables, direct connectors, or a custom API layer.</w:t>
+      </w:r>
+    </w:p>
+    <w:p>
+      <w:r>
+        <w:t xml:space="preserve">This option is introduced (at a high level) in the architecture approach executive summary. A detailed design note covering schema, integration, security, and cost for this option is currently </w:t>
+      </w:r>
+      <w:r>
+        <w:rPr>
+          <w:b/>
+          <w:i w:val="0"/>
+        </w:rPr>
+        <w:t>TBD</w:t>
+      </w:r>
+      <w:r>
+        <w:t>.</w:t>
+      </w:r>
+    </w:p>
+    <w:p>
+      <w:pPr>
+        <w:pStyle w:val="Heading2"/>
+      </w:pPr>
+      <w:r>
+        <w:t>Known Trade-offs (from the executive summary)</w:t>
+      </w:r>
+    </w:p>
+    <w:p>
+      <w:r>
+        <w:rPr>
+          <w:b/>
+          <w:i w:val="0"/>
+        </w:rPr>
+        <w:t>Pluses:</w:t>
+      </w:r>
+    </w:p>
+    <w:p>
+      <w:pPr>
+        <w:pStyle w:val="ListParagraph"/>
+      </w:pPr>
+      <w:r>
+        <w:t xml:space="preserve">• </w:t>
+      </w:r>
+      <w:r>
+        <w:t>No Dataverse data licensing — eliminates per-entity / per-user data storage cost while keeping the Power Apps UI</w:t>
+      </w:r>
+    </w:p>
+    <w:p>
+      <w:pPr>
+        <w:pStyle w:val="ListParagraph"/>
+      </w:pPr>
+      <w:r>
+        <w:t xml:space="preserve">• </w:t>
+      </w:r>
+      <w:r>
+        <w:t>Data portability — the relational database is fully portable and under the firm's control</w:t>
+      </w:r>
+    </w:p>
+    <w:p>
+      <w:pPr>
+        <w:pStyle w:val="ListParagraph"/>
+      </w:pPr>
+      <w:r>
+        <w:t xml:space="preserve">• </w:t>
+      </w:r>
+      <w:r>
+        <w:t>Reuses existing DBA skills for schema, indexing, and performance</w:t>
+      </w:r>
+    </w:p>
+    <w:p>
+      <w:pPr>
+        <w:pStyle w:val="ListParagraph"/>
+      </w:pPr>
+      <w:r>
+        <w:t xml:space="preserve">• </w:t>
+      </w:r>
+      <w:r>
+        <w:t>Lower platform cost than Option A — Power Apps per-user licensing only</w:t>
+      </w:r>
+    </w:p>
+    <w:p>
+      <w:pPr>
+        <w:pStyle w:val="ListParagraph"/>
+      </w:pPr>
+      <w:r>
+        <w:t xml:space="preserve">• </w:t>
+      </w:r>
+      <w:r>
+        <w:t>Faster UI than Option C — model-driven apps and forms ship without a full code build</w:t>
+      </w:r>
+    </w:p>
+    <w:p>
+      <w:r>
+        <w:rPr>
+          <w:b/>
+          <w:i w:val="0"/>
+        </w:rPr>
+        <w:t>Minuses:</w:t>
+      </w:r>
+    </w:p>
+    <w:p>
+      <w:pPr>
+        <w:pStyle w:val="ListParagraph"/>
+      </w:pPr>
+      <w:r>
+        <w:t xml:space="preserve">• </w:t>
+      </w:r>
+      <w:r>
+        <w:t>Hybrid complexity — two platforms to integrate: Power Platform UI layer + a separate database with its own hosting, backup, and DR</w:t>
+      </w:r>
+    </w:p>
+    <w:p>
+      <w:pPr>
+        <w:pStyle w:val="ListParagraph"/>
+      </w:pPr>
+      <w:r>
+        <w:t xml:space="preserve">• </w:t>
+      </w:r>
+      <w:r>
+        <w:t>Feature gaps — virtual tables and direct connectors do not support all Dataverse features (Business Process Flows, certain rollups, native audit, complex calculated fields may require workarounds)</w:t>
+      </w:r>
+    </w:p>
+    <w:p>
+      <w:pPr>
+        <w:pStyle w:val="ListParagraph"/>
+      </w:pPr>
+      <w:r>
+        <w:t xml:space="preserve">• </w:t>
+      </w:r>
+      <w:r>
+        <w:t>Power Automate limitations — Dataverse-specific triggers and actions do not fire against a SQL backend; flows must use SQL polling or custom connectors</w:t>
+      </w:r>
+    </w:p>
+    <w:p>
+      <w:pPr>
+        <w:pStyle w:val="ListParagraph"/>
+      </w:pPr>
+      <w:r>
+        <w:t xml:space="preserve">• </w:t>
+      </w:r>
+      <w:r>
+        <w:t>Mixed skill requirement — Power Platform capability plus database/integration engineering</w:t>
+      </w:r>
+    </w:p>
+    <w:p>
+      <w:pPr>
+        <w:pStyle w:val="ListParagraph"/>
+      </w:pPr>
+      <w:r>
+        <w:t xml:space="preserve">• </w:t>
+      </w:r>
+      <w:r>
+        <w:t>Partial lock-in — the UI layer remains Microsoft-owned; the data layer does not</w:t>
+      </w:r>
+    </w:p>
+    <w:p>
+      <w:pPr>
+        <w:pStyle w:val="Heading2"/>
+      </w:pPr>
+      <w:r>
+        <w:t>Open Questions for TDA</w:t>
+      </w:r>
+    </w:p>
+    <w:p>
+      <w:pPr>
+        <w:pStyle w:val="ListParagraph"/>
+      </w:pPr>
+      <w:r>
+        <w:t xml:space="preserve">• </w:t>
+      </w:r>
+      <w:r>
+        <w:t>Which relational engine — SQL Server or PostgreSQL — and who operates it (managed PaaS vs. existing DBA team)?</w:t>
+      </w:r>
+    </w:p>
+    <w:p>
+      <w:pPr>
+        <w:pStyle w:val="ListParagraph"/>
+      </w:pPr>
+      <w:r>
+        <w:t xml:space="preserve">• </w:t>
+      </w:r>
+      <w:r>
+        <w:t>Which connectivity approach — Dataverse virtual tables, direct connectors, or a custom API layer — is acceptable given the feature gaps?</w:t>
+      </w:r>
+    </w:p>
+    <w:p>
+      <w:pPr>
+        <w:pStyle w:val="ListParagraph"/>
+      </w:pPr>
+      <w:r>
+        <w:t xml:space="preserve">• </w:t>
+      </w:r>
+      <w:r>
+        <w:t>How do the 9-flow Finance bridge and ECS change notification map onto a SQL backend (SQL triggers/change data capture vs. Outbox pattern)?</w:t>
+      </w:r>
+    </w:p>
+    <w:p>
+      <w:pPr>
+        <w:pStyle w:val="ListParagraph"/>
+      </w:pPr>
+      <w:r>
+        <w:t xml:space="preserve">• </w:t>
+      </w:r>
+      <w:r>
+        <w:t>How are the Business Unit / security-role country and service-line isolations reproduced in the relational schema (row-level security)?</w:t>
+      </w:r>
+    </w:p>
+    <w:p>
+      <w:pPr>
+        <w:pStyle w:val="Heading2"/>
+      </w:pPr>
+      <w:r>
+        <w:t>Related</w:t>
+      </w:r>
+    </w:p>
+    <w:p>
+      <w:pPr>
+        <w:pStyle w:val="ListParagraph"/>
+      </w:pPr>
+      <w:r>
+        <w:t xml:space="preserve">• </w:t>
+      </w:r>
+      <w:r>
+        <w:t>architecture approach executive summary — Three-way option comparison (parent decision material)</w:t>
+      </w:r>
+    </w:p>
+    <w:p>
+      <w:pPr>
+        <w:pStyle w:val="ListParagraph"/>
+      </w:pPr>
+      <w:r>
+        <w:t xml:space="preserve">• </w:t>
+      </w:r>
+      <w:r>
+        <w:t>solution overview — Parent document; current (Dataverse) design</w:t>
+      </w:r>
+    </w:p>
+    <w:p>
+      <w:pPr>
+        <w:pStyle w:val="Heading2"/>
+      </w:pPr>
+      <w:r>
+        <w:t>Outlook Email Interception — Updating CRM Engagement History</w:t>
+      </w:r>
+    </w:p>
+    <w:p>
+      <w:r>
+        <w:t xml:space="preserve">This note sets out how email sent and received in Microsoft Outlook can be intercepted and written back into the CRM as </w:t>
+      </w:r>
+      <w:r>
+        <w:rPr>
+          <w:b/>
+          <w:i w:val="0"/>
+        </w:rPr>
+        <w:t>engagement history</w:t>
+      </w:r>
+      <w:r>
+        <w:t xml:space="preserve"> — the running record of interactions between a broker and a client, contact, or property deal.</w:t>
+      </w:r>
+    </w:p>
+    <w:p>
+      <w:r>
+        <w:t>It maps onto the capability "</w:t>
+      </w:r>
+      <w:r>
+        <w:rPr>
+          <w:b/>
+          <w:i w:val="0"/>
+        </w:rPr>
+        <w:t>Outlook Integration: Email tracking and activity logging</w:t>
+      </w:r>
+      <w:r>
+        <w:t xml:space="preserve">" in business capabilities, the </w:t>
+      </w:r>
+      <w:r>
+        <w:rPr>
+          <w:rFonts w:ascii="Consolas" w:hAnsi="Consolas"/>
+          <w:b w:val="0"/>
+          <w:i w:val="0"/>
+        </w:rPr>
+        <w:t>Outlook → Dataverse</w:t>
+      </w:r>
+      <w:r>
+        <w:t xml:space="preserve"> integration in architecture application, and the email-sync worker in the traditional C# stack.</w:t>
+      </w:r>
+    </w:p>
+    <w:p>
+      <w:pPr>
+        <w:pStyle w:val="Heading2"/>
+      </w:pPr>
+      <w:r>
+        <w:t>Objectives</w:t>
+      </w:r>
+    </w:p>
+    <w:p>
+      <w:r>
+        <w:t>Capture the email engagement that currently sits in individual mailboxes and make it part of the shared client/contact view (the problem stated in problem statement). Specifically:</w:t>
+      </w:r>
+    </w:p>
+    <w:p>
+      <w:pPr>
+        <w:pStyle w:val="ListParagraph"/>
+      </w:pPr>
+      <w:r>
+        <w:t xml:space="preserve">• </w:t>
+      </w:r>
+      <w:r>
+        <w:t>Record every relevant email against the correct Account, Contact, and Deal</w:t>
+      </w:r>
+    </w:p>
+    <w:p>
+      <w:pPr>
+        <w:pStyle w:val="ListParagraph"/>
+      </w:pPr>
+      <w:r>
+        <w:t xml:space="preserve">• </w:t>
+      </w:r>
+      <w:r>
+        <w:t>Build a searchable engagement history per client and per deal</w:t>
+      </w:r>
+    </w:p>
+    <w:p>
+      <w:pPr>
+        <w:pStyle w:val="ListParagraph"/>
+      </w:pPr>
+      <w:r>
+        <w:t xml:space="preserve">• </w:t>
+      </w:r>
+      <w:r>
+        <w:t>Support relationship tracking (last contact date, interaction volume) without brokers manually logging emails</w:t>
+      </w:r>
+    </w:p>
+    <w:p>
+      <w:pPr>
+        <w:pStyle w:val="ListParagraph"/>
+      </w:pPr>
+      <w:r>
+        <w:t xml:space="preserve">• </w:t>
+      </w:r>
+      <w:r>
+        <w:t>Respect GDPR — email content is personal data and must be handled under the same consent/retention rules as the rest of architecture data</w:t>
+      </w:r>
+    </w:p>
+    <w:p>
+      <w:pPr>
+        <w:pStyle w:val="Heading2"/>
+      </w:pPr>
+      <w:r>
+        <w:t>The Engagement History Store</w:t>
+      </w:r>
+    </w:p>
+    <w:p>
+      <w:r>
+        <w:t xml:space="preserve">Email is logged against the CRM as an </w:t>
+      </w:r>
+      <w:r>
+        <w:rPr>
+          <w:b w:val="0"/>
+          <w:i/>
+        </w:rPr>
+        <w:t>activity</w:t>
+      </w:r>
+      <w:r>
+        <w:t xml:space="preserve"> rather than as an attachment or copy of the message body. The entry stores metadata plus a link to the source message, not the full body:</w:t>
+      </w:r>
+    </w:p>
+    <w:tbl>
+      <w:tblPr>
+        <w:tblW w:type="auto" w:w="0"/>
+        <w:jc w:val="center"/>
+        <w:tblLook w:firstColumn="1" w:firstRow="1" w:lastColumn="0" w:lastRow="0" w:noHBand="0" w:noVBand="1" w:val="04A0"/>
+      </w:tblPr>
+      <w:tblGrid>
+        <w:gridCol w:w="4513"/>
+        <w:gridCol w:w="4513"/>
+      </w:tblGrid>
+      <w:tr>
+        <w:tc>
+          <w:tcPr>
+            <w:tcW w:type="dxa" w:w="4513"/>
+          </w:tcPr>
+          <w:p>
+            <w:r>
+              <w:rPr>
+                <w:b/>
+              </w:rPr>
+              <w:t>Field</w:t>
+            </w:r>
+          </w:p>
+        </w:tc>
+        <w:tc>
+          <w:tcPr>
+            <w:tcW w:type="dxa" w:w="4513"/>
+          </w:tcPr>
+          <w:p>
+            <w:r>
+              <w:rPr>
+                <w:b/>
+              </w:rPr>
+              <w:t>Purpose</w:t>
+            </w:r>
+          </w:p>
+        </w:tc>
+      </w:tr>
+      <w:tr>
+        <w:tc>
+          <w:tcPr>
+            <w:tcW w:type="dxa" w:w="4513"/>
+          </w:tcPr>
+          <w:p>
+            <w:r>
+              <w:t>Subject</w:t>
+            </w:r>
+          </w:p>
+        </w:tc>
+        <w:tc>
+          <w:tcPr>
+            <w:tcW w:type="dxa" w:w="4513"/>
+          </w:tcPr>
+          <w:p>
+            <w:r>
+              <w:t>Displayable title of the interaction</w:t>
+            </w:r>
+          </w:p>
+        </w:tc>
+      </w:tr>
+      <w:tr>
+        <w:tc>
+          <w:tcPr>
+            <w:tcW w:type="dxa" w:w="4513"/>
+          </w:tcPr>
+          <w:p>
+            <w:r>
+              <w:t>Participants (From / To / CC)</w:t>
+            </w:r>
+          </w:p>
+        </w:tc>
+        <w:tc>
+          <w:tcPr>
+            <w:tcW w:type="dxa" w:w="4513"/>
+          </w:tcPr>
+          <w:p>
+            <w:r>
+              <w:t>Resolved to CRM Contact / Account records</w:t>
+            </w:r>
+          </w:p>
+        </w:tc>
+      </w:tr>
+      <w:tr>
+        <w:tc>
+          <w:tcPr>
+            <w:tcW w:type="dxa" w:w="4513"/>
+          </w:tcPr>
+          <w:p>
+            <w:r>
+              <w:t>Timestamp</w:t>
+            </w:r>
+          </w:p>
+        </w:tc>
+        <w:tc>
+          <w:tcPr>
+            <w:tcW w:type="dxa" w:w="4513"/>
+          </w:tcPr>
+          <w:p>
+            <w:r>
+              <w:t>When the message was sent or received</w:t>
+            </w:r>
+          </w:p>
+        </w:tc>
+      </w:tr>
+      <w:tr>
+        <w:tc>
+          <w:tcPr>
+            <w:tcW w:type="dxa" w:w="4513"/>
+          </w:tcPr>
+          <w:p>
+            <w:r>
+              <w:t>Direction</w:t>
+            </w:r>
+          </w:p>
+        </w:tc>
+        <w:tc>
+          <w:tcPr>
+            <w:tcW w:type="dxa" w:w="4513"/>
+          </w:tcPr>
+          <w:p>
+            <w:r>
+              <w:t>Inbound / outbound</w:t>
+            </w:r>
+          </w:p>
+        </w:tc>
+      </w:tr>
+      <w:tr>
+        <w:tc>
+          <w:tcPr>
+            <w:tcW w:type="dxa" w:w="4513"/>
+          </w:tcPr>
+          <w:p>
+            <w:r>
+              <w:t>Thread ID</w:t>
+            </w:r>
+          </w:p>
+        </w:tc>
+        <w:tc>
+          <w:tcPr>
+            <w:tcW w:type="dxa" w:w="4513"/>
+          </w:tcPr>
+          <w:p>
+            <w:r>
+              <w:t>Groups replies into a single engagement thread</w:t>
+            </w:r>
+          </w:p>
+        </w:tc>
+      </w:tr>
+      <w:tr>
+        <w:tc>
+          <w:tcPr>
+            <w:tcW w:type="dxa" w:w="4513"/>
+          </w:tcPr>
+          <w:p>
+            <w:r>
+              <w:t>Linked records</w:t>
+            </w:r>
+          </w:p>
+        </w:tc>
+        <w:tc>
+          <w:tcPr>
+            <w:tcW w:type="dxa" w:w="4513"/>
+          </w:tcPr>
+          <w:p>
+            <w:r>
+              <w:t>Deal, Contact, Account, Property</w:t>
+            </w:r>
+          </w:p>
+        </w:tc>
+      </w:tr>
+      <w:tr>
+        <w:tc>
+          <w:tcPr>
+            <w:tcW w:type="dxa" w:w="4513"/>
+          </w:tcPr>
+          <w:p>
+            <w:r>
+              <w:t>Message link</w:t>
+            </w:r>
+          </w:p>
+        </w:tc>
+        <w:tc>
+          <w:tcPr>
+            <w:tcW w:type="dxa" w:w="4513"/>
+          </w:tcPr>
+          <w:p>
+            <w:r>
+              <w:t>Back-reference to the original in Exchange (Graph `messageId`)</w:t>
+            </w:r>
+          </w:p>
+        </w:tc>
+      </w:tr>
+      <w:tr>
+        <w:tc>
+          <w:tcPr>
+            <w:tcW w:type="dxa" w:w="4513"/>
+          </w:tcPr>
+          <w:p>
+            <w:r>
+              <w:t>Consent basis</w:t>
+            </w:r>
+          </w:p>
+        </w:tc>
+        <w:tc>
+          <w:tcPr>
+            <w:tcW w:type="dxa" w:w="4513"/>
+          </w:tcPr>
+          <w:p>
+            <w:r>
+              <w:t>GDPR basis for processing / retention</w:t>
+            </w:r>
+          </w:p>
+        </w:tc>
+      </w:tr>
+    </w:tbl>
+    <w:p>
+      <w:r>
+        <w:t xml:space="preserve">In the Dataverse design this maps to a Dataverse </w:t>
+      </w:r>
+      <w:r>
+        <w:rPr>
+          <w:b/>
+          <w:i w:val="0"/>
+        </w:rPr>
+        <w:t>Email activity</w:t>
+      </w:r>
+      <w:r>
+        <w:t xml:space="preserve"> entity linked to the relevant records. In the C#/PostgreSQL design it maps to an </w:t>
+      </w:r>
+      <w:r>
+        <w:rPr>
+          <w:rFonts w:ascii="Consolas" w:hAnsi="Consolas"/>
+          <w:b w:val="0"/>
+          <w:i w:val="0"/>
+        </w:rPr>
+        <w:t>email_activity</w:t>
+      </w:r>
+      <w:r>
+        <w:t xml:space="preserve"> / </w:t>
+      </w:r>
+      <w:r>
+        <w:rPr>
+          <w:rFonts w:ascii="Consolas" w:hAnsi="Consolas"/>
+          <w:b w:val="0"/>
+          <w:i w:val="0"/>
+        </w:rPr>
+        <w:t>engagement</w:t>
+      </w:r>
+      <w:r>
+        <w:t xml:space="preserve"> table with the same linking and retention rules.</w:t>
+      </w:r>
+    </w:p>
+    <w:p>
+      <w:pPr>
+        <w:pStyle w:val="Heading2"/>
+      </w:pPr>
+      <w:r>
+        <w:t>Interception Options</w:t>
+      </w:r>
+    </w:p>
+    <w:p>
+      <w:r>
+        <w:t>There are three ways to intercept Outlook email. They can be combined — automatic capture as the baseline, with an add-in for user-triggered actions.</w:t>
+      </w:r>
+    </w:p>
+    <w:p>
+      <w:pPr>
+        <w:pStyle w:val="Heading3"/>
+      </w:pPr>
+      <w:r>
+        <w:t>Path A — Outlook Add-in (user-triggered)</w:t>
+      </w:r>
+    </w:p>
+    <w:p>
+      <w:r>
+        <w:t>An Outlook add-in runs in context on a selected message (read or compose). The broker clicks "Log to CRM" and the message is correlated and saved.</w:t>
+      </w:r>
+    </w:p>
+    <w:p>
+      <w:pPr>
+        <w:pStyle w:val="ListParagraph"/>
+      </w:pPr>
+      <w:r>
+        <w:t xml:space="preserve">• </w:t>
+      </w:r>
+      <w:r>
+        <w:rPr>
+          <w:b/>
+          <w:i w:val="0"/>
+        </w:rPr>
+        <w:t>Pros:</w:t>
+      </w:r>
+      <w:r>
+        <w:t xml:space="preserve"> explicit user intent, low false-positive rate, lets the broker choose the linked Deal</w:t>
+      </w:r>
+    </w:p>
+    <w:p>
+      <w:pPr>
+        <w:pStyle w:val="ListParagraph"/>
+      </w:pPr>
+      <w:r>
+        <w:t xml:space="preserve">• </w:t>
+      </w:r>
+      <w:r>
+        <w:rPr>
+          <w:b/>
+          <w:i w:val="0"/>
+        </w:rPr>
+        <w:t>Cons:</w:t>
+      </w:r>
+      <w:r>
+        <w:t xml:space="preserve"> relies on user action — silent capture requires the other paths</w:t>
+      </w:r>
+    </w:p>
+    <w:p>
+      <w:pPr>
+        <w:pStyle w:val="ListParagraph"/>
+      </w:pPr>
+      <w:r>
+        <w:t xml:space="preserve">• </w:t>
+      </w:r>
+      <w:r>
+        <w:rPr>
+          <w:b/>
+          <w:i w:val="0"/>
+        </w:rPr>
+        <w:t>Implementation:</w:t>
+      </w:r>
+      <w:r>
+        <w:t xml:space="preserve"> Office Add-in (or existing Outlook integration on Dataverse) that calls the CRM API with the message metadata</w:t>
+      </w:r>
+    </w:p>
+    <w:p>
+      <w:pPr>
+        <w:pStyle w:val="Heading3"/>
+      </w:pPr>
+      <w:r>
+        <w:t>Path B — Microsoft Graph Webhook (automatic)</w:t>
+      </w:r>
+    </w:p>
+    <w:p>
+      <w:r>
+        <w:t xml:space="preserve">Subscribe to change notifications on the mailbox via </w:t>
+      </w:r>
+      <w:r>
+        <w:rPr>
+          <w:b/>
+          <w:i w:val="0"/>
+        </w:rPr>
+        <w:t>Microsoft Graph</w:t>
+      </w:r>
+      <w:r>
+        <w:t>. Graph raises a notification whenever an email matches criteria (e.g. from/to a tracked domain, or on a deal thread), and a worker ingests it.</w:t>
+      </w:r>
+    </w:p>
+    <w:p>
+      <w:pPr>
+        <w:pStyle w:val="ListParagraph"/>
+      </w:pPr>
+      <w:r>
+        <w:t xml:space="preserve">• </w:t>
+      </w:r>
+      <w:r>
+        <w:rPr>
+          <w:b/>
+          <w:i w:val="0"/>
+        </w:rPr>
+        <w:t>Pros:</w:t>
+      </w:r>
+      <w:r>
+        <w:t xml:space="preserve"> fully automatic, no user effort, catches all inbound/outbound mail</w:t>
+      </w:r>
+    </w:p>
+    <w:p>
+      <w:pPr>
+        <w:pStyle w:val="ListParagraph"/>
+      </w:pPr>
+      <w:r>
+        <w:t xml:space="preserve">• </w:t>
+      </w:r>
+      <w:r>
+        <w:rPr>
+          <w:b/>
+          <w:i w:val="0"/>
+        </w:rPr>
+        <w:t>Cons:</w:t>
+      </w:r>
+      <w:r>
+        <w:t xml:space="preserve"> needs careful filtering and correlation to avoid logging noise; must handle a high message volume</w:t>
+      </w:r>
+    </w:p>
+    <w:p>
+      <w:pPr>
+        <w:pStyle w:val="ListParagraph"/>
+      </w:pPr>
+      <w:r>
+        <w:t xml:space="preserve">• </w:t>
+      </w:r>
+      <w:r>
+        <w:rPr>
+          <w:b/>
+          <w:i w:val="0"/>
+        </w:rPr>
+        <w:t>Implementation:</w:t>
+      </w:r>
+      <w:r>
+        <w:t xml:space="preserve"> Graph </w:t>
+      </w:r>
+      <w:r>
+        <w:rPr>
+          <w:rFonts w:ascii="Consolas" w:hAnsi="Consolas"/>
+          <w:b w:val="0"/>
+          <w:i w:val="0"/>
+        </w:rPr>
+        <w:t>createSubscription</w:t>
+      </w:r>
+      <w:r>
+        <w:t xml:space="preserve"> on </w:t>
+      </w:r>
+      <w:r>
+        <w:rPr>
+          <w:rFonts w:ascii="Consolas" w:hAnsi="Consolas"/>
+          <w:b w:val="0"/>
+          <w:i w:val="0"/>
+        </w:rPr>
+        <w:t>message</w:t>
+      </w:r>
+      <w:r>
+        <w:t xml:space="preserve"> changes → notification handler pushes to CRM. This is the mechanism referenced in Email sync — Graph API (webhooks) + inbox worker.</w:t>
+      </w:r>
+    </w:p>
+    <w:p>
+      <w:pPr>
+        <w:pStyle w:val="Heading3"/>
+      </w:pPr>
+      <w:r>
+        <w:t>Path C — Mailbox Worker (scheduled / triggered)</w:t>
+      </w:r>
+    </w:p>
+    <w:p>
+      <w:r>
+        <w:t>A background worker (Power Automate flow in the Dataverse design; a .NET/Hangfire worker in the C# design) periodically polls mail via Graph and processes rules.</w:t>
+      </w:r>
+    </w:p>
+    <w:p>
+      <w:pPr>
+        <w:pStyle w:val="ListParagraph"/>
+      </w:pPr>
+      <w:r>
+        <w:t xml:space="preserve">• </w:t>
+      </w:r>
+      <w:r>
+        <w:rPr>
+          <w:b/>
+          <w:i w:val="0"/>
+        </w:rPr>
+        <w:t>Pros:</w:t>
+      </w:r>
+      <w:r>
+        <w:t xml:space="preserve"> deterministic, easy to throttle and batch, works without real-time webhooks</w:t>
+      </w:r>
+    </w:p>
+    <w:p>
+      <w:pPr>
+        <w:pStyle w:val="ListParagraph"/>
+      </w:pPr>
+      <w:r>
+        <w:t xml:space="preserve">• </w:t>
+      </w:r>
+      <w:r>
+        <w:rPr>
+          <w:b/>
+          <w:i w:val="0"/>
+        </w:rPr>
+        <w:t>Cons:</w:t>
+      </w:r>
+      <w:r>
+        <w:t xml:space="preserve"> latency between send and capture</w:t>
+      </w:r>
+    </w:p>
+    <w:p>
+      <w:pPr>
+        <w:pStyle w:val="ListParagraph"/>
+      </w:pPr>
+      <w:r>
+        <w:t xml:space="preserve">• </w:t>
+      </w:r>
+      <w:r>
+        <w:rPr>
+          <w:b/>
+          <w:i w:val="0"/>
+        </w:rPr>
+        <w:t>Implementation:</w:t>
+      </w:r>
+      <w:r>
+        <w:t xml:space="preserve"> Power Automate </w:t>
+      </w:r>
+      <w:r>
+        <w:rPr>
+          <w:rFonts w:ascii="Consolas" w:hAnsi="Consolas"/>
+          <w:b w:val="0"/>
+          <w:i w:val="0"/>
+        </w:rPr>
+        <w:t>When a new email arrives</w:t>
+      </w:r>
+      <w:r>
+        <w:t xml:space="preserve"> → Dataverse; or Hangfire job polling Graph → PostgreSQL </w:t>
+      </w:r>
+      <w:r>
+        <w:rPr>
+          <w:rFonts w:ascii="Consolas" w:hAnsi="Consolas"/>
+          <w:b w:val="0"/>
+          <w:i w:val="0"/>
+        </w:rPr>
+        <w:t>email_activity</w:t>
+      </w:r>
+    </w:p>
+    <w:p>
+      <w:pPr>
+        <w:pStyle w:val="Heading2"/>
+      </w:pPr>
+      <w:r>
+        <w:t>Correlation and Matching</w:t>
+      </w:r>
+    </w:p>
+    <w:p>
+      <w:r>
+        <w:t>The hard part is deciding which Deal / Contact / Account each email belongs to. The correlation pipeline:</w:t>
+      </w:r>
+    </w:p>
+    <w:p>
+      <w:pPr>
+        <w:pStyle w:val="ListParagraph"/>
+      </w:pPr>
+      <w:r>
+        <w:t xml:space="preserve">1. </w:t>
+      </w:r>
+      <w:r>
+        <w:rPr>
+          <w:b/>
+          <w:i w:val="0"/>
+        </w:rPr>
+        <w:t>Participant resolution</w:t>
+      </w:r>
+      <w:r>
+        <w:t xml:space="preserve"> — match sender/recipients against CRM Contact and Account email addresses (including alternate domains per legal entity).</w:t>
+      </w:r>
+    </w:p>
+    <w:p>
+      <w:pPr>
+        <w:pStyle w:val="ListParagraph"/>
+      </w:pPr>
+      <w:r>
+        <w:t xml:space="preserve">2. </w:t>
+      </w:r>
+      <w:r>
+        <w:rPr>
+          <w:b/>
+          <w:i w:val="0"/>
+        </w:rPr>
+        <w:t>Deal thread matching</w:t>
+      </w:r>
+      <w:r>
+        <w:t xml:space="preserve"> — match subject/thread against active deals; a known deal thread is the strongest signal.</w:t>
+      </w:r>
+    </w:p>
+    <w:p>
+      <w:pPr>
+        <w:pStyle w:val="ListParagraph"/>
+      </w:pPr>
+      <w:r>
+        <w:t xml:space="preserve">3. </w:t>
+      </w:r>
+      <w:r>
+        <w:rPr>
+          <w:b/>
+          <w:i w:val="0"/>
+        </w:rPr>
+        <w:t>Entity resolution</w:t>
+      </w:r>
+      <w:r>
+        <w:t xml:space="preserve"> — where a participant resolves to a Contact, inherit the parent Account and any linked Deal.</w:t>
+      </w:r>
+    </w:p>
+    <w:p>
+      <w:pPr>
+        <w:pStyle w:val="ListParagraph"/>
+      </w:pPr>
+      <w:r>
+        <w:t xml:space="preserve">4. </w:t>
+      </w:r>
+      <w:r>
+        <w:rPr>
+          <w:b/>
+          <w:i w:val="0"/>
+        </w:rPr>
+        <w:t>Deduplication</w:t>
+      </w:r>
+      <w:r>
+        <w:t xml:space="preserve"> — collapse replies into one thread; skip messages already logged (idempotent via the Graph </w:t>
+      </w:r>
+      <w:r>
+        <w:rPr>
+          <w:rFonts w:ascii="Consolas" w:hAnsi="Consolas"/>
+          <w:b w:val="0"/>
+          <w:i w:val="0"/>
+        </w:rPr>
+        <w:t>messageId</w:t>
+      </w:r>
+      <w:r>
+        <w:t xml:space="preserve"> / thread ID).</w:t>
+      </w:r>
+    </w:p>
+    <w:p>
+      <w:pPr>
+        <w:pStyle w:val="Heading2"/>
+      </w:pPr>
+      <w:r>
+        <w:t>GDPR and Retention</w:t>
+      </w:r>
+    </w:p>
+    <w:p>
+      <w:r>
+        <w:t>Email logging is personal-data processing and must comply with the GDPR measures in architecture principles compliance:</w:t>
+      </w:r>
+    </w:p>
+    <w:p>
+      <w:pPr>
+        <w:pStyle w:val="ListParagraph"/>
+      </w:pPr>
+      <w:r>
+        <w:t xml:space="preserve">• </w:t>
+      </w:r>
+      <w:r>
+        <w:rPr>
+          <w:b/>
+          <w:i w:val="0"/>
+        </w:rPr>
+        <w:t>Consent basis:</w:t>
+      </w:r>
+      <w:r>
+        <w:t xml:space="preserve"> capture the legitimate-interest basis per message; record it on the engagement entry</w:t>
+      </w:r>
+    </w:p>
+    <w:p>
+      <w:pPr>
+        <w:pStyle w:val="ListParagraph"/>
+      </w:pPr>
+      <w:r>
+        <w:t xml:space="preserve">• </w:t>
+      </w:r>
+      <w:r>
+        <w:rPr>
+          <w:b/>
+          <w:i w:val="0"/>
+        </w:rPr>
+        <w:t>Retention:</w:t>
+      </w:r>
+      <w:r>
+        <w:t xml:space="preserve"> email activity follows the same 7-year retention as the rest of architecture data, with erasure/export handled as data-subject requests</w:t>
+      </w:r>
+    </w:p>
+    <w:p>
+      <w:pPr>
+        <w:pStyle w:val="ListParagraph"/>
+      </w:pPr>
+      <w:r>
+        <w:t xml:space="preserve">• </w:t>
+      </w:r>
+      <w:r>
+        <w:rPr>
+          <w:b/>
+          <w:i w:val="0"/>
+        </w:rPr>
+        <w:t>Storage:</w:t>
+      </w:r>
+      <w:r>
+        <w:t xml:space="preserve"> log metadata + link to source in Exchange; do not duplicate full message bodies into the CRM unless retention requires it</w:t>
+      </w:r>
+    </w:p>
+    <w:p>
+      <w:pPr>
+        <w:pStyle w:val="ListParagraph"/>
+      </w:pPr>
+      <w:r>
+        <w:t xml:space="preserve">• </w:t>
+      </w:r>
+      <w:r>
+        <w:rPr>
+          <w:b/>
+          <w:i w:val="0"/>
+        </w:rPr>
+        <w:t>Audit:</w:t>
+      </w:r>
+      <w:r>
+        <w:t xml:space="preserve"> the interceptor and any matching decisions are recorded, giving a traceable audit trail</w:t>
+      </w:r>
+    </w:p>
+    <w:p>
+      <w:pPr>
+        <w:pStyle w:val="Heading2"/>
+      </w:pPr>
+      <w:r>
+        <w:t>OpenAI decision notes</w:t>
+      </w:r>
+    </w:p>
+    <w:p>
+      <w:r>
+        <w:t>This is a design proposal for review — it is not yet built. Open items to confirm with the team:</w:t>
+      </w:r>
+    </w:p>
+    <w:p>
+      <w:pPr>
+        <w:pStyle w:val="ListParagraph"/>
+      </w:pPr>
+      <w:r>
+        <w:t xml:space="preserve">• </w:t>
+      </w:r>
+      <w:r>
+        <w:t>Which interception path(s) to adopt (add-in only, or automatic Graph ingestion with add-in override)</w:t>
+      </w:r>
+    </w:p>
+    <w:p>
+      <w:pPr>
+        <w:pStyle w:val="ListParagraph"/>
+      </w:pPr>
+      <w:r>
+        <w:t xml:space="preserve">• </w:t>
+      </w:r>
+      <w:r>
+        <w:t>Whether to log full message bodies or metadata + link only</w:t>
+      </w:r>
+    </w:p>
+    <w:p>
+      <w:pPr>
+        <w:pStyle w:val="ListParagraph"/>
+      </w:pPr>
+      <w:r>
+        <w:t xml:space="preserve">• </w:t>
+      </w:r>
+      <w:r>
+        <w:t>The definitive matched-entity list and correlation rules (Deal/Contact/Account/property)</w:t>
+      </w:r>
+    </w:p>
+    <w:p>
+      <w:pPr>
+        <w:pStyle w:val="ListParagraph"/>
+      </w:pPr>
+      <w:r>
+        <w:t xml:space="preserve">• </w:t>
+      </w:r>
+      <w:r>
+        <w:t>Retention period for email activity against the 7-year baseline</w:t>
+      </w:r>
+    </w:p>
+    <w:p>
+      <w:pPr>
+        <w:pStyle w:val="Heading2"/>
+      </w:pPr>
+      <w:r>
+        <w:t>Related</w:t>
+      </w:r>
+    </w:p>
+    <w:p>
+      <w:pPr>
+        <w:pStyle w:val="ListParagraph"/>
+      </w:pPr>
+      <w:r>
+        <w:t xml:space="preserve">• </w:t>
+      </w:r>
+      <w:r>
+        <w:t>business capabilities — Outlook Integration capability</w:t>
+      </w:r>
+    </w:p>
+    <w:p>
+      <w:pPr>
+        <w:pStyle w:val="ListParagraph"/>
+      </w:pPr>
+      <w:r>
+        <w:t xml:space="preserve">• </w:t>
+      </w:r>
+      <w:r>
+        <w:t>architecture application — Current Dataverse integration patterns (Power Automate Outlook → Dataverse)</w:t>
+      </w:r>
+    </w:p>
+    <w:p>
+      <w:pPr>
+        <w:pStyle w:val="ListParagraph"/>
+      </w:pPr>
+      <w:r>
+        <w:t xml:space="preserve">• </w:t>
+      </w:r>
+      <w:r>
+        <w:t>alternative architecture traditional csharp — C#/PostgreSQL path (Graph webhooks + inbox worker)</w:t>
+      </w:r>
+    </w:p>
+    <w:p>
+      <w:pPr>
+        <w:pStyle w:val="ListParagraph"/>
+      </w:pPr>
+      <w:r>
+        <w:t xml:space="preserve">• </w:t>
+      </w:r>
+      <w:r>
+        <w:t>architecture principles compliance — GDPR, CNIL, BDSG requirements</w:t>
+      </w:r>
+    </w:p>
+    <w:p>
+      <w:pPr>
+        <w:pStyle w:val="ListParagraph"/>
+      </w:pPr>
+      <w:r>
+        <w:t xml:space="preserve">• </w:t>
+      </w:r>
+      <w:r>
+        <w:t>architecture data — Data domains the engagement links to</w:t>
+      </w:r>
+    </w:p>
+    <w:p>
+      <w:pPr>
+        <w:pStyle w:val="ListParagraph"/>
+      </w:pPr>
+      <w:r>
+        <w:t xml:space="preserve">• </w:t>
+      </w:r>
+      <w:r>
+        <w:t>problem statement — The fragmented-email problem this addresses</w:t>
       </w:r>
     </w:p>
     <w:sectPr>

--- a/POC-EuroCRM-Vault/outputs/EuroCRM_Solution_Overview_Document_2026-09-01.docx
+++ b/POC-EuroCRM-Vault/outputs/EuroCRM_Solution_Overview_Document_2026-09-01.docx
@@ -62957,17 +62957,746 @@
         <w:pStyle w:val="Heading2"/>
       </w:pPr>
       <w:r>
+        <w:t>Architectural Approaches — One-Page Summary</w:t>
+      </w:r>
+    </w:p>
+    <w:p>
+      <w:r>
+        <w:t xml:space="preserve">Four options can deliver the European CRM programme's core outcome — a shared client, contact, property and engagement foundation across service lines and countries (see business capabilities). All keep data in EU regions (GDPR, CNIL, BDSG). All four require building a </w:t>
+      </w:r>
+      <w:r>
+        <w:rPr>
+          <w:b/>
+          <w:i w:val="0"/>
+        </w:rPr>
+        <w:t>custom</w:t>
+      </w:r>
+      <w:r>
+        <w:t xml:space="preserve"> model: 8 of 11 core entities have no packaged equivalent. The difference is where that custom model lives.</w:t>
+      </w:r>
+    </w:p>
+    <w:tbl>
+      <w:tblPr>
+        <w:tblW w:type="auto" w:w="0"/>
+        <w:jc w:val="center"/>
+        <w:tblLook w:firstColumn="1" w:firstRow="1" w:lastColumn="0" w:lastRow="0" w:noHBand="0" w:noVBand="1" w:val="04A0"/>
+      </w:tblPr>
+      <w:tblGrid>
+        <w:gridCol w:w="1805"/>
+        <w:gridCol w:w="1805"/>
+        <w:gridCol w:w="1805"/>
+        <w:gridCol w:w="1805"/>
+        <w:gridCol w:w="1805"/>
+      </w:tblGrid>
+      <w:tr>
+        <w:tc>
+          <w:tcPr>
+            <w:tcW w:type="dxa" w:w="1805"/>
+          </w:tcPr>
+          <w:p>
+            <w:r>
+              <w:rPr>
+                <w:b/>
+              </w:rPr>
+            </w:r>
+          </w:p>
+        </w:tc>
+        <w:tc>
+          <w:tcPr>
+            <w:tcW w:type="dxa" w:w="1805"/>
+          </w:tcPr>
+          <w:p>
+            <w:r>
+              <w:rPr>
+                <w:b/>
+              </w:rPr>
+              <w:t>Option A — Power Platform / Dataverse</w:t>
+            </w:r>
+          </w:p>
+        </w:tc>
+        <w:tc>
+          <w:tcPr>
+            <w:tcW w:type="dxa" w:w="1805"/>
+          </w:tcPr>
+          <w:p>
+            <w:r>
+              <w:rPr>
+                <w:b/>
+              </w:rPr>
+              <w:t>Option B — Power Platform + SQL</w:t>
+            </w:r>
+          </w:p>
+        </w:tc>
+        <w:tc>
+          <w:tcPr>
+            <w:tcW w:type="dxa" w:w="1805"/>
+          </w:tcPr>
+          <w:p>
+            <w:r>
+              <w:rPr>
+                <w:b/>
+              </w:rPr>
+              <w:t>Option C — C# / PostgreSQL</w:t>
+            </w:r>
+          </w:p>
+        </w:tc>
+        <w:tc>
+          <w:tcPr>
+            <w:tcW w:type="dxa" w:w="1805"/>
+          </w:tcPr>
+          <w:p>
+            <w:r>
+              <w:rPr>
+                <w:b/>
+              </w:rPr>
+              <w:t>Option D — Dynamics 365 Sales</w:t>
+            </w:r>
+          </w:p>
+        </w:tc>
+      </w:tr>
+      <w:tr>
+        <w:tc>
+          <w:tcPr>
+            <w:tcW w:type="dxa" w:w="1805"/>
+          </w:tcPr>
+          <w:p>
+            <w:r>
+              <w:t>**What it is**</w:t>
+            </w:r>
+          </w:p>
+        </w:tc>
+        <w:tc>
+          <w:tcPr>
+            <w:tcW w:type="dxa" w:w="1805"/>
+          </w:tcPr>
+          <w:p>
+            <w:r>
+              <w:t>Custom model on Dataverse, Power Apps UI</w:t>
+            </w:r>
+          </w:p>
+        </w:tc>
+        <w:tc>
+          <w:tcPr>
+            <w:tcW w:type="dxa" w:w="1805"/>
+          </w:tcPr>
+          <w:p>
+            <w:r>
+              <w:t>Power Apps UI on a relational DB (SQL Server / PostgreSQL)</w:t>
+            </w:r>
+          </w:p>
+        </w:tc>
+        <w:tc>
+          <w:tcPr>
+            <w:tcW w:type="dxa" w:w="1805"/>
+          </w:tcPr>
+          <w:p>
+            <w:r>
+              <w:t>First-party .NET code on PostgreSQL 16</w:t>
+            </w:r>
+          </w:p>
+        </w:tc>
+        <w:tc>
+          <w:tcPr>
+            <w:tcW w:type="dxa" w:w="1805"/>
+          </w:tcPr>
+          <w:p>
+            <w:r>
+              <w:t>Packaged sales CRM on Dataverse, used as-is</w:t>
+            </w:r>
+          </w:p>
+        </w:tc>
+      </w:tr>
+      <w:tr>
+        <w:tc>
+          <w:tcPr>
+            <w:tcW w:type="dxa" w:w="1805"/>
+          </w:tcPr>
+          <w:p>
+            <w:r>
+              <w:t>**Cost**</w:t>
+            </w:r>
+          </w:p>
+        </w:tc>
+        <w:tc>
+          <w:tcPr>
+            <w:tcW w:type="dxa" w:w="1805"/>
+          </w:tcPr>
+          <w:p>
+            <w:r>
+              <w:t>Per-user/per-app licensing; grows with adoption</w:t>
+            </w:r>
+          </w:p>
+        </w:tc>
+        <w:tc>
+          <w:tcPr>
+            <w:tcW w:type="dxa" w:w="1805"/>
+          </w:tcPr>
+          <w:p>
+            <w:r>
+              <w:t>Power Apps per-user + DB hosting; no Dataverse licence</w:t>
+            </w:r>
+          </w:p>
+        </w:tc>
+        <w:tc>
+          <w:tcPr>
+            <w:tcW w:type="dxa" w:w="1805"/>
+          </w:tcPr>
+          <w:p>
+            <w:r>
+              <w:t>Infrastructure only; no per-user licence</w:t>
+            </w:r>
+          </w:p>
+        </w:tc>
+        <w:tc>
+          <w:tcPr>
+            <w:tcW w:type="dxa" w:w="1805"/>
+          </w:tcPr>
+          <w:p>
+            <w:r>
+              <w:t>Per-user D365 Sales + Dataverse licensing</w:t>
+            </w:r>
+          </w:p>
+        </w:tc>
+      </w:tr>
+      <w:tr>
+        <w:tc>
+          <w:tcPr>
+            <w:tcW w:type="dxa" w:w="1805"/>
+          </w:tcPr>
+          <w:p>
+            <w:r>
+              <w:t>**Build effort**</w:t>
+            </w:r>
+          </w:p>
+        </w:tc>
+        <w:tc>
+          <w:tcPr>
+            <w:tcW w:type="dxa" w:w="1805"/>
+          </w:tcPr>
+          <w:p>
+            <w:r>
+              <w:t>Low-code; fastest to first value</w:t>
+            </w:r>
+          </w:p>
+        </w:tc>
+        <w:tc>
+          <w:tcPr>
+            <w:tcW w:type="dxa" w:w="1805"/>
+          </w:tcPr>
+          <w:p>
+            <w:r>
+              <w:t>Medium; DB schema + integration to engineer</w:t>
+            </w:r>
+          </w:p>
+        </w:tc>
+        <w:tc>
+          <w:tcPr>
+            <w:tcW w:type="dxa" w:w="1805"/>
+          </w:tcPr>
+          <w:p>
+            <w:r>
+              <w:t>Full engineering cycle; slowest</w:t>
+            </w:r>
+          </w:p>
+        </w:tc>
+        <w:tc>
+          <w:tcPr>
+            <w:tcW w:type="dxa" w:w="1805"/>
+          </w:tcPr>
+          <w:p>
+            <w:r>
+              <w:t>Least config, but 8 of 11 core entities still custom</w:t>
+            </w:r>
+          </w:p>
+        </w:tc>
+      </w:tr>
+      <w:tr>
+        <w:tc>
+          <w:tcPr>
+            <w:tcW w:type="dxa" w:w="1805"/>
+          </w:tcPr>
+          <w:p>
+            <w:r>
+              <w:t>**Lock-in**</w:t>
+            </w:r>
+          </w:p>
+        </w:tc>
+        <w:tc>
+          <w:tcPr>
+            <w:tcW w:type="dxa" w:w="1805"/>
+          </w:tcPr>
+          <w:p>
+            <w:r>
+              <w:t>High — platform, data, and logic</w:t>
+            </w:r>
+          </w:p>
+        </w:tc>
+        <w:tc>
+          <w:tcPr>
+            <w:tcW w:type="dxa" w:w="1805"/>
+          </w:tcPr>
+          <w:p>
+            <w:r>
+              <w:t>Medium — UI only; data is portable</w:t>
+            </w:r>
+          </w:p>
+        </w:tc>
+        <w:tc>
+          <w:tcPr>
+            <w:tcW w:type="dxa" w:w="1805"/>
+          </w:tcPr>
+          <w:p>
+            <w:r>
+              <w:t>Low — portable first-party code</w:t>
+            </w:r>
+          </w:p>
+        </w:tc>
+        <w:tc>
+          <w:tcPr>
+            <w:tcW w:type="dxa" w:w="1805"/>
+          </w:tcPr>
+          <w:p>
+            <w:r>
+              <w:t>High — platform and packaged model</w:t>
+            </w:r>
+          </w:p>
+        </w:tc>
+      </w:tr>
+      <w:tr>
+        <w:tc>
+          <w:tcPr>
+            <w:tcW w:type="dxa" w:w="1805"/>
+          </w:tcPr>
+          <w:p>
+            <w:r>
+              <w:t>**Skills**</w:t>
+            </w:r>
+          </w:p>
+        </w:tc>
+        <w:tc>
+          <w:tcPr>
+            <w:tcW w:type="dxa" w:w="1805"/>
+          </w:tcPr>
+          <w:p>
+            <w:r>
+              <w:t>New Power Platform specialists</w:t>
+            </w:r>
+          </w:p>
+        </w:tc>
+        <w:tc>
+          <w:tcPr>
+            <w:tcW w:type="dxa" w:w="1805"/>
+          </w:tcPr>
+          <w:p>
+            <w:r>
+              <w:t>Mixed: Power Platform + existing DBA/.NET</w:t>
+            </w:r>
+          </w:p>
+        </w:tc>
+        <w:tc>
+          <w:tcPr>
+            <w:tcW w:type="dxa" w:w="1805"/>
+          </w:tcPr>
+          <w:p>
+            <w:r>
+              <w:t>Existing in-house C#/.NET team</w:t>
+            </w:r>
+          </w:p>
+        </w:tc>
+        <w:tc>
+          <w:tcPr>
+            <w:tcW w:type="dxa" w:w="1805"/>
+          </w:tcPr>
+          <w:p>
+            <w:r>
+              <w:t>New Dynamics/Power Platform skills</w:t>
+            </w:r>
+          </w:p>
+        </w:tc>
+      </w:tr>
+      <w:tr>
+        <w:tc>
+          <w:tcPr>
+            <w:tcW w:type="dxa" w:w="1805"/>
+          </w:tcPr>
+          <w:p>
+            <w:r>
+              <w:t>**Integration**</w:t>
+            </w:r>
+          </w:p>
+        </w:tc>
+        <w:tc>
+          <w:tcPr>
+            <w:tcW w:type="dxa" w:w="1805"/>
+          </w:tcPr>
+          <w:p>
+            <w:r>
+              <w:t>Outlook, SharePoint, Teams, Power BI out of the box</w:t>
+            </w:r>
+          </w:p>
+        </w:tc>
+        <w:tc>
+          <w:tcPr>
+            <w:tcW w:type="dxa" w:w="1805"/>
+          </w:tcPr>
+          <w:p>
+            <w:r>
+              <w:t>Partial — some Microsoft integrations need workarounds</w:t>
+            </w:r>
+          </w:p>
+        </w:tc>
+        <w:tc>
+          <w:tcPr>
+            <w:tcW w:type="dxa" w:w="1805"/>
+          </w:tcPr>
+          <w:p>
+            <w:r>
+              <w:t>Microsoft integrations rebuilt in code</w:t>
+            </w:r>
+          </w:p>
+        </w:tc>
+        <w:tc>
+          <w:tcPr>
+            <w:tcW w:type="dxa" w:w="1805"/>
+          </w:tcPr>
+          <w:p>
+            <w:r>
+              <w:t>Out of the box incl. sales-specific (LinkedIn Sales Navigator, Copilot for Sales)</w:t>
+            </w:r>
+          </w:p>
+        </w:tc>
+      </w:tr>
+      <w:tr>
+        <w:tc>
+          <w:tcPr>
+            <w:tcW w:type="dxa" w:w="1805"/>
+          </w:tcPr>
+          <w:p>
+            <w:r>
+              <w:t>**Control**</w:t>
+            </w:r>
+          </w:p>
+        </w:tc>
+        <w:tc>
+          <w:tcPr>
+            <w:tcW w:type="dxa" w:w="1805"/>
+          </w:tcPr>
+          <w:p>
+            <w:r>
+              <w:t>Platform-limited; capacity and governance constraints</w:t>
+            </w:r>
+          </w:p>
+        </w:tc>
+        <w:tc>
+          <w:tcPr>
+            <w:tcW w:type="dxa" w:w="1805"/>
+          </w:tcPr>
+          <w:p>
+            <w:r>
+              <w:t>Full control of data; UI remains platform-limited</w:t>
+            </w:r>
+          </w:p>
+        </w:tc>
+        <w:tc>
+          <w:tcPr>
+            <w:tcW w:type="dxa" w:w="1805"/>
+          </w:tcPr>
+          <w:p>
+            <w:r>
+              <w:t>Full control of stack and schema</w:t>
+            </w:r>
+          </w:p>
+        </w:tc>
+        <w:tc>
+          <w:tcPr>
+            <w:tcW w:type="dxa" w:w="1805"/>
+          </w:tcPr>
+          <w:p>
+            <w:r>
+              <w:t>Platform-limited + packaged sales process</w:t>
+            </w:r>
+          </w:p>
+        </w:tc>
+      </w:tr>
+      <w:tr>
+        <w:tc>
+          <w:tcPr>
+            <w:tcW w:type="dxa" w:w="1805"/>
+          </w:tcPr>
+          <w:p>
+            <w:r>
+              <w:t>**Operating model**</w:t>
+            </w:r>
+          </w:p>
+        </w:tc>
+        <w:tc>
+          <w:tcPr>
+            <w:tcW w:type="dxa" w:w="1805"/>
+          </w:tcPr>
+          <w:p>
+            <w:r>
+              <w:t>Lease the platform</w:t>
+            </w:r>
+          </w:p>
+        </w:tc>
+        <w:tc>
+          <w:tcPr>
+            <w:tcW w:type="dxa" w:w="1805"/>
+          </w:tcPr>
+          <w:p>
+            <w:r>
+              <w:t>Lease the UI, own the data layer</w:t>
+            </w:r>
+          </w:p>
+        </w:tc>
+        <w:tc>
+          <w:tcPr>
+            <w:tcW w:type="dxa" w:w="1805"/>
+          </w:tcPr>
+          <w:p>
+            <w:r>
+              <w:t>Own the stack</w:t>
+            </w:r>
+          </w:p>
+        </w:tc>
+        <w:tc>
+          <w:tcPr>
+            <w:tcW w:type="dxa" w:w="1805"/>
+          </w:tcPr>
+          <w:p>
+            <w:r>
+              <w:t>Lease the packaged product</w:t>
+            </w:r>
+          </w:p>
+        </w:tc>
+      </w:tr>
+    </w:tbl>
+    <w:p>
+      <w:pPr>
+        <w:pStyle w:val="Heading2"/>
+      </w:pPr>
+      <w:r>
+        <w:t>Key trade-offs</w:t>
+      </w:r>
+    </w:p>
+    <w:p>
+      <w:pPr>
+        <w:pStyle w:val="ListParagraph"/>
+      </w:pPr>
+      <w:r>
+        <w:t xml:space="preserve">• </w:t>
+      </w:r>
+      <w:r>
+        <w:rPr>
+          <w:b/>
+          <w:i w:val="0"/>
+        </w:rPr>
+        <w:t>Cost now vs. cost later</w:t>
+      </w:r>
+      <w:r>
+        <w:t xml:space="preserve"> — licensing (A, D) and hybrid (B) cost less upfront than engineering (C), but per-seat fees recur.</w:t>
+      </w:r>
+    </w:p>
+    <w:p>
+      <w:pPr>
+        <w:pStyle w:val="ListParagraph"/>
+      </w:pPr>
+      <w:r>
+        <w:t xml:space="preserve">• </w:t>
+      </w:r>
+      <w:r>
+        <w:rPr>
+          <w:b/>
+          <w:i w:val="0"/>
+        </w:rPr>
+        <w:t>Speed vs. control</w:t>
+      </w:r>
+      <w:r>
+        <w:t xml:space="preserve"> — low-code gets to first value fastest (A), a packaged app (D) fastest if the sales lifecycle fits, but a first-party codebase (C) is fully debuggable, testable, and portable.</w:t>
+      </w:r>
+    </w:p>
+    <w:p>
+      <w:pPr>
+        <w:pStyle w:val="ListParagraph"/>
+      </w:pPr>
+      <w:r>
+        <w:t xml:space="preserve">• </w:t>
+      </w:r>
+      <w:r>
+        <w:rPr>
+          <w:b/>
+          <w:i w:val="0"/>
+        </w:rPr>
+        <w:t>Lock-in</w:t>
+      </w:r>
+      <w:r>
+        <w:t xml:space="preserve"> — Microsoft platforms (A, B UI layer, D) trade control and portability for managed capability.</w:t>
+      </w:r>
+    </w:p>
+    <w:p>
+      <w:pPr>
+        <w:pStyle w:val="ListParagraph"/>
+      </w:pPr>
+      <w:r>
+        <w:t xml:space="preserve">• </w:t>
+      </w:r>
+      <w:r>
+        <w:rPr>
+          <w:b/>
+          <w:i w:val="0"/>
+        </w:rPr>
+        <w:t>Lifecycle fit (D)</w:t>
+      </w:r>
+      <w:r>
+        <w:t xml:space="preserve"> — the packaged Lead → Opportunity → Quote → Order → Invoice model does not match KF advisory (pitch → NDA → multi-round bid → due diligence → regulatory gates); the custom entities still need building either way.</w:t>
+      </w:r>
+    </w:p>
+    <w:p>
+      <w:pPr>
+        <w:pStyle w:val="ListParagraph"/>
+      </w:pPr>
+      <w:r>
+        <w:t xml:space="preserve">• </w:t>
+      </w:r>
+      <w:r>
+        <w:rPr>
+          <w:b/>
+          <w:i w:val="0"/>
+        </w:rPr>
+        <w:t>Integration to the Golden Source</w:t>
+      </w:r>
+      <w:r>
+        <w:t xml:space="preserve"> — batch export, Dynamics + ECS bus (A, D), or C# + ECS bus (C) (see architecture patterns comparison); the ECS bus is a shared dependency in all cases.</w:t>
+      </w:r>
+    </w:p>
+    <w:p>
+      <w:pPr>
+        <w:pStyle w:val="ListParagraph"/>
+      </w:pPr>
+      <w:r>
+        <w:t xml:space="preserve">• </w:t>
+      </w:r>
+      <w:r>
+        <w:rPr>
+          <w:b/>
+          <w:i w:val="0"/>
+        </w:rPr>
+        <w:t>Tenant isolation</w:t>
+      </w:r>
+      <w:r>
+        <w:t xml:space="preserve"> — Business Units + security roles (A, D), same model behind a relational schema (B), or PostgreSQL row-level security (C).</w:t>
+      </w:r>
+    </w:p>
+    <w:p>
+      <w:pPr>
+        <w:pStyle w:val="Heading2"/>
+      </w:pPr>
+      <w:r>
+        <w:t>Decision</w:t>
+      </w:r>
+    </w:p>
+    <w:p>
+      <w:r>
+        <w:t xml:space="preserve">This is a </w:t>
+      </w:r>
+      <w:r>
+        <w:rPr>
+          <w:b/>
+          <w:i w:val="0"/>
+        </w:rPr>
+        <w:t>business operating-model decision</w:t>
+      </w:r>
+      <w:r>
+        <w:t>: buy a managed platform for speed (A), adopt a packaged product if the standard sales lifecycle is acceptable (D), take a middle path that reduces platform cost while keeping the low-code UI (B), or invest in engineering to reuse in-house capability and keep full control (C). The choice should be weighed at TDA review against the cost envelope, delivery timeline, and appetite for long-term platform commitment.</w:t>
+      </w:r>
+    </w:p>
+    <w:p>
+      <w:pPr>
+        <w:pStyle w:val="Heading2"/>
+      </w:pPr>
+      <w:r>
+        <w:t>Related</w:t>
+      </w:r>
+    </w:p>
+    <w:p>
+      <w:pPr>
+        <w:pStyle w:val="ListParagraph"/>
+      </w:pPr>
+      <w:r>
+        <w:t xml:space="preserve">• </w:t>
+      </w:r>
+      <w:r>
+        <w:t>architecture approach executive summary — Full comparison with detailed pluses and minuses</w:t>
+      </w:r>
+    </w:p>
+    <w:p>
+      <w:pPr>
+        <w:pStyle w:val="ListParagraph"/>
+      </w:pPr>
+      <w:r>
+        <w:t xml:space="preserve">• </w:t>
+      </w:r>
+      <w:r>
+        <w:t>solution overview — Parent document; current (Dataverse) design</w:t>
+      </w:r>
+    </w:p>
+    <w:p>
+      <w:pPr>
+        <w:pStyle w:val="ListParagraph"/>
+      </w:pPr>
+      <w:r>
+        <w:t xml:space="preserve">• </w:t>
+      </w:r>
+      <w:r>
+        <w:t>alternative architecture traditional csharp — Full Option C design</w:t>
+      </w:r>
+    </w:p>
+    <w:p>
+      <w:pPr>
+        <w:pStyle w:val="ListParagraph"/>
+      </w:pPr>
+      <w:r>
+        <w:t xml:space="preserve">• </w:t>
+      </w:r>
+      <w:r>
+        <w:t>power apps rationale — The platform decision Option A is based on; covers D365 Sales fit</w:t>
+      </w:r>
+    </w:p>
+    <w:p>
+      <w:pPr>
+        <w:pStyle w:val="ListParagraph"/>
+      </w:pPr>
+      <w:r>
+        <w:t xml:space="preserve">• </w:t>
+      </w:r>
+      <w:r>
+        <w:t>architecture patterns comparison — Integration patterns to Golden Source</w:t>
+      </w:r>
+    </w:p>
+    <w:p>
+      <w:pPr>
+        <w:pStyle w:val="Heading2"/>
+      </w:pPr>
+      <w:r>
         <w:t>Architectural Approach Comparison — Executive Summary</w:t>
       </w:r>
     </w:p>
     <w:p>
-      <w:r>
-        <w:t>This document proposes three architectural approaches for the European CRM programme. All three deliver the same core outcome — a shared client, contact, property and engagement foundation across service lines and countries (see business capabilities) — but with different cost, risk, and operating profiles. The pluses and minuses of each are set out below without preference; the choice is a business decision to be weighed by the programme stakeholders.</w:t>
-      </w:r>
-    </w:p>
-    <w:p>
-      <w:r>
-        <w:t xml:space="preserve">The three options are the current </w:t>
+      <w:pPr>
+        <w:pStyle w:val="IntenseQuote"/>
+      </w:pPr>
+      <w:r>
+        <w:t>One-page version: architecture approach executive summary one page</w:t>
+      </w:r>
+    </w:p>
+    <w:p>
+      <w:r>
+        <w:t>This document proposes four architectural approaches for the European CRM programme. All four deliver the same core outcome — a shared client, contact, property and engagement foundation across service lines and countries (see business capabilities) — but with different cost, risk, and operating profiles. The pluses and minuses of each are set out below without preference; the choice is a business decision to be weighed by the programme stakeholders.</w:t>
+      </w:r>
+    </w:p>
+    <w:p>
+      <w:r>
+        <w:t xml:space="preserve">The four options are the current </w:t>
       </w:r>
       <w:r>
         <w:rPr>
@@ -62987,7 +63716,7 @@
         <w:t>Power Platform with a SQL/PostgreSQL relational database</w:t>
       </w:r>
       <w:r>
-        <w:t xml:space="preserve">, and the alternative </w:t>
+        <w:t xml:space="preserve">, the alternative </w:t>
       </w:r>
       <w:r>
         <w:rPr>
@@ -62997,7 +63726,17 @@
         <w:t>traditional C# / PostgreSQL</w:t>
       </w:r>
       <w:r>
-        <w:t xml:space="preserve"> stack.</w:t>
+        <w:t xml:space="preserve"> stack, and the packaged </w:t>
+      </w:r>
+      <w:r>
+        <w:rPr>
+          <w:b/>
+          <w:i w:val="0"/>
+        </w:rPr>
+        <w:t>Dynamics 365 Sales</w:t>
+      </w:r>
+      <w:r>
+        <w:t xml:space="preserve"> application.</w:t>
       </w:r>
     </w:p>
     <w:p>
@@ -63006,6 +63745,2463 @@
       </w:pPr>
       <w:r>
         <w:t>The choice at a glance</w:t>
+      </w:r>
+    </w:p>
+    <w:tbl>
+      <w:tblPr>
+        <w:tblW w:type="auto" w:w="0"/>
+        <w:jc w:val="center"/>
+        <w:tblLook w:firstColumn="1" w:firstRow="1" w:lastColumn="0" w:lastRow="0" w:noHBand="0" w:noVBand="1" w:val="04A0"/>
+      </w:tblPr>
+      <w:tblGrid>
+        <w:gridCol w:w="1805"/>
+        <w:gridCol w:w="1805"/>
+        <w:gridCol w:w="1805"/>
+        <w:gridCol w:w="1805"/>
+        <w:gridCol w:w="1805"/>
+      </w:tblGrid>
+      <w:tr>
+        <w:tc>
+          <w:tcPr>
+            <w:tcW w:type="dxa" w:w="1805"/>
+          </w:tcPr>
+          <w:p>
+            <w:r>
+              <w:rPr>
+                <w:b/>
+              </w:rPr>
+            </w:r>
+          </w:p>
+        </w:tc>
+        <w:tc>
+          <w:tcPr>
+            <w:tcW w:type="dxa" w:w="1805"/>
+          </w:tcPr>
+          <w:p>
+            <w:r>
+              <w:rPr>
+                <w:b/>
+              </w:rPr>
+              <w:t>Option A — Power Platform / Dataverse</w:t>
+            </w:r>
+          </w:p>
+        </w:tc>
+        <w:tc>
+          <w:tcPr>
+            <w:tcW w:type="dxa" w:w="1805"/>
+          </w:tcPr>
+          <w:p>
+            <w:r>
+              <w:rPr>
+                <w:b/>
+              </w:rPr>
+              <w:t>Option B — Power Platform + SQL Database</w:t>
+            </w:r>
+          </w:p>
+        </w:tc>
+        <w:tc>
+          <w:tcPr>
+            <w:tcW w:type="dxa" w:w="1805"/>
+          </w:tcPr>
+          <w:p>
+            <w:r>
+              <w:rPr>
+                <w:b/>
+              </w:rPr>
+              <w:t>Option C — C# / PostgreSQL</w:t>
+            </w:r>
+          </w:p>
+        </w:tc>
+        <w:tc>
+          <w:tcPr>
+            <w:tcW w:type="dxa" w:w="1805"/>
+          </w:tcPr>
+          <w:p>
+            <w:r>
+              <w:rPr>
+                <w:b/>
+              </w:rPr>
+              <w:t>Option D — Dynamics 365 Sales</w:t>
+            </w:r>
+          </w:p>
+        </w:tc>
+      </w:tr>
+      <w:tr>
+        <w:tc>
+          <w:tcPr>
+            <w:tcW w:type="dxa" w:w="1805"/>
+          </w:tcPr>
+          <w:p>
+            <w:r>
+              <w:t>**What it is**</w:t>
+            </w:r>
+          </w:p>
+        </w:tc>
+        <w:tc>
+          <w:tcPr>
+            <w:tcW w:type="dxa" w:w="1805"/>
+          </w:tcPr>
+          <w:p>
+            <w:r>
+              <w:t>Build the custom CRM model on Microsoft's low-code platform (Dataverse + Power Apps)</w:t>
+            </w:r>
+          </w:p>
+        </w:tc>
+        <w:tc>
+          <w:tcPr>
+            <w:tcW w:type="dxa" w:w="1805"/>
+          </w:tcPr>
+          <w:p>
+            <w:r>
+              <w:t>Build the UI on Power Apps but store data in a relational database (SQL Server or PostgreSQL) via virtual tables or direct connectors</w:t>
+            </w:r>
+          </w:p>
+        </w:tc>
+        <w:tc>
+          <w:tcPr>
+            <w:tcW w:type="dxa" w:w="1805"/>
+          </w:tcPr>
+          <w:p>
+            <w:r>
+              <w:t>Build the same custom model as first-party code on the firm's existing .NET stack and PostgreSQL</w:t>
+            </w:r>
+          </w:p>
+        </w:tc>
+        <w:tc>
+          <w:tcPr>
+            <w:tcW w:type="dxa" w:w="1805"/>
+          </w:tcPr>
+          <w:p>
+            <w:r>
+              <w:t>Use the packaged Microsoft sales CRM (D365 Sales) on Dataverse as-is</w:t>
+            </w:r>
+          </w:p>
+        </w:tc>
+      </w:tr>
+      <w:tr>
+        <w:tc>
+          <w:tcPr>
+            <w:tcW w:type="dxa" w:w="1805"/>
+          </w:tcPr>
+          <w:p>
+            <w:r>
+              <w:t>**Cost profile**</w:t>
+            </w:r>
+          </w:p>
+        </w:tc>
+        <w:tc>
+          <w:tcPr>
+            <w:tcW w:type="dxa" w:w="1805"/>
+          </w:tcPr>
+          <w:p>
+            <w:r>
+              <w:t>Ongoing per-user / per-app licensing for Dataverse + Power Platform</w:t>
+            </w:r>
+          </w:p>
+        </w:tc>
+        <w:tc>
+          <w:tcPr>
+            <w:tcW w:type="dxa" w:w="1805"/>
+          </w:tcPr>
+          <w:p>
+            <w:r>
+              <w:t>No Dataverse data licensing; database hosting cost + Power Apps per-user for UI only</w:t>
+            </w:r>
+          </w:p>
+        </w:tc>
+        <w:tc>
+          <w:tcPr>
+            <w:tcW w:type="dxa" w:w="1805"/>
+          </w:tcPr>
+          <w:p>
+            <w:r>
+              <w:t>Infrastructure cost only; no per-user platform license</w:t>
+            </w:r>
+          </w:p>
+        </w:tc>
+        <w:tc>
+          <w:tcPr>
+            <w:tcW w:type="dxa" w:w="1805"/>
+          </w:tcPr>
+          <w:p>
+            <w:r>
+              <w:t>Ongoing per-user D365 Sales + Dataverse licensing</w:t>
+            </w:r>
+          </w:p>
+        </w:tc>
+      </w:tr>
+      <w:tr>
+        <w:tc>
+          <w:tcPr>
+            <w:tcW w:type="dxa" w:w="1805"/>
+          </w:tcPr>
+          <w:p>
+            <w:r>
+              <w:t>**Build effort**</w:t>
+            </w:r>
+          </w:p>
+        </w:tc>
+        <w:tc>
+          <w:tcPr>
+            <w:tcW w:type="dxa" w:w="1805"/>
+          </w:tcPr>
+          <w:p>
+            <w:r>
+              <w:t>Lower-code, faster to stand up</w:t>
+            </w:r>
+          </w:p>
+        </w:tc>
+        <w:tc>
+          <w:tcPr>
+            <w:tcW w:type="dxa" w:w="1805"/>
+          </w:tcPr>
+          <w:p>
+            <w:r>
+              <w:t>Medium — UI is low-code, database schema and integration layer require engineering</w:t>
+            </w:r>
+          </w:p>
+        </w:tc>
+        <w:tc>
+          <w:tcPr>
+            <w:tcW w:type="dxa" w:w="1805"/>
+          </w:tcPr>
+          <w:p>
+            <w:r>
+              <w:t>Full build/test/deploy cycle</w:t>
+            </w:r>
+          </w:p>
+        </w:tc>
+        <w:tc>
+          <w:tcPr>
+            <w:tcW w:type="dxa" w:w="1805"/>
+          </w:tcPr>
+          <w:p>
+            <w:r>
+              <w:t>Least config effort, but 8 of 11 core entities have no packaged equivalent</w:t>
+            </w:r>
+          </w:p>
+        </w:tc>
+      </w:tr>
+      <w:tr>
+        <w:tc>
+          <w:tcPr>
+            <w:tcW w:type="dxa" w:w="1805"/>
+          </w:tcPr>
+          <w:p>
+            <w:r>
+              <w:t>**Vendor lock-in**</w:t>
+            </w:r>
+          </w:p>
+        </w:tc>
+        <w:tc>
+          <w:tcPr>
+            <w:tcW w:type="dxa" w:w="1805"/>
+          </w:tcPr>
+          <w:p>
+            <w:r>
+              <w:t>High — Microsoft platform</w:t>
+            </w:r>
+          </w:p>
+        </w:tc>
+        <w:tc>
+          <w:tcPr>
+            <w:tcW w:type="dxa" w:w="1805"/>
+          </w:tcPr>
+          <w:p>
+            <w:r>
+              <w:t>Medium — Power Apps UI layer is Microsoft-owned, but data is portable</w:t>
+            </w:r>
+          </w:p>
+        </w:tc>
+        <w:tc>
+          <w:tcPr>
+            <w:tcW w:type="dxa" w:w="1805"/>
+          </w:tcPr>
+          <w:p>
+            <w:r>
+              <w:t>Low — first-party, portable code</w:t>
+            </w:r>
+          </w:p>
+        </w:tc>
+        <w:tc>
+          <w:tcPr>
+            <w:tcW w:type="dxa" w:w="1805"/>
+          </w:tcPr>
+          <w:p>
+            <w:r>
+              <w:t>High — Microsoft platform and packaged model</w:t>
+            </w:r>
+          </w:p>
+        </w:tc>
+      </w:tr>
+      <w:tr>
+        <w:tc>
+          <w:tcPr>
+            <w:tcW w:type="dxa" w:w="1805"/>
+          </w:tcPr>
+          <w:p>
+            <w:r>
+              <w:t>**Using existing skills**</w:t>
+            </w:r>
+          </w:p>
+        </w:tc>
+        <w:tc>
+          <w:tcPr>
+            <w:tcW w:type="dxa" w:w="1805"/>
+          </w:tcPr>
+          <w:p>
+            <w:r>
+              <w:t>New Power Platform skill set</w:t>
+            </w:r>
+          </w:p>
+        </w:tc>
+        <w:tc>
+          <w:tcPr>
+            <w:tcW w:type="dxa" w:w="1805"/>
+          </w:tcPr>
+          <w:p>
+            <w:r>
+              <w:t>Mixed — Power Platform for UI, existing DBA/.NET for database and integration</w:t>
+            </w:r>
+          </w:p>
+        </w:tc>
+        <w:tc>
+          <w:tcPr>
+            <w:tcW w:type="dxa" w:w="1805"/>
+          </w:tcPr>
+          <w:p>
+            <w:r>
+              <w:t>Existing in-house C# / .NET / database team</w:t>
+            </w:r>
+          </w:p>
+        </w:tc>
+        <w:tc>
+          <w:tcPr>
+            <w:tcW w:type="dxa" w:w="1805"/>
+          </w:tcPr>
+          <w:p>
+            <w:r>
+              <w:t>New Dynamics/Power Platform skill set</w:t>
+            </w:r>
+          </w:p>
+        </w:tc>
+      </w:tr>
+      <w:tr>
+        <w:tc>
+          <w:tcPr>
+            <w:tcW w:type="dxa" w:w="1805"/>
+          </w:tcPr>
+          <w:p>
+            <w:r>
+              <w:t>**Compliance posture**</w:t>
+            </w:r>
+          </w:p>
+        </w:tc>
+        <w:tc>
+          <w:tcPr>
+            <w:tcW w:type="dxa" w:w="1805"/>
+          </w:tcPr>
+          <w:p>
+            <w:r>
+              <w:t>EU data centres, platform-managed</w:t>
+            </w:r>
+          </w:p>
+        </w:tc>
+        <w:tc>
+          <w:tcPr>
+            <w:tcW w:type="dxa" w:w="1805"/>
+          </w:tcPr>
+          <w:p>
+            <w:r>
+              <w:t>EU database hosting, self-controlled data; platform layer Microsoft-managed</w:t>
+            </w:r>
+          </w:p>
+        </w:tc>
+        <w:tc>
+          <w:tcPr>
+            <w:tcW w:type="dxa" w:w="1805"/>
+          </w:tcPr>
+          <w:p>
+            <w:r>
+              <w:t>EU data centres, fully self-controlled</w:t>
+            </w:r>
+          </w:p>
+        </w:tc>
+        <w:tc>
+          <w:tcPr>
+            <w:tcW w:type="dxa" w:w="1805"/>
+          </w:tcPr>
+          <w:p>
+            <w:r>
+              <w:t>EU data centres, platform-managed</w:t>
+            </w:r>
+          </w:p>
+        </w:tc>
+      </w:tr>
+    </w:tbl>
+    <w:p>
+      <w:r>
+        <w:t>All four options keep all data in EU regions to satisfy GDPR, CNIL, and BDSG.</w:t>
+      </w:r>
+    </w:p>
+    <w:p>
+      <w:pPr>
+        <w:pStyle w:val="Heading2"/>
+      </w:pPr>
+      <w:r>
+        <w:t>Option A — Microsoft Power Platform / Dataverse</w:t>
+      </w:r>
+    </w:p>
+    <w:p>
+      <w:r>
+        <w:t>The current design. The custom EuroCRM data model is built on Dataverse with Power Apps model-driven apps, Business Process Flows, Power Automate, and native Microsoft integrations.</w:t>
+      </w:r>
+    </w:p>
+    <w:p>
+      <w:r>
+        <w:rPr>
+          <w:b/>
+          <w:i w:val="0"/>
+        </w:rPr>
+        <w:t>Pluses:</w:t>
+      </w:r>
+    </w:p>
+    <w:p>
+      <w:pPr>
+        <w:pStyle w:val="ListParagraph"/>
+      </w:pPr>
+      <w:r>
+        <w:t xml:space="preserve">• </w:t>
+      </w:r>
+      <w:r>
+        <w:rPr>
+          <w:b/>
+          <w:i w:val="0"/>
+        </w:rPr>
+        <w:t>Speed to value</w:t>
+      </w:r>
+      <w:r>
+        <w:t xml:space="preserve"> — low-code configuration gets simple forms, workflows and a usable UI up much faster</w:t>
+      </w:r>
+    </w:p>
+    <w:p>
+      <w:pPr>
+        <w:pStyle w:val="ListParagraph"/>
+      </w:pPr>
+      <w:r>
+        <w:t xml:space="preserve">• </w:t>
+      </w:r>
+      <w:r>
+        <w:rPr>
+          <w:b/>
+          <w:i w:val="0"/>
+        </w:rPr>
+        <w:t>Native integrations out of the box</w:t>
+      </w:r>
+      <w:r>
+        <w:t xml:space="preserve"> — Outlook, SharePoint, Teams, Power BI, and an audit trail ship with the platform</w:t>
+      </w:r>
+    </w:p>
+    <w:p>
+      <w:pPr>
+        <w:pStyle w:val="ListParagraph"/>
+      </w:pPr>
+      <w:r>
+        <w:t xml:space="preserve">• </w:t>
+      </w:r>
+      <w:r>
+        <w:rPr>
+          <w:b/>
+          <w:i w:val="0"/>
+        </w:rPr>
+        <w:t>Managed platform</w:t>
+      </w:r>
+      <w:r>
+        <w:t xml:space="preserve"> — security, infrastructure, and capacity are Microsoft's responsibility</w:t>
+      </w:r>
+    </w:p>
+    <w:p>
+      <w:pPr>
+        <w:pStyle w:val="ListParagraph"/>
+      </w:pPr>
+      <w:r>
+        <w:t xml:space="preserve">• </w:t>
+      </w:r>
+      <w:r>
+        <w:rPr>
+          <w:b/>
+          <w:i w:val="0"/>
+        </w:rPr>
+        <w:t>Mature ecosystem</w:t>
+      </w:r>
+      <w:r>
+        <w:t xml:space="preserve"> — Copilot for Sales, Power BI analytics, broad Microsoft 365 alignment</w:t>
+      </w:r>
+    </w:p>
+    <w:p>
+      <w:pPr>
+        <w:pStyle w:val="ListParagraph"/>
+      </w:pPr>
+      <w:r>
+        <w:t xml:space="preserve">• </w:t>
+      </w:r>
+      <w:r>
+        <w:rPr>
+          <w:b/>
+          <w:i w:val="0"/>
+        </w:rPr>
+        <w:t>Regional rollout</w:t>
+      </w:r>
+      <w:r>
+        <w:t xml:space="preserve"> — Business Units + security roles map cleanly onto the country / service-line model</w:t>
+      </w:r>
+    </w:p>
+    <w:p>
+      <w:r>
+        <w:rPr>
+          <w:b/>
+          <w:i w:val="0"/>
+        </w:rPr>
+        <w:t>Minuses:</w:t>
+      </w:r>
+    </w:p>
+    <w:p>
+      <w:pPr>
+        <w:pStyle w:val="ListParagraph"/>
+      </w:pPr>
+      <w:r>
+        <w:t xml:space="preserve">• </w:t>
+      </w:r>
+      <w:r>
+        <w:rPr>
+          <w:b/>
+          <w:i w:val="0"/>
+        </w:rPr>
+        <w:t>Ongoing licensing cost</w:t>
+      </w:r>
+      <w:r>
+        <w:t xml:space="preserve"> — per-user / per-app / per-org fees that grow with adoption</w:t>
+      </w:r>
+    </w:p>
+    <w:p>
+      <w:pPr>
+        <w:pStyle w:val="ListParagraph"/>
+      </w:pPr>
+      <w:r>
+        <w:t xml:space="preserve">• </w:t>
+      </w:r>
+      <w:r>
+        <w:rPr>
+          <w:b/>
+          <w:i w:val="0"/>
+        </w:rPr>
+        <w:t>Vendor lock-in</w:t>
+      </w:r>
+      <w:r>
+        <w:t xml:space="preserve"> — data and logic sit on Microsoft's platform</w:t>
+      </w:r>
+    </w:p>
+    <w:p>
+      <w:pPr>
+        <w:pStyle w:val="ListParagraph"/>
+      </w:pPr>
+      <w:r>
+        <w:t xml:space="preserve">• </w:t>
+      </w:r>
+      <w:r>
+        <w:rPr>
+          <w:b/>
+          <w:i w:val="0"/>
+        </w:rPr>
+        <w:t>New skill set</w:t>
+      </w:r>
+      <w:r>
+        <w:t xml:space="preserve"> — Power Platform specialists, not the existing .NET team</w:t>
+      </w:r>
+    </w:p>
+    <w:p>
+      <w:pPr>
+        <w:pStyle w:val="ListParagraph"/>
+      </w:pPr>
+      <w:r>
+        <w:t xml:space="preserve">• </w:t>
+      </w:r>
+      <w:r>
+        <w:rPr>
+          <w:b/>
+          <w:i w:val="0"/>
+        </w:rPr>
+        <w:t>Fit gap</w:t>
+      </w:r>
+      <w:r>
+        <w:t xml:space="preserve"> — 8 of 11 core entities have no packaged equivalent, so a large part of the model is custom regardless</w:t>
+      </w:r>
+    </w:p>
+    <w:p>
+      <w:pPr>
+        <w:pStyle w:val="ListParagraph"/>
+      </w:pPr>
+      <w:r>
+        <w:t xml:space="preserve">• </w:t>
+      </w:r>
+      <w:r>
+        <w:rPr>
+          <w:b/>
+          <w:i w:val="0"/>
+        </w:rPr>
+        <w:t>Platform constraints</w:t>
+      </w:r>
+      <w:r>
+        <w:t xml:space="preserve"> — capacity and governance limits on what can be built, tuned, and debugged</w:t>
+      </w:r>
+    </w:p>
+    <w:p>
+      <w:pPr>
+        <w:pStyle w:val="Heading2"/>
+      </w:pPr>
+      <w:r>
+        <w:t>Option B — Power Platform + SQL/PostgreSQL Database</w:t>
+      </w:r>
+    </w:p>
+    <w:p>
+      <w:r>
+        <w:t>A hybrid approach: the Power Apps model-driven UI remains the front-end, but data is stored in a relational database (SQL Server or PostgreSQL) instead of Dataverse, connected via virtual tables, direct connectors, or a custom API layer.</w:t>
+      </w:r>
+    </w:p>
+    <w:p>
+      <w:r>
+        <w:rPr>
+          <w:b/>
+          <w:i w:val="0"/>
+        </w:rPr>
+        <w:t>Pluses:</w:t>
+      </w:r>
+    </w:p>
+    <w:p>
+      <w:pPr>
+        <w:pStyle w:val="ListParagraph"/>
+      </w:pPr>
+      <w:r>
+        <w:t xml:space="preserve">• </w:t>
+      </w:r>
+      <w:r>
+        <w:rPr>
+          <w:b/>
+          <w:i w:val="0"/>
+        </w:rPr>
+        <w:t>No Dataverse data licensing</w:t>
+      </w:r>
+      <w:r>
+        <w:t xml:space="preserve"> — eliminates the per-entity / per-user data storage cost while keeping the Power Apps UI</w:t>
+      </w:r>
+    </w:p>
+    <w:p>
+      <w:pPr>
+        <w:pStyle w:val="ListParagraph"/>
+      </w:pPr>
+      <w:r>
+        <w:t xml:space="preserve">• </w:t>
+      </w:r>
+      <w:r>
+        <w:rPr>
+          <w:b/>
+          <w:i w:val="0"/>
+        </w:rPr>
+        <w:t>Data portability</w:t>
+      </w:r>
+      <w:r>
+        <w:t xml:space="preserve"> — the relational database is fully portable and under the firm's control</w:t>
+      </w:r>
+    </w:p>
+    <w:p>
+      <w:pPr>
+        <w:pStyle w:val="ListParagraph"/>
+      </w:pPr>
+      <w:r>
+        <w:t xml:space="preserve">• </w:t>
+      </w:r>
+      <w:r>
+        <w:rPr>
+          <w:b/>
+          <w:i w:val="0"/>
+        </w:rPr>
+        <w:t>Reuse existing DBA skills</w:t>
+      </w:r>
+      <w:r>
+        <w:t xml:space="preserve"> — the database team manages schema, indexing, and performance directly</w:t>
+      </w:r>
+    </w:p>
+    <w:p>
+      <w:pPr>
+        <w:pStyle w:val="ListParagraph"/>
+      </w:pPr>
+      <w:r>
+        <w:t xml:space="preserve">• </w:t>
+      </w:r>
+      <w:r>
+        <w:rPr>
+          <w:b/>
+          <w:i w:val="0"/>
+        </w:rPr>
+        <w:t>Lower platform cost than Option A</w:t>
+      </w:r>
+      <w:r>
+        <w:t xml:space="preserve"> — Power Apps per-user licensing only; no Dataverse tier charges</w:t>
+      </w:r>
+    </w:p>
+    <w:p>
+      <w:pPr>
+        <w:pStyle w:val="ListParagraph"/>
+      </w:pPr>
+      <w:r>
+        <w:t xml:space="preserve">• </w:t>
+      </w:r>
+      <w:r>
+        <w:rPr>
+          <w:b/>
+          <w:i w:val="0"/>
+        </w:rPr>
+        <w:t>Faster UI than Option C</w:t>
+      </w:r>
+      <w:r>
+        <w:t xml:space="preserve"> — model-driven apps and forms ship without a full code build</w:t>
+      </w:r>
+    </w:p>
+    <w:p>
+      <w:r>
+        <w:rPr>
+          <w:b/>
+          <w:i w:val="0"/>
+        </w:rPr>
+        <w:t>Minuses:</w:t>
+      </w:r>
+    </w:p>
+    <w:p>
+      <w:pPr>
+        <w:pStyle w:val="ListParagraph"/>
+      </w:pPr>
+      <w:r>
+        <w:t xml:space="preserve">• </w:t>
+      </w:r>
+      <w:r>
+        <w:rPr>
+          <w:b/>
+          <w:i w:val="0"/>
+        </w:rPr>
+        <w:t>Hybrid complexity</w:t>
+      </w:r>
+      <w:r>
+        <w:t xml:space="preserve"> — two platforms to integrate: Power Platform UI layer + a separate database with its own hosting, backup, and DR</w:t>
+      </w:r>
+    </w:p>
+    <w:p>
+      <w:pPr>
+        <w:pStyle w:val="ListParagraph"/>
+      </w:pPr>
+      <w:r>
+        <w:t xml:space="preserve">• </w:t>
+      </w:r>
+      <w:r>
+        <w:rPr>
+          <w:b/>
+          <w:i w:val="0"/>
+        </w:rPr>
+        <w:t>Feature gaps</w:t>
+      </w:r>
+      <w:r>
+        <w:t xml:space="preserve"> — virtual tables and direct connectors do not support all Dataverse features (Business Process Flows, certain rollups, native audit, complex calculated fields may require workarounds)</w:t>
+      </w:r>
+    </w:p>
+    <w:p>
+      <w:pPr>
+        <w:pStyle w:val="ListParagraph"/>
+      </w:pPr>
+      <w:r>
+        <w:t xml:space="preserve">• </w:t>
+      </w:r>
+      <w:r>
+        <w:rPr>
+          <w:b/>
+          <w:i w:val="0"/>
+        </w:rPr>
+        <w:t>Power Automate limitations</w:t>
+      </w:r>
+      <w:r>
+        <w:t xml:space="preserve"> — Dataverse-specific triggers and actions do not fire against a SQL backend; flows must use SQL polling or custom connectors instead</w:t>
+      </w:r>
+    </w:p>
+    <w:p>
+      <w:pPr>
+        <w:pStyle w:val="ListParagraph"/>
+      </w:pPr>
+      <w:r>
+        <w:t xml:space="preserve">• </w:t>
+      </w:r>
+      <w:r>
+        <w:rPr>
+          <w:b/>
+          <w:i w:val="0"/>
+        </w:rPr>
+        <w:t>Mixed skill requirement</w:t>
+      </w:r>
+      <w:r>
+        <w:t xml:space="preserve"> — the team needs both Power Platform capability and database/integration engineering</w:t>
+      </w:r>
+    </w:p>
+    <w:p>
+      <w:pPr>
+        <w:pStyle w:val="ListParagraph"/>
+      </w:pPr>
+      <w:r>
+        <w:t xml:space="preserve">• </w:t>
+      </w:r>
+      <w:r>
+        <w:rPr>
+          <w:b/>
+          <w:i w:val="0"/>
+        </w:rPr>
+        <w:t>Partial lock-in</w:t>
+      </w:r>
+      <w:r>
+        <w:t xml:space="preserve"> — the UI layer remains Microsoft-owned; the data layer does not</w:t>
+      </w:r>
+    </w:p>
+    <w:p>
+      <w:pPr>
+        <w:pStyle w:val="Heading2"/>
+      </w:pPr>
+      <w:r>
+        <w:t>Option C — Traditional C# / PostgreSQL</w:t>
+      </w:r>
+    </w:p>
+    <w:p>
+      <w:r>
+        <w:t>An alternative to the same outcome using the firm's existing engineering stack — ASP.NET Core, PostgreSQL 16, and standard integration practices.</w:t>
+      </w:r>
+    </w:p>
+    <w:p>
+      <w:r>
+        <w:rPr>
+          <w:b/>
+          <w:i w:val="0"/>
+        </w:rPr>
+        <w:t>Pluses:</w:t>
+      </w:r>
+    </w:p>
+    <w:p>
+      <w:pPr>
+        <w:pStyle w:val="ListParagraph"/>
+      </w:pPr>
+      <w:r>
+        <w:t xml:space="preserve">• </w:t>
+      </w:r>
+      <w:r>
+        <w:rPr>
+          <w:b/>
+          <w:i w:val="0"/>
+        </w:rPr>
+        <w:t>No per-user licensing</w:t>
+      </w:r>
+      <w:r>
+        <w:t xml:space="preserve"> — infrastructure cost only; cheaper at scale</w:t>
+      </w:r>
+    </w:p>
+    <w:p>
+      <w:pPr>
+        <w:pStyle w:val="ListParagraph"/>
+      </w:pPr>
+      <w:r>
+        <w:t xml:space="preserve">• </w:t>
+      </w:r>
+      <w:r>
+        <w:rPr>
+          <w:b/>
+          <w:i w:val="0"/>
+        </w:rPr>
+        <w:t>Reuses existing capability</w:t>
+      </w:r>
+      <w:r>
+        <w:t xml:space="preserve"> — the current C#/.NET and database engineering team runs it</w:t>
+      </w:r>
+    </w:p>
+    <w:p>
+      <w:pPr>
+        <w:pStyle w:val="ListParagraph"/>
+      </w:pPr>
+      <w:r>
+        <w:t xml:space="preserve">• </w:t>
+      </w:r>
+      <w:r>
+        <w:rPr>
+          <w:b/>
+          <w:i w:val="0"/>
+        </w:rPr>
+        <w:t>Full control and portability</w:t>
+      </w:r>
+      <w:r>
+        <w:t xml:space="preserve"> — first-party code is debuggable, testable, and portable off the chosen host</w:t>
+      </w:r>
+    </w:p>
+    <w:p>
+      <w:pPr>
+        <w:pStyle w:val="ListParagraph"/>
+      </w:pPr>
+      <w:r>
+        <w:t xml:space="preserve">• </w:t>
+      </w:r>
+      <w:r>
+        <w:rPr>
+          <w:b/>
+          <w:i w:val="0"/>
+        </w:rPr>
+        <w:t>Precise tenant isolation</w:t>
+      </w:r>
+      <w:r>
+        <w:t xml:space="preserve"> — PostgreSQL row-level security gives exact country/service-line control</w:t>
+      </w:r>
+    </w:p>
+    <w:p>
+      <w:pPr>
+        <w:pStyle w:val="ListParagraph"/>
+      </w:pPr>
+      <w:r>
+        <w:t xml:space="preserve">• </w:t>
+      </w:r>
+      <w:r>
+        <w:rPr>
+          <w:b/>
+          <w:i w:val="0"/>
+        </w:rPr>
+        <w:t>No platform limits</w:t>
+      </w:r>
+      <w:r>
+        <w:t xml:space="preserve"> — schema, security model, and change capture are entirely under our control</w:t>
+      </w:r>
+    </w:p>
+    <w:p>
+      <w:r>
+        <w:rPr>
+          <w:b/>
+          <w:i w:val="0"/>
+        </w:rPr>
+        <w:t>Minuses:</w:t>
+      </w:r>
+    </w:p>
+    <w:p>
+      <w:pPr>
+        <w:pStyle w:val="ListParagraph"/>
+      </w:pPr>
+      <w:r>
+        <w:t xml:space="preserve">• </w:t>
+      </w:r>
+      <w:r>
+        <w:rPr>
+          <w:b/>
+          <w:i w:val="0"/>
+        </w:rPr>
+        <w:t>Longer build</w:t>
+      </w:r>
+      <w:r>
+        <w:t xml:space="preserve"> — real development effort, not low-code configuration</w:t>
+      </w:r>
+    </w:p>
+    <w:p>
+      <w:pPr>
+        <w:pStyle w:val="ListParagraph"/>
+      </w:pPr>
+      <w:r>
+        <w:t xml:space="preserve">• </w:t>
+      </w:r>
+      <w:r>
+        <w:rPr>
+          <w:b/>
+          <w:i w:val="0"/>
+        </w:rPr>
+        <w:t>Rebuild the freebies</w:t>
+      </w:r>
+      <w:r>
+        <w:t xml:space="preserve"> — Outlook/SharePoint/Teams integration and audit trail must be built rather than switched on</w:t>
+      </w:r>
+    </w:p>
+    <w:p>
+      <w:pPr>
+        <w:pStyle w:val="ListParagraph"/>
+      </w:pPr>
+      <w:r>
+        <w:t xml:space="preserve">• </w:t>
+      </w:r>
+      <w:r>
+        <w:rPr>
+          <w:b/>
+          <w:i w:val="0"/>
+        </w:rPr>
+        <w:t>Operate the infrastructure</w:t>
+      </w:r>
+      <w:r>
+        <w:t xml:space="preserve"> — provision, secure, and run servers/storage rather than leasing a platform</w:t>
+      </w:r>
+    </w:p>
+    <w:p>
+      <w:pPr>
+        <w:pStyle w:val="ListParagraph"/>
+      </w:pPr>
+      <w:r>
+        <w:t xml:space="preserve">• </w:t>
+      </w:r>
+      <w:r>
+        <w:rPr>
+          <w:b/>
+          <w:i w:val="0"/>
+        </w:rPr>
+        <w:t>Selling the build</w:t>
+      </w:r>
+      <w:r>
+        <w:t xml:space="preserve"> — the effort is a capital project to justify, not a per-seat subscription to buy</w:t>
+      </w:r>
+    </w:p>
+    <w:p>
+      <w:pPr>
+        <w:pStyle w:val="Heading2"/>
+      </w:pPr>
+      <w:r>
+        <w:t>Option D — Dynamics 365 Sales</w:t>
+      </w:r>
+    </w:p>
+    <w:p>
+      <w:r>
+        <w:t>The packaged Microsoft sales CRM, run on Dataverse as-is rather than building a custom model. The standard sales lifecycle applies directly.</w:t>
+      </w:r>
+    </w:p>
+    <w:p>
+      <w:r>
+        <w:rPr>
+          <w:b/>
+          <w:i w:val="0"/>
+        </w:rPr>
+        <w:t>Pluses:</w:t>
+      </w:r>
+    </w:p>
+    <w:p>
+      <w:pPr>
+        <w:pStyle w:val="ListParagraph"/>
+      </w:pPr>
+      <w:r>
+        <w:t xml:space="preserve">• </w:t>
+      </w:r>
+      <w:r>
+        <w:rPr>
+          <w:b/>
+          <w:i w:val="0"/>
+        </w:rPr>
+        <w:t>Packaged sales process</w:t>
+      </w:r>
+      <w:r>
+        <w:t xml:space="preserve"> — Lead → Opportunity → Quote → Order → Invoice works out of the box with zero build</w:t>
+      </w:r>
+    </w:p>
+    <w:p>
+      <w:pPr>
+        <w:pStyle w:val="ListParagraph"/>
+      </w:pPr>
+      <w:r>
+        <w:t xml:space="preserve">• </w:t>
+      </w:r>
+      <w:r>
+        <w:rPr>
+          <w:b/>
+          <w:i w:val="0"/>
+        </w:rPr>
+        <w:t>Mature sales features</w:t>
+      </w:r>
+      <w:r>
+        <w:t xml:space="preserve"> — pipeline management, product catalogue, LinkedIn Sales Navigator, Copilot for Sales</w:t>
+      </w:r>
+    </w:p>
+    <w:p>
+      <w:pPr>
+        <w:pStyle w:val="ListParagraph"/>
+      </w:pPr>
+      <w:r>
+        <w:t xml:space="preserve">• </w:t>
+      </w:r>
+      <w:r>
+        <w:rPr>
+          <w:b/>
+          <w:i w:val="0"/>
+        </w:rPr>
+        <w:t>Native integrations</w:t>
+      </w:r>
+      <w:r>
+        <w:t xml:space="preserve"> — Outlook, SharePoint, Teams, Power BI, audit trail ship with the product</w:t>
+      </w:r>
+    </w:p>
+    <w:p>
+      <w:pPr>
+        <w:pStyle w:val="ListParagraph"/>
+      </w:pPr>
+      <w:r>
+        <w:t xml:space="preserve">• </w:t>
+      </w:r>
+      <w:r>
+        <w:rPr>
+          <w:b/>
+          <w:i w:val="0"/>
+        </w:rPr>
+        <w:t>Managed platform</w:t>
+      </w:r>
+      <w:r>
+        <w:t xml:space="preserve"> — security, infrastructure, and capacity are Microsoft's responsibility</w:t>
+      </w:r>
+    </w:p>
+    <w:p>
+      <w:pPr>
+        <w:pStyle w:val="ListParagraph"/>
+      </w:pPr>
+      <w:r>
+        <w:t xml:space="preserve">• </w:t>
+      </w:r>
+      <w:r>
+        <w:rPr>
+          <w:b/>
+          <w:i w:val="0"/>
+        </w:rPr>
+        <w:t>Fastest to a working system</w:t>
+      </w:r>
+      <w:r>
+        <w:t xml:space="preserve"> — no model to build if the packaged process is acceptable</w:t>
+      </w:r>
+    </w:p>
+    <w:p>
+      <w:r>
+        <w:rPr>
+          <w:b/>
+          <w:i w:val="0"/>
+        </w:rPr>
+        <w:t>Minuses:</w:t>
+      </w:r>
+    </w:p>
+    <w:p>
+      <w:pPr>
+        <w:pStyle w:val="ListParagraph"/>
+      </w:pPr>
+      <w:r>
+        <w:t xml:space="preserve">• </w:t>
+      </w:r>
+      <w:r>
+        <w:rPr>
+          <w:b/>
+          <w:i w:val="0"/>
+        </w:rPr>
+        <w:t>Lifecycle mismatch</w:t>
+      </w:r>
+      <w:r>
+        <w:t xml:space="preserve"> — the KF advisory lifecycle (pitch → NDA → multi-round bid → due diligence → regulatory gates) does not match Lead → Opportunity → Quote → Order → Invoice</w:t>
+      </w:r>
+    </w:p>
+    <w:p>
+      <w:pPr>
+        <w:pStyle w:val="ListParagraph"/>
+      </w:pPr>
+      <w:r>
+        <w:t xml:space="preserve">• </w:t>
+      </w:r>
+      <w:r>
+        <w:rPr>
+          <w:b/>
+          <w:i w:val="0"/>
+        </w:rPr>
+        <w:t>Fit gap remains</w:t>
+      </w:r>
+      <w:r>
+        <w:t xml:space="preserve"> — 8 of 11 core entities (kf</w:t>
+      </w:r>
+      <w:r>
+        <w:rPr>
+          <w:b w:val="0"/>
+          <w:i/>
+        </w:rPr>
+        <w:t>Pitch, kf</w:t>
+      </w:r>
+      <w:r>
+        <w:t>NDA, kf</w:t>
+      </w:r>
+      <w:r>
+        <w:rPr>
+          <w:b w:val="0"/>
+          <w:i/>
+        </w:rPr>
+        <w:t>Bid, kf</w:t>
+      </w:r>
+      <w:r>
+        <w:t>DDMilestone, kf</w:t>
+      </w:r>
+      <w:r>
+        <w:rPr>
+          <w:b w:val="0"/>
+          <w:i/>
+        </w:rPr>
+        <w:t>RedFlag, kf</w:t>
+      </w:r>
+      <w:r>
+        <w:t>InvestorProfile, kf</w:t>
+      </w:r>
+      <w:r>
+        <w:rPr>
+          <w:b w:val="0"/>
+          <w:i/>
+        </w:rPr>
+        <w:t>DataRoomAccess, kf</w:t>
+      </w:r>
+      <w:r>
+        <w:t>KYCRecord) have no packaged equivalent; they must be custom-built on Dataverse anyway</w:t>
+      </w:r>
+    </w:p>
+    <w:p>
+      <w:pPr>
+        <w:pStyle w:val="ListParagraph"/>
+      </w:pPr>
+      <w:r>
+        <w:t xml:space="preserve">• </w:t>
+      </w:r>
+      <w:r>
+        <w:rPr>
+          <w:b/>
+          <w:i w:val="0"/>
+        </w:rPr>
+        <w:t>Unwanted features</w:t>
+      </w:r>
+      <w:r>
+        <w:t xml:space="preserve"> — packaged capabilities (product catalogue, transactional quotes) are bundled regardless of need</w:t>
+      </w:r>
+    </w:p>
+    <w:p>
+      <w:pPr>
+        <w:pStyle w:val="ListParagraph"/>
+      </w:pPr>
+      <w:r>
+        <w:t xml:space="preserve">• </w:t>
+      </w:r>
+      <w:r>
+        <w:rPr>
+          <w:b/>
+          <w:i w:val="0"/>
+        </w:rPr>
+        <w:t>Ongoing licensing cost</w:t>
+      </w:r>
+      <w:r>
+        <w:t xml:space="preserve"> — per-user D365 Sales licenses on top of Dataverse</w:t>
+      </w:r>
+    </w:p>
+    <w:p>
+      <w:pPr>
+        <w:pStyle w:val="ListParagraph"/>
+      </w:pPr>
+      <w:r>
+        <w:t xml:space="preserve">• </w:t>
+      </w:r>
+      <w:r>
+        <w:rPr>
+          <w:b/>
+          <w:i w:val="0"/>
+        </w:rPr>
+        <w:t>Vendor lock-in</w:t>
+      </w:r>
+      <w:r>
+        <w:t xml:space="preserve"> — data, model, and process sit on Microsoft's platform</w:t>
+      </w:r>
+    </w:p>
+    <w:p>
+      <w:pPr>
+        <w:pStyle w:val="ListParagraph"/>
+      </w:pPr>
+      <w:r>
+        <w:t xml:space="preserve">• </w:t>
+      </w:r>
+      <w:r>
+        <w:rPr>
+          <w:b/>
+          <w:i w:val="0"/>
+        </w:rPr>
+        <w:t>New skill set</w:t>
+      </w:r>
+      <w:r>
+        <w:t xml:space="preserve"> — Dynamics specialists, not the existing .NET team</w:t>
+      </w:r>
+    </w:p>
+    <w:p>
+      <w:pPr>
+        <w:pStyle w:val="Heading2"/>
+      </w:pPr>
+      <w:r>
+        <w:t>The key tension</w:t>
+      </w:r>
+    </w:p>
+    <w:p>
+      <w:pPr>
+        <w:pStyle w:val="ListParagraph"/>
+      </w:pPr>
+      <w:r>
+        <w:t xml:space="preserve">• </w:t>
+      </w:r>
+      <w:r>
+        <w:t>Platform licensing cost vs. build and operating effort.</w:t>
+      </w:r>
+    </w:p>
+    <w:p>
+      <w:pPr>
+        <w:pStyle w:val="ListParagraph"/>
+      </w:pPr>
+      <w:r>
+        <w:t xml:space="preserve">• </w:t>
+      </w:r>
+      <w:r>
+        <w:t>Velocity of low-code change vs. the discipline of a first-party codebase.</w:t>
+      </w:r>
+    </w:p>
+    <w:p>
+      <w:pPr>
+        <w:pStyle w:val="ListParagraph"/>
+      </w:pPr>
+      <w:r>
+        <w:t xml:space="preserve">• </w:t>
+      </w:r>
+      <w:r>
+        <w:t>Buying a managed capability vs. owning the full stack.</w:t>
+      </w:r>
+    </w:p>
+    <w:p>
+      <w:pPr>
+        <w:pStyle w:val="ListParagraph"/>
+      </w:pPr>
+      <w:r>
+        <w:t xml:space="preserve">• </w:t>
+      </w:r>
+      <w:r>
+        <w:t>Option B sits between the two: it avoids Dataverse data licensing but requires running two platforms and working around feature limits.</w:t>
+      </w:r>
+    </w:p>
+    <w:p>
+      <w:pPr>
+        <w:pStyle w:val="ListParagraph"/>
+      </w:pPr>
+      <w:r>
+        <w:t xml:space="preserve">• </w:t>
+      </w:r>
+      <w:r>
+        <w:t>Option D buys a packaged process but must still custom-build most of the core model on the same Dataverse platform.</w:t>
+      </w:r>
+    </w:p>
+    <w:p>
+      <w:r>
+        <w:t xml:space="preserve">The eight-entity fit gap that argues for a </w:t>
+      </w:r>
+      <w:r>
+        <w:rPr>
+          <w:b w:val="0"/>
+          <w:i/>
+        </w:rPr>
+        <w:t>custom</w:t>
+      </w:r>
+      <w:r>
+        <w:t xml:space="preserve"> model applies to all four options — the real question is whether that custom model is built </w:t>
+      </w:r>
+      <w:r>
+        <w:rPr>
+          <w:b/>
+          <w:i w:val="0"/>
+        </w:rPr>
+        <w:t>on</w:t>
+      </w:r>
+      <w:r>
+        <w:t xml:space="preserve"> Dataverse with a bespoke app (A), on a </w:t>
+      </w:r>
+      <w:r>
+        <w:rPr>
+          <w:b/>
+          <w:i w:val="0"/>
+        </w:rPr>
+        <w:t>relational database behind Power Apps</w:t>
+      </w:r>
+      <w:r>
+        <w:t xml:space="preserve"> (B), as </w:t>
+      </w:r>
+      <w:r>
+        <w:rPr>
+          <w:b/>
+          <w:i w:val="0"/>
+        </w:rPr>
+        <w:t>our own code</w:t>
+      </w:r>
+      <w:r>
+        <w:t xml:space="preserve"> (C), or </w:t>
+      </w:r>
+      <w:r>
+        <w:rPr>
+          <w:b/>
+          <w:i w:val="0"/>
+        </w:rPr>
+        <w:t>on Dataverse but under a packaged sales app</w:t>
+      </w:r>
+      <w:r>
+        <w:t xml:space="preserve"> (D), which still leaves most entities custom.</w:t>
+      </w:r>
+    </w:p>
+    <w:p>
+      <w:pPr>
+        <w:pStyle w:val="Heading2"/>
+      </w:pPr>
+      <w:r>
+        <w:t>Commercial / integration angle</w:t>
+      </w:r>
+    </w:p>
+    <w:p>
+      <w:r>
+        <w:t>Integration to the Golden Source also varies by option, and three patterns exist for getting entity data there (compared in architecture patterns comparison):</w:t>
+      </w:r>
+    </w:p>
+    <w:p>
+      <w:pPr>
+        <w:pStyle w:val="ListParagraph"/>
+      </w:pPr>
+      <w:r>
+        <w:t xml:space="preserve">• </w:t>
+      </w:r>
+      <w:r>
+        <w:rPr>
+          <w:b/>
+          <w:i w:val="0"/>
+        </w:rPr>
+        <w:t>Direct batch export</w:t>
+      </w:r>
+      <w:r>
+        <w:t xml:space="preserve"> — simplest, near-daily freshness</w:t>
+      </w:r>
+    </w:p>
+    <w:p>
+      <w:pPr>
+        <w:pStyle w:val="ListParagraph"/>
+      </w:pPr>
+      <w:r>
+        <w:t xml:space="preserve">• </w:t>
+      </w:r>
+      <w:r>
+        <w:rPr>
+          <w:b/>
+          <w:i w:val="0"/>
+        </w:rPr>
+        <w:t>Dynamics + ECS message bus</w:t>
+      </w:r>
+      <w:r>
+        <w:t xml:space="preserve"> — near-real-time, decouples consumers; applies to A and D (Dataverse-based)</w:t>
+      </w:r>
+    </w:p>
+    <w:p>
+      <w:pPr>
+        <w:pStyle w:val="ListParagraph"/>
+      </w:pPr>
+      <w:r>
+        <w:t xml:space="preserve">• </w:t>
+      </w:r>
+      <w:r>
+        <w:rPr>
+          <w:b/>
+          <w:i w:val="0"/>
+        </w:rPr>
+        <w:t>C# + ECS message bus</w:t>
+      </w:r>
+      <w:r>
+        <w:t xml:space="preserve"> — the native fit for Option C; Outbox Pattern guarantees delivery</w:t>
+      </w:r>
+    </w:p>
+    <w:p>
+      <w:r>
+        <w:t>None of the options eliminate the need for the enterprise ECS bus — they change who publishes to it (a platform plugin, a packaged-app plugin, or a background worker). This is a shared dependency either way and should be confirmed early (see the open questions).</w:t>
+      </w:r>
+    </w:p>
+    <w:p>
+      <w:pPr>
+        <w:pStyle w:val="Heading2"/>
+      </w:pPr>
+      <w:r>
+        <w:t>Comparison table</w:t>
+      </w:r>
+    </w:p>
+    <w:tbl>
+      <w:tblPr>
+        <w:tblW w:type="auto" w:w="0"/>
+        <w:jc w:val="center"/>
+        <w:tblLook w:firstColumn="1" w:firstRow="1" w:lastColumn="0" w:lastRow="0" w:noHBand="0" w:noVBand="1" w:val="04A0"/>
+      </w:tblPr>
+      <w:tblGrid>
+        <w:gridCol w:w="1805"/>
+        <w:gridCol w:w="1805"/>
+        <w:gridCol w:w="1805"/>
+        <w:gridCol w:w="1805"/>
+        <w:gridCol w:w="1805"/>
+      </w:tblGrid>
+      <w:tr>
+        <w:tc>
+          <w:tcPr>
+            <w:tcW w:type="dxa" w:w="1805"/>
+          </w:tcPr>
+          <w:p>
+            <w:r>
+              <w:rPr>
+                <w:b/>
+              </w:rPr>
+              <w:t>Dimension</w:t>
+            </w:r>
+          </w:p>
+        </w:tc>
+        <w:tc>
+          <w:tcPr>
+            <w:tcW w:type="dxa" w:w="1805"/>
+          </w:tcPr>
+          <w:p>
+            <w:r>
+              <w:rPr>
+                <w:b/>
+              </w:rPr>
+              <w:t>Option A — Power Platform</w:t>
+            </w:r>
+          </w:p>
+        </w:tc>
+        <w:tc>
+          <w:tcPr>
+            <w:tcW w:type="dxa" w:w="1805"/>
+          </w:tcPr>
+          <w:p>
+            <w:r>
+              <w:rPr>
+                <w:b/>
+              </w:rPr>
+              <w:t>Option B — Power Platform + SQL</w:t>
+            </w:r>
+          </w:p>
+        </w:tc>
+        <w:tc>
+          <w:tcPr>
+            <w:tcW w:type="dxa" w:w="1805"/>
+          </w:tcPr>
+          <w:p>
+            <w:r>
+              <w:rPr>
+                <w:b/>
+              </w:rPr>
+              <w:t>Option C — C# / PostgreSQL</w:t>
+            </w:r>
+          </w:p>
+        </w:tc>
+        <w:tc>
+          <w:tcPr>
+            <w:tcW w:type="dxa" w:w="1805"/>
+          </w:tcPr>
+          <w:p>
+            <w:r>
+              <w:rPr>
+                <w:b/>
+              </w:rPr>
+              <w:t>Option D — Dynamics 365 Sales</w:t>
+            </w:r>
+          </w:p>
+        </w:tc>
+      </w:tr>
+      <w:tr>
+        <w:tc>
+          <w:tcPr>
+            <w:tcW w:type="dxa" w:w="1805"/>
+          </w:tcPr>
+          <w:p>
+            <w:r>
+              <w:t>Core outcome</w:t>
+            </w:r>
+          </w:p>
+        </w:tc>
+        <w:tc>
+          <w:tcPr>
+            <w:tcW w:type="dxa" w:w="1805"/>
+          </w:tcPr>
+          <w:p>
+            <w:r>
+              <w:t>Same</w:t>
+            </w:r>
+          </w:p>
+        </w:tc>
+        <w:tc>
+          <w:tcPr>
+            <w:tcW w:type="dxa" w:w="1805"/>
+          </w:tcPr>
+          <w:p>
+            <w:r>
+              <w:t>Same</w:t>
+            </w:r>
+          </w:p>
+        </w:tc>
+        <w:tc>
+          <w:tcPr>
+            <w:tcW w:type="dxa" w:w="1805"/>
+          </w:tcPr>
+          <w:p>
+            <w:r>
+              <w:t>Same</w:t>
+            </w:r>
+          </w:p>
+        </w:tc>
+        <w:tc>
+          <w:tcPr>
+            <w:tcW w:type="dxa" w:w="1805"/>
+          </w:tcPr>
+          <w:p>
+            <w:r>
+              <w:t>Same</w:t>
+            </w:r>
+          </w:p>
+        </w:tc>
+      </w:tr>
+      <w:tr>
+        <w:tc>
+          <w:tcPr>
+            <w:tcW w:type="dxa" w:w="1805"/>
+          </w:tcPr>
+          <w:p>
+            <w:r>
+              <w:t>Time to first value</w:t>
+            </w:r>
+          </w:p>
+        </w:tc>
+        <w:tc>
+          <w:tcPr>
+            <w:tcW w:type="dxa" w:w="1805"/>
+          </w:tcPr>
+          <w:p>
+            <w:r>
+              <w:t>Fastest (custom model)</w:t>
+            </w:r>
+          </w:p>
+        </w:tc>
+        <w:tc>
+          <w:tcPr>
+            <w:tcW w:type="dxa" w:w="1805"/>
+          </w:tcPr>
+          <w:p>
+            <w:r>
+              <w:t>Medium</w:t>
+            </w:r>
+          </w:p>
+        </w:tc>
+        <w:tc>
+          <w:tcPr>
+            <w:tcW w:type="dxa" w:w="1805"/>
+          </w:tcPr>
+          <w:p>
+            <w:r>
+              <w:t>Slowest</w:t>
+            </w:r>
+          </w:p>
+        </w:tc>
+        <w:tc>
+          <w:tcPr>
+            <w:tcW w:type="dxa" w:w="1805"/>
+          </w:tcPr>
+          <w:p>
+            <w:r>
+              <w:t>Fastest if packaged process fits; custom entities still needed</w:t>
+            </w:r>
+          </w:p>
+        </w:tc>
+      </w:tr>
+      <w:tr>
+        <w:tc>
+          <w:tcPr>
+            <w:tcW w:type="dxa" w:w="1805"/>
+          </w:tcPr>
+          <w:p>
+            <w:r>
+              <w:t>Recurring cost</w:t>
+            </w:r>
+          </w:p>
+        </w:tc>
+        <w:tc>
+          <w:tcPr>
+            <w:tcW w:type="dxa" w:w="1805"/>
+          </w:tcPr>
+          <w:p>
+            <w:r>
+              <w:t>Per-user / per-app licenses + Dataverse</w:t>
+            </w:r>
+          </w:p>
+        </w:tc>
+        <w:tc>
+          <w:tcPr>
+            <w:tcW w:type="dxa" w:w="1805"/>
+          </w:tcPr>
+          <w:p>
+            <w:r>
+              <w:t>Power Apps per-user + database hosting</w:t>
+            </w:r>
+          </w:p>
+        </w:tc>
+        <w:tc>
+          <w:tcPr>
+            <w:tcW w:type="dxa" w:w="1805"/>
+          </w:tcPr>
+          <w:p>
+            <w:r>
+              <w:t>Infrastructure only</w:t>
+            </w:r>
+          </w:p>
+        </w:tc>
+        <w:tc>
+          <w:tcPr>
+            <w:tcW w:type="dxa" w:w="1805"/>
+          </w:tcPr>
+          <w:p>
+            <w:r>
+              <w:t>Per-user D365 Sales + Dataverse</w:t>
+            </w:r>
+          </w:p>
+        </w:tc>
+      </w:tr>
+      <w:tr>
+        <w:tc>
+          <w:tcPr>
+            <w:tcW w:type="dxa" w:w="1805"/>
+          </w:tcPr>
+          <w:p>
+            <w:r>
+              <w:t>Upfront effort</w:t>
+            </w:r>
+          </w:p>
+        </w:tc>
+        <w:tc>
+          <w:tcPr>
+            <w:tcW w:type="dxa" w:w="1805"/>
+          </w:tcPr>
+          <w:p>
+            <w:r>
+              <w:t>Low-code config</w:t>
+            </w:r>
+          </w:p>
+        </w:tc>
+        <w:tc>
+          <w:tcPr>
+            <w:tcW w:type="dxa" w:w="1805"/>
+          </w:tcPr>
+          <w:p>
+            <w:r>
+              <w:t>UI config + DB schema &amp; integration</w:t>
+            </w:r>
+          </w:p>
+        </w:tc>
+        <w:tc>
+          <w:tcPr>
+            <w:tcW w:type="dxa" w:w="1805"/>
+          </w:tcPr>
+          <w:p>
+            <w:r>
+              <w:t>Full engineering</w:t>
+            </w:r>
+          </w:p>
+        </w:tc>
+        <w:tc>
+          <w:tcPr>
+            <w:tcW w:type="dxa" w:w="1805"/>
+          </w:tcPr>
+          <w:p>
+            <w:r>
+              <w:t>Config of packaged app + custom entities</w:t>
+            </w:r>
+          </w:p>
+        </w:tc>
+      </w:tr>
+      <w:tr>
+        <w:tc>
+          <w:tcPr>
+            <w:tcW w:type="dxa" w:w="1805"/>
+          </w:tcPr>
+          <w:p>
+            <w:r>
+              <w:t>Skill availability</w:t>
+            </w:r>
+          </w:p>
+        </w:tc>
+        <w:tc>
+          <w:tcPr>
+            <w:tcW w:type="dxa" w:w="1805"/>
+          </w:tcPr>
+          <w:p>
+            <w:r>
+              <w:t>New Microsoft skills</w:t>
+            </w:r>
+          </w:p>
+        </w:tc>
+        <w:tc>
+          <w:tcPr>
+            <w:tcW w:type="dxa" w:w="1805"/>
+          </w:tcPr>
+          <w:p>
+            <w:r>
+              <w:t>Mixed: Power Platform + existing DBA</w:t>
+            </w:r>
+          </w:p>
+        </w:tc>
+        <w:tc>
+          <w:tcPr>
+            <w:tcW w:type="dxa" w:w="1805"/>
+          </w:tcPr>
+          <w:p>
+            <w:r>
+              <w:t>Existing in-house team</w:t>
+            </w:r>
+          </w:p>
+        </w:tc>
+        <w:tc>
+          <w:tcPr>
+            <w:tcW w:type="dxa" w:w="1805"/>
+          </w:tcPr>
+          <w:p>
+            <w:r>
+              <w:t>New Dynamics/Power Platform skills</w:t>
+            </w:r>
+          </w:p>
+        </w:tc>
+      </w:tr>
+      <w:tr>
+        <w:tc>
+          <w:tcPr>
+            <w:tcW w:type="dxa" w:w="1805"/>
+          </w:tcPr>
+          <w:p>
+            <w:r>
+              <w:t>Vendor lock-in</w:t>
+            </w:r>
+          </w:p>
+        </w:tc>
+        <w:tc>
+          <w:tcPr>
+            <w:tcW w:type="dxa" w:w="1805"/>
+          </w:tcPr>
+          <w:p>
+            <w:r>
+              <w:t>High</w:t>
+            </w:r>
+          </w:p>
+        </w:tc>
+        <w:tc>
+          <w:tcPr>
+            <w:tcW w:type="dxa" w:w="1805"/>
+          </w:tcPr>
+          <w:p>
+            <w:r>
+              <w:t>Medium</w:t>
+            </w:r>
+          </w:p>
+        </w:tc>
+        <w:tc>
+          <w:tcPr>
+            <w:tcW w:type="dxa" w:w="1805"/>
+          </w:tcPr>
+          <w:p>
+            <w:r>
+              <w:t>Low</w:t>
+            </w:r>
+          </w:p>
+        </w:tc>
+        <w:tc>
+          <w:tcPr>
+            <w:tcW w:type="dxa" w:w="1805"/>
+          </w:tcPr>
+          <w:p>
+            <w:r>
+              <w:t>High</w:t>
+            </w:r>
+          </w:p>
+        </w:tc>
+      </w:tr>
+      <w:tr>
+        <w:tc>
+          <w:tcPr>
+            <w:tcW w:type="dxa" w:w="1805"/>
+          </w:tcPr>
+          <w:p>
+            <w:r>
+              <w:t>Data residency</w:t>
+            </w:r>
+          </w:p>
+        </w:tc>
+        <w:tc>
+          <w:tcPr>
+            <w:tcW w:type="dxa" w:w="1805"/>
+          </w:tcPr>
+          <w:p>
+            <w:r>
+              <w:t>EU (platform-allocated)</w:t>
+            </w:r>
+          </w:p>
+        </w:tc>
+        <w:tc>
+          <w:tcPr>
+            <w:tcW w:type="dxa" w:w="1805"/>
+          </w:tcPr>
+          <w:p>
+            <w:r>
+              <w:t>EU (self-controlled DB, platform layer MS)</w:t>
+            </w:r>
+          </w:p>
+        </w:tc>
+        <w:tc>
+          <w:tcPr>
+            <w:tcW w:type="dxa" w:w="1805"/>
+          </w:tcPr>
+          <w:p>
+            <w:r>
+              <w:t>EU (self-controlled)</w:t>
+            </w:r>
+          </w:p>
+        </w:tc>
+        <w:tc>
+          <w:tcPr>
+            <w:tcW w:type="dxa" w:w="1805"/>
+          </w:tcPr>
+          <w:p>
+            <w:r>
+              <w:t>EU (platform-allocated)</w:t>
+            </w:r>
+          </w:p>
+        </w:tc>
+      </w:tr>
+      <w:tr>
+        <w:tc>
+          <w:tcPr>
+            <w:tcW w:type="dxa" w:w="1805"/>
+          </w:tcPr>
+          <w:p>
+            <w:r>
+              <w:t>Control &amp; debuggability</w:t>
+            </w:r>
+          </w:p>
+        </w:tc>
+        <w:tc>
+          <w:tcPr>
+            <w:tcW w:type="dxa" w:w="1805"/>
+          </w:tcPr>
+          <w:p>
+            <w:r>
+              <w:t>Platform-limited</w:t>
+            </w:r>
+          </w:p>
+        </w:tc>
+        <w:tc>
+          <w:tcPr>
+            <w:tcW w:type="dxa" w:w="1805"/>
+          </w:tcPr>
+          <w:p>
+            <w:r>
+              <w:t>Partial — DB full, UI platform-limited</w:t>
+            </w:r>
+          </w:p>
+        </w:tc>
+        <w:tc>
+          <w:tcPr>
+            <w:tcW w:type="dxa" w:w="1805"/>
+          </w:tcPr>
+          <w:p>
+            <w:r>
+              <w:t>Full</w:t>
+            </w:r>
+          </w:p>
+        </w:tc>
+        <w:tc>
+          <w:tcPr>
+            <w:tcW w:type="dxa" w:w="1805"/>
+          </w:tcPr>
+          <w:p>
+            <w:r>
+              <w:t>Platform-limited + packaged process</w:t>
+            </w:r>
+          </w:p>
+        </w:tc>
+      </w:tr>
+      <w:tr>
+        <w:tc>
+          <w:tcPr>
+            <w:tcW w:type="dxa" w:w="1805"/>
+          </w:tcPr>
+          <w:p>
+            <w:r>
+              <w:t>Native Microsoft integrations</w:t>
+            </w:r>
+          </w:p>
+        </w:tc>
+        <w:tc>
+          <w:tcPr>
+            <w:tcW w:type="dxa" w:w="1805"/>
+          </w:tcPr>
+          <w:p>
+            <w:r>
+              <w:t>Out of the box</w:t>
+            </w:r>
+          </w:p>
+        </w:tc>
+        <w:tc>
+          <w:tcPr>
+            <w:tcW w:type="dxa" w:w="1805"/>
+          </w:tcPr>
+          <w:p>
+            <w:r>
+              <w:t>Partial — some require workarounds</w:t>
+            </w:r>
+          </w:p>
+        </w:tc>
+        <w:tc>
+          <w:tcPr>
+            <w:tcW w:type="dxa" w:w="1805"/>
+          </w:tcPr>
+          <w:p>
+            <w:r>
+              <w:t>Rebuilt</w:t>
+            </w:r>
+          </w:p>
+        </w:tc>
+        <w:tc>
+          <w:tcPr>
+            <w:tcW w:type="dxa" w:w="1805"/>
+          </w:tcPr>
+          <w:p>
+            <w:r>
+              <w:t>Out of the box incl. sales-specific</w:t>
+            </w:r>
+          </w:p>
+        </w:tc>
+      </w:tr>
+      <w:tr>
+        <w:tc>
+          <w:tcPr>
+            <w:tcW w:type="dxa" w:w="1805"/>
+          </w:tcPr>
+          <w:p>
+            <w:r>
+              <w:t>Operating model</w:t>
+            </w:r>
+          </w:p>
+        </w:tc>
+        <w:tc>
+          <w:tcPr>
+            <w:tcW w:type="dxa" w:w="1805"/>
+          </w:tcPr>
+          <w:p>
+            <w:r>
+              <w:t>Lease the platform</w:t>
+            </w:r>
+          </w:p>
+        </w:tc>
+        <w:tc>
+          <w:tcPr>
+            <w:tcW w:type="dxa" w:w="1805"/>
+          </w:tcPr>
+          <w:p>
+            <w:r>
+              <w:t>Lease UI, own data layer</w:t>
+            </w:r>
+          </w:p>
+        </w:tc>
+        <w:tc>
+          <w:tcPr>
+            <w:tcW w:type="dxa" w:w="1805"/>
+          </w:tcPr>
+          <w:p>
+            <w:r>
+              <w:t>Own the stack</w:t>
+            </w:r>
+          </w:p>
+        </w:tc>
+        <w:tc>
+          <w:tcPr>
+            <w:tcW w:type="dxa" w:w="1805"/>
+          </w:tcPr>
+          <w:p>
+            <w:r>
+              <w:t>Lease the packaged product</w:t>
+            </w:r>
+          </w:p>
+        </w:tc>
+      </w:tr>
+    </w:tbl>
+    <w:p>
+      <w:pPr>
+        <w:pStyle w:val="Heading2"/>
+      </w:pPr>
+      <w:r>
+        <w:t>Decision framing</w:t>
+      </w:r>
+    </w:p>
+    <w:p>
+      <w:r>
+        <w:t xml:space="preserve">This is a </w:t>
+      </w:r>
+      <w:r>
+        <w:rPr>
+          <w:b/>
+          <w:i w:val="0"/>
+        </w:rPr>
+        <w:t>business operating-model decision</w:t>
+      </w:r>
+      <w:r>
+        <w:t>, not purely technical. It comes down to:</w:t>
+      </w:r>
+    </w:p>
+    <w:p>
+      <w:pPr>
+        <w:pStyle w:val="ListParagraph"/>
+      </w:pPr>
+      <w:r>
+        <w:t xml:space="preserve">• </w:t>
+      </w:r>
+      <w:r>
+        <w:rPr>
+          <w:b/>
+          <w:i w:val="0"/>
+        </w:rPr>
+        <w:t>Buy a managed platform</w:t>
+      </w:r>
+      <w:r>
+        <w:t xml:space="preserve"> (Option A) for speed and lower current spend on people, accepting licence cost and lock-in.</w:t>
+      </w:r>
+    </w:p>
+    <w:p>
+      <w:pPr>
+        <w:pStyle w:val="ListParagraph"/>
+      </w:pPr>
+      <w:r>
+        <w:t xml:space="preserve">• </w:t>
+      </w:r>
+      <w:r>
+        <w:rPr>
+          <w:b/>
+          <w:i w:val="0"/>
+        </w:rPr>
+        <w:t>Take the middle path</w:t>
+      </w:r>
+      <w:r>
+        <w:t xml:space="preserve"> (Option B) — keeping the Power Apps UI but moving data to a relational database the firm controls, accepting hybrid complexity and feature gaps in exchange for lower platform cost and data portability.</w:t>
+      </w:r>
+    </w:p>
+    <w:p>
+      <w:pPr>
+        <w:pStyle w:val="ListParagraph"/>
+      </w:pPr>
+      <w:r>
+        <w:t xml:space="preserve">• </w:t>
+      </w:r>
+      <w:r>
+        <w:rPr>
+          <w:b/>
+          <w:i w:val="0"/>
+        </w:rPr>
+        <w:t>Invest engineering effort</w:t>
+      </w:r>
+      <w:r>
+        <w:t xml:space="preserve"> (Option C) to reuse existing capability, eliminate per-seat licensing, and keep full control.</w:t>
+      </w:r>
+    </w:p>
+    <w:p>
+      <w:pPr>
+        <w:pStyle w:val="ListParagraph"/>
+      </w:pPr>
+      <w:r>
+        <w:t xml:space="preserve">• </w:t>
+      </w:r>
+      <w:r>
+        <w:rPr>
+          <w:b/>
+          <w:i w:val="0"/>
+        </w:rPr>
+        <w:t>Adopt the packaged product</w:t>
+      </w:r>
+      <w:r>
+        <w:t xml:space="preserve"> (Option D) if the standard sales lifecycle is acceptable — but the 8-entity fit gap means most of the core model would still be custom-built on the same Dataverse platform.</w:t>
+      </w:r>
+    </w:p>
+    <w:p>
+      <w:r>
+        <w:t>The decision should be made at TDA review weighing these pluses and minuses against the programme's cost envelope, delivery timeline, and appetite for long-term platform commitment.</w:t>
+      </w:r>
+    </w:p>
+    <w:p>
+      <w:pPr>
+        <w:pStyle w:val="Heading2"/>
+      </w:pPr>
+      <w:r>
+        <w:t>Related</w:t>
+      </w:r>
+    </w:p>
+    <w:p>
+      <w:pPr>
+        <w:pStyle w:val="ListParagraph"/>
+      </w:pPr>
+      <w:r>
+        <w:t xml:space="preserve">• </w:t>
+      </w:r>
+      <w:r>
+        <w:t>solution overview — Parent document; current (Dataverse) design</w:t>
+      </w:r>
+    </w:p>
+    <w:p>
+      <w:pPr>
+        <w:pStyle w:val="ListParagraph"/>
+      </w:pPr>
+      <w:r>
+        <w:t xml:space="preserve">• </w:t>
+      </w:r>
+      <w:r>
+        <w:t>alternative architecture traditional csharp — Full Option C design with cost/operability detail</w:t>
+      </w:r>
+    </w:p>
+    <w:p>
+      <w:pPr>
+        <w:pStyle w:val="ListParagraph"/>
+      </w:pPr>
+      <w:r>
+        <w:t xml:space="preserve">• </w:t>
+      </w:r>
+      <w:r>
+        <w:t>power apps rationale — The platform decision Option A is based on; covers D365 Sales fit</w:t>
+      </w:r>
+    </w:p>
+    <w:p>
+      <w:pPr>
+        <w:pStyle w:val="ListParagraph"/>
+      </w:pPr>
+      <w:r>
+        <w:t xml:space="preserve">• </w:t>
+      </w:r>
+      <w:r>
+        <w:t>business capabilities — The capability model all four options must satisfy</w:t>
+      </w:r>
+    </w:p>
+    <w:p>
+      <w:pPr>
+        <w:pStyle w:val="ListParagraph"/>
+      </w:pPr>
+      <w:r>
+        <w:t xml:space="preserve">• </w:t>
+      </w:r>
+      <w:r>
+        <w:t>architecture patterns comparison — Integration to Golden Source, shared by all options</w:t>
+      </w:r>
+    </w:p>
+    <w:p>
+      <w:pPr>
+        <w:pStyle w:val="Heading2"/>
+      </w:pPr>
+      <w:r>
+        <w:t>Architecture Patterns — Integration to Golden Source</w:t>
+      </w:r>
+    </w:p>
+    <w:p>
+      <w:r>
+        <w:t>Three integration patterns for populating a Golden Source database from a CRM system. Each shows a different mechanism for getting entity data from the system of engagement into the authoritative master data store consumed by BI, Finance, and downstream systems.</w:t>
+      </w:r>
+    </w:p>
+    <w:p>
+      <w:pPr>
+        <w:pStyle w:val="Heading2"/>
+      </w:pPr>
+      <w:r>
+        <w:t>Pattern 1 — Dynamics 365 Direct Export</w:t>
+      </w:r>
+    </w:p>
+    <w:p>
+      <w:r>
+        <w:t>The simplest pattern. Dynamics 365 / Dataverse is the primary CRM system. Entity data is exported on a scheduled basis (or manually) to the Golden Source database.</w:t>
+      </w:r>
+    </w:p>
+    <w:p>
+      <w:pPr>
+        <w:pStyle w:val="ListParagraph"/>
+      </w:pPr>
+      <w:r>
+        <w:t xml:space="preserve">• </w:t>
+      </w:r>
+      <w:r>
+        <w:t>Export runs as a batch job — full or incremental sync</w:t>
+      </w:r>
+    </w:p>
+    <w:p>
+      <w:pPr>
+        <w:pStyle w:val="ListParagraph"/>
+      </w:pPr>
+      <w:r>
+        <w:t xml:space="preserve">• </w:t>
+      </w:r>
+      <w:r>
+        <w:t>Mapping and transform layer handles schema differences between Dataverse and the target store</w:t>
+      </w:r>
+    </w:p>
+    <w:p>
+      <w:pPr>
+        <w:pStyle w:val="ListParagraph"/>
+      </w:pPr>
+      <w:r>
+        <w:t xml:space="preserve">• </w:t>
+      </w:r>
+      <w:r>
+        <w:t>No real-time sync — data freshness depends on export frequency</w:t>
+      </w:r>
+    </w:p>
+    <w:p>
+      <w:pPr>
+        <w:pStyle w:val="ListParagraph"/>
+      </w:pPr>
+      <w:r>
+        <w:t xml:space="preserve">• </w:t>
+      </w:r>
+      <w:r>
+        <w:t>Suitable when downstream consumers can tolerate near-daily staleness</w:t>
+      </w:r>
+    </w:p>
+    <w:p>
+      <w:pPr>
+        <w:pStyle w:val="Heading2"/>
+      </w:pPr>
+      <w:r>
+        <w:t>Pattern 2 — Dynamics 365 + ECS Message Bus</w:t>
+      </w:r>
+    </w:p>
+    <w:p>
+      <w:r>
+        <w:t>Dynamics 365 remains the system of engagement, but entity changes are captured in near-real-time via the ECS (Enterprise Connectivity Services) message bus.</w:t>
+      </w:r>
+    </w:p>
+    <w:p>
+      <w:pPr>
+        <w:pStyle w:val="ListParagraph"/>
+      </w:pPr>
+      <w:r>
+        <w:t xml:space="preserve">• </w:t>
+      </w:r>
+      <w:r>
+        <w:t>Dataverse change tracking or a Power Automate flow captures entity mutations</w:t>
+      </w:r>
+    </w:p>
+    <w:p>
+      <w:pPr>
+        <w:pStyle w:val="ListParagraph"/>
+      </w:pPr>
+      <w:r>
+        <w:t xml:space="preserve">• </w:t>
+      </w:r>
+      <w:r>
+        <w:t>Changes are published as events to an ECS topic</w:t>
+      </w:r>
+    </w:p>
+    <w:p>
+      <w:pPr>
+        <w:pStyle w:val="ListParagraph"/>
+      </w:pPr>
+      <w:r>
+        <w:t xml:space="preserve">• </w:t>
+      </w:r>
+      <w:r>
+        <w:t>A consumer worker service subscribes, transforms, and upserts into the Golden Source</w:t>
+      </w:r>
+    </w:p>
+    <w:p>
+      <w:pPr>
+        <w:pStyle w:val="ListParagraph"/>
+      </w:pPr>
+      <w:r>
+        <w:t xml:space="preserve">• </w:t>
+      </w:r>
+      <w:r>
+        <w:t>Decouples the CRM from downstream consumers — multiple systems can subscribe to the same change stream</w:t>
+      </w:r>
+    </w:p>
+    <w:p>
+      <w:pPr>
+        <w:pStyle w:val="ListParagraph"/>
+      </w:pPr>
+      <w:r>
+        <w:t xml:space="preserve">• </w:t>
+      </w:r>
+      <w:r>
+        <w:t>Near-real-time freshness; failed messages route to a dead-letter queue for retry</w:t>
+      </w:r>
+    </w:p>
+    <w:p>
+      <w:pPr>
+        <w:pStyle w:val="Heading2"/>
+      </w:pPr>
+      <w:r>
+        <w:t>Pattern 3 — C# / ASP.NET Core + ECS Message Bus</w:t>
+      </w:r>
+    </w:p>
+    <w:p>
+      <w:r>
+        <w:t>No Dynamics or Dataverse dependency. A custom ASP.NET Core application writes directly to PostgreSQL as the primary data store, and publishes entity changes to the ECS bus via the Outbox Pattern.</w:t>
+      </w:r>
+    </w:p>
+    <w:p>
+      <w:pPr>
+        <w:pStyle w:val="ListParagraph"/>
+      </w:pPr>
+      <w:r>
+        <w:t xml:space="preserve">• </w:t>
+      </w:r>
+      <w:r>
+        <w:t>Application commits write the domain event and outbox record in the same database transaction</w:t>
+      </w:r>
+    </w:p>
+    <w:p>
+      <w:pPr>
+        <w:pStyle w:val="ListParagraph"/>
+      </w:pPr>
+      <w:r>
+        <w:t xml:space="preserve">• </w:t>
+      </w:r>
+      <w:r>
+        <w:t>A background dispatcher publishes outbox events to ECS — guarantees exactly-once delivery</w:t>
+      </w:r>
+    </w:p>
+    <w:p>
+      <w:pPr>
+        <w:pStyle w:val="ListParagraph"/>
+      </w:pPr>
+      <w:r>
+        <w:t xml:space="preserve">• </w:t>
+      </w:r>
+      <w:r>
+        <w:t>External consumers (Finance bridge, BI feeds, other lines of business) subscribe to the ECS topic</w:t>
+      </w:r>
+    </w:p>
+    <w:p>
+      <w:pPr>
+        <w:pStyle w:val="ListParagraph"/>
+      </w:pPr>
+      <w:r>
+        <w:t xml:space="preserve">• </w:t>
+      </w:r>
+      <w:r>
+        <w:t>Golden Source database is the application's own PostgreSQL — no separate copy/sync step</w:t>
+      </w:r>
+    </w:p>
+    <w:p>
+      <w:pPr>
+        <w:pStyle w:val="ListParagraph"/>
+      </w:pPr>
+      <w:r>
+        <w:t xml:space="preserve">• </w:t>
+      </w:r>
+      <w:r>
+        <w:t>Full control over schema, security model, and change capture without platform constraints</w:t>
+      </w:r>
+    </w:p>
+    <w:p>
+      <w:pPr>
+        <w:pStyle w:val="Heading2"/>
+      </w:pPr>
+      <w:r>
+        <w:t>Comparison</w:t>
       </w:r>
     </w:p>
     <w:tbl>
@@ -63030,1967 +66226,6 @@
               <w:rPr>
                 <w:b/>
               </w:rPr>
-            </w:r>
-          </w:p>
-        </w:tc>
-        <w:tc>
-          <w:tcPr>
-            <w:tcW w:type="dxa" w:w="2256"/>
-          </w:tcPr>
-          <w:p>
-            <w:r>
-              <w:rPr>
-                <w:b/>
-              </w:rPr>
-              <w:t>Option A — Power Platform / Dataverse</w:t>
-            </w:r>
-          </w:p>
-        </w:tc>
-        <w:tc>
-          <w:tcPr>
-            <w:tcW w:type="dxa" w:w="2256"/>
-          </w:tcPr>
-          <w:p>
-            <w:r>
-              <w:rPr>
-                <w:b/>
-              </w:rPr>
-              <w:t>Option B — Power Platform + SQL Database</w:t>
-            </w:r>
-          </w:p>
-        </w:tc>
-        <w:tc>
-          <w:tcPr>
-            <w:tcW w:type="dxa" w:w="2256"/>
-          </w:tcPr>
-          <w:p>
-            <w:r>
-              <w:rPr>
-                <w:b/>
-              </w:rPr>
-              <w:t>Option C — C# / PostgreSQL</w:t>
-            </w:r>
-          </w:p>
-        </w:tc>
-      </w:tr>
-      <w:tr>
-        <w:tc>
-          <w:tcPr>
-            <w:tcW w:type="dxa" w:w="2256"/>
-          </w:tcPr>
-          <w:p>
-            <w:r>
-              <w:t>**What it is**</w:t>
-            </w:r>
-          </w:p>
-        </w:tc>
-        <w:tc>
-          <w:tcPr>
-            <w:tcW w:type="dxa" w:w="2256"/>
-          </w:tcPr>
-          <w:p>
-            <w:r>
-              <w:t>Build the custom CRM model on Microsoft's low-code platform (Dataverse + Power Apps)</w:t>
-            </w:r>
-          </w:p>
-        </w:tc>
-        <w:tc>
-          <w:tcPr>
-            <w:tcW w:type="dxa" w:w="2256"/>
-          </w:tcPr>
-          <w:p>
-            <w:r>
-              <w:t>Build the UI on Power Apps but store data in a relational database (SQL Server or PostgreSQL) via virtual tables or direct connectors</w:t>
-            </w:r>
-          </w:p>
-        </w:tc>
-        <w:tc>
-          <w:tcPr>
-            <w:tcW w:type="dxa" w:w="2256"/>
-          </w:tcPr>
-          <w:p>
-            <w:r>
-              <w:t>Build the same custom model as first-party code on the firm's existing .NET stack and PostgreSQL</w:t>
-            </w:r>
-          </w:p>
-        </w:tc>
-      </w:tr>
-      <w:tr>
-        <w:tc>
-          <w:tcPr>
-            <w:tcW w:type="dxa" w:w="2256"/>
-          </w:tcPr>
-          <w:p>
-            <w:r>
-              <w:t>**Cost profile**</w:t>
-            </w:r>
-          </w:p>
-        </w:tc>
-        <w:tc>
-          <w:tcPr>
-            <w:tcW w:type="dxa" w:w="2256"/>
-          </w:tcPr>
-          <w:p>
-            <w:r>
-              <w:t>Ongoing per-user / per-app licensing for Dataverse + Power Platform</w:t>
-            </w:r>
-          </w:p>
-        </w:tc>
-        <w:tc>
-          <w:tcPr>
-            <w:tcW w:type="dxa" w:w="2256"/>
-          </w:tcPr>
-          <w:p>
-            <w:r>
-              <w:t>No Dataverse data licensing; database hosting cost + Power Apps per-user for UI only</w:t>
-            </w:r>
-          </w:p>
-        </w:tc>
-        <w:tc>
-          <w:tcPr>
-            <w:tcW w:type="dxa" w:w="2256"/>
-          </w:tcPr>
-          <w:p>
-            <w:r>
-              <w:t>Infrastructure cost only; no per-user platform license</w:t>
-            </w:r>
-          </w:p>
-        </w:tc>
-      </w:tr>
-      <w:tr>
-        <w:tc>
-          <w:tcPr>
-            <w:tcW w:type="dxa" w:w="2256"/>
-          </w:tcPr>
-          <w:p>
-            <w:r>
-              <w:t>**Build effort**</w:t>
-            </w:r>
-          </w:p>
-        </w:tc>
-        <w:tc>
-          <w:tcPr>
-            <w:tcW w:type="dxa" w:w="2256"/>
-          </w:tcPr>
-          <w:p>
-            <w:r>
-              <w:t>Lower-code, faster to stand up</w:t>
-            </w:r>
-          </w:p>
-        </w:tc>
-        <w:tc>
-          <w:tcPr>
-            <w:tcW w:type="dxa" w:w="2256"/>
-          </w:tcPr>
-          <w:p>
-            <w:r>
-              <w:t>Medium — UI is low-code, database schema and integration layer require engineering</w:t>
-            </w:r>
-          </w:p>
-        </w:tc>
-        <w:tc>
-          <w:tcPr>
-            <w:tcW w:type="dxa" w:w="2256"/>
-          </w:tcPr>
-          <w:p>
-            <w:r>
-              <w:t>Full build/test/deploy cycle</w:t>
-            </w:r>
-          </w:p>
-        </w:tc>
-      </w:tr>
-      <w:tr>
-        <w:tc>
-          <w:tcPr>
-            <w:tcW w:type="dxa" w:w="2256"/>
-          </w:tcPr>
-          <w:p>
-            <w:r>
-              <w:t>**Vendor lock-in**</w:t>
-            </w:r>
-          </w:p>
-        </w:tc>
-        <w:tc>
-          <w:tcPr>
-            <w:tcW w:type="dxa" w:w="2256"/>
-          </w:tcPr>
-          <w:p>
-            <w:r>
-              <w:t>High — Microsoft platform</w:t>
-            </w:r>
-          </w:p>
-        </w:tc>
-        <w:tc>
-          <w:tcPr>
-            <w:tcW w:type="dxa" w:w="2256"/>
-          </w:tcPr>
-          <w:p>
-            <w:r>
-              <w:t>Medium — Power Apps UI layer is Microsoft-owned, but data is portable</w:t>
-            </w:r>
-          </w:p>
-        </w:tc>
-        <w:tc>
-          <w:tcPr>
-            <w:tcW w:type="dxa" w:w="2256"/>
-          </w:tcPr>
-          <w:p>
-            <w:r>
-              <w:t>Low — first-party, portable code</w:t>
-            </w:r>
-          </w:p>
-        </w:tc>
-      </w:tr>
-      <w:tr>
-        <w:tc>
-          <w:tcPr>
-            <w:tcW w:type="dxa" w:w="2256"/>
-          </w:tcPr>
-          <w:p>
-            <w:r>
-              <w:t>**Using existing skills**</w:t>
-            </w:r>
-          </w:p>
-        </w:tc>
-        <w:tc>
-          <w:tcPr>
-            <w:tcW w:type="dxa" w:w="2256"/>
-          </w:tcPr>
-          <w:p>
-            <w:r>
-              <w:t>New Power Platform skill set</w:t>
-            </w:r>
-          </w:p>
-        </w:tc>
-        <w:tc>
-          <w:tcPr>
-            <w:tcW w:type="dxa" w:w="2256"/>
-          </w:tcPr>
-          <w:p>
-            <w:r>
-              <w:t>Mixed — Power Platform for UI, existing DBA/.NET for database and integration</w:t>
-            </w:r>
-          </w:p>
-        </w:tc>
-        <w:tc>
-          <w:tcPr>
-            <w:tcW w:type="dxa" w:w="2256"/>
-          </w:tcPr>
-          <w:p>
-            <w:r>
-              <w:t>Existing in-house C# / .NET / database team</w:t>
-            </w:r>
-          </w:p>
-        </w:tc>
-      </w:tr>
-      <w:tr>
-        <w:tc>
-          <w:tcPr>
-            <w:tcW w:type="dxa" w:w="2256"/>
-          </w:tcPr>
-          <w:p>
-            <w:r>
-              <w:t>**Compliance posture**</w:t>
-            </w:r>
-          </w:p>
-        </w:tc>
-        <w:tc>
-          <w:tcPr>
-            <w:tcW w:type="dxa" w:w="2256"/>
-          </w:tcPr>
-          <w:p>
-            <w:r>
-              <w:t>EU data centres, platform-managed</w:t>
-            </w:r>
-          </w:p>
-        </w:tc>
-        <w:tc>
-          <w:tcPr>
-            <w:tcW w:type="dxa" w:w="2256"/>
-          </w:tcPr>
-          <w:p>
-            <w:r>
-              <w:t>EU database hosting, self-controlled data; platform layer Microsoft-managed</w:t>
-            </w:r>
-          </w:p>
-        </w:tc>
-        <w:tc>
-          <w:tcPr>
-            <w:tcW w:type="dxa" w:w="2256"/>
-          </w:tcPr>
-          <w:p>
-            <w:r>
-              <w:t>EU data centres, fully self-controlled</w:t>
-            </w:r>
-          </w:p>
-        </w:tc>
-      </w:tr>
-    </w:tbl>
-    <w:p>
-      <w:r>
-        <w:t>All three options keep all data in EU regions to satisfy GDPR, CNIL, and BDSG.</w:t>
-      </w:r>
-    </w:p>
-    <w:p>
-      <w:pPr>
-        <w:pStyle w:val="Heading2"/>
-      </w:pPr>
-      <w:r>
-        <w:t>Option A — Microsoft Power Platform / Dataverse</w:t>
-      </w:r>
-    </w:p>
-    <w:p>
-      <w:r>
-        <w:t>The current design. The custom EuroCRM data model is built on Dataverse with Power Apps model-driven apps, Business Process Flows, Power Automate, and native Microsoft integrations.</w:t>
-      </w:r>
-    </w:p>
-    <w:p>
-      <w:r>
-        <w:rPr>
-          <w:b/>
-          <w:i w:val="0"/>
-        </w:rPr>
-        <w:t>Pluses:</w:t>
-      </w:r>
-    </w:p>
-    <w:p>
-      <w:pPr>
-        <w:pStyle w:val="ListParagraph"/>
-      </w:pPr>
-      <w:r>
-        <w:t xml:space="preserve">• </w:t>
-      </w:r>
-      <w:r>
-        <w:rPr>
-          <w:b/>
-          <w:i w:val="0"/>
-        </w:rPr>
-        <w:t>Speed to value</w:t>
-      </w:r>
-      <w:r>
-        <w:t xml:space="preserve"> — low-code configuration gets simple forms, workflows and a usable UI up much faster</w:t>
-      </w:r>
-    </w:p>
-    <w:p>
-      <w:pPr>
-        <w:pStyle w:val="ListParagraph"/>
-      </w:pPr>
-      <w:r>
-        <w:t xml:space="preserve">• </w:t>
-      </w:r>
-      <w:r>
-        <w:rPr>
-          <w:b/>
-          <w:i w:val="0"/>
-        </w:rPr>
-        <w:t>Native integrations out of the box</w:t>
-      </w:r>
-      <w:r>
-        <w:t xml:space="preserve"> — Outlook, SharePoint, Teams, Power BI, and an audit trail ship with the platform</w:t>
-      </w:r>
-    </w:p>
-    <w:p>
-      <w:pPr>
-        <w:pStyle w:val="ListParagraph"/>
-      </w:pPr>
-      <w:r>
-        <w:t xml:space="preserve">• </w:t>
-      </w:r>
-      <w:r>
-        <w:rPr>
-          <w:b/>
-          <w:i w:val="0"/>
-        </w:rPr>
-        <w:t>Managed platform</w:t>
-      </w:r>
-      <w:r>
-        <w:t xml:space="preserve"> — security, infrastructure, and capacity are Microsoft's responsibility</w:t>
-      </w:r>
-    </w:p>
-    <w:p>
-      <w:pPr>
-        <w:pStyle w:val="ListParagraph"/>
-      </w:pPr>
-      <w:r>
-        <w:t xml:space="preserve">• </w:t>
-      </w:r>
-      <w:r>
-        <w:rPr>
-          <w:b/>
-          <w:i w:val="0"/>
-        </w:rPr>
-        <w:t>Mature ecosystem</w:t>
-      </w:r>
-      <w:r>
-        <w:t xml:space="preserve"> — Copilot for Sales, Power BI analytics, broad Microsoft 365 alignment</w:t>
-      </w:r>
-    </w:p>
-    <w:p>
-      <w:pPr>
-        <w:pStyle w:val="ListParagraph"/>
-      </w:pPr>
-      <w:r>
-        <w:t xml:space="preserve">• </w:t>
-      </w:r>
-      <w:r>
-        <w:rPr>
-          <w:b/>
-          <w:i w:val="0"/>
-        </w:rPr>
-        <w:t>Regional rollout</w:t>
-      </w:r>
-      <w:r>
-        <w:t xml:space="preserve"> — Business Units + security roles map cleanly onto the country / service-line model</w:t>
-      </w:r>
-    </w:p>
-    <w:p>
-      <w:r>
-        <w:rPr>
-          <w:b/>
-          <w:i w:val="0"/>
-        </w:rPr>
-        <w:t>Minuses:</w:t>
-      </w:r>
-    </w:p>
-    <w:p>
-      <w:pPr>
-        <w:pStyle w:val="ListParagraph"/>
-      </w:pPr>
-      <w:r>
-        <w:t xml:space="preserve">• </w:t>
-      </w:r>
-      <w:r>
-        <w:rPr>
-          <w:b/>
-          <w:i w:val="0"/>
-        </w:rPr>
-        <w:t>Ongoing licensing cost</w:t>
-      </w:r>
-      <w:r>
-        <w:t xml:space="preserve"> — per-user / per-app / per-org fees that grow with adoption</w:t>
-      </w:r>
-    </w:p>
-    <w:p>
-      <w:pPr>
-        <w:pStyle w:val="ListParagraph"/>
-      </w:pPr>
-      <w:r>
-        <w:t xml:space="preserve">• </w:t>
-      </w:r>
-      <w:r>
-        <w:rPr>
-          <w:b/>
-          <w:i w:val="0"/>
-        </w:rPr>
-        <w:t>Vendor lock-in</w:t>
-      </w:r>
-      <w:r>
-        <w:t xml:space="preserve"> — data and logic sit on Microsoft's platform</w:t>
-      </w:r>
-    </w:p>
-    <w:p>
-      <w:pPr>
-        <w:pStyle w:val="ListParagraph"/>
-      </w:pPr>
-      <w:r>
-        <w:t xml:space="preserve">• </w:t>
-      </w:r>
-      <w:r>
-        <w:rPr>
-          <w:b/>
-          <w:i w:val="0"/>
-        </w:rPr>
-        <w:t>New skill set</w:t>
-      </w:r>
-      <w:r>
-        <w:t xml:space="preserve"> — Power Platform specialists, not the existing .NET team</w:t>
-      </w:r>
-    </w:p>
-    <w:p>
-      <w:pPr>
-        <w:pStyle w:val="ListParagraph"/>
-      </w:pPr>
-      <w:r>
-        <w:t xml:space="preserve">• </w:t>
-      </w:r>
-      <w:r>
-        <w:rPr>
-          <w:b/>
-          <w:i w:val="0"/>
-        </w:rPr>
-        <w:t>Fit gap</w:t>
-      </w:r>
-      <w:r>
-        <w:t xml:space="preserve"> — 8 of 11 core entities have no packaged equivalent, so a large part of the model is custom regardless</w:t>
-      </w:r>
-    </w:p>
-    <w:p>
-      <w:pPr>
-        <w:pStyle w:val="ListParagraph"/>
-      </w:pPr>
-      <w:r>
-        <w:t xml:space="preserve">• </w:t>
-      </w:r>
-      <w:r>
-        <w:rPr>
-          <w:b/>
-          <w:i w:val="0"/>
-        </w:rPr>
-        <w:t>Platform constraints</w:t>
-      </w:r>
-      <w:r>
-        <w:t xml:space="preserve"> — capacity and governance limits on what can be built, tuned, and debugged</w:t>
-      </w:r>
-    </w:p>
-    <w:p>
-      <w:pPr>
-        <w:pStyle w:val="Heading2"/>
-      </w:pPr>
-      <w:r>
-        <w:t>Option B — Power Platform + SQL/PostgreSQL Database</w:t>
-      </w:r>
-    </w:p>
-    <w:p>
-      <w:r>
-        <w:t>A hybrid approach: the Power Apps model-driven UI remains the front-end, but data is stored in a relational database (SQL Server or PostgreSQL) instead of Dataverse, connected via virtual tables, direct connectors, or a custom API layer.</w:t>
-      </w:r>
-    </w:p>
-    <w:p>
-      <w:r>
-        <w:rPr>
-          <w:b/>
-          <w:i w:val="0"/>
-        </w:rPr>
-        <w:t>Pluses:</w:t>
-      </w:r>
-    </w:p>
-    <w:p>
-      <w:pPr>
-        <w:pStyle w:val="ListParagraph"/>
-      </w:pPr>
-      <w:r>
-        <w:t xml:space="preserve">• </w:t>
-      </w:r>
-      <w:r>
-        <w:rPr>
-          <w:b/>
-          <w:i w:val="0"/>
-        </w:rPr>
-        <w:t>No Dataverse data licensing</w:t>
-      </w:r>
-      <w:r>
-        <w:t xml:space="preserve"> — eliminates the per-entity / per-user data storage cost while keeping the Power Apps UI</w:t>
-      </w:r>
-    </w:p>
-    <w:p>
-      <w:pPr>
-        <w:pStyle w:val="ListParagraph"/>
-      </w:pPr>
-      <w:r>
-        <w:t xml:space="preserve">• </w:t>
-      </w:r>
-      <w:r>
-        <w:rPr>
-          <w:b/>
-          <w:i w:val="0"/>
-        </w:rPr>
-        <w:t>Data portability</w:t>
-      </w:r>
-      <w:r>
-        <w:t xml:space="preserve"> — the relational database is fully portable and under the firm's control</w:t>
-      </w:r>
-    </w:p>
-    <w:p>
-      <w:pPr>
-        <w:pStyle w:val="ListParagraph"/>
-      </w:pPr>
-      <w:r>
-        <w:t xml:space="preserve">• </w:t>
-      </w:r>
-      <w:r>
-        <w:rPr>
-          <w:b/>
-          <w:i w:val="0"/>
-        </w:rPr>
-        <w:t>Reuse existing DBA skills</w:t>
-      </w:r>
-      <w:r>
-        <w:t xml:space="preserve"> — the database team manages schema, indexing, and performance directly</w:t>
-      </w:r>
-    </w:p>
-    <w:p>
-      <w:pPr>
-        <w:pStyle w:val="ListParagraph"/>
-      </w:pPr>
-      <w:r>
-        <w:t xml:space="preserve">• </w:t>
-      </w:r>
-      <w:r>
-        <w:rPr>
-          <w:b/>
-          <w:i w:val="0"/>
-        </w:rPr>
-        <w:t>Lower platform cost than Option A</w:t>
-      </w:r>
-      <w:r>
-        <w:t xml:space="preserve"> — Power Apps per-user licensing only; no Dataverse tier charges</w:t>
-      </w:r>
-    </w:p>
-    <w:p>
-      <w:pPr>
-        <w:pStyle w:val="ListParagraph"/>
-      </w:pPr>
-      <w:r>
-        <w:t xml:space="preserve">• </w:t>
-      </w:r>
-      <w:r>
-        <w:rPr>
-          <w:b/>
-          <w:i w:val="0"/>
-        </w:rPr>
-        <w:t>Faster UI than Option C</w:t>
-      </w:r>
-      <w:r>
-        <w:t xml:space="preserve"> — model-driven apps and forms ship without a full code build</w:t>
-      </w:r>
-    </w:p>
-    <w:p>
-      <w:r>
-        <w:rPr>
-          <w:b/>
-          <w:i w:val="0"/>
-        </w:rPr>
-        <w:t>Minuses:</w:t>
-      </w:r>
-    </w:p>
-    <w:p>
-      <w:pPr>
-        <w:pStyle w:val="ListParagraph"/>
-      </w:pPr>
-      <w:r>
-        <w:t xml:space="preserve">• </w:t>
-      </w:r>
-      <w:r>
-        <w:rPr>
-          <w:b/>
-          <w:i w:val="0"/>
-        </w:rPr>
-        <w:t>Hybrid complexity</w:t>
-      </w:r>
-      <w:r>
-        <w:t xml:space="preserve"> — two platforms to integrate: Power Platform UI layer + a separate database with its own hosting, backup, and DR</w:t>
-      </w:r>
-    </w:p>
-    <w:p>
-      <w:pPr>
-        <w:pStyle w:val="ListParagraph"/>
-      </w:pPr>
-      <w:r>
-        <w:t xml:space="preserve">• </w:t>
-      </w:r>
-      <w:r>
-        <w:rPr>
-          <w:b/>
-          <w:i w:val="0"/>
-        </w:rPr>
-        <w:t>Feature gaps</w:t>
-      </w:r>
-      <w:r>
-        <w:t xml:space="preserve"> — virtual tables and direct connectors do not support all Dataverse features (Business Process Flows, certain rollups, native audit, complex calculated fields may require workarounds)</w:t>
-      </w:r>
-    </w:p>
-    <w:p>
-      <w:pPr>
-        <w:pStyle w:val="ListParagraph"/>
-      </w:pPr>
-      <w:r>
-        <w:t xml:space="preserve">• </w:t>
-      </w:r>
-      <w:r>
-        <w:rPr>
-          <w:b/>
-          <w:i w:val="0"/>
-        </w:rPr>
-        <w:t>Power Automate limitations</w:t>
-      </w:r>
-      <w:r>
-        <w:t xml:space="preserve"> — Dataverse-specific triggers and actions do not fire against a SQL backend; flows must use SQL polling or custom connectors instead</w:t>
-      </w:r>
-    </w:p>
-    <w:p>
-      <w:pPr>
-        <w:pStyle w:val="ListParagraph"/>
-      </w:pPr>
-      <w:r>
-        <w:t xml:space="preserve">• </w:t>
-      </w:r>
-      <w:r>
-        <w:rPr>
-          <w:b/>
-          <w:i w:val="0"/>
-        </w:rPr>
-        <w:t>Mixed skill requirement</w:t>
-      </w:r>
-      <w:r>
-        <w:t xml:space="preserve"> — the team needs both Power Platform capability and database/integration engineering</w:t>
-      </w:r>
-    </w:p>
-    <w:p>
-      <w:pPr>
-        <w:pStyle w:val="ListParagraph"/>
-      </w:pPr>
-      <w:r>
-        <w:t xml:space="preserve">• </w:t>
-      </w:r>
-      <w:r>
-        <w:rPr>
-          <w:b/>
-          <w:i w:val="0"/>
-        </w:rPr>
-        <w:t>Partial lock-in</w:t>
-      </w:r>
-      <w:r>
-        <w:t xml:space="preserve"> — the UI layer remains Microsoft-owned; the data layer does not</w:t>
-      </w:r>
-    </w:p>
-    <w:p>
-      <w:pPr>
-        <w:pStyle w:val="Heading2"/>
-      </w:pPr>
-      <w:r>
-        <w:t>Option C — Traditional C# / PostgreSQL</w:t>
-      </w:r>
-    </w:p>
-    <w:p>
-      <w:r>
-        <w:t>An alternative to the same outcome using the firm's existing engineering stack — ASP.NET Core, PostgreSQL 16, and standard integration practices.</w:t>
-      </w:r>
-    </w:p>
-    <w:p>
-      <w:r>
-        <w:rPr>
-          <w:b/>
-          <w:i w:val="0"/>
-        </w:rPr>
-        <w:t>Pluses:</w:t>
-      </w:r>
-    </w:p>
-    <w:p>
-      <w:pPr>
-        <w:pStyle w:val="ListParagraph"/>
-      </w:pPr>
-      <w:r>
-        <w:t xml:space="preserve">• </w:t>
-      </w:r>
-      <w:r>
-        <w:rPr>
-          <w:b/>
-          <w:i w:val="0"/>
-        </w:rPr>
-        <w:t>No per-user licensing</w:t>
-      </w:r>
-      <w:r>
-        <w:t xml:space="preserve"> — infrastructure cost only; cheaper at scale</w:t>
-      </w:r>
-    </w:p>
-    <w:p>
-      <w:pPr>
-        <w:pStyle w:val="ListParagraph"/>
-      </w:pPr>
-      <w:r>
-        <w:t xml:space="preserve">• </w:t>
-      </w:r>
-      <w:r>
-        <w:rPr>
-          <w:b/>
-          <w:i w:val="0"/>
-        </w:rPr>
-        <w:t>Reuses existing capability</w:t>
-      </w:r>
-      <w:r>
-        <w:t xml:space="preserve"> — the current C#/.NET and database engineering team runs it</w:t>
-      </w:r>
-    </w:p>
-    <w:p>
-      <w:pPr>
-        <w:pStyle w:val="ListParagraph"/>
-      </w:pPr>
-      <w:r>
-        <w:t xml:space="preserve">• </w:t>
-      </w:r>
-      <w:r>
-        <w:rPr>
-          <w:b/>
-          <w:i w:val="0"/>
-        </w:rPr>
-        <w:t>Full control and portability</w:t>
-      </w:r>
-      <w:r>
-        <w:t xml:space="preserve"> — first-party code is debuggable, testable, and portable off the chosen host</w:t>
-      </w:r>
-    </w:p>
-    <w:p>
-      <w:pPr>
-        <w:pStyle w:val="ListParagraph"/>
-      </w:pPr>
-      <w:r>
-        <w:t xml:space="preserve">• </w:t>
-      </w:r>
-      <w:r>
-        <w:rPr>
-          <w:b/>
-          <w:i w:val="0"/>
-        </w:rPr>
-        <w:t>Precise tenant isolation</w:t>
-      </w:r>
-      <w:r>
-        <w:t xml:space="preserve"> — PostgreSQL row-level security gives exact country/service-line control</w:t>
-      </w:r>
-    </w:p>
-    <w:p>
-      <w:pPr>
-        <w:pStyle w:val="ListParagraph"/>
-      </w:pPr>
-      <w:r>
-        <w:t xml:space="preserve">• </w:t>
-      </w:r>
-      <w:r>
-        <w:rPr>
-          <w:b/>
-          <w:i w:val="0"/>
-        </w:rPr>
-        <w:t>No platform limits</w:t>
-      </w:r>
-      <w:r>
-        <w:t xml:space="preserve"> — schema, security model, and change capture are entirely under our control</w:t>
-      </w:r>
-    </w:p>
-    <w:p>
-      <w:r>
-        <w:rPr>
-          <w:b/>
-          <w:i w:val="0"/>
-        </w:rPr>
-        <w:t>Minuses:</w:t>
-      </w:r>
-    </w:p>
-    <w:p>
-      <w:pPr>
-        <w:pStyle w:val="ListParagraph"/>
-      </w:pPr>
-      <w:r>
-        <w:t xml:space="preserve">• </w:t>
-      </w:r>
-      <w:r>
-        <w:rPr>
-          <w:b/>
-          <w:i w:val="0"/>
-        </w:rPr>
-        <w:t>Longer build</w:t>
-      </w:r>
-      <w:r>
-        <w:t xml:space="preserve"> — real development effort, not low-code configuration</w:t>
-      </w:r>
-    </w:p>
-    <w:p>
-      <w:pPr>
-        <w:pStyle w:val="ListParagraph"/>
-      </w:pPr>
-      <w:r>
-        <w:t xml:space="preserve">• </w:t>
-      </w:r>
-      <w:r>
-        <w:rPr>
-          <w:b/>
-          <w:i w:val="0"/>
-        </w:rPr>
-        <w:t>Rebuild the freebies</w:t>
-      </w:r>
-      <w:r>
-        <w:t xml:space="preserve"> — Outlook/SharePoint/Teams integration and audit trail must be built rather than switched on</w:t>
-      </w:r>
-    </w:p>
-    <w:p>
-      <w:pPr>
-        <w:pStyle w:val="ListParagraph"/>
-      </w:pPr>
-      <w:r>
-        <w:t xml:space="preserve">• </w:t>
-      </w:r>
-      <w:r>
-        <w:rPr>
-          <w:b/>
-          <w:i w:val="0"/>
-        </w:rPr>
-        <w:t>Operate the infrastructure</w:t>
-      </w:r>
-      <w:r>
-        <w:t xml:space="preserve"> — provision, secure, and run servers/storage rather than leasing a platform</w:t>
-      </w:r>
-    </w:p>
-    <w:p>
-      <w:pPr>
-        <w:pStyle w:val="ListParagraph"/>
-      </w:pPr>
-      <w:r>
-        <w:t xml:space="preserve">• </w:t>
-      </w:r>
-      <w:r>
-        <w:rPr>
-          <w:b/>
-          <w:i w:val="0"/>
-        </w:rPr>
-        <w:t>Selling the build</w:t>
-      </w:r>
-      <w:r>
-        <w:t xml:space="preserve"> — the effort is a capital project to justify, not a per-seat subscription to buy</w:t>
-      </w:r>
-    </w:p>
-    <w:p>
-      <w:pPr>
-        <w:pStyle w:val="Heading2"/>
-      </w:pPr>
-      <w:r>
-        <w:t>The key tension</w:t>
-      </w:r>
-    </w:p>
-    <w:p>
-      <w:pPr>
-        <w:pStyle w:val="ListParagraph"/>
-      </w:pPr>
-      <w:r>
-        <w:t xml:space="preserve">• </w:t>
-      </w:r>
-      <w:r>
-        <w:t>Platform licensing cost vs. build and operating effort.</w:t>
-      </w:r>
-    </w:p>
-    <w:p>
-      <w:pPr>
-        <w:pStyle w:val="ListParagraph"/>
-      </w:pPr>
-      <w:r>
-        <w:t xml:space="preserve">• </w:t>
-      </w:r>
-      <w:r>
-        <w:t>Velocity of low-code change vs. the discipline of a first-party codebase.</w:t>
-      </w:r>
-    </w:p>
-    <w:p>
-      <w:pPr>
-        <w:pStyle w:val="ListParagraph"/>
-      </w:pPr>
-      <w:r>
-        <w:t xml:space="preserve">• </w:t>
-      </w:r>
-      <w:r>
-        <w:t>Buying a managed capability vs. owning the full stack.</w:t>
-      </w:r>
-    </w:p>
-    <w:p>
-      <w:pPr>
-        <w:pStyle w:val="ListParagraph"/>
-      </w:pPr>
-      <w:r>
-        <w:t xml:space="preserve">• </w:t>
-      </w:r>
-      <w:r>
-        <w:t>Option B sits between the two: it avoids Dataverse data licensing but requires running two platforms and working around feature limits.</w:t>
-      </w:r>
-    </w:p>
-    <w:p>
-      <w:r>
-        <w:t xml:space="preserve">The eight-entity fit gap that argues for a </w:t>
-      </w:r>
-      <w:r>
-        <w:rPr>
-          <w:b w:val="0"/>
-          <w:i/>
-        </w:rPr>
-        <w:t>custom</w:t>
-      </w:r>
-      <w:r>
-        <w:t xml:space="preserve"> model applies to all three options — the real question is whether that custom model is built </w:t>
-      </w:r>
-      <w:r>
-        <w:rPr>
-          <w:b/>
-          <w:i w:val="0"/>
-        </w:rPr>
-        <w:t>on</w:t>
-      </w:r>
-      <w:r>
-        <w:t xml:space="preserve"> Dataverse (A), on a </w:t>
-      </w:r>
-      <w:r>
-        <w:rPr>
-          <w:b/>
-          <w:i w:val="0"/>
-        </w:rPr>
-        <w:t>relational database behind Power Apps</w:t>
-      </w:r>
-      <w:r>
-        <w:t xml:space="preserve"> (B), or as </w:t>
-      </w:r>
-      <w:r>
-        <w:rPr>
-          <w:b/>
-          <w:i w:val="0"/>
-        </w:rPr>
-        <w:t>our own code</w:t>
-      </w:r>
-      <w:r>
-        <w:t xml:space="preserve"> (C).</w:t>
-      </w:r>
-    </w:p>
-    <w:p>
-      <w:pPr>
-        <w:pStyle w:val="Heading2"/>
-      </w:pPr>
-      <w:r>
-        <w:t>Commercial / integration angle</w:t>
-      </w:r>
-    </w:p>
-    <w:p>
-      <w:r>
-        <w:t>Integration to the Golden Source also varies by option, and three patterns exist for getting entity data there (compared in architecture patterns comparison):</w:t>
-      </w:r>
-    </w:p>
-    <w:p>
-      <w:pPr>
-        <w:pStyle w:val="ListParagraph"/>
-      </w:pPr>
-      <w:r>
-        <w:t xml:space="preserve">• </w:t>
-      </w:r>
-      <w:r>
-        <w:rPr>
-          <w:b/>
-          <w:i w:val="0"/>
-        </w:rPr>
-        <w:t>Direct batch export</w:t>
-      </w:r>
-      <w:r>
-        <w:t xml:space="preserve"> — simplest, near-daily freshness</w:t>
-      </w:r>
-    </w:p>
-    <w:p>
-      <w:pPr>
-        <w:pStyle w:val="ListParagraph"/>
-      </w:pPr>
-      <w:r>
-        <w:t xml:space="preserve">• </w:t>
-      </w:r>
-      <w:r>
-        <w:rPr>
-          <w:b/>
-          <w:i w:val="0"/>
-        </w:rPr>
-        <w:t>Dynamics + ECS message bus</w:t>
-      </w:r>
-      <w:r>
-        <w:t xml:space="preserve"> — near-real-time, decouples consumers</w:t>
-      </w:r>
-    </w:p>
-    <w:p>
-      <w:pPr>
-        <w:pStyle w:val="ListParagraph"/>
-      </w:pPr>
-      <w:r>
-        <w:t xml:space="preserve">• </w:t>
-      </w:r>
-      <w:r>
-        <w:rPr>
-          <w:b/>
-          <w:i w:val="0"/>
-        </w:rPr>
-        <w:t>C# + ECS message bus</w:t>
-      </w:r>
-      <w:r>
-        <w:t xml:space="preserve"> — the native fit for Option C; Outbox Pattern guarantees delivery</w:t>
-      </w:r>
-    </w:p>
-    <w:p>
-      <w:r>
-        <w:t>Option C does not eliminate the need for the enterprise ECS bus — it changes who publishes to it (a background worker instead of a platform plugin). This is a shared dependency either way and should be confirmed early (see the open questions).</w:t>
-      </w:r>
-    </w:p>
-    <w:p>
-      <w:pPr>
-        <w:pStyle w:val="Heading2"/>
-      </w:pPr>
-      <w:r>
-        <w:t>Comparison table</w:t>
-      </w:r>
-    </w:p>
-    <w:tbl>
-      <w:tblPr>
-        <w:tblW w:type="auto" w:w="0"/>
-        <w:jc w:val="center"/>
-        <w:tblLook w:firstColumn="1" w:firstRow="1" w:lastColumn="0" w:lastRow="0" w:noHBand="0" w:noVBand="1" w:val="04A0"/>
-      </w:tblPr>
-      <w:tblGrid>
-        <w:gridCol w:w="2256"/>
-        <w:gridCol w:w="2256"/>
-        <w:gridCol w:w="2256"/>
-        <w:gridCol w:w="2256"/>
-      </w:tblGrid>
-      <w:tr>
-        <w:tc>
-          <w:tcPr>
-            <w:tcW w:type="dxa" w:w="2256"/>
-          </w:tcPr>
-          <w:p>
-            <w:r>
-              <w:rPr>
-                <w:b/>
-              </w:rPr>
-              <w:t>Dimension</w:t>
-            </w:r>
-          </w:p>
-        </w:tc>
-        <w:tc>
-          <w:tcPr>
-            <w:tcW w:type="dxa" w:w="2256"/>
-          </w:tcPr>
-          <w:p>
-            <w:r>
-              <w:rPr>
-                <w:b/>
-              </w:rPr>
-              <w:t>Option A — Power Platform</w:t>
-            </w:r>
-          </w:p>
-        </w:tc>
-        <w:tc>
-          <w:tcPr>
-            <w:tcW w:type="dxa" w:w="2256"/>
-          </w:tcPr>
-          <w:p>
-            <w:r>
-              <w:rPr>
-                <w:b/>
-              </w:rPr>
-              <w:t>Option B — Power Platform + SQL</w:t>
-            </w:r>
-          </w:p>
-        </w:tc>
-        <w:tc>
-          <w:tcPr>
-            <w:tcW w:type="dxa" w:w="2256"/>
-          </w:tcPr>
-          <w:p>
-            <w:r>
-              <w:rPr>
-                <w:b/>
-              </w:rPr>
-              <w:t>Option C — C# / PostgreSQL</w:t>
-            </w:r>
-          </w:p>
-        </w:tc>
-      </w:tr>
-      <w:tr>
-        <w:tc>
-          <w:tcPr>
-            <w:tcW w:type="dxa" w:w="2256"/>
-          </w:tcPr>
-          <w:p>
-            <w:r>
-              <w:t>Core outcome</w:t>
-            </w:r>
-          </w:p>
-        </w:tc>
-        <w:tc>
-          <w:tcPr>
-            <w:tcW w:type="dxa" w:w="2256"/>
-          </w:tcPr>
-          <w:p>
-            <w:r>
-              <w:t>Same</w:t>
-            </w:r>
-          </w:p>
-        </w:tc>
-        <w:tc>
-          <w:tcPr>
-            <w:tcW w:type="dxa" w:w="2256"/>
-          </w:tcPr>
-          <w:p>
-            <w:r>
-              <w:t>Same</w:t>
-            </w:r>
-          </w:p>
-        </w:tc>
-        <w:tc>
-          <w:tcPr>
-            <w:tcW w:type="dxa" w:w="2256"/>
-          </w:tcPr>
-          <w:p>
-            <w:r>
-              <w:t>Same</w:t>
-            </w:r>
-          </w:p>
-        </w:tc>
-      </w:tr>
-      <w:tr>
-        <w:tc>
-          <w:tcPr>
-            <w:tcW w:type="dxa" w:w="2256"/>
-          </w:tcPr>
-          <w:p>
-            <w:r>
-              <w:t>Time to first value</w:t>
-            </w:r>
-          </w:p>
-        </w:tc>
-        <w:tc>
-          <w:tcPr>
-            <w:tcW w:type="dxa" w:w="2256"/>
-          </w:tcPr>
-          <w:p>
-            <w:r>
-              <w:t>Fastest</w:t>
-            </w:r>
-          </w:p>
-        </w:tc>
-        <w:tc>
-          <w:tcPr>
-            <w:tcW w:type="dxa" w:w="2256"/>
-          </w:tcPr>
-          <w:p>
-            <w:r>
-              <w:t>Medium</w:t>
-            </w:r>
-          </w:p>
-        </w:tc>
-        <w:tc>
-          <w:tcPr>
-            <w:tcW w:type="dxa" w:w="2256"/>
-          </w:tcPr>
-          <w:p>
-            <w:r>
-              <w:t>Slowest</w:t>
-            </w:r>
-          </w:p>
-        </w:tc>
-      </w:tr>
-      <w:tr>
-        <w:tc>
-          <w:tcPr>
-            <w:tcW w:type="dxa" w:w="2256"/>
-          </w:tcPr>
-          <w:p>
-            <w:r>
-              <w:t>Recurring cost</w:t>
-            </w:r>
-          </w:p>
-        </w:tc>
-        <w:tc>
-          <w:tcPr>
-            <w:tcW w:type="dxa" w:w="2256"/>
-          </w:tcPr>
-          <w:p>
-            <w:r>
-              <w:t>Per-user / per-app licenses + Dataverse</w:t>
-            </w:r>
-          </w:p>
-        </w:tc>
-        <w:tc>
-          <w:tcPr>
-            <w:tcW w:type="dxa" w:w="2256"/>
-          </w:tcPr>
-          <w:p>
-            <w:r>
-              <w:t>Power Apps per-user + database hosting</w:t>
-            </w:r>
-          </w:p>
-        </w:tc>
-        <w:tc>
-          <w:tcPr>
-            <w:tcW w:type="dxa" w:w="2256"/>
-          </w:tcPr>
-          <w:p>
-            <w:r>
-              <w:t>Infrastructure only</w:t>
-            </w:r>
-          </w:p>
-        </w:tc>
-      </w:tr>
-      <w:tr>
-        <w:tc>
-          <w:tcPr>
-            <w:tcW w:type="dxa" w:w="2256"/>
-          </w:tcPr>
-          <w:p>
-            <w:r>
-              <w:t>Upfront effort</w:t>
-            </w:r>
-          </w:p>
-        </w:tc>
-        <w:tc>
-          <w:tcPr>
-            <w:tcW w:type="dxa" w:w="2256"/>
-          </w:tcPr>
-          <w:p>
-            <w:r>
-              <w:t>Low-code config</w:t>
-            </w:r>
-          </w:p>
-        </w:tc>
-        <w:tc>
-          <w:tcPr>
-            <w:tcW w:type="dxa" w:w="2256"/>
-          </w:tcPr>
-          <w:p>
-            <w:r>
-              <w:t>UI config + DB schema &amp; integration</w:t>
-            </w:r>
-          </w:p>
-        </w:tc>
-        <w:tc>
-          <w:tcPr>
-            <w:tcW w:type="dxa" w:w="2256"/>
-          </w:tcPr>
-          <w:p>
-            <w:r>
-              <w:t>Full engineering</w:t>
-            </w:r>
-          </w:p>
-        </w:tc>
-      </w:tr>
-      <w:tr>
-        <w:tc>
-          <w:tcPr>
-            <w:tcW w:type="dxa" w:w="2256"/>
-          </w:tcPr>
-          <w:p>
-            <w:r>
-              <w:t>Skill availability</w:t>
-            </w:r>
-          </w:p>
-        </w:tc>
-        <w:tc>
-          <w:tcPr>
-            <w:tcW w:type="dxa" w:w="2256"/>
-          </w:tcPr>
-          <w:p>
-            <w:r>
-              <w:t>New Microsoft skills</w:t>
-            </w:r>
-          </w:p>
-        </w:tc>
-        <w:tc>
-          <w:tcPr>
-            <w:tcW w:type="dxa" w:w="2256"/>
-          </w:tcPr>
-          <w:p>
-            <w:r>
-              <w:t>Mixed: Power Platform + existing DBA</w:t>
-            </w:r>
-          </w:p>
-        </w:tc>
-        <w:tc>
-          <w:tcPr>
-            <w:tcW w:type="dxa" w:w="2256"/>
-          </w:tcPr>
-          <w:p>
-            <w:r>
-              <w:t>Existing in-house team</w:t>
-            </w:r>
-          </w:p>
-        </w:tc>
-      </w:tr>
-      <w:tr>
-        <w:tc>
-          <w:tcPr>
-            <w:tcW w:type="dxa" w:w="2256"/>
-          </w:tcPr>
-          <w:p>
-            <w:r>
-              <w:t>Vendor lock-in</w:t>
-            </w:r>
-          </w:p>
-        </w:tc>
-        <w:tc>
-          <w:tcPr>
-            <w:tcW w:type="dxa" w:w="2256"/>
-          </w:tcPr>
-          <w:p>
-            <w:r>
-              <w:t>High</w:t>
-            </w:r>
-          </w:p>
-        </w:tc>
-        <w:tc>
-          <w:tcPr>
-            <w:tcW w:type="dxa" w:w="2256"/>
-          </w:tcPr>
-          <w:p>
-            <w:r>
-              <w:t>Medium</w:t>
-            </w:r>
-          </w:p>
-        </w:tc>
-        <w:tc>
-          <w:tcPr>
-            <w:tcW w:type="dxa" w:w="2256"/>
-          </w:tcPr>
-          <w:p>
-            <w:r>
-              <w:t>Low</w:t>
-            </w:r>
-          </w:p>
-        </w:tc>
-      </w:tr>
-      <w:tr>
-        <w:tc>
-          <w:tcPr>
-            <w:tcW w:type="dxa" w:w="2256"/>
-          </w:tcPr>
-          <w:p>
-            <w:r>
-              <w:t>Data residency</w:t>
-            </w:r>
-          </w:p>
-        </w:tc>
-        <w:tc>
-          <w:tcPr>
-            <w:tcW w:type="dxa" w:w="2256"/>
-          </w:tcPr>
-          <w:p>
-            <w:r>
-              <w:t>EU (platform-allocated)</w:t>
-            </w:r>
-          </w:p>
-        </w:tc>
-        <w:tc>
-          <w:tcPr>
-            <w:tcW w:type="dxa" w:w="2256"/>
-          </w:tcPr>
-          <w:p>
-            <w:r>
-              <w:t>EU (self-controlled DB, platform layer MS)</w:t>
-            </w:r>
-          </w:p>
-        </w:tc>
-        <w:tc>
-          <w:tcPr>
-            <w:tcW w:type="dxa" w:w="2256"/>
-          </w:tcPr>
-          <w:p>
-            <w:r>
-              <w:t>EU (self-controlled)</w:t>
-            </w:r>
-          </w:p>
-        </w:tc>
-      </w:tr>
-      <w:tr>
-        <w:tc>
-          <w:tcPr>
-            <w:tcW w:type="dxa" w:w="2256"/>
-          </w:tcPr>
-          <w:p>
-            <w:r>
-              <w:t>Control &amp; debuggability</w:t>
-            </w:r>
-          </w:p>
-        </w:tc>
-        <w:tc>
-          <w:tcPr>
-            <w:tcW w:type="dxa" w:w="2256"/>
-          </w:tcPr>
-          <w:p>
-            <w:r>
-              <w:t>Platform-limited</w:t>
-            </w:r>
-          </w:p>
-        </w:tc>
-        <w:tc>
-          <w:tcPr>
-            <w:tcW w:type="dxa" w:w="2256"/>
-          </w:tcPr>
-          <w:p>
-            <w:r>
-              <w:t>Partial — DB full, UI platform-limited</w:t>
-            </w:r>
-          </w:p>
-        </w:tc>
-        <w:tc>
-          <w:tcPr>
-            <w:tcW w:type="dxa" w:w="2256"/>
-          </w:tcPr>
-          <w:p>
-            <w:r>
-              <w:t>Full</w:t>
-            </w:r>
-          </w:p>
-        </w:tc>
-      </w:tr>
-      <w:tr>
-        <w:tc>
-          <w:tcPr>
-            <w:tcW w:type="dxa" w:w="2256"/>
-          </w:tcPr>
-          <w:p>
-            <w:r>
-              <w:t>Native Microsoft integrations</w:t>
-            </w:r>
-          </w:p>
-        </w:tc>
-        <w:tc>
-          <w:tcPr>
-            <w:tcW w:type="dxa" w:w="2256"/>
-          </w:tcPr>
-          <w:p>
-            <w:r>
-              <w:t>Out of the box</w:t>
-            </w:r>
-          </w:p>
-        </w:tc>
-        <w:tc>
-          <w:tcPr>
-            <w:tcW w:type="dxa" w:w="2256"/>
-          </w:tcPr>
-          <w:p>
-            <w:r>
-              <w:t>Partial — some require workarounds</w:t>
-            </w:r>
-          </w:p>
-        </w:tc>
-        <w:tc>
-          <w:tcPr>
-            <w:tcW w:type="dxa" w:w="2256"/>
-          </w:tcPr>
-          <w:p>
-            <w:r>
-              <w:t>Rebuilt</w:t>
-            </w:r>
-          </w:p>
-        </w:tc>
-      </w:tr>
-      <w:tr>
-        <w:tc>
-          <w:tcPr>
-            <w:tcW w:type="dxa" w:w="2256"/>
-          </w:tcPr>
-          <w:p>
-            <w:r>
-              <w:t>Operating model</w:t>
-            </w:r>
-          </w:p>
-        </w:tc>
-        <w:tc>
-          <w:tcPr>
-            <w:tcW w:type="dxa" w:w="2256"/>
-          </w:tcPr>
-          <w:p>
-            <w:r>
-              <w:t>Lease the platform</w:t>
-            </w:r>
-          </w:p>
-        </w:tc>
-        <w:tc>
-          <w:tcPr>
-            <w:tcW w:type="dxa" w:w="2256"/>
-          </w:tcPr>
-          <w:p>
-            <w:r>
-              <w:t>Lease UI, own data layer</w:t>
-            </w:r>
-          </w:p>
-        </w:tc>
-        <w:tc>
-          <w:tcPr>
-            <w:tcW w:type="dxa" w:w="2256"/>
-          </w:tcPr>
-          <w:p>
-            <w:r>
-              <w:t>Own the stack</w:t>
-            </w:r>
-          </w:p>
-        </w:tc>
-      </w:tr>
-    </w:tbl>
-    <w:p>
-      <w:pPr>
-        <w:pStyle w:val="Heading2"/>
-      </w:pPr>
-      <w:r>
-        <w:t>Decision framing</w:t>
-      </w:r>
-    </w:p>
-    <w:p>
-      <w:r>
-        <w:t xml:space="preserve">This is a </w:t>
-      </w:r>
-      <w:r>
-        <w:rPr>
-          <w:b/>
-          <w:i w:val="0"/>
-        </w:rPr>
-        <w:t>business operating-model decision</w:t>
-      </w:r>
-      <w:r>
-        <w:t>, not purely technical. It comes down to:</w:t>
-      </w:r>
-    </w:p>
-    <w:p>
-      <w:pPr>
-        <w:pStyle w:val="ListParagraph"/>
-      </w:pPr>
-      <w:r>
-        <w:t xml:space="preserve">• </w:t>
-      </w:r>
-      <w:r>
-        <w:rPr>
-          <w:b/>
-          <w:i w:val="0"/>
-        </w:rPr>
-        <w:t>Buy a managed platform</w:t>
-      </w:r>
-      <w:r>
-        <w:t xml:space="preserve"> (Option A) for speed and lower current spend on people, accepting licence cost and lock-in.</w:t>
-      </w:r>
-    </w:p>
-    <w:p>
-      <w:pPr>
-        <w:pStyle w:val="ListParagraph"/>
-      </w:pPr>
-      <w:r>
-        <w:t xml:space="preserve">• </w:t>
-      </w:r>
-      <w:r>
-        <w:rPr>
-          <w:b/>
-          <w:i w:val="0"/>
-        </w:rPr>
-        <w:t>Take the middle path</w:t>
-      </w:r>
-      <w:r>
-        <w:t xml:space="preserve"> (Option B) — keeping the Power Apps UI but moving data to a relational database the firm controls, accepting hybrid complexity and feature gaps in exchange for lower platform cost and data portability.</w:t>
-      </w:r>
-    </w:p>
-    <w:p>
-      <w:pPr>
-        <w:pStyle w:val="ListParagraph"/>
-      </w:pPr>
-      <w:r>
-        <w:t xml:space="preserve">• </w:t>
-      </w:r>
-      <w:r>
-        <w:rPr>
-          <w:b/>
-          <w:i w:val="0"/>
-        </w:rPr>
-        <w:t>Invest engineering effort</w:t>
-      </w:r>
-      <w:r>
-        <w:t xml:space="preserve"> (Option C) to reuse existing capability, eliminate per-seat licensing, and keep full control.</w:t>
-      </w:r>
-    </w:p>
-    <w:p>
-      <w:r>
-        <w:t>The decision should be made at TDA review weighing these pluses and minuses against the programme's cost envelope, delivery timeline, and appetite for long-term platform commitment.</w:t>
-      </w:r>
-    </w:p>
-    <w:p>
-      <w:pPr>
-        <w:pStyle w:val="Heading2"/>
-      </w:pPr>
-      <w:r>
-        <w:t>Related</w:t>
-      </w:r>
-    </w:p>
-    <w:p>
-      <w:pPr>
-        <w:pStyle w:val="ListParagraph"/>
-      </w:pPr>
-      <w:r>
-        <w:t xml:space="preserve">• </w:t>
-      </w:r>
-      <w:r>
-        <w:t>solution overview — Parent document; current (Dataverse) design</w:t>
-      </w:r>
-    </w:p>
-    <w:p>
-      <w:pPr>
-        <w:pStyle w:val="ListParagraph"/>
-      </w:pPr>
-      <w:r>
-        <w:t xml:space="preserve">• </w:t>
-      </w:r>
-      <w:r>
-        <w:t>alternative architecture traditional csharp — Full Option C design with cost/operability detail</w:t>
-      </w:r>
-    </w:p>
-    <w:p>
-      <w:pPr>
-        <w:pStyle w:val="ListParagraph"/>
-      </w:pPr>
-      <w:r>
-        <w:t xml:space="preserve">• </w:t>
-      </w:r>
-      <w:r>
-        <w:t>power apps rationale — The platform decision Option A is based on</w:t>
-      </w:r>
-    </w:p>
-    <w:p>
-      <w:pPr>
-        <w:pStyle w:val="ListParagraph"/>
-      </w:pPr>
-      <w:r>
-        <w:t xml:space="preserve">• </w:t>
-      </w:r>
-      <w:r>
-        <w:t>business capabilities — The capability model all three options must satisfy</w:t>
-      </w:r>
-    </w:p>
-    <w:p>
-      <w:pPr>
-        <w:pStyle w:val="ListParagraph"/>
-      </w:pPr>
-      <w:r>
-        <w:t xml:space="preserve">• </w:t>
-      </w:r>
-      <w:r>
-        <w:t>architecture patterns comparison — Integration to Golden Source, shared by all options</w:t>
-      </w:r>
-    </w:p>
-    <w:p>
-      <w:pPr>
-        <w:pStyle w:val="Heading2"/>
-      </w:pPr>
-      <w:r>
-        <w:t>Architecture Patterns — Integration to Golden Source</w:t>
-      </w:r>
-    </w:p>
-    <w:p>
-      <w:r>
-        <w:t>Three integration patterns for populating a Golden Source database from a CRM system. Each shows a different mechanism for getting entity data from the system of engagement into the authoritative master data store consumed by BI, Finance, and downstream systems.</w:t>
-      </w:r>
-    </w:p>
-    <w:p>
-      <w:pPr>
-        <w:pStyle w:val="Heading2"/>
-      </w:pPr>
-      <w:r>
-        <w:t>Pattern 1 — Dynamics 365 Direct Export</w:t>
-      </w:r>
-    </w:p>
-    <w:p>
-      <w:r>
-        <w:t>The simplest pattern. Dynamics 365 / Dataverse is the primary CRM system. Entity data is exported on a scheduled basis (or manually) to the Golden Source database.</w:t>
-      </w:r>
-    </w:p>
-    <w:p>
-      <w:pPr>
-        <w:pStyle w:val="ListParagraph"/>
-      </w:pPr>
-      <w:r>
-        <w:t xml:space="preserve">• </w:t>
-      </w:r>
-      <w:r>
-        <w:t>Export runs as a batch job — full or incremental sync</w:t>
-      </w:r>
-    </w:p>
-    <w:p>
-      <w:pPr>
-        <w:pStyle w:val="ListParagraph"/>
-      </w:pPr>
-      <w:r>
-        <w:t xml:space="preserve">• </w:t>
-      </w:r>
-      <w:r>
-        <w:t>Mapping and transform layer handles schema differences between Dataverse and the target store</w:t>
-      </w:r>
-    </w:p>
-    <w:p>
-      <w:pPr>
-        <w:pStyle w:val="ListParagraph"/>
-      </w:pPr>
-      <w:r>
-        <w:t xml:space="preserve">• </w:t>
-      </w:r>
-      <w:r>
-        <w:t>No real-time sync — data freshness depends on export frequency</w:t>
-      </w:r>
-    </w:p>
-    <w:p>
-      <w:pPr>
-        <w:pStyle w:val="ListParagraph"/>
-      </w:pPr>
-      <w:r>
-        <w:t xml:space="preserve">• </w:t>
-      </w:r>
-      <w:r>
-        <w:t>Suitable when downstream consumers can tolerate near-daily staleness</w:t>
-      </w:r>
-    </w:p>
-    <w:p>
-      <w:pPr>
-        <w:pStyle w:val="Heading2"/>
-      </w:pPr>
-      <w:r>
-        <w:t>Pattern 2 — Dynamics 365 + ECS Message Bus</w:t>
-      </w:r>
-    </w:p>
-    <w:p>
-      <w:r>
-        <w:t>Dynamics 365 remains the system of engagement, but entity changes are captured in near-real-time via the ECS (Enterprise Connectivity Services) message bus.</w:t>
-      </w:r>
-    </w:p>
-    <w:p>
-      <w:pPr>
-        <w:pStyle w:val="ListParagraph"/>
-      </w:pPr>
-      <w:r>
-        <w:t xml:space="preserve">• </w:t>
-      </w:r>
-      <w:r>
-        <w:t>Dataverse change tracking or a Power Automate flow captures entity mutations</w:t>
-      </w:r>
-    </w:p>
-    <w:p>
-      <w:pPr>
-        <w:pStyle w:val="ListParagraph"/>
-      </w:pPr>
-      <w:r>
-        <w:t xml:space="preserve">• </w:t>
-      </w:r>
-      <w:r>
-        <w:t>Changes are published as events to an ECS topic</w:t>
-      </w:r>
-    </w:p>
-    <w:p>
-      <w:pPr>
-        <w:pStyle w:val="ListParagraph"/>
-      </w:pPr>
-      <w:r>
-        <w:t xml:space="preserve">• </w:t>
-      </w:r>
-      <w:r>
-        <w:t>A consumer worker service subscribes, transforms, and upserts into the Golden Source</w:t>
-      </w:r>
-    </w:p>
-    <w:p>
-      <w:pPr>
-        <w:pStyle w:val="ListParagraph"/>
-      </w:pPr>
-      <w:r>
-        <w:t xml:space="preserve">• </w:t>
-      </w:r>
-      <w:r>
-        <w:t>Decouples the CRM from downstream consumers — multiple systems can subscribe to the same change stream</w:t>
-      </w:r>
-    </w:p>
-    <w:p>
-      <w:pPr>
-        <w:pStyle w:val="ListParagraph"/>
-      </w:pPr>
-      <w:r>
-        <w:t xml:space="preserve">• </w:t>
-      </w:r>
-      <w:r>
-        <w:t>Near-real-time freshness; failed messages route to a dead-letter queue for retry</w:t>
-      </w:r>
-    </w:p>
-    <w:p>
-      <w:pPr>
-        <w:pStyle w:val="Heading2"/>
-      </w:pPr>
-      <w:r>
-        <w:t>Pattern 3 — C# / ASP.NET Core + ECS Message Bus</w:t>
-      </w:r>
-    </w:p>
-    <w:p>
-      <w:r>
-        <w:t>No Dynamics or Dataverse dependency. A custom ASP.NET Core application writes directly to PostgreSQL as the primary data store, and publishes entity changes to the ECS bus via the Outbox Pattern.</w:t>
-      </w:r>
-    </w:p>
-    <w:p>
-      <w:pPr>
-        <w:pStyle w:val="ListParagraph"/>
-      </w:pPr>
-      <w:r>
-        <w:t xml:space="preserve">• </w:t>
-      </w:r>
-      <w:r>
-        <w:t>Application commits write the domain event and outbox record in the same database transaction</w:t>
-      </w:r>
-    </w:p>
-    <w:p>
-      <w:pPr>
-        <w:pStyle w:val="ListParagraph"/>
-      </w:pPr>
-      <w:r>
-        <w:t xml:space="preserve">• </w:t>
-      </w:r>
-      <w:r>
-        <w:t>A background dispatcher publishes outbox events to ECS — guarantees exactly-once delivery</w:t>
-      </w:r>
-    </w:p>
-    <w:p>
-      <w:pPr>
-        <w:pStyle w:val="ListParagraph"/>
-      </w:pPr>
-      <w:r>
-        <w:t xml:space="preserve">• </w:t>
-      </w:r>
-      <w:r>
-        <w:t>External consumers (Finance bridge, BI feeds, other lines of business) subscribe to the ECS topic</w:t>
-      </w:r>
-    </w:p>
-    <w:p>
-      <w:pPr>
-        <w:pStyle w:val="ListParagraph"/>
-      </w:pPr>
-      <w:r>
-        <w:t xml:space="preserve">• </w:t>
-      </w:r>
-      <w:r>
-        <w:t>Golden Source database is the application's own PostgreSQL — no separate copy/sync step</w:t>
-      </w:r>
-    </w:p>
-    <w:p>
-      <w:pPr>
-        <w:pStyle w:val="ListParagraph"/>
-      </w:pPr>
-      <w:r>
-        <w:t xml:space="preserve">• </w:t>
-      </w:r>
-      <w:r>
-        <w:t>Full control over schema, security model, and change capture without platform constraints</w:t>
-      </w:r>
-    </w:p>
-    <w:p>
-      <w:pPr>
-        <w:pStyle w:val="Heading2"/>
-      </w:pPr>
-      <w:r>
-        <w:t>Comparison</w:t>
-      </w:r>
-    </w:p>
-    <w:tbl>
-      <w:tblPr>
-        <w:tblW w:type="auto" w:w="0"/>
-        <w:jc w:val="center"/>
-        <w:tblLook w:firstColumn="1" w:firstRow="1" w:lastColumn="0" w:lastRow="0" w:noHBand="0" w:noVBand="1" w:val="04A0"/>
-      </w:tblPr>
-      <w:tblGrid>
-        <w:gridCol w:w="2256"/>
-        <w:gridCol w:w="2256"/>
-        <w:gridCol w:w="2256"/>
-        <w:gridCol w:w="2256"/>
-      </w:tblGrid>
-      <w:tr>
-        <w:tc>
-          <w:tcPr>
-            <w:tcW w:type="dxa" w:w="2256"/>
-          </w:tcPr>
-          <w:p>
-            <w:r>
-              <w:rPr>
-                <w:b/>
-              </w:rPr>
               <w:t>Aspect</w:t>
             </w:r>
           </w:p>
@@ -65459,6 +66694,25 @@
       </w:r>
       <w:r>
         <w:t xml:space="preserve"> — Option C: Traditional C# / PostgreSQL (alternative)</w:t>
+      </w:r>
+    </w:p>
+    <w:p>
+      <w:pPr>
+        <w:pStyle w:val="ListParagraph"/>
+      </w:pPr>
+      <w:r>
+        <w:t xml:space="preserve">• </w:t>
+      </w:r>
+      <w:r>
+        <w:rPr>
+          <w:rFonts w:ascii="Consolas" w:hAnsi="Consolas"/>
+          <w:b w:val="0"/>
+          <w:i w:val="0"/>
+        </w:rPr>
+        <w:t>wiki/dynamics-365-sales/</w:t>
+      </w:r>
+      <w:r>
+        <w:t xml:space="preserve"> — Option D: Packaged Dynamics 365 Sales (considered, detailed design TBD)</w:t>
       </w:r>
     </w:p>
     <w:p>
@@ -66805,10 +68059,26 @@
     </w:tbl>
     <w:p>
       <w:pPr>
-        <w:pStyle w:val="Heading2"/>
-      </w:pPr>
-      <w:r>
-        <w:t>Approach &amp; Decision Material</w:t>
+        <w:pStyle w:val="Heading3"/>
+      </w:pPr>
+      <w:r>
+        <w:t>Option D — Dynamics 365 Sales</w:t>
+      </w:r>
+    </w:p>
+    <w:p>
+      <w:r>
+        <w:t xml:space="preserve">Packaged product, tracked in </w:t>
+      </w:r>
+      <w:r>
+        <w:rPr>
+          <w:rFonts w:ascii="Consolas" w:hAnsi="Consolas"/>
+          <w:b w:val="0"/>
+          <w:i w:val="0"/>
+        </w:rPr>
+        <w:t>wiki/dynamics-365-sales/</w:t>
+      </w:r>
+      <w:r>
+        <w:t>.</w:t>
       </w:r>
     </w:p>
     <w:tbl>
@@ -66856,7 +68126,7 @@
           </w:tcPr>
           <w:p>
             <w:r>
-              <w:t>architecture approach executive summary</w:t>
+              <w:t>option d dynamics 365 sales</w:t>
             </w:r>
           </w:p>
         </w:tc>
@@ -66866,51 +68136,7 @@
           </w:tcPr>
           <w:p>
             <w:r>
-              <w:t>Plus/minus of the three architectural approaches without preference</w:t>
-            </w:r>
-          </w:p>
-        </w:tc>
-      </w:tr>
-      <w:tr>
-        <w:tc>
-          <w:tcPr>
-            <w:tcW w:type="dxa" w:w="4513"/>
-          </w:tcPr>
-          <w:p>
-            <w:r>
-              <w:t>architecture patterns comparison</w:t>
-            </w:r>
-          </w:p>
-        </w:tc>
-        <w:tc>
-          <w:tcPr>
-            <w:tcW w:type="dxa" w:w="4513"/>
-          </w:tcPr>
-          <w:p>
-            <w:r>
-              <w:t>Integration patterns to Golden Source</w:t>
-            </w:r>
-          </w:p>
-        </w:tc>
-      </w:tr>
-      <w:tr>
-        <w:tc>
-          <w:tcPr>
-            <w:tcW w:type="dxa" w:w="4513"/>
-          </w:tcPr>
-          <w:p>
-            <w:r>
-              <w:t>solution options</w:t>
-            </w:r>
-          </w:p>
-        </w:tc>
-        <w:tc>
-          <w:tcPr>
-            <w:tcW w:type="dxa" w:w="4513"/>
-          </w:tcPr>
-          <w:p>
-            <w:r>
-              <w:t>Solution options and trade-offs analysis</w:t>
+              <w:t>Option D overview, trade-offs, and open questions (detailed design TBD)</w:t>
             </w:r>
           </w:p>
         </w:tc>
@@ -66921,7 +68147,7 @@
         <w:pStyle w:val="Heading2"/>
       </w:pPr>
       <w:r>
-        <w:t>Compliance &amp; Governance</w:t>
+        <w:t>Approach &amp; Decision Material</w:t>
       </w:r>
     </w:p>
     <w:tbl>
@@ -66969,7 +68195,7 @@
           </w:tcPr>
           <w:p>
             <w:r>
-              <w:t>compliance</w:t>
+              <w:t>architecture approach executive summary</w:t>
             </w:r>
           </w:p>
         </w:tc>
@@ -66979,7 +68205,7 @@
           </w:tcPr>
           <w:p>
             <w:r>
-              <w:t>Regulatory and compliance requirements</w:t>
+              <w:t>Plus/minus of the four architectural approaches without preference</w:t>
             </w:r>
           </w:p>
         </w:tc>
@@ -66991,7 +68217,7 @@
           </w:tcPr>
           <w:p>
             <w:r>
-              <w:t>governance approval</w:t>
+              <w:t>architecture approach executive summary one page</w:t>
             </w:r>
           </w:p>
         </w:tc>
@@ -67001,7 +68227,7 @@
           </w:tcPr>
           <w:p>
             <w:r>
-              <w:t>Approval workflow</w:t>
+              <w:t>One-page A4 summary of the four approaches for decision review</w:t>
             </w:r>
           </w:p>
         </w:tc>
@@ -67013,7 +68239,7 @@
           </w:tcPr>
           <w:p>
             <w:r>
-              <w:t>governance oversight</w:t>
+              <w:t>architecture patterns comparison</w:t>
             </w:r>
           </w:p>
         </w:tc>
@@ -67023,7 +68249,29 @@
           </w:tcPr>
           <w:p>
             <w:r>
-              <w:t>Governance structure (TDA oversight)</w:t>
+              <w:t>Integration patterns to Golden Source</w:t>
+            </w:r>
+          </w:p>
+        </w:tc>
+      </w:tr>
+      <w:tr>
+        <w:tc>
+          <w:tcPr>
+            <w:tcW w:type="dxa" w:w="4513"/>
+          </w:tcPr>
+          <w:p>
+            <w:r>
+              <w:t>solution options</w:t>
+            </w:r>
+          </w:p>
+        </w:tc>
+        <w:tc>
+          <w:tcPr>
+            <w:tcW w:type="dxa" w:w="4513"/>
+          </w:tcPr>
+          <w:p>
+            <w:r>
+              <w:t>Solution options and trade-offs analysis</w:t>
             </w:r>
           </w:p>
         </w:tc>
@@ -67034,7 +68282,7 @@
         <w:pStyle w:val="Heading2"/>
       </w:pPr>
       <w:r>
-        <w:t>Implementation Roadmap</w:t>
+        <w:t>Compliance &amp; Governance</w:t>
       </w:r>
     </w:p>
     <w:tbl>
@@ -67082,7 +68330,7 @@
           </w:tcPr>
           <w:p>
             <w:r>
-              <w:t>roadmap phases</w:t>
+              <w:t>compliance</w:t>
             </w:r>
           </w:p>
         </w:tc>
@@ -67092,7 +68340,7 @@
           </w:tcPr>
           <w:p>
             <w:r>
-              <w:t>Roadmap phases</w:t>
+              <w:t>Regulatory and compliance requirements</w:t>
             </w:r>
           </w:p>
         </w:tc>
@@ -67104,7 +68352,7 @@
           </w:tcPr>
           <w:p>
             <w:r>
-              <w:t>roadmap timelines</w:t>
+              <w:t>governance approval</w:t>
             </w:r>
           </w:p>
         </w:tc>
@@ -67114,7 +68362,7 @@
           </w:tcPr>
           <w:p>
             <w:r>
-              <w:t>Roadmap timelines</w:t>
+              <w:t>Approval workflow</w:t>
             </w:r>
           </w:p>
         </w:tc>
@@ -67126,7 +68374,7 @@
           </w:tcPr>
           <w:p>
             <w:r>
-              <w:t>roadmap dependencies</w:t>
+              <w:t>governance oversight</w:t>
             </w:r>
           </w:p>
         </w:tc>
@@ -67136,7 +68384,7 @@
           </w:tcPr>
           <w:p>
             <w:r>
-              <w:t>Roadmap key dependencies</w:t>
+              <w:t>Governance structure (TDA oversight)</w:t>
             </w:r>
           </w:p>
         </w:tc>
@@ -67147,7 +68395,7 @@
         <w:pStyle w:val="Heading2"/>
       </w:pPr>
       <w:r>
-        <w:t>Cost &amp; Benefits</w:t>
+        <w:t>Implementation Roadmap</w:t>
       </w:r>
     </w:p>
     <w:tbl>
@@ -67195,6 +68443,119 @@
           </w:tcPr>
           <w:p>
             <w:r>
+              <w:t>roadmap phases</w:t>
+            </w:r>
+          </w:p>
+        </w:tc>
+        <w:tc>
+          <w:tcPr>
+            <w:tcW w:type="dxa" w:w="4513"/>
+          </w:tcPr>
+          <w:p>
+            <w:r>
+              <w:t>Roadmap phases</w:t>
+            </w:r>
+          </w:p>
+        </w:tc>
+      </w:tr>
+      <w:tr>
+        <w:tc>
+          <w:tcPr>
+            <w:tcW w:type="dxa" w:w="4513"/>
+          </w:tcPr>
+          <w:p>
+            <w:r>
+              <w:t>roadmap timelines</w:t>
+            </w:r>
+          </w:p>
+        </w:tc>
+        <w:tc>
+          <w:tcPr>
+            <w:tcW w:type="dxa" w:w="4513"/>
+          </w:tcPr>
+          <w:p>
+            <w:r>
+              <w:t>Roadmap timelines</w:t>
+            </w:r>
+          </w:p>
+        </w:tc>
+      </w:tr>
+      <w:tr>
+        <w:tc>
+          <w:tcPr>
+            <w:tcW w:type="dxa" w:w="4513"/>
+          </w:tcPr>
+          <w:p>
+            <w:r>
+              <w:t>roadmap dependencies</w:t>
+            </w:r>
+          </w:p>
+        </w:tc>
+        <w:tc>
+          <w:tcPr>
+            <w:tcW w:type="dxa" w:w="4513"/>
+          </w:tcPr>
+          <w:p>
+            <w:r>
+              <w:t>Roadmap key dependencies</w:t>
+            </w:r>
+          </w:p>
+        </w:tc>
+      </w:tr>
+    </w:tbl>
+    <w:p>
+      <w:pPr>
+        <w:pStyle w:val="Heading2"/>
+      </w:pPr>
+      <w:r>
+        <w:t>Cost &amp; Benefits</w:t>
+      </w:r>
+    </w:p>
+    <w:tbl>
+      <w:tblPr>
+        <w:tblW w:type="auto" w:w="0"/>
+        <w:jc w:val="center"/>
+        <w:tblLook w:firstColumn="1" w:firstRow="1" w:lastColumn="0" w:lastRow="0" w:noHBand="0" w:noVBand="1" w:val="04A0"/>
+      </w:tblPr>
+      <w:tblGrid>
+        <w:gridCol w:w="4513"/>
+        <w:gridCol w:w="4513"/>
+      </w:tblGrid>
+      <w:tr>
+        <w:tc>
+          <w:tcPr>
+            <w:tcW w:type="dxa" w:w="4513"/>
+          </w:tcPr>
+          <w:p>
+            <w:r>
+              <w:rPr>
+                <w:b/>
+              </w:rPr>
+              <w:t>Note</w:t>
+            </w:r>
+          </w:p>
+        </w:tc>
+        <w:tc>
+          <w:tcPr>
+            <w:tcW w:type="dxa" w:w="4513"/>
+          </w:tcPr>
+          <w:p>
+            <w:r>
+              <w:rPr>
+                <w:b/>
+              </w:rPr>
+              <w:t>Purpose</w:t>
+            </w:r>
+          </w:p>
+        </w:tc>
+      </w:tr>
+      <w:tr>
+        <w:tc>
+          <w:tcPr>
+            <w:tcW w:type="dxa" w:w="4513"/>
+          </w:tcPr>
+          <w:p>
+            <w:r>
               <w:t>cost estimates</w:t>
             </w:r>
           </w:p>
@@ -67478,7 +68839,282 @@
         <w:t xml:space="preserve">• </w:t>
       </w:r>
       <w:r>
-        <w:t>architecture approach executive summary — Three-way option comparison (parent decision material)</w:t>
+        <w:t>architecture approach executive summary — Four-way option comparison (parent decision material)</w:t>
+      </w:r>
+    </w:p>
+    <w:p>
+      <w:pPr>
+        <w:pStyle w:val="ListParagraph"/>
+      </w:pPr>
+      <w:r>
+        <w:t xml:space="preserve">• </w:t>
+      </w:r>
+      <w:r>
+        <w:t>solution overview — Parent document; current (Dataverse) design</w:t>
+      </w:r>
+    </w:p>
+    <w:p>
+      <w:pPr>
+        <w:pStyle w:val="Heading2"/>
+      </w:pPr>
+      <w:r>
+        <w:t>Option D — Dynamics 365 Sales</w:t>
+      </w:r>
+    </w:p>
+    <w:p>
+      <w:r>
+        <w:t>The packaged Microsoft sales CRM, run on Dataverse as-is rather than building a custom model. The standard sales lifecycle (Lead → Opportunity → Quote → Order → Invoice) applies directly.</w:t>
+      </w:r>
+    </w:p>
+    <w:p>
+      <w:r>
+        <w:t xml:space="preserve">This option is introduced (at a high level) in the architecture approach executive summary. Detail is currently captured in the fit assessment within power apps rationale; a full design note is </w:t>
+      </w:r>
+      <w:r>
+        <w:rPr>
+          <w:b/>
+          <w:i w:val="0"/>
+        </w:rPr>
+        <w:t>TBD</w:t>
+      </w:r>
+      <w:r>
+        <w:t xml:space="preserve"> if this option is pursued.</w:t>
+      </w:r>
+    </w:p>
+    <w:p>
+      <w:pPr>
+        <w:pStyle w:val="Heading2"/>
+      </w:pPr>
+      <w:r>
+        <w:t>Known Trade-offs (from the executive summary)</w:t>
+      </w:r>
+    </w:p>
+    <w:p>
+      <w:r>
+        <w:rPr>
+          <w:b/>
+          <w:i w:val="0"/>
+        </w:rPr>
+        <w:t>Pluses:</w:t>
+      </w:r>
+    </w:p>
+    <w:p>
+      <w:pPr>
+        <w:pStyle w:val="ListParagraph"/>
+      </w:pPr>
+      <w:r>
+        <w:t xml:space="preserve">• </w:t>
+      </w:r>
+      <w:r>
+        <w:t>Packaged sales process — Lead → Opportunity → Quote → Order → Invoice works out of the box with zero build</w:t>
+      </w:r>
+    </w:p>
+    <w:p>
+      <w:pPr>
+        <w:pStyle w:val="ListParagraph"/>
+      </w:pPr>
+      <w:r>
+        <w:t xml:space="preserve">• </w:t>
+      </w:r>
+      <w:r>
+        <w:t>Mature sales features — pipeline management, product catalogue, LinkedIn Sales Navigator, Copilot for Sales</w:t>
+      </w:r>
+    </w:p>
+    <w:p>
+      <w:pPr>
+        <w:pStyle w:val="ListParagraph"/>
+      </w:pPr>
+      <w:r>
+        <w:t xml:space="preserve">• </w:t>
+      </w:r>
+      <w:r>
+        <w:t>Native integrations — Outlook, SharePoint, Teams, Power BI, audit trail ship with the product</w:t>
+      </w:r>
+    </w:p>
+    <w:p>
+      <w:pPr>
+        <w:pStyle w:val="ListParagraph"/>
+      </w:pPr>
+      <w:r>
+        <w:t xml:space="preserve">• </w:t>
+      </w:r>
+      <w:r>
+        <w:t>Managed platform — security, infrastructure, and capacity are Microsoft's responsibility</w:t>
+      </w:r>
+    </w:p>
+    <w:p>
+      <w:r>
+        <w:rPr>
+          <w:b/>
+          <w:i w:val="0"/>
+        </w:rPr>
+        <w:t>Minuses:</w:t>
+      </w:r>
+    </w:p>
+    <w:p>
+      <w:pPr>
+        <w:pStyle w:val="ListParagraph"/>
+      </w:pPr>
+      <w:r>
+        <w:t xml:space="preserve">• </w:t>
+      </w:r>
+      <w:r>
+        <w:t>Lifecycle mismatch — the KF advisory lifecycle (pitch → NDA → multi-round bid → due diligence → regulatory gates) does not match the packaged sales pipeline</w:t>
+      </w:r>
+    </w:p>
+    <w:p>
+      <w:pPr>
+        <w:pStyle w:val="ListParagraph"/>
+      </w:pPr>
+      <w:r>
+        <w:t xml:space="preserve">• </w:t>
+      </w:r>
+      <w:r>
+        <w:t>Fit gap remains — 8 of 11 core entities (kf</w:t>
+      </w:r>
+      <w:r>
+        <w:rPr>
+          <w:b w:val="0"/>
+          <w:i/>
+        </w:rPr>
+        <w:t>Pitch, kf</w:t>
+      </w:r>
+      <w:r>
+        <w:t>NDA, kf</w:t>
+      </w:r>
+      <w:r>
+        <w:rPr>
+          <w:b w:val="0"/>
+          <w:i/>
+        </w:rPr>
+        <w:t>Bid, kf</w:t>
+      </w:r>
+      <w:r>
+        <w:t>DDMilestone, kf</w:t>
+      </w:r>
+      <w:r>
+        <w:rPr>
+          <w:b w:val="0"/>
+          <w:i/>
+        </w:rPr>
+        <w:t>RedFlag, kf</w:t>
+      </w:r>
+      <w:r>
+        <w:t>InvestorProfile, kf</w:t>
+      </w:r>
+      <w:r>
+        <w:rPr>
+          <w:b w:val="0"/>
+          <w:i/>
+        </w:rPr>
+        <w:t>DataRoomAccess, kf</w:t>
+      </w:r>
+      <w:r>
+        <w:t>KYCRecord) have no packaged equivalent; they must be custom-built on Dataverse anyway</w:t>
+      </w:r>
+    </w:p>
+    <w:p>
+      <w:pPr>
+        <w:pStyle w:val="ListParagraph"/>
+      </w:pPr>
+      <w:r>
+        <w:t xml:space="preserve">• </w:t>
+      </w:r>
+      <w:r>
+        <w:t>Unwanted features — packaged capabilities (product catalogue, transactional quotes) are bundled regardless of need</w:t>
+      </w:r>
+    </w:p>
+    <w:p>
+      <w:pPr>
+        <w:pStyle w:val="ListParagraph"/>
+      </w:pPr>
+      <w:r>
+        <w:t xml:space="preserve">• </w:t>
+      </w:r>
+      <w:r>
+        <w:t>Ongoing licensing cost — per-user D365 Sales licenses on top of Dataverse</w:t>
+      </w:r>
+    </w:p>
+    <w:p>
+      <w:pPr>
+        <w:pStyle w:val="ListParagraph"/>
+      </w:pPr>
+      <w:r>
+        <w:t xml:space="preserve">• </w:t>
+      </w:r>
+      <w:r>
+        <w:t>Vendor lock-in — data, model, and process sit on Microsoft's platform</w:t>
+      </w:r>
+    </w:p>
+    <w:p>
+      <w:pPr>
+        <w:pStyle w:val="Heading2"/>
+      </w:pPr>
+      <w:r>
+        <w:t>Open Questions for TDA</w:t>
+      </w:r>
+    </w:p>
+    <w:p>
+      <w:pPr>
+        <w:pStyle w:val="ListParagraph"/>
+      </w:pPr>
+      <w:r>
+        <w:t xml:space="preserve">• </w:t>
+      </w:r>
+      <w:r>
+        <w:t>Is the standard sales lifecycle acceptable for any service line, or is the lifecycle mismatch a blocker?</w:t>
+      </w:r>
+    </w:p>
+    <w:p>
+      <w:pPr>
+        <w:pStyle w:val="ListParagraph"/>
+      </w:pPr>
+      <w:r>
+        <w:t xml:space="preserve">• </w:t>
+      </w:r>
+      <w:r>
+        <w:t>Do the 8 custom entities change the value proposition enough that a custom app (Option A) dominates this option on the same platform?</w:t>
+      </w:r>
+    </w:p>
+    <w:p>
+      <w:pPr>
+        <w:pStyle w:val="ListParagraph"/>
+      </w:pPr>
+      <w:r>
+        <w:t xml:space="preserve">• </w:t>
+      </w:r>
+      <w:r>
+        <w:t>How does D365 Sales licensing compare against Power Apps per-user for the intended user base?</w:t>
+      </w:r>
+    </w:p>
+    <w:p>
+      <w:pPr>
+        <w:pStyle w:val="Heading2"/>
+      </w:pPr>
+      <w:r>
+        <w:t>Related</w:t>
+      </w:r>
+    </w:p>
+    <w:p>
+      <w:pPr>
+        <w:pStyle w:val="ListParagraph"/>
+      </w:pPr>
+      <w:r>
+        <w:t xml:space="preserve">• </w:t>
+      </w:r>
+      <w:r>
+        <w:t>architecture approach executive summary — Four-way option comparison (parent decision material)</w:t>
+      </w:r>
+    </w:p>
+    <w:p>
+      <w:pPr>
+        <w:pStyle w:val="ListParagraph"/>
+      </w:pPr>
+      <w:r>
+        <w:t xml:space="preserve">• </w:t>
+      </w:r>
+      <w:r>
+        <w:t>power apps rationale — Entity fit assessment (D365 Sales vs. custom model)</w:t>
       </w:r>
     </w:p>
     <w:p>
